--- a/zht/docx/020.content.docx
+++ b/zht/docx/020.content.docx
@@ -166,26 +166,6 @@
       </w:r>
       <w:r>
         <w:rPr>
-          <w:i/>
-          <w:lang w:val="zh_TW" w:bidi="zh_TW"/>
-        </w:rPr>
-        <w:t>賜福、祝福</w:t>
-      </w:r>
-      <w:r>
-        <w:rPr>
-          <w:lang w:val="zh_TW" w:bidi="zh_TW"/>
-        </w:rPr>
-      </w:r>
-    </w:p>
-    <w:p>
-      <w:pPr/>
-      <w:r>
-        <w:rPr>
-          <w:lang w:val="zh_TW" w:bidi="zh_TW"/>
-        </w:rPr>
-      </w:r>
-      <w:r>
-        <w:rPr>
           <w:lang w:val="zh_TW" w:bidi="zh_TW"/>
         </w:rPr>
         <w:t xml:space="preserve"> </w:t>
@@ -232,6 +212,3350 @@
         <w:rPr>
           <w:lang w:val="zh_TW" w:bidi="zh_TW"/>
         </w:rPr>
+        <w:t>次經</w:t>
+      </w:r>
+      <w:r>
+        <w:rPr>
+          <w:lang w:val="zh_TW" w:bidi="zh_TW"/>
+        </w:rPr>
+      </w:r>
+    </w:p>
+    <w:p>
+      <w:pPr/>
+      <w:r>
+        <w:rPr>
+          <w:lang w:val="zh_TW" w:bidi="zh_TW"/>
+        </w:rPr>
+      </w:r>
+      <w:r>
+        <w:rPr>
+          <w:lang w:val="zh_TW" w:bidi="zh_TW"/>
+        </w:rPr>
+        <w:t>次經（Apocrypha）是複數詞語，是指某些特定的猶太與基督教書卷。這個詞語原本來自希臘文</w:t>
+      </w:r>
+      <w:r>
+        <w:rPr>
+          <w:i/>
+          <w:lang w:val="zh_TW" w:bidi="zh_TW"/>
+        </w:rPr>
+        <w:t>apocryphos</w:t>
+      </w:r>
+      <w:r>
+        <w:rPr>
+          <w:lang w:val="zh_TW" w:bidi="zh_TW"/>
+        </w:rPr>
+        <w:t>，意思是「隱藏」或「秘密」。這些書卷通常以三種方式呈現：</w:t>
+      </w:r>
+    </w:p>
+    <w:p>
+      <w:pPr>
+        <w:pStyle w:val="ListBullet"/>
+        <w:spacing w:line="240" w:lineRule="auto"/>
+        <w:ind w:left="720"/>
+      </w:pPr>
+      <w:r>
+        <w:rPr>
+          <w:lang w:val="zh_TW" w:bidi="zh_TW"/>
+        </w:rPr>
+      </w:r>
+      <w:r>
+        <w:rPr>
+          <w:lang w:val="zh_TW" w:bidi="zh_TW"/>
+        </w:rPr>
+        <w:t>由某位著名的聖經人物所寫，</w:t>
+      </w:r>
+    </w:p>
+    <w:p>
+      <w:pPr>
+        <w:pStyle w:val="ListBullet"/>
+        <w:spacing w:line="240" w:lineRule="auto"/>
+        <w:ind w:left="720"/>
+      </w:pPr>
+      <w:r>
+        <w:rPr>
+          <w:lang w:val="zh_TW" w:bidi="zh_TW"/>
+        </w:rPr>
+      </w:r>
+      <w:r>
+        <w:rPr>
+          <w:lang w:val="zh_TW" w:bidi="zh_TW"/>
+        </w:rPr>
+        <w:t>從神而來的啟示，以及</w:t>
+      </w:r>
+    </w:p>
+    <w:p>
+      <w:pPr>
+        <w:pStyle w:val="ListBullet"/>
+        <w:spacing w:line="240" w:lineRule="auto"/>
+        <w:ind w:left="720"/>
+      </w:pPr>
+      <w:r>
+        <w:rPr>
+          <w:lang w:val="zh_TW" w:bidi="zh_TW"/>
+        </w:rPr>
+      </w:r>
+      <w:r>
+        <w:rPr>
+          <w:lang w:val="zh_TW" w:bidi="zh_TW"/>
+        </w:rPr>
+        <w:t>包含與聖經信仰有關的重要教導。</w:t>
+      </w:r>
+    </w:p>
+    <w:p>
+      <w:pPr/>
+      <w:r>
+        <w:rPr>
+          <w:lang w:val="zh_TW" w:bidi="zh_TW"/>
+        </w:rPr>
+      </w:r>
+      <w:r>
+        <w:rPr>
+          <w:lang w:val="zh_TW" w:bidi="zh_TW"/>
+        </w:rPr>
+        <w:t>猶太人與基督徒都熟悉這些次經，而且常常使用它們。不過，是否應該把這些書卷接納為聖經，當時的人一直都有爭論。後來，次經這個詞語便逐漸用來指向聖經以外的書卷，人們不認為這些書卷與聖經同樣具有默示性質或權威。</w:t>
+      </w:r>
+    </w:p>
+    <w:p>
+      <w:pPr/>
+      <w:r>
+        <w:rPr>
+          <w:lang w:val="zh_TW" w:bidi="zh_TW"/>
+        </w:rPr>
+      </w:r>
+      <w:r>
+        <w:rPr>
+          <w:lang w:val="zh_TW" w:bidi="zh_TW"/>
+        </w:rPr>
+        <w:t>有些基督教傳統（包括天主教會與東正教會）接納若干古代猶太書卷作為他們的聖經一部分。這些書卷寫於舊約聖經與新約聖經之間的時期。這些傳統稱它們為次正典（</w:t>
+      </w:r>
+      <w:r>
+        <w:rPr>
+          <w:i/>
+          <w:lang w:val="zh_TW" w:bidi="zh_TW"/>
+        </w:rPr>
+        <w:t>Deuterocanon，</w:t>
+      </w:r>
+      <w:r>
+        <w:rPr>
+          <w:lang w:val="zh_TW" w:bidi="zh_TW"/>
+        </w:rPr>
+        <w:t>意指「第二正典」或後來被視為聖經的「第二批書卷」）。在這些傳統的聖經中，這些書卷通常放在舊約聖經與新約聖經之間。</w:t>
+      </w:r>
+    </w:p>
+    <w:p>
+      <w:pPr>
+        <w:pStyle w:val="Heading3"/>
+      </w:pPr>
+      <w:r>
+        <w:rPr>
+          <w:lang w:val="zh_TW" w:bidi="zh_TW"/>
+        </w:rPr>
+        <w:t>簡介</w:t>
+      </w:r>
+    </w:p>
+    <w:p>
+      <w:pPr/>
+      <w:r>
+        <w:rPr>
+          <w:lang w:val="zh_TW" w:bidi="zh_TW"/>
+        </w:rPr>
+      </w:r>
+      <w:r>
+        <w:rPr>
+          <w:lang w:val="zh_TW" w:bidi="zh_TW"/>
+        </w:rPr>
+        <w:t>古代有不少與聖經信仰有關的書卷，不只是舊約聖經與新約聖經本身。舊約聖經偶爾提到一些後來失傳的書卷，例如雅煞珥書（</w:t>
+      </w:r>
+      <w:hyperlink r:id="rId13">
+        <w:r>
+          <w:rPr>
+            <w:lang w:val="zh_TW" w:bidi="zh_TW"/>
+          </w:rPr>
+          <w:rPr>
+            <w:color w:val="0000EE"/>
+            <w:u w:val="single"/>
+          </w:rPr>
+          <w:t>書10:13</w:t>
+        </w:r>
+      </w:hyperlink>
+      <w:r>
+        <w:rPr>
+          <w:lang w:val="zh_TW" w:bidi="zh_TW"/>
+        </w:rPr>
+        <w:t>）。新約聖經也有引用聖經以外的書面資料（例如，</w:t>
+      </w:r>
+      <w:hyperlink r:id="rId14">
+        <w:r>
+          <w:rPr>
+            <w:lang w:val="zh_TW" w:bidi="zh_TW"/>
+          </w:rPr>
+          <w:rPr>
+            <w:color w:val="0000EE"/>
+            <w:u w:val="single"/>
+          </w:rPr>
+          <w:t>猶14–15</w:t>
+        </w:r>
+      </w:hyperlink>
+      <w:r>
+        <w:rPr>
+          <w:lang w:val="zh_TW" w:bidi="zh_TW"/>
+        </w:rPr>
+        <w:t>）。</w:t>
+      </w:r>
+    </w:p>
+    <w:p>
+      <w:pPr>
+        <w:pStyle w:val="Heading3"/>
+      </w:pPr>
+      <w:r>
+        <w:rPr>
+          <w:lang w:val="zh_TW" w:bidi="zh_TW"/>
+        </w:rPr>
+        <w:t>猶太背景與舊約聖經次經</w:t>
+      </w:r>
+    </w:p>
+    <w:p>
+      <w:pPr/>
+      <w:r>
+        <w:rPr>
+          <w:lang w:val="zh_TW" w:bidi="zh_TW"/>
+        </w:rPr>
+      </w:r>
+      <w:r>
+        <w:rPr>
+          <w:lang w:val="zh_TW" w:bidi="zh_TW"/>
+        </w:rPr>
+        <w:t>這類書卷中，有部分被納入七十士譯本（即在公元前二世紀完成的希臘文舊約聖經譯本）。那些收錄於七十士譯本的書卷就被稱為舊約聖經次經。羅馬天主教會與東正教會把其中許多書卷視為次經書卷（deuterocanonical），但兩者對哪些書卷應列入次經書卷清單，則沒有共識。猶太群體與大部分新教教會，則不接納這些著作為神的話語，認為這些著作並無同等的默示性質與權威。</w:t>
+      </w:r>
+    </w:p>
+    <w:p>
+      <w:pPr>
+        <w:pStyle w:val="Heading3"/>
+      </w:pPr>
+      <w:r>
+        <w:rPr>
+          <w:lang w:val="zh_TW" w:bidi="zh_TW"/>
+        </w:rPr>
+        <w:t>基督教的使用與新約聖經次經</w:t>
+      </w:r>
+    </w:p>
+    <w:p>
+      <w:pPr/>
+      <w:r>
+        <w:rPr>
+          <w:lang w:val="zh_TW" w:bidi="zh_TW"/>
+        </w:rPr>
+      </w:r>
+      <w:r>
+        <w:rPr>
+          <w:lang w:val="zh_TW" w:bidi="zh_TW"/>
+        </w:rPr>
+        <w:t>一些來自早期基督教時代的著作，被稱為新約聖經次經（模仿或擴展新約聖經故事的一組書卷）。其中有些著作，曾被視為有助靈修或道德教導，但很快就被人發現其中包含與聖經真理不符的思想，因此被視為異端（即錯誤或違背信仰共識）而被拒絕。</w:t>
+      </w:r>
+    </w:p>
+    <w:p>
+      <w:pPr/>
+      <w:r>
+        <w:rPr>
+          <w:lang w:val="zh_TW" w:bidi="zh_TW"/>
+        </w:rPr>
+      </w:r>
+      <w:r>
+        <w:rPr>
+          <w:lang w:val="zh_TW" w:bidi="zh_TW"/>
+        </w:rPr>
+        <w:t>所有新約聖經次經都沒有被納入聖經正典（即公認具有默示性質與權威的書卷），只有部分東正教傳統接納其中少數著作為正典。</w:t>
+      </w:r>
+    </w:p>
+    <w:p>
+      <w:pPr>
+        <w:pStyle w:val="Heading3"/>
+      </w:pPr>
+      <w:r>
+        <w:rPr>
+          <w:lang w:val="zh_TW" w:bidi="zh_TW"/>
+        </w:rPr>
+        <w:t>作者與偽經</w:t>
+      </w:r>
+    </w:p>
+    <w:p>
+      <w:pPr/>
+      <w:r>
+        <w:rPr>
+          <w:lang w:val="zh_TW" w:bidi="zh_TW"/>
+        </w:rPr>
+      </w:r>
+      <w:r>
+        <w:rPr>
+          <w:lang w:val="zh_TW" w:bidi="zh_TW"/>
+        </w:rPr>
+        <w:t>大多數次經的作者，都沒有在書卷裡留下其名字。不過，有些人把自己的著作寫得好像出自某位著名的舊約人物，或早期某位知名的基督徒領袖。</w:t>
+      </w:r>
+    </w:p>
+    <w:p>
+      <w:pPr/>
+      <w:r>
+        <w:rPr>
+          <w:lang w:val="zh_TW" w:bidi="zh_TW"/>
+        </w:rPr>
+      </w:r>
+      <w:r>
+        <w:rPr>
+          <w:lang w:val="zh_TW" w:bidi="zh_TW"/>
+        </w:rPr>
+        <w:t>舊約聖經次經成為介乎舊約聖經與新約聖經之間，一小部分但重要的猶太文學。這些猶太著作中，許多出自一個時代，當時猶太人感到自己的信仰與生活方式受到希臘文化（希臘化）威脅，後來又受到羅馬統治的威脅。</w:t>
+      </w:r>
+    </w:p>
+    <w:p>
+      <w:pPr/>
+      <w:r>
+        <w:rPr>
+          <w:lang w:val="zh_TW" w:bidi="zh_TW"/>
+        </w:rPr>
+      </w:r>
+      <w:r>
+        <w:rPr>
+          <w:lang w:val="zh_TW" w:bidi="zh_TW"/>
+        </w:rPr>
+        <w:t>若干次經書卷也被稱為偽經（</w:t>
+      </w:r>
+      <w:r>
+        <w:rPr>
+          <w:i/>
+          <w:lang w:val="zh_TW" w:bidi="zh_TW"/>
+        </w:rPr>
+        <w:t>Pseudepigrapha，</w:t>
+      </w:r>
+      <w:r>
+        <w:rPr>
+          <w:lang w:val="zh_TW" w:bidi="zh_TW"/>
+        </w:rPr>
+        <w:t>源自希臘文</w:t>
+      </w:r>
+      <w:r>
+        <w:rPr>
+          <w:i/>
+          <w:lang w:val="zh_TW" w:bidi="zh_TW"/>
+        </w:rPr>
+        <w:t>pseudes</w:t>
+      </w:r>
+      <w:r>
+        <w:rPr>
+          <w:lang w:val="zh_TW" w:bidi="zh_TW"/>
+        </w:rPr>
+        <w:t>和</w:t>
+      </w:r>
+      <w:r>
+        <w:rPr>
+          <w:i/>
+          <w:lang w:val="zh_TW" w:bidi="zh_TW"/>
+        </w:rPr>
+        <w:t>epigraphe</w:t>
+      </w:r>
+      <w:r>
+        <w:rPr>
+          <w:lang w:val="zh_TW" w:bidi="zh_TW"/>
+        </w:rPr>
+        <w:t>，意為「虛假」和「名字/銘文」）。偽經這個名稱反映出這些書卷所作的宣稱：</w:t>
+      </w:r>
+    </w:p>
+    <w:p>
+      <w:pPr>
+        <w:pStyle w:val="ListNumber"/>
+        <w:numPr>
+          <w:ilvl w:val="0"/>
+          <w:numId w:val="14"/>
+        </w:numPr>
+        <w:spacing w:line="240" w:lineRule="auto"/>
+        <w:ind w:left="720"/>
+      </w:pPr>
+      <w:r>
+        <w:rPr>
+          <w:lang w:val="zh_TW" w:bidi="zh_TW"/>
+        </w:rPr>
+      </w:r>
+      <w:r>
+        <w:rPr>
+          <w:lang w:val="zh_TW" w:bidi="zh_TW"/>
+        </w:rPr>
+        <w:t>說該書卷是由某位聖經人物（例如以諾、亞伯拉罕、摩西、所羅門、巴多羅買或多馬）寫成，或</w:t>
+      </w:r>
+    </w:p>
+    <w:p>
+      <w:pPr>
+        <w:pStyle w:val="ListNumber"/>
+        <w:spacing w:line="240" w:lineRule="auto"/>
+        <w:ind w:left="720"/>
+      </w:pPr>
+      <w:r>
+        <w:rPr>
+          <w:lang w:val="zh_TW" w:bidi="zh_TW"/>
+        </w:rPr>
+      </w:r>
+      <w:r>
+        <w:rPr>
+          <w:lang w:val="zh_TW" w:bidi="zh_TW"/>
+        </w:rPr>
+        <w:t>說該書卷包含原本啟示給某位聖經人物（例如亞當和夏娃或以賽亞）的啟示。</w:t>
+      </w:r>
+    </w:p>
+    <w:p>
+      <w:pPr/>
+      <w:r>
+        <w:rPr>
+          <w:lang w:val="zh_TW" w:bidi="zh_TW"/>
+        </w:rPr>
+      </w:r>
+      <w:r>
+        <w:rPr>
+          <w:lang w:val="zh_TW" w:bidi="zh_TW"/>
+        </w:rPr>
+        <w:t>換句話說，這些書卷都錯誤宣稱其作者為某位聖經人物，或錯誤宣稱其提供啟示，而該啟示原本是給予某位聖經人物。</w:t>
+      </w:r>
+    </w:p>
+    <w:p>
+      <w:pPr/>
+      <w:r>
+        <w:rPr>
+          <w:lang w:val="zh_TW" w:bidi="zh_TW"/>
+        </w:rPr>
+      </w:r>
+      <w:r>
+        <w:rPr>
+          <w:lang w:val="zh_TW" w:bidi="zh_TW"/>
+        </w:rPr>
+        <w:t>偽經常常強烈關注天啟題材，例如世界的創造、以色列與列邦的將來、神與天使的榮耀、彌賽亞的國度，以及死後的生命。</w:t>
+      </w:r>
+    </w:p>
+    <w:p>
+      <w:pPr/>
+      <w:r>
+        <w:rPr>
+          <w:lang w:val="zh_TW" w:bidi="zh_TW"/>
+        </w:rPr>
+      </w:r>
+      <w:r>
+        <w:rPr>
+          <w:lang w:val="zh_TW" w:bidi="zh_TW"/>
+        </w:rPr>
+        <w:t>許多偽經是猶太人的著作，但從未被猶太或基督徒群體接納。他們的寫作年代與其它次經大致相同（約公元前200年至公元110年）。不過，這些書卷的內容具有特殊性，因此只得到某些群體的承認。又由於其中一些作品模仿正典聖經的部分內容，那些群體可能視它們的權威與受神默示的程度，與聖經書卷相近。</w:t>
+      </w:r>
+    </w:p>
+    <w:p>
+      <w:pPr>
+        <w:pStyle w:val="Heading3"/>
+      </w:pPr>
+      <w:r>
+        <w:rPr>
+          <w:b/>
+          <w:lang w:val="zh_TW" w:bidi="zh_TW"/>
+        </w:rPr>
+        <w:t>該時期的其它宗教著作</w:t>
+      </w:r>
+    </w:p>
+    <w:p>
+      <w:pPr/>
+      <w:r>
+        <w:rPr>
+          <w:lang w:val="zh_TW" w:bidi="zh_TW"/>
+        </w:rPr>
+      </w:r>
+      <w:r>
+        <w:rPr>
+          <w:lang w:val="zh_TW" w:bidi="zh_TW"/>
+        </w:rPr>
+        <w:t>當時其他宗教著作並沒有宣稱自己是聖經。這些作品保存了一些猶太與早期基督徒的傳統，有時也加入傳說與其它故事，這些內容並未有記載準確的歷史，或包含與聖經不同的教導。在那個時期，除了聖經本身之外，與聖經信仰有關的書卷並不多。</w:t>
+      </w:r>
+    </w:p>
+    <w:p>
+      <w:pPr/>
+      <w:r>
+        <w:rPr>
+          <w:lang w:val="zh_TW" w:bidi="zh_TW"/>
+        </w:rPr>
+      </w:r>
+      <w:r>
+        <w:rPr>
+          <w:lang w:val="zh_TW" w:bidi="zh_TW"/>
+        </w:rPr>
+        <w:t>因此，這些僅有的其它書卷，往往在猶太人與基督徒中為人熟知。妥拉（摩西律法）一直被猶太人視為神學上合乎正統的標準。然而，在外邦統治下，猶太人的生活艱難，他們偏愛其它書卷的故事，因為這些故事講述人們如何在逼迫中忍耐，或講述神百姓的仇敵如何被擊敗。</w:t>
+      </w:r>
+    </w:p>
+    <w:p>
+      <w:pPr/>
+      <w:r>
+        <w:rPr>
+          <w:lang w:val="zh_TW" w:bidi="zh_TW"/>
+        </w:rPr>
+      </w:r>
+      <w:r>
+        <w:rPr>
+          <w:lang w:val="zh_TW" w:bidi="zh_TW"/>
+        </w:rPr>
+        <w:t>同樣地，早期基督徒也對許多與新約相關的其它書卷感興趣，即使那些書卷並不屬於已被接納的書卷之列（包括猶太人的舊約聖經，以及我們今日所知的新約聖經）。其它著作常常講述耶穌與祂的跟隨者所做的事，也包含自稱的啟示與屬靈教導。其中有些內容缺乏歷史根據，並且相當奇異；而另一些內容在某種程度上反映出基督的精神與使徒的教導。</w:t>
+      </w:r>
+    </w:p>
+    <w:p>
+      <w:pPr/>
+      <w:r>
+        <w:rPr>
+          <w:lang w:val="zh_TW" w:bidi="zh_TW"/>
+        </w:rPr>
+      </w:r>
+      <w:r>
+        <w:rPr>
+          <w:lang w:val="zh_TW" w:bidi="zh_TW"/>
+        </w:rPr>
+        <w:t>對猶太人而言（就像對早期基督徒一樣），正式確認一個正典，也就是正式列出哪些書卷被認為具有默示性質與權威，可視為神的話語，這件事變得十分重要。這過程有助人們把聖經的正典書卷，與那些傳講其它教義、異端思想，或虛構故事的書卷區分開來。</w:t>
+      </w:r>
+    </w:p>
+    <w:p>
+      <w:pPr>
+        <w:pStyle w:val="Heading3"/>
+      </w:pPr>
+      <w:r>
+        <w:rPr>
+          <w:lang w:val="zh_TW" w:bidi="zh_TW"/>
+        </w:rPr>
+        <w:t>早期基督徒對次經的看法</w:t>
+      </w:r>
+    </w:p>
+    <w:p>
+      <w:pPr/>
+      <w:r>
+        <w:rPr>
+          <w:lang w:val="zh_TW" w:bidi="zh_TW"/>
+        </w:rPr>
+      </w:r>
+      <w:r>
+        <w:rPr>
+          <w:lang w:val="zh_TW" w:bidi="zh_TW"/>
+        </w:rPr>
+        <w:t>在最初的幾個世紀，一些基督徒教師用次經一詞，指那些未有納入舊約聖經或新約聖經正典的著作。這個詞來自希臘文</w:t>
+      </w:r>
+      <w:r>
+        <w:rPr>
+          <w:i/>
+          <w:lang w:val="zh_TW" w:bidi="zh_TW"/>
+        </w:rPr>
+        <w:t>apokrypha</w:t>
+      </w:r>
+      <w:r>
+        <w:rPr>
+          <w:lang w:val="zh_TW" w:bidi="zh_TW"/>
+        </w:rPr>
+        <w:t>，意思是「隱藏的事」。早期基督徒學者把這些著作稱為次經，是表示這些書卷不應在敬拜中公開朗讀。他們認為這些書卷包含特殊的知識，不適合一般信徒閱讀。</w:t>
+      </w:r>
+    </w:p>
+    <w:p>
+      <w:pPr/>
+      <w:r>
+        <w:rPr>
+          <w:lang w:val="zh_TW" w:bidi="zh_TW"/>
+        </w:rPr>
+      </w:r>
+      <w:r>
+        <w:rPr>
+          <w:lang w:val="zh_TW" w:bidi="zh_TW"/>
+        </w:rPr>
+        <w:t>關於「哪些書卷給所有人讀，哪些只給受過特別教導的人讀」這種區別，可在</w:t>
+      </w:r>
+      <w:hyperlink r:id="rId15">
+        <w:r>
+          <w:rPr>
+            <w:lang w:val="zh_TW" w:bidi="zh_TW"/>
+          </w:rPr>
+          <w:rPr>
+            <w:color w:val="0000EE"/>
+            <w:u w:val="single"/>
+          </w:rPr>
+          <w:t>以斯拉二書十四章1至6節</w:t>
+        </w:r>
+      </w:hyperlink>
+      <w:r>
+        <w:rPr>
+          <w:lang w:val="zh_TW" w:bidi="zh_TW"/>
+        </w:rPr>
+        <w:t>（以斯拉二書有時稱為以斯拉四書）找到例子。這段經文的作者聲稱，神告訴以斯拉，讓所有人都能讀某些著作（如妥拉），但要把另一些著作保密。這些「隱藏的書卷」包含天啟（末世）傳統，關於末世的內容。</w:t>
+      </w:r>
+    </w:p>
+    <w:p>
+      <w:pPr/>
+      <w:r>
+        <w:rPr>
+          <w:lang w:val="zh_TW" w:bidi="zh_TW"/>
+        </w:rPr>
+      </w:r>
+      <w:hyperlink r:id="rId16">
+        <w:r>
+          <w:rPr>
+            <w:lang w:val="zh_TW" w:bidi="zh_TW"/>
+          </w:rPr>
+          <w:rPr>
+            <w:color w:val="0000EE"/>
+            <w:u w:val="single"/>
+          </w:rPr>
+          <w:t>以斯拉二書十四章42至46節</w:t>
+        </w:r>
+      </w:hyperlink>
+      <w:r>
+        <w:rPr>
+          <w:lang w:val="zh_TW" w:bidi="zh_TW"/>
+        </w:rPr>
+        <w:t>提到70卷書，這些書明顯不屬於正典，因為它們的寫作年代在24卷希伯來正典之後。到了公元一世紀末，多數猶太人已經區分哪些著作可以公開使用，哪些不適合公開使用。</w:t>
+      </w:r>
+    </w:p>
+    <w:p>
+      <w:pPr/>
+      <w:r>
+        <w:rPr>
+          <w:lang w:val="zh_TW" w:bidi="zh_TW"/>
+        </w:rPr>
+      </w:r>
+      <w:r>
+        <w:rPr>
+          <w:lang w:val="zh_TW" w:bidi="zh_TW"/>
+        </w:rPr>
+        <w:t>人們也將次經一詞語用在負面意義上，來指那些應該被隱藏起來的書卷，因為它們包含有害或錯誤的教導。這些教導的目的不是為了建立讀者的信仰，而是敗壞信仰。當時要阻止這類著作散佈，相對容易，因為書卷的抄本本來就很少，流傳的數量也不多。</w:t>
+      </w:r>
+    </w:p>
+    <w:p>
+      <w:pPr>
+        <w:pStyle w:val="Heading3"/>
+      </w:pPr>
+      <w:r>
+        <w:rPr>
+          <w:b/>
+          <w:lang w:val="zh_TW" w:bidi="zh_TW"/>
+        </w:rPr>
+        <w:t>公元</w:t>
+      </w:r>
+      <w:r>
+        <w:rPr>
+          <w:lang w:val="zh_TW" w:bidi="zh_TW"/>
+        </w:rPr>
+        <w:t>五世紀起及後期教會傳統中的用法</w:t>
+      </w:r>
+    </w:p>
+    <w:p>
+      <w:pPr/>
+      <w:r>
+        <w:rPr>
+          <w:lang w:val="zh_TW" w:bidi="zh_TW"/>
+        </w:rPr>
+      </w:r>
+      <w:r>
+        <w:rPr>
+          <w:lang w:val="zh_TW" w:bidi="zh_TW"/>
+        </w:rPr>
+        <w:t>到了公元五世紀，次經一詞開始用來表示「不屬於正典」的意思。教父耶柔米（Jerome）教導，凡是在七十士譯本與拉丁文聖經中出現，但不在希伯來文舊約聖經裡的書卷，都應視為次經。耶柔米認為，人們不應完全拒絕這些著作，因為它們是猶太文學的重要部分。</w:t>
+      </w:r>
+    </w:p>
+    <w:p>
+      <w:pPr/>
+      <w:r>
+        <w:rPr>
+          <w:lang w:val="zh_TW" w:bidi="zh_TW"/>
+        </w:rPr>
+      </w:r>
+      <w:r>
+        <w:rPr>
+          <w:lang w:val="zh_TW" w:bidi="zh_TW"/>
+        </w:rPr>
+        <w:t>不過，他同時教導，這些書卷不能用作基督教教義的根基，但可以用來得著勉勵與啟發。新教教會採納耶柔米的看法，把這些書卷排除在聖經正典之外。有些新教群體仍然視它們為靈修閱讀的材料，但大部分並不把它們視為聖經。</w:t>
+      </w:r>
+    </w:p>
+    <w:p>
+      <w:pPr>
+        <w:pStyle w:val="Heading3"/>
+      </w:pPr>
+      <w:r>
+        <w:rPr>
+          <w:b/>
+          <w:lang w:val="zh_TW" w:bidi="zh_TW"/>
+        </w:rPr>
+        <w:t>正典的形成</w:t>
+      </w:r>
+    </w:p>
+    <w:p>
+      <w:pPr/>
+      <w:r>
+        <w:rPr>
+          <w:lang w:val="zh_TW" w:bidi="zh_TW"/>
+        </w:rPr>
+      </w:r>
+      <w:r>
+        <w:rPr>
+          <w:lang w:val="zh_TW" w:bidi="zh_TW"/>
+        </w:rPr>
+        <w:t>當猶太學者在托勒密二世（Ptolemy II）統治期間（公元前285至246年）於埃及把希伯來聖經譯成希臘文時，他們也收錄了幾卷額外的書卷。這些書卷雖然不屬於當時公認的希伯來正典，卻在猶太歷史與社會中具有重要地位。這情況顯示：至少在某些猶太群體當中，正典書卷與非正典書卷之間的界線當時尚未完全清楚。</w:t>
+      </w:r>
+    </w:p>
+    <w:p>
+      <w:pPr/>
+      <w:r>
+        <w:rPr>
+          <w:lang w:val="zh_TW" w:bidi="zh_TW"/>
+        </w:rPr>
+      </w:r>
+      <w:r>
+        <w:rPr>
+          <w:lang w:val="zh_TW" w:bidi="zh_TW"/>
+        </w:rPr>
+        <w:t>古代抄本和死海古卷的殘片顯示，希伯來正典最後完成的書卷，極可能寫於亞歷山大大帝（Alexander the Great）征服近東（公元前356至323年）前的幾十年。雖然妥拉一直被視為神的話，但承認其它書卷屬於聖經的過程則漫長得多。</w:t>
+      </w:r>
+    </w:p>
+    <w:p>
+      <w:pPr/>
+      <w:r>
+        <w:rPr>
+          <w:lang w:val="zh_TW" w:bidi="zh_TW"/>
+        </w:rPr>
+      </w:r>
+      <w:r>
+        <w:rPr>
+          <w:lang w:val="zh_TW" w:bidi="zh_TW"/>
+        </w:rPr>
+        <w:t>當更多人認識和閱讀這些書卷，並將它們與妥拉的教導比較之後，人們才逐漸承認它們為聖經。由此可見，在正統猶太教中，人們經常使用這些書卷並達成普遍共識，對分辨哪些書卷屬於</w:t>
+      </w:r>
+      <w:r>
+        <w:rPr>
+          <w:b/>
+          <w:lang w:val="zh_TW" w:bidi="zh_TW"/>
+        </w:rPr>
+        <w:t>正典</w:t>
+      </w:r>
+      <w:r>
+        <w:rPr>
+          <w:lang w:val="zh_TW" w:bidi="zh_TW"/>
+        </w:rPr>
+        <w:t>、哪些屬於</w:t>
+      </w:r>
+      <w:r>
+        <w:rPr>
+          <w:b/>
+          <w:lang w:val="zh_TW" w:bidi="zh_TW"/>
+        </w:rPr>
+        <w:t>次經</w:t>
+      </w:r>
+      <w:r>
+        <w:rPr>
+          <w:lang w:val="zh_TW" w:bidi="zh_TW"/>
+        </w:rPr>
+        <w:t>，具有關鍵的影響。</w:t>
+      </w:r>
+    </w:p>
+    <w:p>
+      <w:pPr/>
+      <w:r>
+        <w:rPr>
+          <w:lang w:val="zh_TW" w:bidi="zh_TW"/>
+        </w:rPr>
+      </w:r>
+      <w:r>
+        <w:rPr>
+          <w:lang w:val="zh_TW" w:bidi="zh_TW"/>
+        </w:rPr>
+        <w:t>較早期的學者曾認為，古巴勒斯坦的雅麥尼亞（Jamnia）曾在約公元100年舉行了一場會議，用來決定舊約聖經正典的書卷名單。這種看法基於古代猶太資料中的記載。</w:t>
+      </w:r>
+    </w:p>
+    <w:p>
+      <w:pPr/>
+      <w:r>
+        <w:rPr>
+          <w:lang w:val="zh_TW" w:bidi="zh_TW"/>
+        </w:rPr>
+      </w:r>
+      <w:r>
+        <w:rPr>
+          <w:lang w:val="zh_TW" w:bidi="zh_TW"/>
+        </w:rPr>
+        <w:t>然而，後來的研究質疑，這類會議有否真的舉行。這些研究也顯示，當時的猶太領袖認為非正典著作會阻礙人的信仰與敬虔，而不是帶來幫助。</w:t>
+      </w:r>
+    </w:p>
+    <w:p>
+      <w:pPr>
+        <w:pStyle w:val="Heading3"/>
+      </w:pPr>
+      <w:r>
+        <w:rPr>
+          <w:b/>
+          <w:lang w:val="zh_TW" w:bidi="zh_TW"/>
+        </w:rPr>
+        <w:t>猶太次經書卷</w:t>
+      </w:r>
+    </w:p>
+    <w:p>
+      <w:pPr/>
+      <w:r>
+        <w:rPr>
+          <w:lang w:val="zh_TW" w:bidi="zh_TW"/>
+        </w:rPr>
+      </w:r>
+      <w:r>
+        <w:rPr>
+          <w:lang w:val="zh_TW" w:bidi="zh_TW"/>
+        </w:rPr>
+        <w:t>猶太群體把以下著作視為正典以外的書卷，因此歸為次經：</w:t>
+      </w:r>
+    </w:p>
+    <w:p>
+      <w:pPr>
+        <w:pStyle w:val="ListBullet"/>
+        <w:spacing w:line="240" w:lineRule="auto"/>
+        <w:ind w:left="720"/>
+      </w:pPr>
+      <w:r>
+        <w:rPr>
+          <w:lang w:val="zh_TW" w:bidi="zh_TW"/>
+        </w:rPr>
+      </w:r>
+      <w:r>
+        <w:rPr>
+          <w:lang w:val="zh_TW" w:bidi="zh_TW"/>
+        </w:rPr>
+        <w:t>以斯拉一書</w:t>
+      </w:r>
+    </w:p>
+    <w:p>
+      <w:pPr>
+        <w:pStyle w:val="ListBullet"/>
+        <w:spacing w:line="240" w:lineRule="auto"/>
+        <w:ind w:left="720"/>
+      </w:pPr>
+      <w:r>
+        <w:rPr>
+          <w:lang w:val="zh_TW" w:bidi="zh_TW"/>
+        </w:rPr>
+      </w:r>
+      <w:r>
+        <w:rPr>
+          <w:lang w:val="zh_TW" w:bidi="zh_TW"/>
+        </w:rPr>
+        <w:t>以斯拉二書</w:t>
+      </w:r>
+    </w:p>
+    <w:p>
+      <w:pPr>
+        <w:pStyle w:val="ListBullet"/>
+        <w:spacing w:line="240" w:lineRule="auto"/>
+        <w:ind w:left="720"/>
+      </w:pPr>
+      <w:r>
+        <w:rPr>
+          <w:lang w:val="zh_TW" w:bidi="zh_TW"/>
+        </w:rPr>
+      </w:r>
+      <w:r>
+        <w:rPr>
+          <w:lang w:val="zh_TW" w:bidi="zh_TW"/>
+        </w:rPr>
+        <w:t>多比傳</w:t>
+      </w:r>
+    </w:p>
+    <w:p>
+      <w:pPr>
+        <w:pStyle w:val="ListBullet"/>
+        <w:spacing w:line="240" w:lineRule="auto"/>
+        <w:ind w:left="720"/>
+      </w:pPr>
+      <w:r>
+        <w:rPr>
+          <w:lang w:val="zh_TW" w:bidi="zh_TW"/>
+        </w:rPr>
+      </w:r>
+      <w:r>
+        <w:rPr>
+          <w:lang w:val="zh_TW" w:bidi="zh_TW"/>
+        </w:rPr>
+        <w:t>猶滴傳</w:t>
+      </w:r>
+    </w:p>
+    <w:p>
+      <w:pPr>
+        <w:pStyle w:val="ListBullet"/>
+        <w:spacing w:line="240" w:lineRule="auto"/>
+        <w:ind w:left="720"/>
+      </w:pPr>
+      <w:r>
+        <w:rPr>
+          <w:lang w:val="zh_TW" w:bidi="zh_TW"/>
+        </w:rPr>
+      </w:r>
+      <w:r>
+        <w:rPr>
+          <w:lang w:val="zh_TW" w:bidi="zh_TW"/>
+        </w:rPr>
+        <w:t>以斯帖記補篇</w:t>
+      </w:r>
+    </w:p>
+    <w:p>
+      <w:pPr>
+        <w:pStyle w:val="ListBullet"/>
+        <w:spacing w:line="240" w:lineRule="auto"/>
+        <w:ind w:left="720"/>
+      </w:pPr>
+      <w:r>
+        <w:rPr>
+          <w:lang w:val="zh_TW" w:bidi="zh_TW"/>
+        </w:rPr>
+      </w:r>
+      <w:r>
+        <w:rPr>
+          <w:lang w:val="zh_TW" w:bidi="zh_TW"/>
+        </w:rPr>
+        <w:t>所羅門智訓</w:t>
+      </w:r>
+    </w:p>
+    <w:p>
+      <w:pPr>
+        <w:pStyle w:val="ListBullet"/>
+        <w:spacing w:line="240" w:lineRule="auto"/>
+        <w:ind w:left="720"/>
+      </w:pPr>
+      <w:r>
+        <w:rPr>
+          <w:lang w:val="zh_TW" w:bidi="zh_TW"/>
+        </w:rPr>
+      </w:r>
+      <w:r>
+        <w:rPr>
+          <w:lang w:val="zh_TW" w:bidi="zh_TW"/>
+        </w:rPr>
+        <w:t>便西拉智訓</w:t>
+      </w:r>
+    </w:p>
+    <w:p>
+      <w:pPr>
+        <w:pStyle w:val="ListBullet"/>
+        <w:spacing w:line="240" w:lineRule="auto"/>
+        <w:ind w:left="720"/>
+      </w:pPr>
+      <w:r>
+        <w:rPr>
+          <w:lang w:val="zh_TW" w:bidi="zh_TW"/>
+        </w:rPr>
+      </w:r>
+      <w:r>
+        <w:rPr>
+          <w:lang w:val="zh_TW" w:bidi="zh_TW"/>
+        </w:rPr>
+        <w:t>巴錄書</w:t>
+      </w:r>
+    </w:p>
+    <w:p>
+      <w:pPr>
+        <w:pStyle w:val="ListBullet"/>
+        <w:spacing w:line="240" w:lineRule="auto"/>
+        <w:ind w:left="720"/>
+      </w:pPr>
+      <w:r>
+        <w:rPr>
+          <w:lang w:val="zh_TW" w:bidi="zh_TW"/>
+        </w:rPr>
+      </w:r>
+      <w:r>
+        <w:rPr>
+          <w:lang w:val="zh_TW" w:bidi="zh_TW"/>
+        </w:rPr>
+        <w:t>耶利米書信</w:t>
+      </w:r>
+    </w:p>
+    <w:p>
+      <w:pPr>
+        <w:pStyle w:val="ListBullet"/>
+        <w:spacing w:line="240" w:lineRule="auto"/>
+        <w:ind w:left="720"/>
+      </w:pPr>
+      <w:r>
+        <w:rPr>
+          <w:lang w:val="zh_TW" w:bidi="zh_TW"/>
+        </w:rPr>
+      </w:r>
+      <w:r>
+        <w:rPr>
+          <w:lang w:val="zh_TW" w:bidi="zh_TW"/>
+        </w:rPr>
+        <w:t>但以理書補篇</w:t>
+      </w:r>
+    </w:p>
+    <w:p>
+      <w:pPr>
+        <w:pStyle w:val="ListBullet"/>
+        <w:spacing w:line="240" w:lineRule="auto"/>
+        <w:ind w:left="1440"/>
+      </w:pPr>
+      <w:r>
+        <w:rPr>
+          <w:lang w:val="zh_TW" w:bidi="zh_TW"/>
+        </w:rPr>
+      </w:r>
+      <w:r>
+        <w:rPr>
+          <w:lang w:val="zh_TW" w:bidi="zh_TW"/>
+        </w:rPr>
+        <w:t>亞撒利雅的禱告</w:t>
+      </w:r>
+    </w:p>
+    <w:p>
+      <w:pPr>
+        <w:pStyle w:val="ListBullet"/>
+        <w:spacing w:line="240" w:lineRule="auto"/>
+        <w:ind w:left="1440"/>
+      </w:pPr>
+      <w:r>
+        <w:rPr>
+          <w:lang w:val="zh_TW" w:bidi="zh_TW"/>
+        </w:rPr>
+      </w:r>
+      <w:r>
+        <w:rPr>
+          <w:lang w:val="zh_TW" w:bidi="zh_TW"/>
+        </w:rPr>
+        <w:t>三童歌</w:t>
+      </w:r>
+    </w:p>
+    <w:p>
+      <w:pPr>
+        <w:pStyle w:val="ListBullet"/>
+        <w:spacing w:line="240" w:lineRule="auto"/>
+        <w:ind w:left="1440"/>
+      </w:pPr>
+      <w:r>
+        <w:rPr>
+          <w:lang w:val="zh_TW" w:bidi="zh_TW"/>
+        </w:rPr>
+      </w:r>
+      <w:r>
+        <w:rPr>
+          <w:lang w:val="zh_TW" w:bidi="zh_TW"/>
+        </w:rPr>
+        <w:t>蘇撒拿與長老</w:t>
+      </w:r>
+    </w:p>
+    <w:p>
+      <w:pPr>
+        <w:pStyle w:val="ListBullet"/>
+        <w:spacing w:line="240" w:lineRule="auto"/>
+        <w:ind w:left="1440"/>
+      </w:pPr>
+      <w:r>
+        <w:rPr>
+          <w:lang w:val="zh_TW" w:bidi="zh_TW"/>
+        </w:rPr>
+      </w:r>
+      <w:r>
+        <w:rPr>
+          <w:lang w:val="zh_TW" w:bidi="zh_TW"/>
+        </w:rPr>
+        <w:t>彼勒與大龍</w:t>
+      </w:r>
+    </w:p>
+    <w:p>
+      <w:pPr>
+        <w:pStyle w:val="ListBullet"/>
+        <w:spacing w:line="240" w:lineRule="auto"/>
+        <w:ind w:left="720"/>
+      </w:pPr>
+      <w:r>
+        <w:rPr>
+          <w:lang w:val="zh_TW" w:bidi="zh_TW"/>
+        </w:rPr>
+      </w:r>
+      <w:r>
+        <w:rPr>
+          <w:lang w:val="zh_TW" w:bidi="zh_TW"/>
+        </w:rPr>
+        <w:t>瑪拿西禱文</w:t>
+      </w:r>
+    </w:p>
+    <w:p>
+      <w:pPr>
+        <w:pStyle w:val="ListBullet"/>
+        <w:spacing w:line="240" w:lineRule="auto"/>
+        <w:ind w:left="720"/>
+      </w:pPr>
+      <w:r>
+        <w:rPr>
+          <w:lang w:val="zh_TW" w:bidi="zh_TW"/>
+        </w:rPr>
+      </w:r>
+      <w:r>
+        <w:rPr>
+          <w:lang w:val="zh_TW" w:bidi="zh_TW"/>
+        </w:rPr>
+        <w:t>馬加比一書和馬加比二書</w:t>
+      </w:r>
+    </w:p>
+    <w:p>
+      <w:pPr/>
+      <w:r>
+        <w:rPr>
+          <w:lang w:val="zh_TW" w:bidi="zh_TW"/>
+        </w:rPr>
+      </w:r>
+      <w:r>
+        <w:rPr>
+          <w:lang w:val="zh_TW" w:bidi="zh_TW"/>
+        </w:rPr>
+        <w:t>有若干七十士譯本的抄本把一些具有</w:t>
+      </w:r>
+      <w:r>
+        <w:rPr>
+          <w:b/>
+          <w:lang w:val="zh_TW" w:bidi="zh_TW"/>
+        </w:rPr>
+        <w:t>偽歷史性</w:t>
+      </w:r>
+      <w:r>
+        <w:rPr>
+          <w:lang w:val="zh_TW" w:bidi="zh_TW"/>
+        </w:rPr>
+        <w:t>（pseudohistorical）的著作（看起來像歷史但實際並非如此），收錄於</w:t>
+      </w:r>
+      <w:r>
+        <w:rPr>
+          <w:lang w:val="zh_TW" w:bidi="zh_TW"/>
+        </w:rPr>
+        <w:t>馬加比三書和馬加比四書</w:t>
+      </w:r>
+      <w:r>
+        <w:rPr>
+          <w:lang w:val="zh_TW" w:bidi="zh_TW"/>
+        </w:rPr>
+        <w:t>。這些次經內容上的差異，反映出不同抄本傳統之間的分別。</w:t>
+      </w:r>
+    </w:p>
+    <w:p>
+      <w:pPr>
+        <w:pStyle w:val="Heading3"/>
+      </w:pPr>
+      <w:r>
+        <w:rPr>
+          <w:lang w:val="zh_TW" w:bidi="zh_TW"/>
+        </w:rPr>
+        <w:t>初期教會的爭議</w:t>
+      </w:r>
+    </w:p>
+    <w:p>
+      <w:pPr/>
+      <w:r>
+        <w:rPr>
+          <w:lang w:val="zh_TW" w:bidi="zh_TW"/>
+        </w:rPr>
+      </w:r>
+      <w:r>
+        <w:rPr>
+          <w:lang w:val="zh_TW" w:bidi="zh_TW"/>
+        </w:rPr>
+        <w:t>在最初的幾個世紀，一些基督徒學者對哪些書卷應列入舊約聖經正典、哪些應視為次經，並沒有共識。希坡的奧古斯丁（Augustine of Hippo，公元354至430年）的著作在其中起了決定性的影響，他主張舊約聖經次經，跟希伯來正典與基督教正典中的其它書卷具有同等的權威。這一立場與較早的希伯來與拉比傳統有所不同。</w:t>
+      </w:r>
+    </w:p>
+    <w:p>
+      <w:pPr/>
+      <w:r>
+        <w:rPr>
+          <w:lang w:val="zh_TW" w:bidi="zh_TW"/>
+        </w:rPr>
+      </w:r>
+      <w:r>
+        <w:rPr>
+          <w:lang w:val="zh_TW" w:bidi="zh_TW"/>
+        </w:rPr>
+        <w:t>雖然有些領袖支持耶柔米的反對立場，但羅馬天主教會在公元1546年的天特會議（Council of Trent）中，採納了奧古斯丁的觀點，並把這立場定為天主教會的官方教導。</w:t>
+      </w:r>
+    </w:p>
+    <w:p>
+      <w:pPr/>
+      <w:r>
+        <w:rPr>
+          <w:lang w:val="zh_TW" w:bidi="zh_TW"/>
+        </w:rPr>
+      </w:r>
+      <w:r>
+        <w:rPr>
+          <w:lang w:val="zh_TW" w:bidi="zh_TW"/>
+        </w:rPr>
+        <w:t>許多後來從羅馬天主教會分裂出來、並形成東正教會的地區，也一直使用舊約聖經次經。其中一些書卷得到東正教官方所承認，但不同教區承認的書卷並不相同。在某些國家，東正教官方甚至不承認任何一卷次經。新教教會則把所有出現在七十士譯本、但不屬於希伯來舊約聖經正典的著作都視為次經。</w:t>
+      </w:r>
+    </w:p>
+    <w:p>
+      <w:pPr>
+        <w:pStyle w:val="Heading3"/>
+      </w:pPr>
+      <w:r>
+        <w:rPr>
+          <w:lang w:val="zh_TW" w:bidi="zh_TW"/>
+        </w:rPr>
+        <w:t>羅馬天主教與東正教所接納的書卷</w:t>
+      </w:r>
+    </w:p>
+    <w:p>
+      <w:pPr/>
+      <w:r>
+        <w:rPr>
+          <w:lang w:val="zh_TW" w:bidi="zh_TW"/>
+        </w:rPr>
+      </w:r>
+      <w:r>
+        <w:rPr>
+          <w:lang w:val="zh_TW" w:bidi="zh_TW"/>
+        </w:rPr>
+        <w:t>羅馬天主教會正式把下列著作列入次經書卷：</w:t>
+      </w:r>
+    </w:p>
+    <w:p>
+      <w:pPr>
+        <w:pStyle w:val="ListBullet"/>
+        <w:spacing w:line="240" w:lineRule="auto"/>
+        <w:ind w:left="720"/>
+      </w:pPr>
+      <w:r>
+        <w:rPr>
+          <w:lang w:val="zh_TW" w:bidi="zh_TW"/>
+        </w:rPr>
+      </w:r>
+      <w:r>
+        <w:rPr>
+          <w:lang w:val="zh_TW" w:bidi="zh_TW"/>
+        </w:rPr>
+        <w:t>多比傳</w:t>
+      </w:r>
+    </w:p>
+    <w:p>
+      <w:pPr>
+        <w:pStyle w:val="ListBullet"/>
+        <w:spacing w:line="240" w:lineRule="auto"/>
+        <w:ind w:left="720"/>
+      </w:pPr>
+      <w:r>
+        <w:rPr>
+          <w:lang w:val="zh_TW" w:bidi="zh_TW"/>
+        </w:rPr>
+      </w:r>
+      <w:r>
+        <w:rPr>
+          <w:lang w:val="zh_TW" w:bidi="zh_TW"/>
+        </w:rPr>
+        <w:t>猶滴傳</w:t>
+      </w:r>
+    </w:p>
+    <w:p>
+      <w:pPr>
+        <w:pStyle w:val="ListBullet"/>
+        <w:spacing w:line="240" w:lineRule="auto"/>
+        <w:ind w:left="720"/>
+      </w:pPr>
+      <w:r>
+        <w:rPr>
+          <w:lang w:val="zh_TW" w:bidi="zh_TW"/>
+        </w:rPr>
+      </w:r>
+      <w:r>
+        <w:rPr>
+          <w:lang w:val="zh_TW" w:bidi="zh_TW"/>
+        </w:rPr>
+        <w:t>以斯帖記補篇</w:t>
+      </w:r>
+    </w:p>
+    <w:p>
+      <w:pPr>
+        <w:pStyle w:val="ListBullet"/>
+        <w:spacing w:line="240" w:lineRule="auto"/>
+        <w:ind w:left="720"/>
+      </w:pPr>
+      <w:r>
+        <w:rPr>
+          <w:lang w:val="zh_TW" w:bidi="zh_TW"/>
+        </w:rPr>
+      </w:r>
+      <w:r>
+        <w:rPr>
+          <w:lang w:val="zh_TW" w:bidi="zh_TW"/>
+        </w:rPr>
+        <w:t>所羅門智訓</w:t>
+      </w:r>
+    </w:p>
+    <w:p>
+      <w:pPr>
+        <w:pStyle w:val="ListBullet"/>
+        <w:spacing w:line="240" w:lineRule="auto"/>
+        <w:ind w:left="720"/>
+      </w:pPr>
+      <w:r>
+        <w:rPr>
+          <w:lang w:val="zh_TW" w:bidi="zh_TW"/>
+        </w:rPr>
+      </w:r>
+      <w:r>
+        <w:rPr>
+          <w:lang w:val="zh_TW" w:bidi="zh_TW"/>
+        </w:rPr>
+        <w:t>便西拉智訓</w:t>
+      </w:r>
+    </w:p>
+    <w:p>
+      <w:pPr>
+        <w:pStyle w:val="ListBullet"/>
+        <w:spacing w:line="240" w:lineRule="auto"/>
+        <w:ind w:left="720"/>
+      </w:pPr>
+      <w:r>
+        <w:rPr>
+          <w:lang w:val="zh_TW" w:bidi="zh_TW"/>
+        </w:rPr>
+      </w:r>
+      <w:r>
+        <w:rPr>
+          <w:lang w:val="zh_TW" w:bidi="zh_TW"/>
+        </w:rPr>
+        <w:t>巴錄書</w:t>
+      </w:r>
+    </w:p>
+    <w:p>
+      <w:pPr>
+        <w:pStyle w:val="ListBullet"/>
+        <w:spacing w:line="240" w:lineRule="auto"/>
+        <w:ind w:left="720"/>
+      </w:pPr>
+      <w:r>
+        <w:rPr>
+          <w:lang w:val="zh_TW" w:bidi="zh_TW"/>
+        </w:rPr>
+      </w:r>
+      <w:r>
+        <w:rPr>
+          <w:lang w:val="zh_TW" w:bidi="zh_TW"/>
+        </w:rPr>
+        <w:t>但以理書補篇</w:t>
+      </w:r>
+    </w:p>
+    <w:p>
+      <w:pPr>
+        <w:pStyle w:val="ListBullet"/>
+        <w:spacing w:line="240" w:lineRule="auto"/>
+        <w:ind w:left="1440"/>
+      </w:pPr>
+      <w:r>
+        <w:rPr>
+          <w:lang w:val="zh_TW" w:bidi="zh_TW"/>
+        </w:rPr>
+      </w:r>
+      <w:r>
+        <w:rPr>
+          <w:lang w:val="zh_TW" w:bidi="zh_TW"/>
+        </w:rPr>
+        <w:t>亞撒利雅的禱告</w:t>
+      </w:r>
+    </w:p>
+    <w:p>
+      <w:pPr>
+        <w:pStyle w:val="ListBullet"/>
+        <w:spacing w:line="240" w:lineRule="auto"/>
+        <w:ind w:left="1440"/>
+      </w:pPr>
+      <w:r>
+        <w:rPr>
+          <w:lang w:val="zh_TW" w:bidi="zh_TW"/>
+        </w:rPr>
+      </w:r>
+      <w:r>
+        <w:rPr>
+          <w:lang w:val="zh_TW" w:bidi="zh_TW"/>
+        </w:rPr>
+        <w:t>三童歌</w:t>
+      </w:r>
+    </w:p>
+    <w:p>
+      <w:pPr>
+        <w:pStyle w:val="ListBullet"/>
+        <w:spacing w:line="240" w:lineRule="auto"/>
+        <w:ind w:left="1440"/>
+      </w:pPr>
+      <w:r>
+        <w:rPr>
+          <w:lang w:val="zh_TW" w:bidi="zh_TW"/>
+        </w:rPr>
+      </w:r>
+      <w:r>
+        <w:rPr>
+          <w:lang w:val="zh_TW" w:bidi="zh_TW"/>
+        </w:rPr>
+        <w:t>蘇撒拿與長老</w:t>
+      </w:r>
+    </w:p>
+    <w:p>
+      <w:pPr>
+        <w:pStyle w:val="ListBullet"/>
+        <w:spacing w:line="240" w:lineRule="auto"/>
+        <w:ind w:left="1440"/>
+      </w:pPr>
+      <w:r>
+        <w:rPr>
+          <w:lang w:val="zh_TW" w:bidi="zh_TW"/>
+        </w:rPr>
+      </w:r>
+      <w:r>
+        <w:rPr>
+          <w:lang w:val="zh_TW" w:bidi="zh_TW"/>
+        </w:rPr>
+        <w:t>彼勒與大龍</w:t>
+      </w:r>
+    </w:p>
+    <w:p>
+      <w:pPr>
+        <w:pStyle w:val="ListBullet"/>
+        <w:spacing w:line="240" w:lineRule="auto"/>
+        <w:ind w:left="720"/>
+      </w:pPr>
+      <w:r>
+        <w:rPr>
+          <w:lang w:val="zh_TW" w:bidi="zh_TW"/>
+        </w:rPr>
+      </w:r>
+      <w:r>
+        <w:rPr>
+          <w:lang w:val="zh_TW" w:bidi="zh_TW"/>
+        </w:rPr>
+        <w:t>馬加比一書和馬加比二書</w:t>
+      </w:r>
+    </w:p>
+    <w:p>
+      <w:pPr/>
+      <w:r>
+        <w:rPr>
+          <w:lang w:val="zh_TW" w:bidi="zh_TW"/>
+        </w:rPr>
+      </w:r>
+      <w:r>
+        <w:rPr>
+          <w:lang w:val="zh_TW" w:bidi="zh_TW"/>
+        </w:rPr>
+        <w:t>東正教會亦把</w:t>
+      </w:r>
+      <w:r>
+        <w:rPr>
+          <w:lang w:val="zh_TW" w:bidi="zh_TW"/>
+        </w:rPr>
+        <w:t>馬加比三書</w:t>
+      </w:r>
+      <w:r>
+        <w:rPr>
+          <w:lang w:val="zh_TW" w:bidi="zh_TW"/>
+        </w:rPr>
+        <w:t>列入次經書卷名單。</w:t>
+        <w:br/>
+      </w:r>
+      <w:r>
+        <w:rPr>
+          <w:lang w:val="zh_TW" w:bidi="zh_TW"/>
+        </w:rPr>
+        <w:t>本辭典另有討論這些書卷的個別條目。</w:t>
+      </w:r>
+    </w:p>
+    <w:p>
+      <w:pPr>
+        <w:pStyle w:val="Heading3"/>
+      </w:pPr>
+      <w:r>
+        <w:rPr>
+          <w:b/>
+          <w:lang w:val="zh_TW" w:bidi="zh_TW"/>
+        </w:rPr>
+        <w:t>基督教次經與新約聖經正典</w:t>
+      </w:r>
+    </w:p>
+    <w:p>
+      <w:pPr/>
+      <w:r>
+        <w:rPr>
+          <w:lang w:val="zh_TW" w:bidi="zh_TW"/>
+        </w:rPr>
+      </w:r>
+      <w:r>
+        <w:rPr>
+          <w:lang w:val="zh_TW" w:bidi="zh_TW"/>
+        </w:rPr>
+        <w:t>在新約聖經時期，基督徒已經熟悉猶太人的次經著作，包括以斯拉二書裡那些帶有天啟推想的內容。因此，不久之後，當大部分新約書卷已經寫成並開始流傳時，另有一些人開始撰寫並散佈他們自己關於基督信仰的著作。為了把這些書卷與具有默示性與權威性的聖經區分開來，清楚界定新約書卷的正式正典便成為一件重要的事。</w:t>
+      </w:r>
+    </w:p>
+    <w:p>
+      <w:pPr/>
+      <w:r>
+        <w:rPr>
+          <w:lang w:val="zh_TW" w:bidi="zh_TW"/>
+        </w:rPr>
+      </w:r>
+      <w:r>
+        <w:rPr>
+          <w:lang w:val="zh_TW" w:bidi="zh_TW"/>
+        </w:rPr>
+        <w:t>我們現存最早的新約聖經核准書卷名單──穆拉多利正典（Muratorian Canon），大約是在公元200年前後才被編成。因此，在正式教會聲明出現，指出哪些書卷應被視為新約次經之前，已經過了一段相當漫長的時間。在此期間，大量以宗教性質為主的著作出現，並開始在各地流傳。這些著作自稱為教導真理，並描寫歷史上基督信仰的種種面貌。然而，新約聖經次經文獻最終未能達成這些著作原本的目的，因為教會從它們的內容看出其虛假性質，並不接納它們。</w:t>
+      </w:r>
+    </w:p>
+    <w:p>
+      <w:pPr>
+        <w:pStyle w:val="Heading4"/>
+      </w:pPr>
+      <w:r>
+        <w:rPr>
+          <w:b/>
+          <w:lang w:val="zh_TW" w:bidi="zh_TW"/>
+        </w:rPr>
+        <w:t>新約聖經次經的類型</w:t>
+      </w:r>
+    </w:p>
+    <w:p>
+      <w:pPr/>
+      <w:r>
+        <w:rPr>
+          <w:lang w:val="zh_TW" w:bidi="zh_TW"/>
+        </w:rPr>
+      </w:r>
+      <w:r>
+        <w:rPr>
+          <w:lang w:val="zh_TW" w:bidi="zh_TW"/>
+        </w:rPr>
+        <w:t>要了解新約次經不同的類型，可參考以下各項：</w:t>
+      </w:r>
+    </w:p>
+    <w:p>
+      <w:pPr>
+        <w:pStyle w:val="ListBullet"/>
+        <w:spacing w:line="240" w:lineRule="auto"/>
+        <w:ind w:left="720"/>
+      </w:pPr>
+      <w:r>
+        <w:rPr>
+          <w:lang w:val="zh_TW" w:bidi="zh_TW"/>
+        </w:rPr>
+      </w:r>
+      <w:r>
+        <w:rPr>
+          <w:lang w:val="zh_TW" w:bidi="zh_TW"/>
+        </w:rPr>
+        <w:t>次經福音書</w:t>
+      </w:r>
+      <w:r>
+        <w:rPr>
+          <w:lang w:val="zh_TW" w:bidi="zh_TW"/>
+        </w:rPr>
+        <w:t>：這類著作擴展闡述耶穌的生平與教導。</w:t>
+      </w:r>
+    </w:p>
+    <w:p>
+      <w:pPr>
+        <w:pStyle w:val="ListBullet"/>
+        <w:spacing w:line="240" w:lineRule="auto"/>
+        <w:ind w:left="720"/>
+      </w:pPr>
+      <w:r>
+        <w:rPr>
+          <w:lang w:val="zh_TW" w:bidi="zh_TW"/>
+        </w:rPr>
+      </w:r>
+      <w:r>
+        <w:rPr>
+          <w:lang w:val="zh_TW" w:bidi="zh_TW"/>
+        </w:rPr>
+        <w:t>次經使徒行傳</w:t>
+      </w:r>
+      <w:r>
+        <w:rPr>
+          <w:lang w:val="zh_TW" w:bidi="zh_TW"/>
+        </w:rPr>
+        <w:t>：這類著作聲稱記錄聖經沒有記載的使徒事蹟。</w:t>
+      </w:r>
+    </w:p>
+    <w:p>
+      <w:pPr>
+        <w:pStyle w:val="ListBullet"/>
+        <w:spacing w:line="240" w:lineRule="auto"/>
+        <w:ind w:left="720"/>
+      </w:pPr>
+      <w:r>
+        <w:rPr>
+          <w:lang w:val="zh_TW" w:bidi="zh_TW"/>
+        </w:rPr>
+      </w:r>
+      <w:r>
+        <w:rPr>
+          <w:lang w:val="zh_TW" w:bidi="zh_TW"/>
+        </w:rPr>
+        <w:t>次經書信</w:t>
+      </w:r>
+      <w:r>
+        <w:rPr>
+          <w:lang w:val="zh_TW" w:bidi="zh_TW"/>
+        </w:rPr>
+        <w:t>：這些書信以新約以外的使徒或早期基督徒人物為名而寫成。</w:t>
+      </w:r>
+    </w:p>
+    <w:p>
+      <w:pPr>
+        <w:pStyle w:val="ListBullet"/>
+        <w:spacing w:line="240" w:lineRule="auto"/>
+        <w:ind w:left="720"/>
+      </w:pPr>
+      <w:r>
+        <w:rPr>
+          <w:lang w:val="zh_TW" w:bidi="zh_TW"/>
+        </w:rPr>
+      </w:r>
+      <w:r>
+        <w:rPr>
+          <w:lang w:val="zh_TW" w:bidi="zh_TW"/>
+        </w:rPr>
+        <w:t>天啟次經</w:t>
+      </w:r>
+      <w:r>
+        <w:rPr>
+          <w:lang w:val="zh_TW" w:bidi="zh_TW"/>
+        </w:rPr>
+        <w:t>：這類著作描述關於天上、審判和末世的異象與啟示。</w:t>
+      </w:r>
+    </w:p>
+    <w:p>
+      <w:pPr>
+        <w:pStyle w:val="Heading3"/>
+      </w:pPr>
+      <w:r>
+        <w:rPr>
+          <w:lang w:val="zh_TW" w:bidi="zh_TW"/>
+        </w:rPr>
+        <w:t>特定的次經書卷</w:t>
+      </w:r>
+    </w:p>
+    <w:p>
+      <w:pPr>
+        <w:pStyle w:val="Heading4"/>
+      </w:pPr>
+      <w:r>
+        <w:rPr>
+          <w:lang w:val="zh_TW" w:bidi="zh_TW"/>
+        </w:rPr>
+        <w:t>舊約聖經次經與偽經</w:t>
+      </w:r>
+    </w:p>
+    <w:p>
+      <w:pPr/>
+      <w:r>
+        <w:rPr>
+          <w:lang w:val="zh_TW" w:bidi="zh_TW"/>
+        </w:rPr>
+      </w:r>
+      <w:r>
+        <w:rPr>
+          <w:lang w:val="zh_TW" w:bidi="zh_TW"/>
+        </w:rPr>
+        <w:t>這些著作是介乎舊約聖經與新約聖經時期所寫的猶太文獻，用來擴展、詮釋或重新敘述聖經的傳統。</w:t>
+      </w:r>
+    </w:p>
+    <w:p>
+      <w:pPr/>
+      <w:r>
+        <w:rPr>
+          <w:lang w:val="zh_TW" w:bidi="zh_TW"/>
+        </w:rPr>
+      </w:r>
+      <w:r>
+        <w:rPr>
+          <w:b/>
+          <w:lang w:val="zh_TW" w:bidi="zh_TW"/>
+        </w:rPr>
+        <w:t>啟示錄與遺訓</w:t>
+      </w:r>
+    </w:p>
+    <w:p>
+      <w:pPr/>
+      <w:r>
+        <w:rPr>
+          <w:lang w:val="zh_TW" w:bidi="zh_TW"/>
+        </w:rPr>
+      </w:r>
+      <w:r>
+        <w:rPr>
+          <w:lang w:val="zh_TW" w:bidi="zh_TW"/>
+        </w:rPr>
+        <w:t>這些著作屬於啟示性著作與遺訓著作，用來描寫關於天上的異象、最後審判，或偉大先祖臨終遺訓。</w:t>
+      </w:r>
+    </w:p>
+    <w:p>
+      <w:pPr>
+        <w:pStyle w:val="ListBullet"/>
+        <w:spacing w:line="240" w:lineRule="auto"/>
+        <w:ind w:left="720"/>
+      </w:pPr>
+      <w:r>
+        <w:rPr>
+          <w:lang w:val="zh_TW" w:bidi="zh_TW"/>
+        </w:rPr>
+      </w:r>
+      <w:r>
+        <w:rPr>
+          <w:lang w:val="zh_TW" w:bidi="zh_TW"/>
+        </w:rPr>
+        <w:t>亞伯拉罕的啟示錄</w:t>
+      </w:r>
+    </w:p>
+    <w:p>
+      <w:pPr>
+        <w:pStyle w:val="ListBullet"/>
+        <w:spacing w:line="240" w:lineRule="auto"/>
+        <w:ind w:left="720"/>
+      </w:pPr>
+      <w:r>
+        <w:rPr>
+          <w:lang w:val="zh_TW" w:bidi="zh_TW"/>
+        </w:rPr>
+      </w:r>
+      <w:r>
+        <w:rPr>
+          <w:lang w:val="zh_TW" w:bidi="zh_TW"/>
+        </w:rPr>
+        <w:t>巴錄的啟示錄</w:t>
+      </w:r>
+    </w:p>
+    <w:p>
+      <w:pPr>
+        <w:pStyle w:val="ListBullet"/>
+        <w:spacing w:line="240" w:lineRule="auto"/>
+        <w:ind w:left="720"/>
+      </w:pPr>
+      <w:r>
+        <w:rPr>
+          <w:lang w:val="zh_TW" w:bidi="zh_TW"/>
+        </w:rPr>
+      </w:r>
+      <w:r>
+        <w:rPr>
+          <w:lang w:val="zh_TW" w:bidi="zh_TW"/>
+        </w:rPr>
+        <w:t>以斯拉四書</w:t>
+      </w:r>
+    </w:p>
+    <w:p>
+      <w:pPr>
+        <w:pStyle w:val="ListBullet"/>
+        <w:spacing w:line="240" w:lineRule="auto"/>
+        <w:ind w:left="720"/>
+      </w:pPr>
+      <w:r>
+        <w:rPr>
+          <w:lang w:val="zh_TW" w:bidi="zh_TW"/>
+        </w:rPr>
+      </w:r>
+      <w:r>
+        <w:rPr>
+          <w:lang w:val="zh_TW" w:bidi="zh_TW"/>
+        </w:rPr>
+        <w:t>摩西升天記</w:t>
+      </w:r>
+    </w:p>
+    <w:p>
+      <w:pPr>
+        <w:pStyle w:val="ListBullet"/>
+        <w:spacing w:line="240" w:lineRule="auto"/>
+        <w:ind w:left="720"/>
+      </w:pPr>
+      <w:r>
+        <w:rPr>
+          <w:lang w:val="zh_TW" w:bidi="zh_TW"/>
+        </w:rPr>
+      </w:r>
+      <w:r>
+        <w:rPr>
+          <w:lang w:val="zh_TW" w:bidi="zh_TW"/>
+        </w:rPr>
+        <w:t>亞伯拉罕遺訓</w:t>
+      </w:r>
+    </w:p>
+    <w:p>
+      <w:pPr>
+        <w:pStyle w:val="ListBullet"/>
+        <w:spacing w:line="240" w:lineRule="auto"/>
+        <w:ind w:left="720"/>
+      </w:pPr>
+      <w:r>
+        <w:rPr>
+          <w:lang w:val="zh_TW" w:bidi="zh_TW"/>
+        </w:rPr>
+      </w:r>
+      <w:r>
+        <w:rPr>
+          <w:lang w:val="zh_TW" w:bidi="zh_TW"/>
+        </w:rPr>
+        <w:t>約伯遺訓</w:t>
+      </w:r>
+    </w:p>
+    <w:p>
+      <w:pPr>
+        <w:pStyle w:val="ListBullet"/>
+        <w:spacing w:line="240" w:lineRule="auto"/>
+        <w:ind w:left="720"/>
+      </w:pPr>
+      <w:r>
+        <w:rPr>
+          <w:lang w:val="zh_TW" w:bidi="zh_TW"/>
+        </w:rPr>
+      </w:r>
+      <w:r>
+        <w:rPr>
+          <w:lang w:val="zh_TW" w:bidi="zh_TW"/>
+        </w:rPr>
+        <w:t>十二族長遺訓</w:t>
+      </w:r>
+    </w:p>
+    <w:p>
+      <w:pPr>
+        <w:pStyle w:val="ListBullet"/>
+        <w:spacing w:line="240" w:lineRule="auto"/>
+        <w:ind w:left="720"/>
+      </w:pPr>
+      <w:r>
+        <w:rPr>
+          <w:lang w:val="zh_TW" w:bidi="zh_TW"/>
+        </w:rPr>
+      </w:r>
+      <w:r>
+        <w:rPr>
+          <w:lang w:val="zh_TW" w:bidi="zh_TW"/>
+        </w:rPr>
+        <w:t>所羅門遺訓</w:t>
+      </w:r>
+    </w:p>
+    <w:p>
+      <w:pPr/>
+      <w:r>
+        <w:rPr>
+          <w:lang w:val="zh_TW" w:bidi="zh_TW"/>
+        </w:rPr>
+      </w:r>
+      <w:r>
+        <w:rPr>
+          <w:b/>
+          <w:lang w:val="zh_TW" w:bidi="zh_TW"/>
+        </w:rPr>
+        <w:t>智慧與道德文學</w:t>
+      </w:r>
+    </w:p>
+    <w:p>
+      <w:pPr/>
+      <w:r>
+        <w:rPr>
+          <w:lang w:val="zh_TW" w:bidi="zh_TW"/>
+        </w:rPr>
+      </w:r>
+      <w:r>
+        <w:rPr>
+          <w:lang w:val="zh_TW" w:bidi="zh_TW"/>
+        </w:rPr>
+        <w:t>這些是關於道德教導、美德省思與倫理指引的文獻集。</w:t>
+      </w:r>
+    </w:p>
+    <w:p>
+      <w:pPr>
+        <w:pStyle w:val="ListBullet"/>
+        <w:spacing w:line="240" w:lineRule="auto"/>
+        <w:ind w:left="720"/>
+      </w:pPr>
+      <w:r>
+        <w:rPr>
+          <w:lang w:val="zh_TW" w:bidi="zh_TW"/>
+        </w:rPr>
+      </w:r>
+      <w:r>
+        <w:rPr>
+          <w:lang w:val="zh_TW" w:bidi="zh_TW"/>
+        </w:rPr>
+        <w:t>阿希卡之書</w:t>
+      </w:r>
+    </w:p>
+    <w:p>
+      <w:pPr>
+        <w:pStyle w:val="ListBullet"/>
+        <w:spacing w:line="240" w:lineRule="auto"/>
+        <w:ind w:left="720"/>
+      </w:pPr>
+      <w:r>
+        <w:rPr>
+          <w:lang w:val="zh_TW" w:bidi="zh_TW"/>
+        </w:rPr>
+      </w:r>
+      <w:r>
+        <w:rPr>
+          <w:lang w:val="zh_TW" w:bidi="zh_TW"/>
+        </w:rPr>
+        <w:t>伊利達和米達之書</w:t>
+      </w:r>
+    </w:p>
+    <w:p>
+      <w:pPr>
+        <w:pStyle w:val="ListBullet"/>
+        <w:spacing w:line="240" w:lineRule="auto"/>
+        <w:ind w:left="720"/>
+      </w:pPr>
+      <w:r>
+        <w:rPr>
+          <w:lang w:val="zh_TW" w:bidi="zh_TW"/>
+        </w:rPr>
+      </w:r>
+      <w:r>
+        <w:rPr>
+          <w:lang w:val="zh_TW" w:bidi="zh_TW"/>
+        </w:rPr>
+        <w:t>亞當和夏娃生平</w:t>
+      </w:r>
+    </w:p>
+    <w:p>
+      <w:pPr>
+        <w:pStyle w:val="ListBullet"/>
+        <w:spacing w:line="240" w:lineRule="auto"/>
+        <w:ind w:left="720"/>
+      </w:pPr>
+      <w:r>
+        <w:rPr>
+          <w:lang w:val="zh_TW" w:bidi="zh_TW"/>
+        </w:rPr>
+      </w:r>
+      <w:r>
+        <w:rPr>
+          <w:lang w:val="zh_TW" w:bidi="zh_TW"/>
+        </w:rPr>
+        <w:t>所羅門詩篇</w:t>
+      </w:r>
+    </w:p>
+    <w:p>
+      <w:pPr/>
+      <w:r>
+        <w:rPr>
+          <w:lang w:val="zh_TW" w:bidi="zh_TW"/>
+        </w:rPr>
+      </w:r>
+      <w:r>
+        <w:rPr>
+          <w:b/>
+          <w:lang w:val="zh_TW" w:bidi="zh_TW"/>
+        </w:rPr>
+        <w:t>歷史與傳奇著作</w:t>
+      </w:r>
+    </w:p>
+    <w:p>
+      <w:pPr/>
+      <w:r>
+        <w:rPr>
+          <w:lang w:val="zh_TW" w:bidi="zh_TW"/>
+        </w:rPr>
+      </w:r>
+      <w:r>
+        <w:rPr>
+          <w:lang w:val="zh_TW" w:bidi="zh_TW"/>
+        </w:rPr>
+        <w:t>這些文獻以重述早期聖經歷史或傳奇事件的方式，補足舊約聖經記載中的空缺。</w:t>
+      </w:r>
+    </w:p>
+    <w:p>
+      <w:pPr>
+        <w:pStyle w:val="ListBullet"/>
+        <w:spacing w:line="240" w:lineRule="auto"/>
+        <w:ind w:left="720"/>
+      </w:pPr>
+      <w:r>
+        <w:rPr>
+          <w:lang w:val="zh_TW" w:bidi="zh_TW"/>
+        </w:rPr>
+      </w:r>
+      <w:r>
+        <w:rPr>
+          <w:lang w:val="zh_TW" w:bidi="zh_TW"/>
+        </w:rPr>
+        <w:t>挪亞書</w:t>
+      </w:r>
+    </w:p>
+    <w:p>
+      <w:pPr>
+        <w:pStyle w:val="ListBullet"/>
+        <w:spacing w:line="240" w:lineRule="auto"/>
+        <w:ind w:left="720"/>
+      </w:pPr>
+      <w:r>
+        <w:rPr>
+          <w:lang w:val="zh_TW" w:bidi="zh_TW"/>
+        </w:rPr>
+      </w:r>
+      <w:r>
+        <w:rPr>
+          <w:lang w:val="zh_TW" w:bidi="zh_TW"/>
+        </w:rPr>
+        <w:t>禧年書</w:t>
+      </w:r>
+    </w:p>
+    <w:p>
+      <w:pPr>
+        <w:pStyle w:val="ListBullet"/>
+        <w:spacing w:line="240" w:lineRule="auto"/>
+        <w:ind w:left="720"/>
+      </w:pPr>
+      <w:r>
+        <w:rPr>
+          <w:lang w:val="zh_TW" w:bidi="zh_TW"/>
+        </w:rPr>
+      </w:r>
+      <w:r>
+        <w:rPr>
+          <w:lang w:val="zh_TW" w:bidi="zh_TW"/>
+        </w:rPr>
+        <w:t>次經創世記</w:t>
+      </w:r>
+    </w:p>
+    <w:p>
+      <w:pPr>
+        <w:pStyle w:val="ListBullet"/>
+        <w:spacing w:line="240" w:lineRule="auto"/>
+        <w:ind w:left="720"/>
+      </w:pPr>
+      <w:r>
+        <w:rPr>
+          <w:lang w:val="zh_TW" w:bidi="zh_TW"/>
+        </w:rPr>
+      </w:r>
+      <w:r>
+        <w:rPr>
+          <w:lang w:val="zh_TW" w:bidi="zh_TW"/>
+        </w:rPr>
+        <w:t>亞里斯提書信</w:t>
+      </w:r>
+    </w:p>
+    <w:p>
+      <w:pPr>
+        <w:pStyle w:val="ListBullet"/>
+        <w:spacing w:line="240" w:lineRule="auto"/>
+        <w:ind w:left="720"/>
+      </w:pPr>
+      <w:r>
+        <w:rPr>
+          <w:lang w:val="zh_TW" w:bidi="zh_TW"/>
+        </w:rPr>
+      </w:r>
+      <w:r>
+        <w:rPr>
+          <w:lang w:val="zh_TW" w:bidi="zh_TW"/>
+        </w:rPr>
+        <w:t>約瑟和亞西納書</w:t>
+      </w:r>
+    </w:p>
+    <w:p>
+      <w:pPr/>
+      <w:r>
+        <w:rPr>
+          <w:lang w:val="zh_TW" w:bidi="zh_TW"/>
+        </w:rPr>
+      </w:r>
+      <w:r>
+        <w:rPr>
+          <w:b/>
+          <w:lang w:val="zh_TW" w:bidi="zh_TW"/>
+        </w:rPr>
+        <w:t>先知與異象著作</w:t>
+      </w:r>
+    </w:p>
+    <w:p>
+      <w:pPr/>
+      <w:r>
+        <w:rPr>
+          <w:lang w:val="zh_TW" w:bidi="zh_TW"/>
+        </w:rPr>
+      </w:r>
+      <w:r>
+        <w:rPr>
+          <w:lang w:val="zh_TW" w:bidi="zh_TW"/>
+        </w:rPr>
+        <w:t>這些文獻宣稱記載來自神的異象或神諭，並以先知性的洞察重新詮釋以色列的歷史與命定。</w:t>
+      </w:r>
+    </w:p>
+    <w:p>
+      <w:pPr>
+        <w:pStyle w:val="ListBullet"/>
+        <w:spacing w:line="240" w:lineRule="auto"/>
+        <w:ind w:left="720"/>
+      </w:pPr>
+      <w:r>
+        <w:rPr>
+          <w:lang w:val="zh_TW" w:bidi="zh_TW"/>
+        </w:rPr>
+      </w:r>
+      <w:r>
+        <w:rPr>
+          <w:lang w:val="zh_TW" w:bidi="zh_TW"/>
+        </w:rPr>
+        <w:t>次經以西結書</w:t>
+      </w:r>
+    </w:p>
+    <w:p>
+      <w:pPr>
+        <w:pStyle w:val="ListBullet"/>
+        <w:spacing w:line="240" w:lineRule="auto"/>
+        <w:ind w:left="720"/>
+      </w:pPr>
+      <w:r>
+        <w:rPr>
+          <w:lang w:val="zh_TW" w:bidi="zh_TW"/>
+        </w:rPr>
+      </w:r>
+      <w:r>
+        <w:rPr>
+          <w:lang w:val="zh_TW" w:bidi="zh_TW"/>
+        </w:rPr>
+        <w:t>約瑟的禱告</w:t>
+      </w:r>
+    </w:p>
+    <w:p>
+      <w:pPr>
+        <w:pStyle w:val="ListBullet"/>
+        <w:spacing w:line="240" w:lineRule="auto"/>
+        <w:ind w:left="720"/>
+      </w:pPr>
+      <w:r>
+        <w:rPr>
+          <w:lang w:val="zh_TW" w:bidi="zh_TW"/>
+        </w:rPr>
+      </w:r>
+      <w:r>
+        <w:rPr>
+          <w:lang w:val="zh_TW" w:bidi="zh_TW"/>
+        </w:rPr>
+        <w:t>西比拉神諭</w:t>
+      </w:r>
+    </w:p>
+    <w:p>
+      <w:pPr>
+        <w:pStyle w:val="Heading4"/>
+      </w:pPr>
+      <w:r>
+        <w:rPr>
+          <w:lang w:val="zh_TW" w:bidi="zh_TW"/>
+        </w:rPr>
+        <w:t>新約聖經次經</w:t>
+      </w:r>
+    </w:p>
+    <w:p>
+      <w:pPr/>
+      <w:r>
+        <w:rPr>
+          <w:lang w:val="zh_TW" w:bidi="zh_TW"/>
+        </w:rPr>
+      </w:r>
+      <w:r>
+        <w:rPr>
+          <w:lang w:val="zh_TW" w:bidi="zh_TW"/>
+        </w:rPr>
+        <w:t>這些基督教著作模仿新約聖經的文體，並進一步記述耶穌與使徒的生平、教導與神蹟。</w:t>
+      </w:r>
+    </w:p>
+    <w:p>
+      <w:pPr/>
+      <w:r>
+        <w:rPr>
+          <w:lang w:val="zh_TW" w:bidi="zh_TW"/>
+        </w:rPr>
+      </w:r>
+      <w:r>
+        <w:rPr>
+          <w:b/>
+          <w:lang w:val="zh_TW" w:bidi="zh_TW"/>
+        </w:rPr>
+        <w:t>次經福音書</w:t>
+      </w:r>
+    </w:p>
+    <w:p>
+      <w:pPr/>
+      <w:r>
+        <w:rPr>
+          <w:lang w:val="zh_TW" w:bidi="zh_TW"/>
+        </w:rPr>
+      </w:r>
+      <w:r>
+        <w:rPr>
+          <w:lang w:val="zh_TW" w:bidi="zh_TW"/>
+        </w:rPr>
+        <w:t>這些是擴展闡述耶穌生命和教導的故事。</w:t>
+      </w:r>
+    </w:p>
+    <w:p>
+      <w:pPr>
+        <w:pStyle w:val="ListBullet"/>
+        <w:spacing w:line="240" w:lineRule="auto"/>
+        <w:ind w:left="720"/>
+      </w:pPr>
+      <w:r>
+        <w:rPr>
+          <w:lang w:val="zh_TW" w:bidi="zh_TW"/>
+        </w:rPr>
+      </w:r>
+      <w:r>
+        <w:rPr>
+          <w:lang w:val="zh_TW" w:bidi="zh_TW"/>
+        </w:rPr>
+        <w:t>以便尼派福音</w:t>
+      </w:r>
+    </w:p>
+    <w:p>
+      <w:pPr>
+        <w:pStyle w:val="ListBullet"/>
+        <w:spacing w:line="240" w:lineRule="auto"/>
+        <w:ind w:left="720"/>
+      </w:pPr>
+      <w:r>
+        <w:rPr>
+          <w:lang w:val="zh_TW" w:bidi="zh_TW"/>
+        </w:rPr>
+      </w:r>
+      <w:r>
+        <w:rPr>
+          <w:lang w:val="zh_TW" w:bidi="zh_TW"/>
+        </w:rPr>
+        <w:t>埃及人福音</w:t>
+      </w:r>
+    </w:p>
+    <w:p>
+      <w:pPr>
+        <w:pStyle w:val="ListBullet"/>
+        <w:spacing w:line="240" w:lineRule="auto"/>
+        <w:ind w:left="720"/>
+      </w:pPr>
+      <w:r>
+        <w:rPr>
+          <w:lang w:val="zh_TW" w:bidi="zh_TW"/>
+        </w:rPr>
+      </w:r>
+      <w:r>
+        <w:rPr>
+          <w:lang w:val="zh_TW" w:bidi="zh_TW"/>
+        </w:rPr>
+        <w:t>多馬福音</w:t>
+      </w:r>
+    </w:p>
+    <w:p>
+      <w:pPr>
+        <w:pStyle w:val="ListBullet"/>
+        <w:spacing w:line="240" w:lineRule="auto"/>
+        <w:ind w:left="720"/>
+      </w:pPr>
+      <w:r>
+        <w:rPr>
+          <w:lang w:val="zh_TW" w:bidi="zh_TW"/>
+        </w:rPr>
+      </w:r>
+      <w:r>
+        <w:rPr>
+          <w:lang w:val="zh_TW" w:bidi="zh_TW"/>
+        </w:rPr>
+        <w:t>真理福音</w:t>
+      </w:r>
+    </w:p>
+    <w:p>
+      <w:pPr>
+        <w:pStyle w:val="ListBullet"/>
+        <w:spacing w:line="240" w:lineRule="auto"/>
+        <w:ind w:left="720"/>
+      </w:pPr>
+      <w:r>
+        <w:rPr>
+          <w:lang w:val="zh_TW" w:bidi="zh_TW"/>
+        </w:rPr>
+      </w:r>
+      <w:r>
+        <w:rPr>
+          <w:lang w:val="zh_TW" w:bidi="zh_TW"/>
+        </w:rPr>
+        <w:t>夏娃福音</w:t>
+      </w:r>
+    </w:p>
+    <w:p>
+      <w:pPr>
+        <w:pStyle w:val="ListBullet"/>
+        <w:spacing w:line="240" w:lineRule="auto"/>
+        <w:ind w:left="720"/>
+      </w:pPr>
+      <w:r>
+        <w:rPr>
+          <w:lang w:val="zh_TW" w:bidi="zh_TW"/>
+        </w:rPr>
+      </w:r>
+      <w:r>
+        <w:rPr>
+          <w:lang w:val="zh_TW" w:bidi="zh_TW"/>
+        </w:rPr>
+        <w:t>巴西里德福音</w:t>
+      </w:r>
+    </w:p>
+    <w:p>
+      <w:pPr>
+        <w:pStyle w:val="ListBullet"/>
+        <w:spacing w:line="240" w:lineRule="auto"/>
+        <w:ind w:left="720"/>
+      </w:pPr>
+      <w:r>
+        <w:rPr>
+          <w:lang w:val="zh_TW" w:bidi="zh_TW"/>
+        </w:rPr>
+      </w:r>
+      <w:r>
+        <w:rPr>
+          <w:lang w:val="zh_TW" w:bidi="zh_TW"/>
+        </w:rPr>
+        <w:t>十二使徒福音</w:t>
+      </w:r>
+    </w:p>
+    <w:p>
+      <w:pPr>
+        <w:pStyle w:val="ListBullet"/>
+        <w:spacing w:line="240" w:lineRule="auto"/>
+        <w:ind w:left="720"/>
+      </w:pPr>
+      <w:r>
+        <w:rPr>
+          <w:lang w:val="zh_TW" w:bidi="zh_TW"/>
+        </w:rPr>
+      </w:r>
+      <w:r>
+        <w:rPr>
+          <w:lang w:val="zh_TW" w:bidi="zh_TW"/>
+        </w:rPr>
+        <w:t>巴拿巴福音</w:t>
+      </w:r>
+    </w:p>
+    <w:p>
+      <w:pPr>
+        <w:pStyle w:val="ListBullet"/>
+        <w:spacing w:line="240" w:lineRule="auto"/>
+        <w:ind w:left="720"/>
+      </w:pPr>
+      <w:r>
+        <w:rPr>
+          <w:lang w:val="zh_TW" w:bidi="zh_TW"/>
+        </w:rPr>
+      </w:r>
+      <w:r>
+        <w:rPr>
+          <w:lang w:val="zh_TW" w:bidi="zh_TW"/>
+        </w:rPr>
+        <w:t>巴多羅買福音</w:t>
+      </w:r>
+    </w:p>
+    <w:p>
+      <w:pPr>
+        <w:pStyle w:val="ListBullet"/>
+        <w:spacing w:line="240" w:lineRule="auto"/>
+        <w:ind w:left="720"/>
+      </w:pPr>
+      <w:r>
+        <w:rPr>
+          <w:lang w:val="zh_TW" w:bidi="zh_TW"/>
+        </w:rPr>
+      </w:r>
+      <w:r>
+        <w:rPr>
+          <w:lang w:val="zh_TW" w:bidi="zh_TW"/>
+        </w:rPr>
+        <w:t>約翰傳道者之書</w:t>
+      </w:r>
+    </w:p>
+    <w:p>
+      <w:pPr>
+        <w:pStyle w:val="ListBullet"/>
+        <w:spacing w:line="240" w:lineRule="auto"/>
+        <w:ind w:left="720"/>
+      </w:pPr>
+      <w:r>
+        <w:rPr>
+          <w:lang w:val="zh_TW" w:bidi="zh_TW"/>
+        </w:rPr>
+      </w:r>
+      <w:r>
+        <w:rPr>
+          <w:lang w:val="zh_TW" w:bidi="zh_TW"/>
+        </w:rPr>
+        <w:t>雅各原始福音</w:t>
+      </w:r>
+    </w:p>
+    <w:p>
+      <w:pPr>
+        <w:pStyle w:val="ListBullet"/>
+        <w:spacing w:line="240" w:lineRule="auto"/>
+        <w:ind w:left="720"/>
+      </w:pPr>
+      <w:r>
+        <w:rPr>
+          <w:lang w:val="zh_TW" w:bidi="zh_TW"/>
+        </w:rPr>
+      </w:r>
+      <w:r>
+        <w:rPr>
+          <w:lang w:val="zh_TW" w:bidi="zh_TW"/>
+        </w:rPr>
+        <w:t>馬利亞出生記</w:t>
+      </w:r>
+    </w:p>
+    <w:p>
+      <w:pPr>
+        <w:pStyle w:val="ListBullet"/>
+        <w:spacing w:line="240" w:lineRule="auto"/>
+        <w:ind w:left="720"/>
+      </w:pPr>
+      <w:r>
+        <w:rPr>
+          <w:lang w:val="zh_TW" w:bidi="zh_TW"/>
+        </w:rPr>
+      </w:r>
+      <w:r>
+        <w:rPr>
+          <w:lang w:val="zh_TW" w:bidi="zh_TW"/>
+        </w:rPr>
+        <w:t>馬利亞誕生福音</w:t>
+      </w:r>
+    </w:p>
+    <w:p>
+      <w:pPr>
+        <w:pStyle w:val="ListBullet"/>
+        <w:spacing w:line="240" w:lineRule="auto"/>
+        <w:ind w:left="720"/>
+      </w:pPr>
+      <w:r>
+        <w:rPr>
+          <w:lang w:val="zh_TW" w:bidi="zh_TW"/>
+        </w:rPr>
+      </w:r>
+      <w:r>
+        <w:rPr>
+          <w:lang w:val="zh_TW" w:bidi="zh_TW"/>
+        </w:rPr>
+        <w:t>阿拉伯文耶穌嬰兒時期福音</w:t>
+      </w:r>
+    </w:p>
+    <w:p>
+      <w:pPr>
+        <w:pStyle w:val="ListBullet"/>
+        <w:spacing w:line="240" w:lineRule="auto"/>
+        <w:ind w:left="720"/>
+      </w:pPr>
+      <w:r>
+        <w:rPr>
+          <w:lang w:val="zh_TW" w:bidi="zh_TW"/>
+        </w:rPr>
+      </w:r>
+      <w:r>
+        <w:rPr>
+          <w:lang w:val="zh_TW" w:bidi="zh_TW"/>
+        </w:rPr>
+        <w:t>亞美尼亞文耶穌嬰兒時期福音</w:t>
+      </w:r>
+    </w:p>
+    <w:p>
+      <w:pPr>
+        <w:pStyle w:val="ListBullet"/>
+        <w:spacing w:line="240" w:lineRule="auto"/>
+        <w:ind w:left="720"/>
+      </w:pPr>
+      <w:r>
+        <w:rPr>
+          <w:lang w:val="zh_TW" w:bidi="zh_TW"/>
+        </w:rPr>
+      </w:r>
+      <w:r>
+        <w:rPr>
+          <w:lang w:val="zh_TW" w:bidi="zh_TW"/>
+        </w:rPr>
+        <w:t>木匠約瑟史述</w:t>
+      </w:r>
+    </w:p>
+    <w:p>
+      <w:pPr>
+        <w:pStyle w:val="ListBullet"/>
+        <w:spacing w:line="240" w:lineRule="auto"/>
+        <w:ind w:left="720"/>
+      </w:pPr>
+      <w:r>
+        <w:rPr>
+          <w:lang w:val="zh_TW" w:bidi="zh_TW"/>
+        </w:rPr>
+      </w:r>
+      <w:r>
+        <w:rPr>
+          <w:lang w:val="zh_TW" w:bidi="zh_TW"/>
+        </w:rPr>
+        <w:t>阿拉伯文木匠約瑟史述</w:t>
+      </w:r>
+    </w:p>
+    <w:p>
+      <w:pPr>
+        <w:pStyle w:val="ListBullet"/>
+        <w:spacing w:line="240" w:lineRule="auto"/>
+        <w:ind w:left="720"/>
+      </w:pPr>
+      <w:r>
+        <w:rPr>
+          <w:lang w:val="zh_TW" w:bidi="zh_TW"/>
+        </w:rPr>
+      </w:r>
+      <w:r>
+        <w:rPr>
+          <w:lang w:val="zh_TW" w:bidi="zh_TW"/>
+        </w:rPr>
+        <w:t>施洗約翰生平</w:t>
+      </w:r>
+    </w:p>
+    <w:p>
+      <w:pPr>
+        <w:pStyle w:val="ListBullet"/>
+        <w:spacing w:line="240" w:lineRule="auto"/>
+        <w:ind w:left="720"/>
+      </w:pPr>
+      <w:r>
+        <w:rPr>
+          <w:lang w:val="zh_TW" w:bidi="zh_TW"/>
+        </w:rPr>
+      </w:r>
+      <w:r>
+        <w:rPr>
+          <w:lang w:val="zh_TW" w:bidi="zh_TW"/>
+        </w:rPr>
+        <w:t>公雞之書</w:t>
+      </w:r>
+    </w:p>
+    <w:p>
+      <w:pPr>
+        <w:pStyle w:val="ListBullet"/>
+        <w:spacing w:line="240" w:lineRule="auto"/>
+        <w:ind w:left="720"/>
+      </w:pPr>
+      <w:r>
+        <w:rPr>
+          <w:lang w:val="zh_TW" w:bidi="zh_TW"/>
+        </w:rPr>
+      </w:r>
+      <w:r>
+        <w:rPr>
+          <w:lang w:val="zh_TW" w:bidi="zh_TW"/>
+        </w:rPr>
+        <w:t>巴多羅買的基督復活之書</w:t>
+      </w:r>
+    </w:p>
+    <w:p>
+      <w:pPr>
+        <w:pStyle w:val="ListBullet"/>
+        <w:spacing w:line="240" w:lineRule="auto"/>
+        <w:ind w:left="720"/>
+      </w:pPr>
+      <w:r>
+        <w:rPr>
+          <w:lang w:val="zh_TW" w:bidi="zh_TW"/>
+        </w:rPr>
+      </w:r>
+      <w:r>
+        <w:rPr>
+          <w:lang w:val="zh_TW" w:bidi="zh_TW"/>
+        </w:rPr>
+        <w:t>加略人猶大福音</w:t>
+      </w:r>
+    </w:p>
+    <w:p>
+      <w:pPr>
+        <w:pStyle w:val="ListBullet"/>
+        <w:spacing w:line="240" w:lineRule="auto"/>
+        <w:ind w:left="720"/>
+      </w:pPr>
+      <w:r>
+        <w:rPr>
+          <w:lang w:val="zh_TW" w:bidi="zh_TW"/>
+        </w:rPr>
+      </w:r>
+      <w:r>
+        <w:rPr>
+          <w:lang w:val="zh_TW" w:bidi="zh_TW"/>
+        </w:rPr>
+        <w:t>聖母生平</w:t>
+      </w:r>
+    </w:p>
+    <w:p>
+      <w:pPr>
+        <w:pStyle w:val="ListBullet"/>
+        <w:spacing w:line="240" w:lineRule="auto"/>
+        <w:ind w:left="720"/>
+      </w:pPr>
+      <w:r>
+        <w:rPr>
+          <w:lang w:val="zh_TW" w:bidi="zh_TW"/>
+        </w:rPr>
+      </w:r>
+      <w:r>
+        <w:rPr>
+          <w:lang w:val="zh_TW" w:bidi="zh_TW"/>
+        </w:rPr>
+        <w:t>狄奧多西講論</w:t>
+      </w:r>
+    </w:p>
+    <w:p>
+      <w:pPr>
+        <w:pStyle w:val="ListBullet"/>
+        <w:spacing w:line="240" w:lineRule="auto"/>
+        <w:ind w:left="720"/>
+      </w:pPr>
+      <w:r>
+        <w:rPr>
+          <w:lang w:val="zh_TW" w:bidi="zh_TW"/>
+        </w:rPr>
+      </w:r>
+      <w:r>
+        <w:rPr>
+          <w:lang w:val="zh_TW" w:bidi="zh_TW"/>
+        </w:rPr>
+        <w:t>聖母升天記</w:t>
+      </w:r>
+    </w:p>
+    <w:p>
+      <w:pPr/>
+      <w:r>
+        <w:rPr>
+          <w:lang w:val="zh_TW" w:bidi="zh_TW"/>
+        </w:rPr>
+      </w:r>
+      <w:r>
+        <w:rPr>
+          <w:b/>
+          <w:lang w:val="zh_TW" w:bidi="zh_TW"/>
+        </w:rPr>
+        <w:t>次經使徒行傳</w:t>
+      </w:r>
+    </w:p>
+    <w:p>
+      <w:pPr/>
+      <w:r>
+        <w:rPr>
+          <w:lang w:val="zh_TW" w:bidi="zh_TW"/>
+        </w:rPr>
+      </w:r>
+      <w:r>
+        <w:rPr>
+          <w:lang w:val="zh_TW" w:bidi="zh_TW"/>
+        </w:rPr>
+        <w:t>這些是關於使徒的作為與宣教事工的故事，並未記載於新約聖經。</w:t>
+      </w:r>
+    </w:p>
+    <w:p>
+      <w:pPr>
+        <w:pStyle w:val="ListBullet"/>
+        <w:spacing w:line="240" w:lineRule="auto"/>
+        <w:ind w:left="720"/>
+      </w:pPr>
+      <w:r>
+        <w:rPr>
+          <w:lang w:val="zh_TW" w:bidi="zh_TW"/>
+        </w:rPr>
+      </w:r>
+      <w:r>
+        <w:rPr>
+          <w:lang w:val="zh_TW" w:bidi="zh_TW"/>
+        </w:rPr>
+        <w:t>安得烈行傳</w:t>
+      </w:r>
+    </w:p>
+    <w:p>
+      <w:pPr>
+        <w:pStyle w:val="ListBullet"/>
+        <w:spacing w:line="240" w:lineRule="auto"/>
+        <w:ind w:left="720"/>
+      </w:pPr>
+      <w:r>
+        <w:rPr>
+          <w:lang w:val="zh_TW" w:bidi="zh_TW"/>
+        </w:rPr>
+      </w:r>
+      <w:r>
+        <w:rPr>
+          <w:lang w:val="zh_TW" w:bidi="zh_TW"/>
+        </w:rPr>
+        <w:t>安得烈與馬提亞行傳</w:t>
+      </w:r>
+    </w:p>
+    <w:p>
+      <w:pPr>
+        <w:pStyle w:val="ListBullet"/>
+        <w:spacing w:line="240" w:lineRule="auto"/>
+        <w:ind w:left="720"/>
+      </w:pPr>
+      <w:r>
+        <w:rPr>
+          <w:lang w:val="zh_TW" w:bidi="zh_TW"/>
+        </w:rPr>
+      </w:r>
+      <w:r>
+        <w:rPr>
+          <w:lang w:val="zh_TW" w:bidi="zh_TW"/>
+        </w:rPr>
+        <w:t>安得烈與保羅行傳</w:t>
+      </w:r>
+    </w:p>
+    <w:p>
+      <w:pPr>
+        <w:pStyle w:val="ListBullet"/>
+        <w:spacing w:line="240" w:lineRule="auto"/>
+        <w:ind w:left="720"/>
+      </w:pPr>
+      <w:r>
+        <w:rPr>
+          <w:lang w:val="zh_TW" w:bidi="zh_TW"/>
+        </w:rPr>
+      </w:r>
+      <w:r>
+        <w:rPr>
+          <w:lang w:val="zh_TW" w:bidi="zh_TW"/>
+        </w:rPr>
+        <w:t>安得烈的故事</w:t>
+      </w:r>
+    </w:p>
+    <w:p>
+      <w:pPr>
+        <w:pStyle w:val="ListBullet"/>
+        <w:spacing w:line="240" w:lineRule="auto"/>
+        <w:ind w:left="720"/>
+      </w:pPr>
+      <w:r>
+        <w:rPr>
+          <w:lang w:val="zh_TW" w:bidi="zh_TW"/>
+        </w:rPr>
+      </w:r>
+      <w:r>
+        <w:rPr>
+          <w:lang w:val="zh_TW" w:bidi="zh_TW"/>
+        </w:rPr>
+        <w:t>巴多羅買行傳</w:t>
+      </w:r>
+    </w:p>
+    <w:p>
+      <w:pPr>
+        <w:pStyle w:val="ListBullet"/>
+        <w:spacing w:line="240" w:lineRule="auto"/>
+        <w:ind w:left="720"/>
+      </w:pPr>
+      <w:r>
+        <w:rPr>
+          <w:lang w:val="zh_TW" w:bidi="zh_TW"/>
+        </w:rPr>
+      </w:r>
+      <w:r>
+        <w:rPr>
+          <w:lang w:val="zh_TW" w:bidi="zh_TW"/>
+        </w:rPr>
+        <w:t>巴拿巴行傳</w:t>
+      </w:r>
+    </w:p>
+    <w:p>
+      <w:pPr>
+        <w:pStyle w:val="ListBullet"/>
+        <w:spacing w:line="240" w:lineRule="auto"/>
+        <w:ind w:left="720"/>
+      </w:pPr>
+      <w:r>
+        <w:rPr>
+          <w:lang w:val="zh_TW" w:bidi="zh_TW"/>
+        </w:rPr>
+      </w:r>
+      <w:r>
+        <w:rPr>
+          <w:lang w:val="zh_TW" w:bidi="zh_TW"/>
+        </w:rPr>
+        <w:t>保羅與特格拉行傳</w:t>
+      </w:r>
+    </w:p>
+    <w:p>
+      <w:pPr>
+        <w:pStyle w:val="ListBullet"/>
+        <w:spacing w:line="240" w:lineRule="auto"/>
+        <w:ind w:left="720"/>
+      </w:pPr>
+      <w:r>
+        <w:rPr>
+          <w:lang w:val="zh_TW" w:bidi="zh_TW"/>
+        </w:rPr>
+      </w:r>
+      <w:r>
+        <w:rPr>
+          <w:lang w:val="zh_TW" w:bidi="zh_TW"/>
+        </w:rPr>
+        <w:t>多馬行傳</w:t>
+      </w:r>
+    </w:p>
+    <w:p>
+      <w:pPr>
+        <w:pStyle w:val="ListBullet"/>
+        <w:spacing w:line="240" w:lineRule="auto"/>
+        <w:ind w:left="720"/>
+      </w:pPr>
+      <w:r>
+        <w:rPr>
+          <w:lang w:val="zh_TW" w:bidi="zh_TW"/>
+        </w:rPr>
+      </w:r>
+      <w:r>
+        <w:rPr>
+          <w:lang w:val="zh_TW" w:bidi="zh_TW"/>
+        </w:rPr>
+        <w:t>達太行傳</w:t>
+      </w:r>
+    </w:p>
+    <w:p>
+      <w:pPr>
+        <w:pStyle w:val="ListBullet"/>
+        <w:spacing w:line="240" w:lineRule="auto"/>
+        <w:ind w:left="720"/>
+      </w:pPr>
+      <w:r>
+        <w:rPr>
+          <w:lang w:val="zh_TW" w:bidi="zh_TW"/>
+        </w:rPr>
+      </w:r>
+      <w:r>
+        <w:rPr>
+          <w:lang w:val="zh_TW" w:bidi="zh_TW"/>
+        </w:rPr>
+        <w:t>彼得與保羅受難記</w:t>
+      </w:r>
+    </w:p>
+    <w:p>
+      <w:pPr>
+        <w:pStyle w:val="ListBullet"/>
+        <w:spacing w:line="240" w:lineRule="auto"/>
+        <w:ind w:left="720"/>
+      </w:pPr>
+      <w:r>
+        <w:rPr>
+          <w:lang w:val="zh_TW" w:bidi="zh_TW"/>
+        </w:rPr>
+      </w:r>
+      <w:r>
+        <w:rPr>
+          <w:lang w:val="zh_TW" w:bidi="zh_TW"/>
+        </w:rPr>
+        <w:t>斯拉夫文彼得行傳</w:t>
+      </w:r>
+    </w:p>
+    <w:p>
+      <w:pPr>
+        <w:pStyle w:val="ListBullet"/>
+        <w:spacing w:line="240" w:lineRule="auto"/>
+        <w:ind w:left="720"/>
+      </w:pPr>
+      <w:r>
+        <w:rPr>
+          <w:lang w:val="zh_TW" w:bidi="zh_TW"/>
+        </w:rPr>
+      </w:r>
+      <w:r>
+        <w:rPr>
+          <w:lang w:val="zh_TW" w:bidi="zh_TW"/>
+        </w:rPr>
+        <w:t>保羅受難記</w:t>
+      </w:r>
+    </w:p>
+    <w:p>
+      <w:pPr>
+        <w:pStyle w:val="ListBullet"/>
+        <w:spacing w:line="240" w:lineRule="auto"/>
+        <w:ind w:left="720"/>
+      </w:pPr>
+      <w:r>
+        <w:rPr>
+          <w:lang w:val="zh_TW" w:bidi="zh_TW"/>
+        </w:rPr>
+      </w:r>
+      <w:r>
+        <w:rPr>
+          <w:lang w:val="zh_TW" w:bidi="zh_TW"/>
+        </w:rPr>
+        <w:t>阿迪教義</w:t>
+      </w:r>
+    </w:p>
+    <w:p>
+      <w:pPr>
+        <w:pStyle w:val="ListBullet"/>
+        <w:spacing w:line="240" w:lineRule="auto"/>
+        <w:ind w:left="720"/>
+      </w:pPr>
+      <w:r>
+        <w:rPr>
+          <w:lang w:val="zh_TW" w:bidi="zh_TW"/>
+        </w:rPr>
+      </w:r>
+      <w:r>
+        <w:rPr>
+          <w:lang w:val="zh_TW" w:bidi="zh_TW"/>
+        </w:rPr>
+        <w:t>阿布迪亞斯的使徒歷史</w:t>
+      </w:r>
+    </w:p>
+    <w:p>
+      <w:pPr>
+        <w:pStyle w:val="ListBullet"/>
+        <w:spacing w:line="240" w:lineRule="auto"/>
+        <w:ind w:left="720"/>
+      </w:pPr>
+      <w:r>
+        <w:rPr>
+          <w:lang w:val="zh_TW" w:bidi="zh_TW"/>
+        </w:rPr>
+      </w:r>
+      <w:r>
+        <w:rPr>
+          <w:lang w:val="zh_TW" w:bidi="zh_TW"/>
+        </w:rPr>
+        <w:t>彼得講道集</w:t>
+      </w:r>
+    </w:p>
+    <w:p>
+      <w:pPr>
+        <w:pStyle w:val="ListBullet"/>
+        <w:spacing w:line="240" w:lineRule="auto"/>
+        <w:ind w:left="720"/>
+      </w:pPr>
+      <w:r>
+        <w:rPr>
+          <w:lang w:val="zh_TW" w:bidi="zh_TW"/>
+        </w:rPr>
+      </w:r>
+      <w:r>
+        <w:rPr>
+          <w:lang w:val="zh_TW" w:bidi="zh_TW"/>
+        </w:rPr>
+        <w:t>彼拉多行傳</w:t>
+      </w:r>
+    </w:p>
+    <w:p>
+      <w:pPr>
+        <w:pStyle w:val="ListBullet"/>
+        <w:spacing w:line="240" w:lineRule="auto"/>
+        <w:ind w:left="720"/>
+      </w:pPr>
+      <w:r>
+        <w:rPr>
+          <w:lang w:val="zh_TW" w:bidi="zh_TW"/>
+        </w:rPr>
+      </w:r>
+      <w:r>
+        <w:rPr>
+          <w:lang w:val="zh_TW" w:bidi="zh_TW"/>
+        </w:rPr>
+        <w:t>馬太殉道記</w:t>
+      </w:r>
+    </w:p>
+    <w:p>
+      <w:pPr/>
+      <w:r>
+        <w:rPr>
+          <w:lang w:val="zh_TW" w:bidi="zh_TW"/>
+        </w:rPr>
+      </w:r>
+      <w:r>
+        <w:rPr>
+          <w:b/>
+          <w:lang w:val="zh_TW" w:bidi="zh_TW"/>
+        </w:rPr>
+        <w:t>次經書信</w:t>
+      </w:r>
+    </w:p>
+    <w:p>
+      <w:pPr/>
+      <w:r>
+        <w:rPr>
+          <w:lang w:val="zh_TW" w:bidi="zh_TW"/>
+        </w:rPr>
+      </w:r>
+      <w:r>
+        <w:rPr>
+          <w:lang w:val="zh_TW" w:bidi="zh_TW"/>
+        </w:rPr>
+        <w:t>這些是以使徒或早期基督徒人物為署名的書信。</w:t>
+      </w:r>
+    </w:p>
+    <w:p>
+      <w:pPr>
+        <w:pStyle w:val="ListBullet"/>
+        <w:spacing w:line="240" w:lineRule="auto"/>
+        <w:ind w:left="720"/>
+      </w:pPr>
+      <w:r>
+        <w:rPr>
+          <w:lang w:val="zh_TW" w:bidi="zh_TW"/>
+        </w:rPr>
+      </w:r>
+      <w:r>
+        <w:rPr>
+          <w:lang w:val="zh_TW" w:bidi="zh_TW"/>
+        </w:rPr>
+        <w:t>使徒書信</w:t>
+      </w:r>
+    </w:p>
+    <w:p>
+      <w:pPr>
+        <w:pStyle w:val="ListBullet"/>
+        <w:spacing w:line="240" w:lineRule="auto"/>
+        <w:ind w:left="720"/>
+      </w:pPr>
+      <w:r>
+        <w:rPr>
+          <w:lang w:val="zh_TW" w:bidi="zh_TW"/>
+        </w:rPr>
+      </w:r>
+      <w:r>
+        <w:rPr>
+          <w:lang w:val="zh_TW" w:bidi="zh_TW"/>
+        </w:rPr>
+        <w:t>巴拿巴書信</w:t>
+      </w:r>
+    </w:p>
+    <w:p>
+      <w:pPr>
+        <w:pStyle w:val="ListBullet"/>
+        <w:spacing w:line="240" w:lineRule="auto"/>
+        <w:ind w:left="720"/>
+      </w:pPr>
+      <w:r>
+        <w:rPr>
+          <w:lang w:val="zh_TW" w:bidi="zh_TW"/>
+        </w:rPr>
+      </w:r>
+      <w:r>
+        <w:rPr>
+          <w:lang w:val="zh_TW" w:bidi="zh_TW"/>
+        </w:rPr>
+        <w:t>哥林多三書</w:t>
+      </w:r>
+    </w:p>
+    <w:p>
+      <w:pPr>
+        <w:pStyle w:val="ListBullet"/>
+        <w:spacing w:line="240" w:lineRule="auto"/>
+        <w:ind w:left="720"/>
+      </w:pPr>
+      <w:r>
+        <w:rPr>
+          <w:lang w:val="zh_TW" w:bidi="zh_TW"/>
+        </w:rPr>
+      </w:r>
+      <w:r>
+        <w:rPr>
+          <w:lang w:val="zh_TW" w:bidi="zh_TW"/>
+        </w:rPr>
+        <w:t>彼得致腓力信書</w:t>
+      </w:r>
+    </w:p>
+    <w:p>
+      <w:pPr>
+        <w:pStyle w:val="ListBullet"/>
+        <w:spacing w:line="240" w:lineRule="auto"/>
+        <w:ind w:left="720"/>
+      </w:pPr>
+      <w:r>
+        <w:rPr>
+          <w:lang w:val="zh_TW" w:bidi="zh_TW"/>
+        </w:rPr>
+      </w:r>
+      <w:r>
+        <w:rPr>
+          <w:lang w:val="zh_TW" w:bidi="zh_TW"/>
+        </w:rPr>
+        <w:t>猶諾斯托斯書信</w:t>
+      </w:r>
+    </w:p>
+    <w:p>
+      <w:pPr>
+        <w:pStyle w:val="ListBullet"/>
+        <w:spacing w:line="240" w:lineRule="auto"/>
+        <w:ind w:left="720"/>
+      </w:pPr>
+      <w:r>
+        <w:rPr>
+          <w:lang w:val="zh_TW" w:bidi="zh_TW"/>
+        </w:rPr>
+      </w:r>
+      <w:r>
+        <w:rPr>
+          <w:lang w:val="zh_TW" w:bidi="zh_TW"/>
+        </w:rPr>
+        <w:t>西拉訓言</w:t>
+      </w:r>
+    </w:p>
+    <w:p>
+      <w:pPr>
+        <w:pStyle w:val="ListBullet"/>
+        <w:spacing w:line="240" w:lineRule="auto"/>
+        <w:ind w:left="720"/>
+      </w:pPr>
+      <w:r>
+        <w:rPr>
+          <w:lang w:val="zh_TW" w:bidi="zh_TW"/>
+        </w:rPr>
+      </w:r>
+      <w:r>
+        <w:rPr>
+          <w:lang w:val="zh_TW" w:bidi="zh_TW"/>
+        </w:rPr>
+        <w:t>蘭圖拉斯書信</w:t>
+      </w:r>
+    </w:p>
+    <w:p>
+      <w:pPr>
+        <w:pStyle w:val="ListBullet"/>
+        <w:spacing w:line="240" w:lineRule="auto"/>
+        <w:ind w:left="720"/>
+      </w:pPr>
+      <w:r>
+        <w:rPr>
+          <w:lang w:val="zh_TW" w:bidi="zh_TW"/>
+        </w:rPr>
+      </w:r>
+      <w:r>
+        <w:rPr>
+          <w:lang w:val="zh_TW" w:bidi="zh_TW"/>
+        </w:rPr>
+        <w:t>基督與阿布加魯斯書信</w:t>
+      </w:r>
+    </w:p>
+    <w:p>
+      <w:pPr/>
+      <w:r>
+        <w:rPr>
+          <w:lang w:val="zh_TW" w:bidi="zh_TW"/>
+        </w:rPr>
+      </w:r>
+      <w:r>
+        <w:rPr>
+          <w:b/>
+          <w:lang w:val="zh_TW" w:bidi="zh_TW"/>
+        </w:rPr>
+        <w:t>天啟次經</w:t>
+      </w:r>
+    </w:p>
+    <w:p>
+      <w:pPr/>
+      <w:r>
+        <w:rPr>
+          <w:lang w:val="zh_TW" w:bidi="zh_TW"/>
+        </w:rPr>
+      </w:r>
+      <w:r>
+        <w:rPr>
+          <w:lang w:val="zh_TW" w:bidi="zh_TW"/>
+        </w:rPr>
+        <w:t>這些是關於天堂、審判和末世的異象與啟示。</w:t>
+      </w:r>
+    </w:p>
+    <w:p>
+      <w:pPr>
+        <w:pStyle w:val="ListBullet"/>
+        <w:spacing w:line="240" w:lineRule="auto"/>
+        <w:ind w:left="720"/>
+      </w:pPr>
+      <w:r>
+        <w:rPr>
+          <w:lang w:val="zh_TW" w:bidi="zh_TW"/>
+        </w:rPr>
+      </w:r>
+      <w:r>
+        <w:rPr>
+          <w:lang w:val="zh_TW" w:bidi="zh_TW"/>
+        </w:rPr>
+        <w:t>巴多羅買啟示錄</w:t>
+      </w:r>
+    </w:p>
+    <w:p>
+      <w:pPr>
+        <w:pStyle w:val="ListBullet"/>
+        <w:spacing w:line="240" w:lineRule="auto"/>
+        <w:ind w:left="720"/>
+      </w:pPr>
+      <w:r>
+        <w:rPr>
+          <w:lang w:val="zh_TW" w:bidi="zh_TW"/>
+        </w:rPr>
+      </w:r>
+      <w:r>
+        <w:rPr>
+          <w:lang w:val="zh_TW" w:bidi="zh_TW"/>
+        </w:rPr>
+        <w:t>亞當啟示錄</w:t>
+      </w:r>
+    </w:p>
+    <w:p>
+      <w:pPr>
+        <w:pStyle w:val="ListBullet"/>
+        <w:spacing w:line="240" w:lineRule="auto"/>
+        <w:ind w:left="720"/>
+      </w:pPr>
+      <w:r>
+        <w:rPr>
+          <w:lang w:val="zh_TW" w:bidi="zh_TW"/>
+        </w:rPr>
+      </w:r>
+      <w:r>
+        <w:rPr>
+          <w:lang w:val="zh_TW" w:bidi="zh_TW"/>
+        </w:rPr>
+        <w:t>雅各啟示錄</w:t>
+      </w:r>
+    </w:p>
+    <w:p>
+      <w:pPr>
+        <w:pStyle w:val="ListBullet"/>
+        <w:spacing w:line="240" w:lineRule="auto"/>
+        <w:ind w:left="720"/>
+      </w:pPr>
+      <w:r>
+        <w:rPr>
+          <w:lang w:val="zh_TW" w:bidi="zh_TW"/>
+        </w:rPr>
+      </w:r>
+      <w:r>
+        <w:rPr>
+          <w:lang w:val="zh_TW" w:bidi="zh_TW"/>
+        </w:rPr>
+        <w:t>保羅啟示錄</w:t>
+      </w:r>
+    </w:p>
+    <w:p>
+      <w:pPr>
+        <w:pStyle w:val="ListBullet"/>
+        <w:spacing w:line="240" w:lineRule="auto"/>
+        <w:ind w:left="720"/>
+      </w:pPr>
+      <w:r>
+        <w:rPr>
+          <w:lang w:val="zh_TW" w:bidi="zh_TW"/>
+        </w:rPr>
+      </w:r>
+      <w:r>
+        <w:rPr>
+          <w:lang w:val="zh_TW" w:bidi="zh_TW"/>
+        </w:rPr>
+        <w:t>以賽亞升天記</w:t>
+      </w:r>
+    </w:p>
+    <w:p>
+      <w:pPr>
+        <w:pStyle w:val="ListBullet"/>
+        <w:spacing w:line="240" w:lineRule="auto"/>
+        <w:ind w:left="720"/>
+      </w:pPr>
+      <w:r>
+        <w:rPr>
+          <w:lang w:val="zh_TW" w:bidi="zh_TW"/>
+        </w:rPr>
+      </w:r>
+      <w:r>
+        <w:rPr>
+          <w:lang w:val="zh_TW" w:bidi="zh_TW"/>
+        </w:rPr>
+        <w:t>雅各升天記</w:t>
+      </w:r>
+    </w:p>
+    <w:p>
+      <w:pPr>
+        <w:pStyle w:val="ListBullet"/>
+        <w:spacing w:line="240" w:lineRule="auto"/>
+        <w:ind w:left="720"/>
+      </w:pPr>
+      <w:r>
+        <w:rPr>
+          <w:lang w:val="zh_TW" w:bidi="zh_TW"/>
+        </w:rPr>
+      </w:r>
+      <w:r>
+        <w:rPr>
+          <w:lang w:val="zh_TW" w:bidi="zh_TW"/>
+        </w:rPr>
+        <w:t>至高無上的阿羅基耐</w:t>
+      </w:r>
+    </w:p>
+    <w:p>
+      <w:pPr>
+        <w:pStyle w:val="ListBullet"/>
+        <w:spacing w:line="240" w:lineRule="auto"/>
+        <w:ind w:left="720"/>
+      </w:pPr>
+      <w:r>
+        <w:rPr>
+          <w:lang w:val="zh_TW" w:bidi="zh_TW"/>
+        </w:rPr>
+      </w:r>
+      <w:r>
+        <w:rPr>
+          <w:lang w:val="zh_TW" w:bidi="zh_TW"/>
+        </w:rPr>
+        <w:t>救主對話錄</w:t>
+      </w:r>
+    </w:p>
+    <w:p>
+      <w:pPr>
+        <w:pStyle w:val="ListBullet"/>
+        <w:spacing w:line="240" w:lineRule="auto"/>
+        <w:ind w:left="720"/>
+      </w:pPr>
+      <w:r>
+        <w:rPr>
+          <w:lang w:val="zh_TW" w:bidi="zh_TW"/>
+        </w:rPr>
+      </w:r>
+      <w:r>
+        <w:rPr>
+          <w:lang w:val="zh_TW" w:bidi="zh_TW"/>
+        </w:rPr>
+        <w:t>智慧信仰</w:t>
+      </w:r>
+    </w:p>
+    <w:p>
+      <w:pPr>
+        <w:pStyle w:val="ListBullet"/>
+        <w:spacing w:line="240" w:lineRule="auto"/>
+        <w:ind w:left="720"/>
+      </w:pPr>
+      <w:r>
+        <w:rPr>
+          <w:lang w:val="zh_TW" w:bidi="zh_TW"/>
+        </w:rPr>
+      </w:r>
+      <w:r>
+        <w:rPr>
+          <w:lang w:val="zh_TW" w:bidi="zh_TW"/>
+        </w:rPr>
+        <w:t>艾赫米姆殘片</w:t>
+      </w:r>
+      <w:r>
+        <w:rPr>
+          <w:lang w:val="zh_TW" w:bidi="zh_TW"/>
+        </w:rPr>
+      </w:r>
+      <w:r>
+        <w:rPr>
+          <w:lang w:val="zh_TW" w:bidi="zh_TW"/>
+        </w:rPr>
+      </w:r>
+    </w:p>
+    <w:p>
+      <w:pPr/>
+      <w:r>
+        <w:rPr>
+          <w:lang w:val="zh_TW" w:bidi="zh_TW"/>
+        </w:rPr>
+      </w:r>
+    </w:p>
+    <w:p>
+      <w:pPr>
+        <w:pStyle w:val="Heading2"/>
+      </w:pPr>
+      <w:r>
+        <w:rPr>
+          <w:lang w:val="zh_TW" w:bidi="zh_TW"/>
+        </w:rPr>
         <w:t>賜福、祝福</w:t>
       </w:r>
       <w:r>
@@ -267,7 +3591,7 @@
         </w:rPr>
         <w:t>在東正教、羅馬天主教和大多數新教教會的敬拜儀式中（例如聖餐禮），通常會以神職人員的祝福作為結束。這種宣告（在羅馬天主教、東正教和聖公會教會中稱為「祝福（blessing）」，在大多數新教教會中稱為「祝禱（benediction）」）有聖經的根據（</w:t>
       </w:r>
-      <w:hyperlink r:id="rId13">
+      <w:hyperlink r:id="rId17">
         <w:r>
           <w:rPr>
             <w:lang w:val="zh_TW" w:bidi="zh_TW"/>
@@ -285,7 +3609,7 @@
         </w:rPr>
         <w:t>–</w:t>
       </w:r>
-      <w:hyperlink r:id="rId13">
+      <w:hyperlink r:id="rId17">
         <w:r>
           <w:rPr>
             <w:lang w:val="zh_TW" w:bidi="zh_TW"/>
@@ -303,7 +3627,7 @@
         </w:rPr>
         <w:t>；</w:t>
       </w:r>
-      <w:hyperlink r:id="rId14">
+      <w:hyperlink r:id="rId18">
         <w:r>
           <w:rPr>
             <w:lang w:val="zh_TW" w:bidi="zh_TW"/>
@@ -321,7 +3645,7 @@
         </w:rPr>
         <w:t>–</w:t>
       </w:r>
-      <w:hyperlink r:id="rId14">
+      <w:hyperlink r:id="rId18">
         <w:r>
           <w:rPr>
             <w:lang w:val="zh_TW" w:bidi="zh_TW"/>
@@ -339,7 +3663,7 @@
         </w:rPr>
         <w:t>；</w:t>
       </w:r>
-      <w:hyperlink r:id="rId15">
+      <w:hyperlink r:id="rId19">
         <w:r>
           <w:rPr>
             <w:lang w:val="zh_TW" w:bidi="zh_TW"/>
@@ -357,7 +3681,7 @@
         </w:rPr>
         <w:t>；</w:t>
       </w:r>
-      <w:hyperlink r:id="rId16">
+      <w:hyperlink r:id="rId20">
         <w:r>
           <w:rPr>
             <w:lang w:val="zh_TW" w:bidi="zh_TW"/>
@@ -375,7 +3699,7 @@
         </w:rPr>
         <w:t>；</w:t>
       </w:r>
-      <w:hyperlink r:id="rId17">
+      <w:hyperlink r:id="rId21">
         <w:r>
           <w:rPr>
             <w:lang w:val="zh_TW" w:bidi="zh_TW"/>
@@ -393,7 +3717,7 @@
         </w:rPr>
         <w:t>；</w:t>
       </w:r>
-      <w:hyperlink r:id="rId18">
+      <w:hyperlink r:id="rId22">
         <w:r>
           <w:rPr>
             <w:lang w:val="zh_TW" w:bidi="zh_TW"/>
@@ -411,7 +3735,7 @@
         </w:rPr>
         <w:t>–</w:t>
       </w:r>
-      <w:hyperlink r:id="rId18">
+      <w:hyperlink r:id="rId22">
         <w:r>
           <w:rPr>
             <w:lang w:val="zh_TW" w:bidi="zh_TW"/>
@@ -429,7 +3753,7 @@
         </w:rPr>
         <w:t>；</w:t>
       </w:r>
-      <w:hyperlink r:id="rId19">
+      <w:hyperlink r:id="rId23">
         <w:r>
           <w:rPr>
             <w:lang w:val="zh_TW" w:bidi="zh_TW"/>
@@ -447,7 +3771,7 @@
         </w:rPr>
         <w:t>–</w:t>
       </w:r>
-      <w:hyperlink r:id="rId19">
+      <w:hyperlink r:id="rId23">
         <w:r>
           <w:rPr>
             <w:lang w:val="zh_TW" w:bidi="zh_TW"/>
@@ -493,7 +3817,7 @@
         </w:rPr>
         <w:t>「祝福」一詞也用於感謝神賜食物和飲料的行為（</w:t>
       </w:r>
-      <w:hyperlink r:id="rId20">
+      <w:hyperlink r:id="rId24">
         <w:r>
           <w:rPr>
             <w:lang w:val="zh_TW" w:bidi="zh_TW"/>
@@ -511,7 +3835,7 @@
         </w:rPr>
         <w:t>；</w:t>
       </w:r>
-      <w:hyperlink r:id="rId21">
+      <w:hyperlink r:id="rId25">
         <w:r>
           <w:rPr>
             <w:lang w:val="zh_TW" w:bidi="zh_TW"/>
@@ -529,7 +3853,7 @@
         </w:rPr>
         <w:t>；</w:t>
       </w:r>
-      <w:hyperlink r:id="rId22">
+      <w:hyperlink r:id="rId26">
         <w:r>
           <w:rPr>
             <w:lang w:val="zh_TW" w:bidi="zh_TW"/>
@@ -2480,6 +5804,12 @@
   </w:num>
   <w:num w:numId="13" w16cid:durableId="592781308">
     <w:abstractNumId w:val="11"/>
+  </w:num>
+  <w:num w:numId="14">
+    <w:abstractNumId w:val="3"/>
+    <w:lvlOverride w:ilvl="0">
+      <w:startOverride w:val="1"/>
+    </w:lvlOverride>
   </w:num>
   <w:numIdMacAtCleanup w:val="10"/>
 </w:numbering>

--- a/zht/docx/020.content.docx
+++ b/zht/docx/020.content.docx
@@ -19,7 +19,7 @@
         <w:rPr>
           <w:lang w:val="zh_TW" w:bidi="zh_TW"/>
         </w:rPr>
-        <w:t>Resource: 聖經詞典 (Tyndale)</w:t>
+        <w:t>Resource: Tyndale Open Bible Dictionary</w:t>
       </w:r>
       <w:r>
         <w:rPr>
@@ -112,7 +112,7 @@
         <w:rPr>
           <w:lang w:val="zh_TW" w:bidi="zh_TW"/>
         </w:rPr>
-        <w:t>聖經詞典 (Tyndale)</w:t>
+        <w:t>Tyndale Open Bible Dictionary</w:t>
       </w:r>
     </w:p>
     <w:p>
@@ -149,7 +149,7 @@
         <w:rPr>
           <w:lang w:val="zh_TW" w:bidi="zh_TW"/>
         </w:rPr>
-        <w:t>ci</w:t>
+        <w:t>chui</w:t>
       </w:r>
       <w:r>
         <w:rPr>
@@ -212,12 +212,23 @@
         <w:rPr>
           <w:lang w:val="zh_TW" w:bidi="zh_TW"/>
         </w:rPr>
-        <w:t>次經</w:t>
+        <w:t>垂絲柳樹</w:t>
       </w:r>
       <w:r>
         <w:rPr>
           <w:lang w:val="zh_TW" w:bidi="zh_TW"/>
         </w:rPr>
+      </w:r>
+    </w:p>
+    <w:p>
+      <w:pPr>
+        <w:pStyle w:val="Heading2"/>
+      </w:pPr>
+      <w:r>
+        <w:rPr>
+          <w:lang w:val="zh_TW" w:bidi="zh_TW"/>
+        </w:rPr>
+        <w:t>垂絲柳樹</w:t>
       </w:r>
     </w:p>
     <w:p>
@@ -231,74 +242,79 @@
         <w:rPr>
           <w:lang w:val="zh_TW" w:bidi="zh_TW"/>
         </w:rPr>
-        <w:t>次經（Apocrypha）是複數詞語，是指某些特定的猶太與基督教書卷。這個詞語原本來自希臘文</w:t>
-      </w:r>
-      <w:r>
-        <w:rPr>
-          <w:i/>
-          <w:lang w:val="zh_TW" w:bidi="zh_TW"/>
-        </w:rPr>
-        <w:t>apocryphos</w:t>
+        <w:t>垂絲柳樹</w:t>
       </w:r>
       <w:r>
         <w:rPr>
           <w:lang w:val="zh_TW" w:bidi="zh_TW"/>
         </w:rPr>
-        <w:t>，意思是「隱藏」或「秘密」。這些書卷通常以三種方式呈現：</w:t>
+        <w:t>是一種小型、快速生長的樹木或灌木，其木材堅固耐用。這些植物在沙漠、沙丘和鹽鹼地等惡劣環境中生長良好。在</w:t>
       </w:r>
-    </w:p>
-    <w:p>
-      <w:pPr>
-        <w:pStyle w:val="ListBullet"/>
-        <w:spacing w:line="240" w:lineRule="auto"/>
-        <w:ind w:left="720"/>
-      </w:pPr>
+      <w:hyperlink r:id="rId13">
+        <w:r>
+          <w:rPr>
+            <w:lang w:val="zh_TW" w:bidi="zh_TW"/>
+          </w:rPr>
+          <w:rPr>
+            <w:color w:val="0000EE"/>
+            <w:u w:val="single"/>
+          </w:rPr>
+          <w:t>創世記二十一章33節</w:t>
+        </w:r>
+      </w:hyperlink>
       <w:r>
         <w:rPr>
           <w:lang w:val="zh_TW" w:bidi="zh_TW"/>
         </w:rPr>
+        <w:t>，</w:t>
+      </w:r>
+      <w:hyperlink r:id="rId14">
+        <w:r>
+          <w:rPr>
+            <w:lang w:val="zh_TW" w:bidi="zh_TW"/>
+          </w:rPr>
+          <w:rPr>
+            <w:color w:val="0000EE"/>
+            <w:u w:val="single"/>
+          </w:rPr>
+          <w:t>撒母耳記上二十二章6節</w:t>
+        </w:r>
+      </w:hyperlink>
+      <w:r>
+        <w:rPr>
+          <w:lang w:val="zh_TW" w:bidi="zh_TW"/>
+        </w:rPr>
+        <w:t>及</w:t>
+      </w:r>
+      <w:hyperlink r:id="rId15">
+        <w:r>
+          <w:rPr>
+            <w:lang w:val="zh_TW" w:bidi="zh_TW"/>
+          </w:rPr>
+          <w:rPr>
+            <w:color w:val="0000EE"/>
+            <w:u w:val="single"/>
+          </w:rPr>
+          <w:t>三十一章13節</w:t>
+        </w:r>
+      </w:hyperlink>
+      <w:r>
+        <w:rPr>
+          <w:lang w:val="zh_TW" w:bidi="zh_TW"/>
+        </w:rPr>
+        <w:t>中都提到</w:t>
       </w:r>
       <w:r>
         <w:rPr>
           <w:lang w:val="zh_TW" w:bidi="zh_TW"/>
         </w:rPr>
-        <w:t>由某位著名的聖經人物所寫，</w:t>
-      </w:r>
-    </w:p>
-    <w:p>
-      <w:pPr>
-        <w:pStyle w:val="ListBullet"/>
-        <w:spacing w:line="240" w:lineRule="auto"/>
-        <w:ind w:left="720"/>
-      </w:pPr>
-      <w:r>
-        <w:rPr>
-          <w:lang w:val="zh_TW" w:bidi="zh_TW"/>
-        </w:rPr>
+        <w:t>垂絲柳樹</w:t>
       </w:r>
       <w:r>
         <w:rPr>
           <w:lang w:val="zh_TW" w:bidi="zh_TW"/>
         </w:rPr>
-        <w:t>從神而來的啟示，以及</w:t>
-      </w:r>
-    </w:p>
-    <w:p>
-      <w:pPr>
-        <w:pStyle w:val="ListBullet"/>
-        <w:spacing w:line="240" w:lineRule="auto"/>
-        <w:ind w:left="720"/>
-      </w:pPr>
-      <w:r>
-        <w:rPr>
-          <w:lang w:val="zh_TW" w:bidi="zh_TW"/>
-        </w:rPr>
-      </w:r>
-      <w:r>
-        <w:rPr>
-          <w:lang w:val="zh_TW" w:bidi="zh_TW"/>
-        </w:rPr>
-        <w:t>包含與聖經信仰有關的重要教導。</w:t>
+        <w:t>。</w:t>
       </w:r>
     </w:p>
     <w:p>
@@ -312,7 +328,20 @@
         <w:rPr>
           <w:lang w:val="zh_TW" w:bidi="zh_TW"/>
         </w:rPr>
-        <w:t>猶太人與基督徒都熟悉這些次經，而且常常使用它們。不過，是否應該把這些書卷接納為聖經，當時的人一直都有爭論。後來，次經這個詞語便逐漸用來指向聖經以外的書卷，人們不認為這些書卷與聖經同樣具有默示性質或權威。</w:t>
+        <w:t>這種植物經常為炎熱乾燥地區的旅行者提供宜人的綠葉和涼爽的陰影。有一種垂絲柳樹——無葉檉柳（</w:t>
+      </w:r>
+      <w:r>
+        <w:rPr>
+          <w:i/>
+          <w:lang w:val="zh_TW" w:bidi="zh_TW"/>
+        </w:rPr>
+        <w:t>Tamarix aphylla</w:t>
+      </w:r>
+      <w:r>
+        <w:rPr>
+          <w:lang w:val="zh_TW" w:bidi="zh_TW"/>
+        </w:rPr>
+        <w:t>）——有小型鱗片狀的葉子並會開小白花。這些細小的葉子幫助樹木在乾燥的氣候中保存水分。無葉檉柳能在惡劣的環境中生存，並在水資源稀缺的地區生長良好。</w:t>
       </w:r>
     </w:p>
     <w:p>
@@ -326,31 +355,38 @@
         <w:rPr>
           <w:lang w:val="zh_TW" w:bidi="zh_TW"/>
         </w:rPr>
-        <w:t>有些基督教傳統（包括天主教會與東正教會）接納若干古代猶太書卷作為他們的聖經一部分。這些書卷寫於舊約聖經與新約聖經之間的時期。這些傳統稱它們為次正典（</w:t>
+        <w:t>嗎哪檉柳（</w:t>
       </w:r>
       <w:r>
         <w:rPr>
           <w:i/>
           <w:lang w:val="zh_TW" w:bidi="zh_TW"/>
         </w:rPr>
-        <w:t>Deuterocanon，</w:t>
+        <w:t>Tamarix mannifera</w:t>
       </w:r>
       <w:r>
         <w:rPr>
           <w:lang w:val="zh_TW" w:bidi="zh_TW"/>
         </w:rPr>
-        <w:t>意指「第二正典」或後來被視為聖經的「第二批書卷」）。在這些傳統的聖經中，這些書卷通常放在舊約聖經與新約聖經之間。</w:t>
+        <w:t>）是一種灌木或小樹，高約2.7到4.6公尺（9到15英尺），開有細小的粉紅色花朵。其分布在以色列及周邊地區、阿拉伯和西奈的沙漠中。在炎熱的日子裡，寄生在這種植物上的微小昆蟲會在枝條上製造出甜而黏的物質。這種物質乾燥後會形成小白塊，可以採集並食用。有些人認為這可能就是以色列人在曠野中吃的「嗎哪」（</w:t>
       </w:r>
-    </w:p>
-    <w:p>
-      <w:pPr>
-        <w:pStyle w:val="Heading3"/>
-      </w:pPr>
+      <w:hyperlink r:id="rId16">
+        <w:r>
+          <w:rPr>
+            <w:lang w:val="zh_TW" w:bidi="zh_TW"/>
+          </w:rPr>
+          <w:rPr>
+            <w:color w:val="0000EE"/>
+            <w:u w:val="single"/>
+          </w:rPr>
+          <w:t>出16章</w:t>
+        </w:r>
+      </w:hyperlink>
       <w:r>
         <w:rPr>
           <w:lang w:val="zh_TW" w:bidi="zh_TW"/>
         </w:rPr>
-        <w:t>簡介</w:t>
+        <w:t>），但它並不符合聖經中對嗎哪的所有描述。</w:t>
       </w:r>
     </w:p>
     <w:p>
@@ -364,3545 +400,7 @@
         <w:rPr>
           <w:lang w:val="zh_TW" w:bidi="zh_TW"/>
         </w:rPr>
-        <w:t>古代有不少與聖經信仰有關的書卷，不只是舊約聖經與新約聖經本身。舊約聖經偶爾提到一些後來失傳的書卷，例如雅煞珥書（</w:t>
-      </w:r>
-      <w:hyperlink r:id="rId13">
-        <w:r>
-          <w:rPr>
-            <w:lang w:val="zh_TW" w:bidi="zh_TW"/>
-          </w:rPr>
-          <w:rPr>
-            <w:color w:val="0000EE"/>
-            <w:u w:val="single"/>
-          </w:rPr>
-          <w:t>書10:13</w:t>
-        </w:r>
-      </w:hyperlink>
-      <w:r>
-        <w:rPr>
-          <w:lang w:val="zh_TW" w:bidi="zh_TW"/>
-        </w:rPr>
-        <w:t>）。新約聖經也有引用聖經以外的書面資料（例如，</w:t>
-      </w:r>
-      <w:hyperlink r:id="rId14">
-        <w:r>
-          <w:rPr>
-            <w:lang w:val="zh_TW" w:bidi="zh_TW"/>
-          </w:rPr>
-          <w:rPr>
-            <w:color w:val="0000EE"/>
-            <w:u w:val="single"/>
-          </w:rPr>
-          <w:t>猶14–15</w:t>
-        </w:r>
-      </w:hyperlink>
-      <w:r>
-        <w:rPr>
-          <w:lang w:val="zh_TW" w:bidi="zh_TW"/>
-        </w:rPr>
-        <w:t>）。</w:t>
-      </w:r>
-    </w:p>
-    <w:p>
-      <w:pPr>
-        <w:pStyle w:val="Heading3"/>
-      </w:pPr>
-      <w:r>
-        <w:rPr>
-          <w:lang w:val="zh_TW" w:bidi="zh_TW"/>
-        </w:rPr>
-        <w:t>猶太背景與舊約聖經次經</w:t>
-      </w:r>
-    </w:p>
-    <w:p>
-      <w:pPr/>
-      <w:r>
-        <w:rPr>
-          <w:lang w:val="zh_TW" w:bidi="zh_TW"/>
-        </w:rPr>
-      </w:r>
-      <w:r>
-        <w:rPr>
-          <w:lang w:val="zh_TW" w:bidi="zh_TW"/>
-        </w:rPr>
-        <w:t>這類書卷中，有部分被納入七十士譯本（即在公元前二世紀完成的希臘文舊約聖經譯本）。那些收錄於七十士譯本的書卷就被稱為舊約聖經次經。羅馬天主教會與東正教會把其中許多書卷視為次經書卷（deuterocanonical），但兩者對哪些書卷應列入次經書卷清單，則沒有共識。猶太群體與大部分新教教會，則不接納這些著作為神的話語，認為這些著作並無同等的默示性質與權威。</w:t>
-      </w:r>
-    </w:p>
-    <w:p>
-      <w:pPr>
-        <w:pStyle w:val="Heading3"/>
-      </w:pPr>
-      <w:r>
-        <w:rPr>
-          <w:lang w:val="zh_TW" w:bidi="zh_TW"/>
-        </w:rPr>
-        <w:t>基督教的使用與新約聖經次經</w:t>
-      </w:r>
-    </w:p>
-    <w:p>
-      <w:pPr/>
-      <w:r>
-        <w:rPr>
-          <w:lang w:val="zh_TW" w:bidi="zh_TW"/>
-        </w:rPr>
-      </w:r>
-      <w:r>
-        <w:rPr>
-          <w:lang w:val="zh_TW" w:bidi="zh_TW"/>
-        </w:rPr>
-        <w:t>一些來自早期基督教時代的著作，被稱為新約聖經次經（模仿或擴展新約聖經故事的一組書卷）。其中有些著作，曾被視為有助靈修或道德教導，但很快就被人發現其中包含與聖經真理不符的思想，因此被視為異端（即錯誤或違背信仰共識）而被拒絕。</w:t>
-      </w:r>
-    </w:p>
-    <w:p>
-      <w:pPr/>
-      <w:r>
-        <w:rPr>
-          <w:lang w:val="zh_TW" w:bidi="zh_TW"/>
-        </w:rPr>
-      </w:r>
-      <w:r>
-        <w:rPr>
-          <w:lang w:val="zh_TW" w:bidi="zh_TW"/>
-        </w:rPr>
-        <w:t>所有新約聖經次經都沒有被納入聖經正典（即公認具有默示性質與權威的書卷），只有部分東正教傳統接納其中少數著作為正典。</w:t>
-      </w:r>
-    </w:p>
-    <w:p>
-      <w:pPr>
-        <w:pStyle w:val="Heading3"/>
-      </w:pPr>
-      <w:r>
-        <w:rPr>
-          <w:lang w:val="zh_TW" w:bidi="zh_TW"/>
-        </w:rPr>
-        <w:t>作者與偽經</w:t>
-      </w:r>
-    </w:p>
-    <w:p>
-      <w:pPr/>
-      <w:r>
-        <w:rPr>
-          <w:lang w:val="zh_TW" w:bidi="zh_TW"/>
-        </w:rPr>
-      </w:r>
-      <w:r>
-        <w:rPr>
-          <w:lang w:val="zh_TW" w:bidi="zh_TW"/>
-        </w:rPr>
-        <w:t>大多數次經的作者，都沒有在書卷裡留下其名字。不過，有些人把自己的著作寫得好像出自某位著名的舊約人物，或早期某位知名的基督徒領袖。</w:t>
-      </w:r>
-    </w:p>
-    <w:p>
-      <w:pPr/>
-      <w:r>
-        <w:rPr>
-          <w:lang w:val="zh_TW" w:bidi="zh_TW"/>
-        </w:rPr>
-      </w:r>
-      <w:r>
-        <w:rPr>
-          <w:lang w:val="zh_TW" w:bidi="zh_TW"/>
-        </w:rPr>
-        <w:t>舊約聖經次經成為介乎舊約聖經與新約聖經之間，一小部分但重要的猶太文學。這些猶太著作中，許多出自一個時代，當時猶太人感到自己的信仰與生活方式受到希臘文化（希臘化）威脅，後來又受到羅馬統治的威脅。</w:t>
-      </w:r>
-    </w:p>
-    <w:p>
-      <w:pPr/>
-      <w:r>
-        <w:rPr>
-          <w:lang w:val="zh_TW" w:bidi="zh_TW"/>
-        </w:rPr>
-      </w:r>
-      <w:r>
-        <w:rPr>
-          <w:lang w:val="zh_TW" w:bidi="zh_TW"/>
-        </w:rPr>
-        <w:t>若干次經書卷也被稱為偽經（</w:t>
-      </w:r>
-      <w:r>
-        <w:rPr>
-          <w:i/>
-          <w:lang w:val="zh_TW" w:bidi="zh_TW"/>
-        </w:rPr>
-        <w:t>Pseudepigrapha，</w:t>
-      </w:r>
-      <w:r>
-        <w:rPr>
-          <w:lang w:val="zh_TW" w:bidi="zh_TW"/>
-        </w:rPr>
-        <w:t>源自希臘文</w:t>
-      </w:r>
-      <w:r>
-        <w:rPr>
-          <w:i/>
-          <w:lang w:val="zh_TW" w:bidi="zh_TW"/>
-        </w:rPr>
-        <w:t>pseudes</w:t>
-      </w:r>
-      <w:r>
-        <w:rPr>
-          <w:lang w:val="zh_TW" w:bidi="zh_TW"/>
-        </w:rPr>
-        <w:t>和</w:t>
-      </w:r>
-      <w:r>
-        <w:rPr>
-          <w:i/>
-          <w:lang w:val="zh_TW" w:bidi="zh_TW"/>
-        </w:rPr>
-        <w:t>epigraphe</w:t>
-      </w:r>
-      <w:r>
-        <w:rPr>
-          <w:lang w:val="zh_TW" w:bidi="zh_TW"/>
-        </w:rPr>
-        <w:t>，意為「虛假」和「名字/銘文」）。偽經這個名稱反映出這些書卷所作的宣稱：</w:t>
-      </w:r>
-    </w:p>
-    <w:p>
-      <w:pPr>
-        <w:pStyle w:val="ListNumber"/>
-        <w:numPr>
-          <w:ilvl w:val="0"/>
-          <w:numId w:val="14"/>
-        </w:numPr>
-        <w:spacing w:line="240" w:lineRule="auto"/>
-        <w:ind w:left="720"/>
-      </w:pPr>
-      <w:r>
-        <w:rPr>
-          <w:lang w:val="zh_TW" w:bidi="zh_TW"/>
-        </w:rPr>
-      </w:r>
-      <w:r>
-        <w:rPr>
-          <w:lang w:val="zh_TW" w:bidi="zh_TW"/>
-        </w:rPr>
-        <w:t>說該書卷是由某位聖經人物（例如以諾、亞伯拉罕、摩西、所羅門、巴多羅買或多馬）寫成，或</w:t>
-      </w:r>
-    </w:p>
-    <w:p>
-      <w:pPr>
-        <w:pStyle w:val="ListNumber"/>
-        <w:spacing w:line="240" w:lineRule="auto"/>
-        <w:ind w:left="720"/>
-      </w:pPr>
-      <w:r>
-        <w:rPr>
-          <w:lang w:val="zh_TW" w:bidi="zh_TW"/>
-        </w:rPr>
-      </w:r>
-      <w:r>
-        <w:rPr>
-          <w:lang w:val="zh_TW" w:bidi="zh_TW"/>
-        </w:rPr>
-        <w:t>說該書卷包含原本啟示給某位聖經人物（例如亞當和夏娃或以賽亞）的啟示。</w:t>
-      </w:r>
-    </w:p>
-    <w:p>
-      <w:pPr/>
-      <w:r>
-        <w:rPr>
-          <w:lang w:val="zh_TW" w:bidi="zh_TW"/>
-        </w:rPr>
-      </w:r>
-      <w:r>
-        <w:rPr>
-          <w:lang w:val="zh_TW" w:bidi="zh_TW"/>
-        </w:rPr>
-        <w:t>換句話說，這些書卷都錯誤宣稱其作者為某位聖經人物，或錯誤宣稱其提供啟示，而該啟示原本是給予某位聖經人物。</w:t>
-      </w:r>
-    </w:p>
-    <w:p>
-      <w:pPr/>
-      <w:r>
-        <w:rPr>
-          <w:lang w:val="zh_TW" w:bidi="zh_TW"/>
-        </w:rPr>
-      </w:r>
-      <w:r>
-        <w:rPr>
-          <w:lang w:val="zh_TW" w:bidi="zh_TW"/>
-        </w:rPr>
-        <w:t>偽經常常強烈關注天啟題材，例如世界的創造、以色列與列邦的將來、神與天使的榮耀、彌賽亞的國度，以及死後的生命。</w:t>
-      </w:r>
-    </w:p>
-    <w:p>
-      <w:pPr/>
-      <w:r>
-        <w:rPr>
-          <w:lang w:val="zh_TW" w:bidi="zh_TW"/>
-        </w:rPr>
-      </w:r>
-      <w:r>
-        <w:rPr>
-          <w:lang w:val="zh_TW" w:bidi="zh_TW"/>
-        </w:rPr>
-        <w:t>許多偽經是猶太人的著作，但從未被猶太或基督徒群體接納。他們的寫作年代與其它次經大致相同（約公元前200年至公元110年）。不過，這些書卷的內容具有特殊性，因此只得到某些群體的承認。又由於其中一些作品模仿正典聖經的部分內容，那些群體可能視它們的權威與受神默示的程度，與聖經書卷相近。</w:t>
-      </w:r>
-    </w:p>
-    <w:p>
-      <w:pPr>
-        <w:pStyle w:val="Heading3"/>
-      </w:pPr>
-      <w:r>
-        <w:rPr>
-          <w:b/>
-          <w:lang w:val="zh_TW" w:bidi="zh_TW"/>
-        </w:rPr>
-        <w:t>該時期的其它宗教著作</w:t>
-      </w:r>
-    </w:p>
-    <w:p>
-      <w:pPr/>
-      <w:r>
-        <w:rPr>
-          <w:lang w:val="zh_TW" w:bidi="zh_TW"/>
-        </w:rPr>
-      </w:r>
-      <w:r>
-        <w:rPr>
-          <w:lang w:val="zh_TW" w:bidi="zh_TW"/>
-        </w:rPr>
-        <w:t>當時其他宗教著作並沒有宣稱自己是聖經。這些作品保存了一些猶太與早期基督徒的傳統，有時也加入傳說與其它故事，這些內容並未有記載準確的歷史，或包含與聖經不同的教導。在那個時期，除了聖經本身之外，與聖經信仰有關的書卷並不多。</w:t>
-      </w:r>
-    </w:p>
-    <w:p>
-      <w:pPr/>
-      <w:r>
-        <w:rPr>
-          <w:lang w:val="zh_TW" w:bidi="zh_TW"/>
-        </w:rPr>
-      </w:r>
-      <w:r>
-        <w:rPr>
-          <w:lang w:val="zh_TW" w:bidi="zh_TW"/>
-        </w:rPr>
-        <w:t>因此，這些僅有的其它書卷，往往在猶太人與基督徒中為人熟知。妥拉（摩西律法）一直被猶太人視為神學上合乎正統的標準。然而，在外邦統治下，猶太人的生活艱難，他們偏愛其它書卷的故事，因為這些故事講述人們如何在逼迫中忍耐，或講述神百姓的仇敵如何被擊敗。</w:t>
-      </w:r>
-    </w:p>
-    <w:p>
-      <w:pPr/>
-      <w:r>
-        <w:rPr>
-          <w:lang w:val="zh_TW" w:bidi="zh_TW"/>
-        </w:rPr>
-      </w:r>
-      <w:r>
-        <w:rPr>
-          <w:lang w:val="zh_TW" w:bidi="zh_TW"/>
-        </w:rPr>
-        <w:t>同樣地，早期基督徒也對許多與新約相關的其它書卷感興趣，即使那些書卷並不屬於已被接納的書卷之列（包括猶太人的舊約聖經，以及我們今日所知的新約聖經）。其它著作常常講述耶穌與祂的跟隨者所做的事，也包含自稱的啟示與屬靈教導。其中有些內容缺乏歷史根據，並且相當奇異；而另一些內容在某種程度上反映出基督的精神與使徒的教導。</w:t>
-      </w:r>
-    </w:p>
-    <w:p>
-      <w:pPr/>
-      <w:r>
-        <w:rPr>
-          <w:lang w:val="zh_TW" w:bidi="zh_TW"/>
-        </w:rPr>
-      </w:r>
-      <w:r>
-        <w:rPr>
-          <w:lang w:val="zh_TW" w:bidi="zh_TW"/>
-        </w:rPr>
-        <w:t>對猶太人而言（就像對早期基督徒一樣），正式確認一個正典，也就是正式列出哪些書卷被認為具有默示性質與權威，可視為神的話語，這件事變得十分重要。這過程有助人們把聖經的正典書卷，與那些傳講其它教義、異端思想，或虛構故事的書卷區分開來。</w:t>
-      </w:r>
-    </w:p>
-    <w:p>
-      <w:pPr>
-        <w:pStyle w:val="Heading3"/>
-      </w:pPr>
-      <w:r>
-        <w:rPr>
-          <w:lang w:val="zh_TW" w:bidi="zh_TW"/>
-        </w:rPr>
-        <w:t>早期基督徒對次經的看法</w:t>
-      </w:r>
-    </w:p>
-    <w:p>
-      <w:pPr/>
-      <w:r>
-        <w:rPr>
-          <w:lang w:val="zh_TW" w:bidi="zh_TW"/>
-        </w:rPr>
-      </w:r>
-      <w:r>
-        <w:rPr>
-          <w:lang w:val="zh_TW" w:bidi="zh_TW"/>
-        </w:rPr>
-        <w:t>在最初的幾個世紀，一些基督徒教師用次經一詞，指那些未有納入舊約聖經或新約聖經正典的著作。這個詞來自希臘文</w:t>
-      </w:r>
-      <w:r>
-        <w:rPr>
-          <w:i/>
-          <w:lang w:val="zh_TW" w:bidi="zh_TW"/>
-        </w:rPr>
-        <w:t>apokrypha</w:t>
-      </w:r>
-      <w:r>
-        <w:rPr>
-          <w:lang w:val="zh_TW" w:bidi="zh_TW"/>
-        </w:rPr>
-        <w:t>，意思是「隱藏的事」。早期基督徒學者把這些著作稱為次經，是表示這些書卷不應在敬拜中公開朗讀。他們認為這些書卷包含特殊的知識，不適合一般信徒閱讀。</w:t>
-      </w:r>
-    </w:p>
-    <w:p>
-      <w:pPr/>
-      <w:r>
-        <w:rPr>
-          <w:lang w:val="zh_TW" w:bidi="zh_TW"/>
-        </w:rPr>
-      </w:r>
-      <w:r>
-        <w:rPr>
-          <w:lang w:val="zh_TW" w:bidi="zh_TW"/>
-        </w:rPr>
-        <w:t>關於「哪些書卷給所有人讀，哪些只給受過特別教導的人讀」這種區別，可在</w:t>
-      </w:r>
-      <w:hyperlink r:id="rId15">
-        <w:r>
-          <w:rPr>
-            <w:lang w:val="zh_TW" w:bidi="zh_TW"/>
-          </w:rPr>
-          <w:rPr>
-            <w:color w:val="0000EE"/>
-            <w:u w:val="single"/>
-          </w:rPr>
-          <w:t>以斯拉二書十四章1至6節</w:t>
-        </w:r>
-      </w:hyperlink>
-      <w:r>
-        <w:rPr>
-          <w:lang w:val="zh_TW" w:bidi="zh_TW"/>
-        </w:rPr>
-        <w:t>（以斯拉二書有時稱為以斯拉四書）找到例子。這段經文的作者聲稱，神告訴以斯拉，讓所有人都能讀某些著作（如妥拉），但要把另一些著作保密。這些「隱藏的書卷」包含天啟（末世）傳統，關於末世的內容。</w:t>
-      </w:r>
-    </w:p>
-    <w:p>
-      <w:pPr/>
-      <w:r>
-        <w:rPr>
-          <w:lang w:val="zh_TW" w:bidi="zh_TW"/>
-        </w:rPr>
-      </w:r>
-      <w:hyperlink r:id="rId16">
-        <w:r>
-          <w:rPr>
-            <w:lang w:val="zh_TW" w:bidi="zh_TW"/>
-          </w:rPr>
-          <w:rPr>
-            <w:color w:val="0000EE"/>
-            <w:u w:val="single"/>
-          </w:rPr>
-          <w:t>以斯拉二書十四章42至46節</w:t>
-        </w:r>
-      </w:hyperlink>
-      <w:r>
-        <w:rPr>
-          <w:lang w:val="zh_TW" w:bidi="zh_TW"/>
-        </w:rPr>
-        <w:t>提到70卷書，這些書明顯不屬於正典，因為它們的寫作年代在24卷希伯來正典之後。到了公元一世紀末，多數猶太人已經區分哪些著作可以公開使用，哪些不適合公開使用。</w:t>
-      </w:r>
-    </w:p>
-    <w:p>
-      <w:pPr/>
-      <w:r>
-        <w:rPr>
-          <w:lang w:val="zh_TW" w:bidi="zh_TW"/>
-        </w:rPr>
-      </w:r>
-      <w:r>
-        <w:rPr>
-          <w:lang w:val="zh_TW" w:bidi="zh_TW"/>
-        </w:rPr>
-        <w:t>人們也將次經一詞語用在負面意義上，來指那些應該被隱藏起來的書卷，因為它們包含有害或錯誤的教導。這些教導的目的不是為了建立讀者的信仰，而是敗壞信仰。當時要阻止這類著作散佈，相對容易，因為書卷的抄本本來就很少，流傳的數量也不多。</w:t>
-      </w:r>
-    </w:p>
-    <w:p>
-      <w:pPr>
-        <w:pStyle w:val="Heading3"/>
-      </w:pPr>
-      <w:r>
-        <w:rPr>
-          <w:b/>
-          <w:lang w:val="zh_TW" w:bidi="zh_TW"/>
-        </w:rPr>
-        <w:t>公元</w:t>
-      </w:r>
-      <w:r>
-        <w:rPr>
-          <w:lang w:val="zh_TW" w:bidi="zh_TW"/>
-        </w:rPr>
-        <w:t>五世紀起及後期教會傳統中的用法</w:t>
-      </w:r>
-    </w:p>
-    <w:p>
-      <w:pPr/>
-      <w:r>
-        <w:rPr>
-          <w:lang w:val="zh_TW" w:bidi="zh_TW"/>
-        </w:rPr>
-      </w:r>
-      <w:r>
-        <w:rPr>
-          <w:lang w:val="zh_TW" w:bidi="zh_TW"/>
-        </w:rPr>
-        <w:t>到了公元五世紀，次經一詞開始用來表示「不屬於正典」的意思。教父耶柔米（Jerome）教導，凡是在七十士譯本與拉丁文聖經中出現，但不在希伯來文舊約聖經裡的書卷，都應視為次經。耶柔米認為，人們不應完全拒絕這些著作，因為它們是猶太文學的重要部分。</w:t>
-      </w:r>
-    </w:p>
-    <w:p>
-      <w:pPr/>
-      <w:r>
-        <w:rPr>
-          <w:lang w:val="zh_TW" w:bidi="zh_TW"/>
-        </w:rPr>
-      </w:r>
-      <w:r>
-        <w:rPr>
-          <w:lang w:val="zh_TW" w:bidi="zh_TW"/>
-        </w:rPr>
-        <w:t>不過，他同時教導，這些書卷不能用作基督教教義的根基，但可以用來得著勉勵與啟發。新教教會採納耶柔米的看法，把這些書卷排除在聖經正典之外。有些新教群體仍然視它們為靈修閱讀的材料，但大部分並不把它們視為聖經。</w:t>
-      </w:r>
-    </w:p>
-    <w:p>
-      <w:pPr>
-        <w:pStyle w:val="Heading3"/>
-      </w:pPr>
-      <w:r>
-        <w:rPr>
-          <w:b/>
-          <w:lang w:val="zh_TW" w:bidi="zh_TW"/>
-        </w:rPr>
-        <w:t>正典的形成</w:t>
-      </w:r>
-    </w:p>
-    <w:p>
-      <w:pPr/>
-      <w:r>
-        <w:rPr>
-          <w:lang w:val="zh_TW" w:bidi="zh_TW"/>
-        </w:rPr>
-      </w:r>
-      <w:r>
-        <w:rPr>
-          <w:lang w:val="zh_TW" w:bidi="zh_TW"/>
-        </w:rPr>
-        <w:t>當猶太學者在托勒密二世（Ptolemy II）統治期間（公元前285至246年）於埃及把希伯來聖經譯成希臘文時，他們也收錄了幾卷額外的書卷。這些書卷雖然不屬於當時公認的希伯來正典，卻在猶太歷史與社會中具有重要地位。這情況顯示：至少在某些猶太群體當中，正典書卷與非正典書卷之間的界線當時尚未完全清楚。</w:t>
-      </w:r>
-    </w:p>
-    <w:p>
-      <w:pPr/>
-      <w:r>
-        <w:rPr>
-          <w:lang w:val="zh_TW" w:bidi="zh_TW"/>
-        </w:rPr>
-      </w:r>
-      <w:r>
-        <w:rPr>
-          <w:lang w:val="zh_TW" w:bidi="zh_TW"/>
-        </w:rPr>
-        <w:t>古代抄本和死海古卷的殘片顯示，希伯來正典最後完成的書卷，極可能寫於亞歷山大大帝（Alexander the Great）征服近東（公元前356至323年）前的幾十年。雖然妥拉一直被視為神的話，但承認其它書卷屬於聖經的過程則漫長得多。</w:t>
-      </w:r>
-    </w:p>
-    <w:p>
-      <w:pPr/>
-      <w:r>
-        <w:rPr>
-          <w:lang w:val="zh_TW" w:bidi="zh_TW"/>
-        </w:rPr>
-      </w:r>
-      <w:r>
-        <w:rPr>
-          <w:lang w:val="zh_TW" w:bidi="zh_TW"/>
-        </w:rPr>
-        <w:t>當更多人認識和閱讀這些書卷，並將它們與妥拉的教導比較之後，人們才逐漸承認它們為聖經。由此可見，在正統猶太教中，人們經常使用這些書卷並達成普遍共識，對分辨哪些書卷屬於</w:t>
-      </w:r>
-      <w:r>
-        <w:rPr>
-          <w:b/>
-          <w:lang w:val="zh_TW" w:bidi="zh_TW"/>
-        </w:rPr>
-        <w:t>正典</w:t>
-      </w:r>
-      <w:r>
-        <w:rPr>
-          <w:lang w:val="zh_TW" w:bidi="zh_TW"/>
-        </w:rPr>
-        <w:t>、哪些屬於</w:t>
-      </w:r>
-      <w:r>
-        <w:rPr>
-          <w:b/>
-          <w:lang w:val="zh_TW" w:bidi="zh_TW"/>
-        </w:rPr>
-        <w:t>次經</w:t>
-      </w:r>
-      <w:r>
-        <w:rPr>
-          <w:lang w:val="zh_TW" w:bidi="zh_TW"/>
-        </w:rPr>
-        <w:t>，具有關鍵的影響。</w:t>
-      </w:r>
-    </w:p>
-    <w:p>
-      <w:pPr/>
-      <w:r>
-        <w:rPr>
-          <w:lang w:val="zh_TW" w:bidi="zh_TW"/>
-        </w:rPr>
-      </w:r>
-      <w:r>
-        <w:rPr>
-          <w:lang w:val="zh_TW" w:bidi="zh_TW"/>
-        </w:rPr>
-        <w:t>較早期的學者曾認為，古巴勒斯坦的雅麥尼亞（Jamnia）曾在約公元100年舉行了一場會議，用來決定舊約聖經正典的書卷名單。這種看法基於古代猶太資料中的記載。</w:t>
-      </w:r>
-    </w:p>
-    <w:p>
-      <w:pPr/>
-      <w:r>
-        <w:rPr>
-          <w:lang w:val="zh_TW" w:bidi="zh_TW"/>
-        </w:rPr>
-      </w:r>
-      <w:r>
-        <w:rPr>
-          <w:lang w:val="zh_TW" w:bidi="zh_TW"/>
-        </w:rPr>
-        <w:t>然而，後來的研究質疑，這類會議有否真的舉行。這些研究也顯示，當時的猶太領袖認為非正典著作會阻礙人的信仰與敬虔，而不是帶來幫助。</w:t>
-      </w:r>
-    </w:p>
-    <w:p>
-      <w:pPr>
-        <w:pStyle w:val="Heading3"/>
-      </w:pPr>
-      <w:r>
-        <w:rPr>
-          <w:b/>
-          <w:lang w:val="zh_TW" w:bidi="zh_TW"/>
-        </w:rPr>
-        <w:t>猶太次經書卷</w:t>
-      </w:r>
-    </w:p>
-    <w:p>
-      <w:pPr/>
-      <w:r>
-        <w:rPr>
-          <w:lang w:val="zh_TW" w:bidi="zh_TW"/>
-        </w:rPr>
-      </w:r>
-      <w:r>
-        <w:rPr>
-          <w:lang w:val="zh_TW" w:bidi="zh_TW"/>
-        </w:rPr>
-        <w:t>猶太群體把以下著作視為正典以外的書卷，因此歸為次經：</w:t>
-      </w:r>
-    </w:p>
-    <w:p>
-      <w:pPr>
-        <w:pStyle w:val="ListBullet"/>
-        <w:spacing w:line="240" w:lineRule="auto"/>
-        <w:ind w:left="720"/>
-      </w:pPr>
-      <w:r>
-        <w:rPr>
-          <w:lang w:val="zh_TW" w:bidi="zh_TW"/>
-        </w:rPr>
-      </w:r>
-      <w:r>
-        <w:rPr>
-          <w:lang w:val="zh_TW" w:bidi="zh_TW"/>
-        </w:rPr>
-        <w:t>以斯拉一書</w:t>
-      </w:r>
-    </w:p>
-    <w:p>
-      <w:pPr>
-        <w:pStyle w:val="ListBullet"/>
-        <w:spacing w:line="240" w:lineRule="auto"/>
-        <w:ind w:left="720"/>
-      </w:pPr>
-      <w:r>
-        <w:rPr>
-          <w:lang w:val="zh_TW" w:bidi="zh_TW"/>
-        </w:rPr>
-      </w:r>
-      <w:r>
-        <w:rPr>
-          <w:lang w:val="zh_TW" w:bidi="zh_TW"/>
-        </w:rPr>
-        <w:t>以斯拉二書</w:t>
-      </w:r>
-    </w:p>
-    <w:p>
-      <w:pPr>
-        <w:pStyle w:val="ListBullet"/>
-        <w:spacing w:line="240" w:lineRule="auto"/>
-        <w:ind w:left="720"/>
-      </w:pPr>
-      <w:r>
-        <w:rPr>
-          <w:lang w:val="zh_TW" w:bidi="zh_TW"/>
-        </w:rPr>
-      </w:r>
-      <w:r>
-        <w:rPr>
-          <w:lang w:val="zh_TW" w:bidi="zh_TW"/>
-        </w:rPr>
-        <w:t>多比傳</w:t>
-      </w:r>
-    </w:p>
-    <w:p>
-      <w:pPr>
-        <w:pStyle w:val="ListBullet"/>
-        <w:spacing w:line="240" w:lineRule="auto"/>
-        <w:ind w:left="720"/>
-      </w:pPr>
-      <w:r>
-        <w:rPr>
-          <w:lang w:val="zh_TW" w:bidi="zh_TW"/>
-        </w:rPr>
-      </w:r>
-      <w:r>
-        <w:rPr>
-          <w:lang w:val="zh_TW" w:bidi="zh_TW"/>
-        </w:rPr>
-        <w:t>猶滴傳</w:t>
-      </w:r>
-    </w:p>
-    <w:p>
-      <w:pPr>
-        <w:pStyle w:val="ListBullet"/>
-        <w:spacing w:line="240" w:lineRule="auto"/>
-        <w:ind w:left="720"/>
-      </w:pPr>
-      <w:r>
-        <w:rPr>
-          <w:lang w:val="zh_TW" w:bidi="zh_TW"/>
-        </w:rPr>
-      </w:r>
-      <w:r>
-        <w:rPr>
-          <w:lang w:val="zh_TW" w:bidi="zh_TW"/>
-        </w:rPr>
-        <w:t>以斯帖記補篇</w:t>
-      </w:r>
-    </w:p>
-    <w:p>
-      <w:pPr>
-        <w:pStyle w:val="ListBullet"/>
-        <w:spacing w:line="240" w:lineRule="auto"/>
-        <w:ind w:left="720"/>
-      </w:pPr>
-      <w:r>
-        <w:rPr>
-          <w:lang w:val="zh_TW" w:bidi="zh_TW"/>
-        </w:rPr>
-      </w:r>
-      <w:r>
-        <w:rPr>
-          <w:lang w:val="zh_TW" w:bidi="zh_TW"/>
-        </w:rPr>
-        <w:t>所羅門智訓</w:t>
-      </w:r>
-    </w:p>
-    <w:p>
-      <w:pPr>
-        <w:pStyle w:val="ListBullet"/>
-        <w:spacing w:line="240" w:lineRule="auto"/>
-        <w:ind w:left="720"/>
-      </w:pPr>
-      <w:r>
-        <w:rPr>
-          <w:lang w:val="zh_TW" w:bidi="zh_TW"/>
-        </w:rPr>
-      </w:r>
-      <w:r>
-        <w:rPr>
-          <w:lang w:val="zh_TW" w:bidi="zh_TW"/>
-        </w:rPr>
-        <w:t>便西拉智訓</w:t>
-      </w:r>
-    </w:p>
-    <w:p>
-      <w:pPr>
-        <w:pStyle w:val="ListBullet"/>
-        <w:spacing w:line="240" w:lineRule="auto"/>
-        <w:ind w:left="720"/>
-      </w:pPr>
-      <w:r>
-        <w:rPr>
-          <w:lang w:val="zh_TW" w:bidi="zh_TW"/>
-        </w:rPr>
-      </w:r>
-      <w:r>
-        <w:rPr>
-          <w:lang w:val="zh_TW" w:bidi="zh_TW"/>
-        </w:rPr>
-        <w:t>巴錄書</w:t>
-      </w:r>
-    </w:p>
-    <w:p>
-      <w:pPr>
-        <w:pStyle w:val="ListBullet"/>
-        <w:spacing w:line="240" w:lineRule="auto"/>
-        <w:ind w:left="720"/>
-      </w:pPr>
-      <w:r>
-        <w:rPr>
-          <w:lang w:val="zh_TW" w:bidi="zh_TW"/>
-        </w:rPr>
-      </w:r>
-      <w:r>
-        <w:rPr>
-          <w:lang w:val="zh_TW" w:bidi="zh_TW"/>
-        </w:rPr>
-        <w:t>耶利米書信</w:t>
-      </w:r>
-    </w:p>
-    <w:p>
-      <w:pPr>
-        <w:pStyle w:val="ListBullet"/>
-        <w:spacing w:line="240" w:lineRule="auto"/>
-        <w:ind w:left="720"/>
-      </w:pPr>
-      <w:r>
-        <w:rPr>
-          <w:lang w:val="zh_TW" w:bidi="zh_TW"/>
-        </w:rPr>
-      </w:r>
-      <w:r>
-        <w:rPr>
-          <w:lang w:val="zh_TW" w:bidi="zh_TW"/>
-        </w:rPr>
-        <w:t>但以理書補篇</w:t>
-      </w:r>
-    </w:p>
-    <w:p>
-      <w:pPr>
-        <w:pStyle w:val="ListBullet"/>
-        <w:spacing w:line="240" w:lineRule="auto"/>
-        <w:ind w:left="1440"/>
-      </w:pPr>
-      <w:r>
-        <w:rPr>
-          <w:lang w:val="zh_TW" w:bidi="zh_TW"/>
-        </w:rPr>
-      </w:r>
-      <w:r>
-        <w:rPr>
-          <w:lang w:val="zh_TW" w:bidi="zh_TW"/>
-        </w:rPr>
-        <w:t>亞撒利雅的禱告</w:t>
-      </w:r>
-    </w:p>
-    <w:p>
-      <w:pPr>
-        <w:pStyle w:val="ListBullet"/>
-        <w:spacing w:line="240" w:lineRule="auto"/>
-        <w:ind w:left="1440"/>
-      </w:pPr>
-      <w:r>
-        <w:rPr>
-          <w:lang w:val="zh_TW" w:bidi="zh_TW"/>
-        </w:rPr>
-      </w:r>
-      <w:r>
-        <w:rPr>
-          <w:lang w:val="zh_TW" w:bidi="zh_TW"/>
-        </w:rPr>
-        <w:t>三童歌</w:t>
-      </w:r>
-    </w:p>
-    <w:p>
-      <w:pPr>
-        <w:pStyle w:val="ListBullet"/>
-        <w:spacing w:line="240" w:lineRule="auto"/>
-        <w:ind w:left="1440"/>
-      </w:pPr>
-      <w:r>
-        <w:rPr>
-          <w:lang w:val="zh_TW" w:bidi="zh_TW"/>
-        </w:rPr>
-      </w:r>
-      <w:r>
-        <w:rPr>
-          <w:lang w:val="zh_TW" w:bidi="zh_TW"/>
-        </w:rPr>
-        <w:t>蘇撒拿與長老</w:t>
-      </w:r>
-    </w:p>
-    <w:p>
-      <w:pPr>
-        <w:pStyle w:val="ListBullet"/>
-        <w:spacing w:line="240" w:lineRule="auto"/>
-        <w:ind w:left="1440"/>
-      </w:pPr>
-      <w:r>
-        <w:rPr>
-          <w:lang w:val="zh_TW" w:bidi="zh_TW"/>
-        </w:rPr>
-      </w:r>
-      <w:r>
-        <w:rPr>
-          <w:lang w:val="zh_TW" w:bidi="zh_TW"/>
-        </w:rPr>
-        <w:t>彼勒與大龍</w:t>
-      </w:r>
-    </w:p>
-    <w:p>
-      <w:pPr>
-        <w:pStyle w:val="ListBullet"/>
-        <w:spacing w:line="240" w:lineRule="auto"/>
-        <w:ind w:left="720"/>
-      </w:pPr>
-      <w:r>
-        <w:rPr>
-          <w:lang w:val="zh_TW" w:bidi="zh_TW"/>
-        </w:rPr>
-      </w:r>
-      <w:r>
-        <w:rPr>
-          <w:lang w:val="zh_TW" w:bidi="zh_TW"/>
-        </w:rPr>
-        <w:t>瑪拿西禱文</w:t>
-      </w:r>
-    </w:p>
-    <w:p>
-      <w:pPr>
-        <w:pStyle w:val="ListBullet"/>
-        <w:spacing w:line="240" w:lineRule="auto"/>
-        <w:ind w:left="720"/>
-      </w:pPr>
-      <w:r>
-        <w:rPr>
-          <w:lang w:val="zh_TW" w:bidi="zh_TW"/>
-        </w:rPr>
-      </w:r>
-      <w:r>
-        <w:rPr>
-          <w:lang w:val="zh_TW" w:bidi="zh_TW"/>
-        </w:rPr>
-        <w:t>馬加比一書和馬加比二書</w:t>
-      </w:r>
-    </w:p>
-    <w:p>
-      <w:pPr/>
-      <w:r>
-        <w:rPr>
-          <w:lang w:val="zh_TW" w:bidi="zh_TW"/>
-        </w:rPr>
-      </w:r>
-      <w:r>
-        <w:rPr>
-          <w:lang w:val="zh_TW" w:bidi="zh_TW"/>
-        </w:rPr>
-        <w:t>有若干七十士譯本的抄本把一些具有</w:t>
-      </w:r>
-      <w:r>
-        <w:rPr>
-          <w:b/>
-          <w:lang w:val="zh_TW" w:bidi="zh_TW"/>
-        </w:rPr>
-        <w:t>偽歷史性</w:t>
-      </w:r>
-      <w:r>
-        <w:rPr>
-          <w:lang w:val="zh_TW" w:bidi="zh_TW"/>
-        </w:rPr>
-        <w:t>（pseudohistorical）的著作（看起來像歷史但實際並非如此），收錄於</w:t>
-      </w:r>
-      <w:r>
-        <w:rPr>
-          <w:lang w:val="zh_TW" w:bidi="zh_TW"/>
-        </w:rPr>
-        <w:t>馬加比三書和馬加比四書</w:t>
-      </w:r>
-      <w:r>
-        <w:rPr>
-          <w:lang w:val="zh_TW" w:bidi="zh_TW"/>
-        </w:rPr>
-        <w:t>。這些次經內容上的差異，反映出不同抄本傳統之間的分別。</w:t>
-      </w:r>
-    </w:p>
-    <w:p>
-      <w:pPr>
-        <w:pStyle w:val="Heading3"/>
-      </w:pPr>
-      <w:r>
-        <w:rPr>
-          <w:lang w:val="zh_TW" w:bidi="zh_TW"/>
-        </w:rPr>
-        <w:t>初期教會的爭議</w:t>
-      </w:r>
-    </w:p>
-    <w:p>
-      <w:pPr/>
-      <w:r>
-        <w:rPr>
-          <w:lang w:val="zh_TW" w:bidi="zh_TW"/>
-        </w:rPr>
-      </w:r>
-      <w:r>
-        <w:rPr>
-          <w:lang w:val="zh_TW" w:bidi="zh_TW"/>
-        </w:rPr>
-        <w:t>在最初的幾個世紀，一些基督徒學者對哪些書卷應列入舊約聖經正典、哪些應視為次經，並沒有共識。希坡的奧古斯丁（Augustine of Hippo，公元354至430年）的著作在其中起了決定性的影響，他主張舊約聖經次經，跟希伯來正典與基督教正典中的其它書卷具有同等的權威。這一立場與較早的希伯來與拉比傳統有所不同。</w:t>
-      </w:r>
-    </w:p>
-    <w:p>
-      <w:pPr/>
-      <w:r>
-        <w:rPr>
-          <w:lang w:val="zh_TW" w:bidi="zh_TW"/>
-        </w:rPr>
-      </w:r>
-      <w:r>
-        <w:rPr>
-          <w:lang w:val="zh_TW" w:bidi="zh_TW"/>
-        </w:rPr>
-        <w:t>雖然有些領袖支持耶柔米的反對立場，但羅馬天主教會在公元1546年的天特會議（Council of Trent）中，採納了奧古斯丁的觀點，並把這立場定為天主教會的官方教導。</w:t>
-      </w:r>
-    </w:p>
-    <w:p>
-      <w:pPr/>
-      <w:r>
-        <w:rPr>
-          <w:lang w:val="zh_TW" w:bidi="zh_TW"/>
-        </w:rPr>
-      </w:r>
-      <w:r>
-        <w:rPr>
-          <w:lang w:val="zh_TW" w:bidi="zh_TW"/>
-        </w:rPr>
-        <w:t>許多後來從羅馬天主教會分裂出來、並形成東正教會的地區，也一直使用舊約聖經次經。其中一些書卷得到東正教官方所承認，但不同教區承認的書卷並不相同。在某些國家，東正教官方甚至不承認任何一卷次經。新教教會則把所有出現在七十士譯本、但不屬於希伯來舊約聖經正典的著作都視為次經。</w:t>
-      </w:r>
-    </w:p>
-    <w:p>
-      <w:pPr>
-        <w:pStyle w:val="Heading3"/>
-      </w:pPr>
-      <w:r>
-        <w:rPr>
-          <w:lang w:val="zh_TW" w:bidi="zh_TW"/>
-        </w:rPr>
-        <w:t>羅馬天主教與東正教所接納的書卷</w:t>
-      </w:r>
-    </w:p>
-    <w:p>
-      <w:pPr/>
-      <w:r>
-        <w:rPr>
-          <w:lang w:val="zh_TW" w:bidi="zh_TW"/>
-        </w:rPr>
-      </w:r>
-      <w:r>
-        <w:rPr>
-          <w:lang w:val="zh_TW" w:bidi="zh_TW"/>
-        </w:rPr>
-        <w:t>羅馬天主教會正式把下列著作列入次經書卷：</w:t>
-      </w:r>
-    </w:p>
-    <w:p>
-      <w:pPr>
-        <w:pStyle w:val="ListBullet"/>
-        <w:spacing w:line="240" w:lineRule="auto"/>
-        <w:ind w:left="720"/>
-      </w:pPr>
-      <w:r>
-        <w:rPr>
-          <w:lang w:val="zh_TW" w:bidi="zh_TW"/>
-        </w:rPr>
-      </w:r>
-      <w:r>
-        <w:rPr>
-          <w:lang w:val="zh_TW" w:bidi="zh_TW"/>
-        </w:rPr>
-        <w:t>多比傳</w:t>
-      </w:r>
-    </w:p>
-    <w:p>
-      <w:pPr>
-        <w:pStyle w:val="ListBullet"/>
-        <w:spacing w:line="240" w:lineRule="auto"/>
-        <w:ind w:left="720"/>
-      </w:pPr>
-      <w:r>
-        <w:rPr>
-          <w:lang w:val="zh_TW" w:bidi="zh_TW"/>
-        </w:rPr>
-      </w:r>
-      <w:r>
-        <w:rPr>
-          <w:lang w:val="zh_TW" w:bidi="zh_TW"/>
-        </w:rPr>
-        <w:t>猶滴傳</w:t>
-      </w:r>
-    </w:p>
-    <w:p>
-      <w:pPr>
-        <w:pStyle w:val="ListBullet"/>
-        <w:spacing w:line="240" w:lineRule="auto"/>
-        <w:ind w:left="720"/>
-      </w:pPr>
-      <w:r>
-        <w:rPr>
-          <w:lang w:val="zh_TW" w:bidi="zh_TW"/>
-        </w:rPr>
-      </w:r>
-      <w:r>
-        <w:rPr>
-          <w:lang w:val="zh_TW" w:bidi="zh_TW"/>
-        </w:rPr>
-        <w:t>以斯帖記補篇</w:t>
-      </w:r>
-    </w:p>
-    <w:p>
-      <w:pPr>
-        <w:pStyle w:val="ListBullet"/>
-        <w:spacing w:line="240" w:lineRule="auto"/>
-        <w:ind w:left="720"/>
-      </w:pPr>
-      <w:r>
-        <w:rPr>
-          <w:lang w:val="zh_TW" w:bidi="zh_TW"/>
-        </w:rPr>
-      </w:r>
-      <w:r>
-        <w:rPr>
-          <w:lang w:val="zh_TW" w:bidi="zh_TW"/>
-        </w:rPr>
-        <w:t>所羅門智訓</w:t>
-      </w:r>
-    </w:p>
-    <w:p>
-      <w:pPr>
-        <w:pStyle w:val="ListBullet"/>
-        <w:spacing w:line="240" w:lineRule="auto"/>
-        <w:ind w:left="720"/>
-      </w:pPr>
-      <w:r>
-        <w:rPr>
-          <w:lang w:val="zh_TW" w:bidi="zh_TW"/>
-        </w:rPr>
-      </w:r>
-      <w:r>
-        <w:rPr>
-          <w:lang w:val="zh_TW" w:bidi="zh_TW"/>
-        </w:rPr>
-        <w:t>便西拉智訓</w:t>
-      </w:r>
-    </w:p>
-    <w:p>
-      <w:pPr>
-        <w:pStyle w:val="ListBullet"/>
-        <w:spacing w:line="240" w:lineRule="auto"/>
-        <w:ind w:left="720"/>
-      </w:pPr>
-      <w:r>
-        <w:rPr>
-          <w:lang w:val="zh_TW" w:bidi="zh_TW"/>
-        </w:rPr>
-      </w:r>
-      <w:r>
-        <w:rPr>
-          <w:lang w:val="zh_TW" w:bidi="zh_TW"/>
-        </w:rPr>
-        <w:t>巴錄書</w:t>
-      </w:r>
-    </w:p>
-    <w:p>
-      <w:pPr>
-        <w:pStyle w:val="ListBullet"/>
-        <w:spacing w:line="240" w:lineRule="auto"/>
-        <w:ind w:left="720"/>
-      </w:pPr>
-      <w:r>
-        <w:rPr>
-          <w:lang w:val="zh_TW" w:bidi="zh_TW"/>
-        </w:rPr>
-      </w:r>
-      <w:r>
-        <w:rPr>
-          <w:lang w:val="zh_TW" w:bidi="zh_TW"/>
-        </w:rPr>
-        <w:t>但以理書補篇</w:t>
-      </w:r>
-    </w:p>
-    <w:p>
-      <w:pPr>
-        <w:pStyle w:val="ListBullet"/>
-        <w:spacing w:line="240" w:lineRule="auto"/>
-        <w:ind w:left="1440"/>
-      </w:pPr>
-      <w:r>
-        <w:rPr>
-          <w:lang w:val="zh_TW" w:bidi="zh_TW"/>
-        </w:rPr>
-      </w:r>
-      <w:r>
-        <w:rPr>
-          <w:lang w:val="zh_TW" w:bidi="zh_TW"/>
-        </w:rPr>
-        <w:t>亞撒利雅的禱告</w:t>
-      </w:r>
-    </w:p>
-    <w:p>
-      <w:pPr>
-        <w:pStyle w:val="ListBullet"/>
-        <w:spacing w:line="240" w:lineRule="auto"/>
-        <w:ind w:left="1440"/>
-      </w:pPr>
-      <w:r>
-        <w:rPr>
-          <w:lang w:val="zh_TW" w:bidi="zh_TW"/>
-        </w:rPr>
-      </w:r>
-      <w:r>
-        <w:rPr>
-          <w:lang w:val="zh_TW" w:bidi="zh_TW"/>
-        </w:rPr>
-        <w:t>三童歌</w:t>
-      </w:r>
-    </w:p>
-    <w:p>
-      <w:pPr>
-        <w:pStyle w:val="ListBullet"/>
-        <w:spacing w:line="240" w:lineRule="auto"/>
-        <w:ind w:left="1440"/>
-      </w:pPr>
-      <w:r>
-        <w:rPr>
-          <w:lang w:val="zh_TW" w:bidi="zh_TW"/>
-        </w:rPr>
-      </w:r>
-      <w:r>
-        <w:rPr>
-          <w:lang w:val="zh_TW" w:bidi="zh_TW"/>
-        </w:rPr>
-        <w:t>蘇撒拿與長老</w:t>
-      </w:r>
-    </w:p>
-    <w:p>
-      <w:pPr>
-        <w:pStyle w:val="ListBullet"/>
-        <w:spacing w:line="240" w:lineRule="auto"/>
-        <w:ind w:left="1440"/>
-      </w:pPr>
-      <w:r>
-        <w:rPr>
-          <w:lang w:val="zh_TW" w:bidi="zh_TW"/>
-        </w:rPr>
-      </w:r>
-      <w:r>
-        <w:rPr>
-          <w:lang w:val="zh_TW" w:bidi="zh_TW"/>
-        </w:rPr>
-        <w:t>彼勒與大龍</w:t>
-      </w:r>
-    </w:p>
-    <w:p>
-      <w:pPr>
-        <w:pStyle w:val="ListBullet"/>
-        <w:spacing w:line="240" w:lineRule="auto"/>
-        <w:ind w:left="720"/>
-      </w:pPr>
-      <w:r>
-        <w:rPr>
-          <w:lang w:val="zh_TW" w:bidi="zh_TW"/>
-        </w:rPr>
-      </w:r>
-      <w:r>
-        <w:rPr>
-          <w:lang w:val="zh_TW" w:bidi="zh_TW"/>
-        </w:rPr>
-        <w:t>馬加比一書和馬加比二書</w:t>
-      </w:r>
-    </w:p>
-    <w:p>
-      <w:pPr/>
-      <w:r>
-        <w:rPr>
-          <w:lang w:val="zh_TW" w:bidi="zh_TW"/>
-        </w:rPr>
-      </w:r>
-      <w:r>
-        <w:rPr>
-          <w:lang w:val="zh_TW" w:bidi="zh_TW"/>
-        </w:rPr>
-        <w:t>東正教會亦把</w:t>
-      </w:r>
-      <w:r>
-        <w:rPr>
-          <w:lang w:val="zh_TW" w:bidi="zh_TW"/>
-        </w:rPr>
-        <w:t>馬加比三書</w:t>
-      </w:r>
-      <w:r>
-        <w:rPr>
-          <w:lang w:val="zh_TW" w:bidi="zh_TW"/>
-        </w:rPr>
-        <w:t>列入次經書卷名單。</w:t>
-        <w:br/>
-      </w:r>
-      <w:r>
-        <w:rPr>
-          <w:lang w:val="zh_TW" w:bidi="zh_TW"/>
-        </w:rPr>
-        <w:t>本辭典另有討論這些書卷的個別條目。</w:t>
-      </w:r>
-    </w:p>
-    <w:p>
-      <w:pPr>
-        <w:pStyle w:val="Heading3"/>
-      </w:pPr>
-      <w:r>
-        <w:rPr>
-          <w:b/>
-          <w:lang w:val="zh_TW" w:bidi="zh_TW"/>
-        </w:rPr>
-        <w:t>基督教次經與新約聖經正典</w:t>
-      </w:r>
-    </w:p>
-    <w:p>
-      <w:pPr/>
-      <w:r>
-        <w:rPr>
-          <w:lang w:val="zh_TW" w:bidi="zh_TW"/>
-        </w:rPr>
-      </w:r>
-      <w:r>
-        <w:rPr>
-          <w:lang w:val="zh_TW" w:bidi="zh_TW"/>
-        </w:rPr>
-        <w:t>在新約聖經時期，基督徒已經熟悉猶太人的次經著作，包括以斯拉二書裡那些帶有天啟推想的內容。因此，不久之後，當大部分新約書卷已經寫成並開始流傳時，另有一些人開始撰寫並散佈他們自己關於基督信仰的著作。為了把這些書卷與具有默示性與權威性的聖經區分開來，清楚界定新約書卷的正式正典便成為一件重要的事。</w:t>
-      </w:r>
-    </w:p>
-    <w:p>
-      <w:pPr/>
-      <w:r>
-        <w:rPr>
-          <w:lang w:val="zh_TW" w:bidi="zh_TW"/>
-        </w:rPr>
-      </w:r>
-      <w:r>
-        <w:rPr>
-          <w:lang w:val="zh_TW" w:bidi="zh_TW"/>
-        </w:rPr>
-        <w:t>我們現存最早的新約聖經核准書卷名單──穆拉多利正典（Muratorian Canon），大約是在公元200年前後才被編成。因此，在正式教會聲明出現，指出哪些書卷應被視為新約次經之前，已經過了一段相當漫長的時間。在此期間，大量以宗教性質為主的著作出現，並開始在各地流傳。這些著作自稱為教導真理，並描寫歷史上基督信仰的種種面貌。然而，新約聖經次經文獻最終未能達成這些著作原本的目的，因為教會從它們的內容看出其虛假性質，並不接納它們。</w:t>
-      </w:r>
-    </w:p>
-    <w:p>
-      <w:pPr>
-        <w:pStyle w:val="Heading4"/>
-      </w:pPr>
-      <w:r>
-        <w:rPr>
-          <w:b/>
-          <w:lang w:val="zh_TW" w:bidi="zh_TW"/>
-        </w:rPr>
-        <w:t>新約聖經次經的類型</w:t>
-      </w:r>
-    </w:p>
-    <w:p>
-      <w:pPr/>
-      <w:r>
-        <w:rPr>
-          <w:lang w:val="zh_TW" w:bidi="zh_TW"/>
-        </w:rPr>
-      </w:r>
-      <w:r>
-        <w:rPr>
-          <w:lang w:val="zh_TW" w:bidi="zh_TW"/>
-        </w:rPr>
-        <w:t>要了解新約次經不同的類型，可參考以下各項：</w:t>
-      </w:r>
-    </w:p>
-    <w:p>
-      <w:pPr>
-        <w:pStyle w:val="ListBullet"/>
-        <w:spacing w:line="240" w:lineRule="auto"/>
-        <w:ind w:left="720"/>
-      </w:pPr>
-      <w:r>
-        <w:rPr>
-          <w:lang w:val="zh_TW" w:bidi="zh_TW"/>
-        </w:rPr>
-      </w:r>
-      <w:r>
-        <w:rPr>
-          <w:lang w:val="zh_TW" w:bidi="zh_TW"/>
-        </w:rPr>
-        <w:t>次經福音書</w:t>
-      </w:r>
-      <w:r>
-        <w:rPr>
-          <w:lang w:val="zh_TW" w:bidi="zh_TW"/>
-        </w:rPr>
-        <w:t>：這類著作擴展闡述耶穌的生平與教導。</w:t>
-      </w:r>
-    </w:p>
-    <w:p>
-      <w:pPr>
-        <w:pStyle w:val="ListBullet"/>
-        <w:spacing w:line="240" w:lineRule="auto"/>
-        <w:ind w:left="720"/>
-      </w:pPr>
-      <w:r>
-        <w:rPr>
-          <w:lang w:val="zh_TW" w:bidi="zh_TW"/>
-        </w:rPr>
-      </w:r>
-      <w:r>
-        <w:rPr>
-          <w:lang w:val="zh_TW" w:bidi="zh_TW"/>
-        </w:rPr>
-        <w:t>次經使徒行傳</w:t>
-      </w:r>
-      <w:r>
-        <w:rPr>
-          <w:lang w:val="zh_TW" w:bidi="zh_TW"/>
-        </w:rPr>
-        <w:t>：這類著作聲稱記錄聖經沒有記載的使徒事蹟。</w:t>
-      </w:r>
-    </w:p>
-    <w:p>
-      <w:pPr>
-        <w:pStyle w:val="ListBullet"/>
-        <w:spacing w:line="240" w:lineRule="auto"/>
-        <w:ind w:left="720"/>
-      </w:pPr>
-      <w:r>
-        <w:rPr>
-          <w:lang w:val="zh_TW" w:bidi="zh_TW"/>
-        </w:rPr>
-      </w:r>
-      <w:r>
-        <w:rPr>
-          <w:lang w:val="zh_TW" w:bidi="zh_TW"/>
-        </w:rPr>
-        <w:t>次經書信</w:t>
-      </w:r>
-      <w:r>
-        <w:rPr>
-          <w:lang w:val="zh_TW" w:bidi="zh_TW"/>
-        </w:rPr>
-        <w:t>：這些書信以新約以外的使徒或早期基督徒人物為名而寫成。</w:t>
-      </w:r>
-    </w:p>
-    <w:p>
-      <w:pPr>
-        <w:pStyle w:val="ListBullet"/>
-        <w:spacing w:line="240" w:lineRule="auto"/>
-        <w:ind w:left="720"/>
-      </w:pPr>
-      <w:r>
-        <w:rPr>
-          <w:lang w:val="zh_TW" w:bidi="zh_TW"/>
-        </w:rPr>
-      </w:r>
-      <w:r>
-        <w:rPr>
-          <w:lang w:val="zh_TW" w:bidi="zh_TW"/>
-        </w:rPr>
-        <w:t>天啟次經</w:t>
-      </w:r>
-      <w:r>
-        <w:rPr>
-          <w:lang w:val="zh_TW" w:bidi="zh_TW"/>
-        </w:rPr>
-        <w:t>：這類著作描述關於天上、審判和末世的異象與啟示。</w:t>
-      </w:r>
-    </w:p>
-    <w:p>
-      <w:pPr>
-        <w:pStyle w:val="Heading3"/>
-      </w:pPr>
-      <w:r>
-        <w:rPr>
-          <w:lang w:val="zh_TW" w:bidi="zh_TW"/>
-        </w:rPr>
-        <w:t>特定的次經書卷</w:t>
-      </w:r>
-    </w:p>
-    <w:p>
-      <w:pPr>
-        <w:pStyle w:val="Heading4"/>
-      </w:pPr>
-      <w:r>
-        <w:rPr>
-          <w:lang w:val="zh_TW" w:bidi="zh_TW"/>
-        </w:rPr>
-        <w:t>舊約聖經次經與偽經</w:t>
-      </w:r>
-    </w:p>
-    <w:p>
-      <w:pPr/>
-      <w:r>
-        <w:rPr>
-          <w:lang w:val="zh_TW" w:bidi="zh_TW"/>
-        </w:rPr>
-      </w:r>
-      <w:r>
-        <w:rPr>
-          <w:lang w:val="zh_TW" w:bidi="zh_TW"/>
-        </w:rPr>
-        <w:t>這些著作是介乎舊約聖經與新約聖經時期所寫的猶太文獻，用來擴展、詮釋或重新敘述聖經的傳統。</w:t>
-      </w:r>
-    </w:p>
-    <w:p>
-      <w:pPr/>
-      <w:r>
-        <w:rPr>
-          <w:lang w:val="zh_TW" w:bidi="zh_TW"/>
-        </w:rPr>
-      </w:r>
-      <w:r>
-        <w:rPr>
-          <w:b/>
-          <w:lang w:val="zh_TW" w:bidi="zh_TW"/>
-        </w:rPr>
-        <w:t>啟示錄與遺訓</w:t>
-      </w:r>
-    </w:p>
-    <w:p>
-      <w:pPr/>
-      <w:r>
-        <w:rPr>
-          <w:lang w:val="zh_TW" w:bidi="zh_TW"/>
-        </w:rPr>
-      </w:r>
-      <w:r>
-        <w:rPr>
-          <w:lang w:val="zh_TW" w:bidi="zh_TW"/>
-        </w:rPr>
-        <w:t>這些著作屬於啟示性著作與遺訓著作，用來描寫關於天上的異象、最後審判，或偉大先祖臨終遺訓。</w:t>
-      </w:r>
-    </w:p>
-    <w:p>
-      <w:pPr>
-        <w:pStyle w:val="ListBullet"/>
-        <w:spacing w:line="240" w:lineRule="auto"/>
-        <w:ind w:left="720"/>
-      </w:pPr>
-      <w:r>
-        <w:rPr>
-          <w:lang w:val="zh_TW" w:bidi="zh_TW"/>
-        </w:rPr>
-      </w:r>
-      <w:r>
-        <w:rPr>
-          <w:lang w:val="zh_TW" w:bidi="zh_TW"/>
-        </w:rPr>
-        <w:t>亞伯拉罕的啟示錄</w:t>
-      </w:r>
-    </w:p>
-    <w:p>
-      <w:pPr>
-        <w:pStyle w:val="ListBullet"/>
-        <w:spacing w:line="240" w:lineRule="auto"/>
-        <w:ind w:left="720"/>
-      </w:pPr>
-      <w:r>
-        <w:rPr>
-          <w:lang w:val="zh_TW" w:bidi="zh_TW"/>
-        </w:rPr>
-      </w:r>
-      <w:r>
-        <w:rPr>
-          <w:lang w:val="zh_TW" w:bidi="zh_TW"/>
-        </w:rPr>
-        <w:t>巴錄的啟示錄</w:t>
-      </w:r>
-    </w:p>
-    <w:p>
-      <w:pPr>
-        <w:pStyle w:val="ListBullet"/>
-        <w:spacing w:line="240" w:lineRule="auto"/>
-        <w:ind w:left="720"/>
-      </w:pPr>
-      <w:r>
-        <w:rPr>
-          <w:lang w:val="zh_TW" w:bidi="zh_TW"/>
-        </w:rPr>
-      </w:r>
-      <w:r>
-        <w:rPr>
-          <w:lang w:val="zh_TW" w:bidi="zh_TW"/>
-        </w:rPr>
-        <w:t>以斯拉四書</w:t>
-      </w:r>
-    </w:p>
-    <w:p>
-      <w:pPr>
-        <w:pStyle w:val="ListBullet"/>
-        <w:spacing w:line="240" w:lineRule="auto"/>
-        <w:ind w:left="720"/>
-      </w:pPr>
-      <w:r>
-        <w:rPr>
-          <w:lang w:val="zh_TW" w:bidi="zh_TW"/>
-        </w:rPr>
-      </w:r>
-      <w:r>
-        <w:rPr>
-          <w:lang w:val="zh_TW" w:bidi="zh_TW"/>
-        </w:rPr>
-        <w:t>摩西升天記</w:t>
-      </w:r>
-    </w:p>
-    <w:p>
-      <w:pPr>
-        <w:pStyle w:val="ListBullet"/>
-        <w:spacing w:line="240" w:lineRule="auto"/>
-        <w:ind w:left="720"/>
-      </w:pPr>
-      <w:r>
-        <w:rPr>
-          <w:lang w:val="zh_TW" w:bidi="zh_TW"/>
-        </w:rPr>
-      </w:r>
-      <w:r>
-        <w:rPr>
-          <w:lang w:val="zh_TW" w:bidi="zh_TW"/>
-        </w:rPr>
-        <w:t>亞伯拉罕遺訓</w:t>
-      </w:r>
-    </w:p>
-    <w:p>
-      <w:pPr>
-        <w:pStyle w:val="ListBullet"/>
-        <w:spacing w:line="240" w:lineRule="auto"/>
-        <w:ind w:left="720"/>
-      </w:pPr>
-      <w:r>
-        <w:rPr>
-          <w:lang w:val="zh_TW" w:bidi="zh_TW"/>
-        </w:rPr>
-      </w:r>
-      <w:r>
-        <w:rPr>
-          <w:lang w:val="zh_TW" w:bidi="zh_TW"/>
-        </w:rPr>
-        <w:t>約伯遺訓</w:t>
-      </w:r>
-    </w:p>
-    <w:p>
-      <w:pPr>
-        <w:pStyle w:val="ListBullet"/>
-        <w:spacing w:line="240" w:lineRule="auto"/>
-        <w:ind w:left="720"/>
-      </w:pPr>
-      <w:r>
-        <w:rPr>
-          <w:lang w:val="zh_TW" w:bidi="zh_TW"/>
-        </w:rPr>
-      </w:r>
-      <w:r>
-        <w:rPr>
-          <w:lang w:val="zh_TW" w:bidi="zh_TW"/>
-        </w:rPr>
-        <w:t>十二族長遺訓</w:t>
-      </w:r>
-    </w:p>
-    <w:p>
-      <w:pPr>
-        <w:pStyle w:val="ListBullet"/>
-        <w:spacing w:line="240" w:lineRule="auto"/>
-        <w:ind w:left="720"/>
-      </w:pPr>
-      <w:r>
-        <w:rPr>
-          <w:lang w:val="zh_TW" w:bidi="zh_TW"/>
-        </w:rPr>
-      </w:r>
-      <w:r>
-        <w:rPr>
-          <w:lang w:val="zh_TW" w:bidi="zh_TW"/>
-        </w:rPr>
-        <w:t>所羅門遺訓</w:t>
-      </w:r>
-    </w:p>
-    <w:p>
-      <w:pPr/>
-      <w:r>
-        <w:rPr>
-          <w:lang w:val="zh_TW" w:bidi="zh_TW"/>
-        </w:rPr>
-      </w:r>
-      <w:r>
-        <w:rPr>
-          <w:b/>
-          <w:lang w:val="zh_TW" w:bidi="zh_TW"/>
-        </w:rPr>
-        <w:t>智慧與道德文學</w:t>
-      </w:r>
-    </w:p>
-    <w:p>
-      <w:pPr/>
-      <w:r>
-        <w:rPr>
-          <w:lang w:val="zh_TW" w:bidi="zh_TW"/>
-        </w:rPr>
-      </w:r>
-      <w:r>
-        <w:rPr>
-          <w:lang w:val="zh_TW" w:bidi="zh_TW"/>
-        </w:rPr>
-        <w:t>這些是關於道德教導、美德省思與倫理指引的文獻集。</w:t>
-      </w:r>
-    </w:p>
-    <w:p>
-      <w:pPr>
-        <w:pStyle w:val="ListBullet"/>
-        <w:spacing w:line="240" w:lineRule="auto"/>
-        <w:ind w:left="720"/>
-      </w:pPr>
-      <w:r>
-        <w:rPr>
-          <w:lang w:val="zh_TW" w:bidi="zh_TW"/>
-        </w:rPr>
-      </w:r>
-      <w:r>
-        <w:rPr>
-          <w:lang w:val="zh_TW" w:bidi="zh_TW"/>
-        </w:rPr>
-        <w:t>阿希卡之書</w:t>
-      </w:r>
-    </w:p>
-    <w:p>
-      <w:pPr>
-        <w:pStyle w:val="ListBullet"/>
-        <w:spacing w:line="240" w:lineRule="auto"/>
-        <w:ind w:left="720"/>
-      </w:pPr>
-      <w:r>
-        <w:rPr>
-          <w:lang w:val="zh_TW" w:bidi="zh_TW"/>
-        </w:rPr>
-      </w:r>
-      <w:r>
-        <w:rPr>
-          <w:lang w:val="zh_TW" w:bidi="zh_TW"/>
-        </w:rPr>
-        <w:t>伊利達和米達之書</w:t>
-      </w:r>
-    </w:p>
-    <w:p>
-      <w:pPr>
-        <w:pStyle w:val="ListBullet"/>
-        <w:spacing w:line="240" w:lineRule="auto"/>
-        <w:ind w:left="720"/>
-      </w:pPr>
-      <w:r>
-        <w:rPr>
-          <w:lang w:val="zh_TW" w:bidi="zh_TW"/>
-        </w:rPr>
-      </w:r>
-      <w:r>
-        <w:rPr>
-          <w:lang w:val="zh_TW" w:bidi="zh_TW"/>
-        </w:rPr>
-        <w:t>亞當和夏娃生平</w:t>
-      </w:r>
-    </w:p>
-    <w:p>
-      <w:pPr>
-        <w:pStyle w:val="ListBullet"/>
-        <w:spacing w:line="240" w:lineRule="auto"/>
-        <w:ind w:left="720"/>
-      </w:pPr>
-      <w:r>
-        <w:rPr>
-          <w:lang w:val="zh_TW" w:bidi="zh_TW"/>
-        </w:rPr>
-      </w:r>
-      <w:r>
-        <w:rPr>
-          <w:lang w:val="zh_TW" w:bidi="zh_TW"/>
-        </w:rPr>
-        <w:t>所羅門詩篇</w:t>
-      </w:r>
-    </w:p>
-    <w:p>
-      <w:pPr/>
-      <w:r>
-        <w:rPr>
-          <w:lang w:val="zh_TW" w:bidi="zh_TW"/>
-        </w:rPr>
-      </w:r>
-      <w:r>
-        <w:rPr>
-          <w:b/>
-          <w:lang w:val="zh_TW" w:bidi="zh_TW"/>
-        </w:rPr>
-        <w:t>歷史與傳奇著作</w:t>
-      </w:r>
-    </w:p>
-    <w:p>
-      <w:pPr/>
-      <w:r>
-        <w:rPr>
-          <w:lang w:val="zh_TW" w:bidi="zh_TW"/>
-        </w:rPr>
-      </w:r>
-      <w:r>
-        <w:rPr>
-          <w:lang w:val="zh_TW" w:bidi="zh_TW"/>
-        </w:rPr>
-        <w:t>這些文獻以重述早期聖經歷史或傳奇事件的方式，補足舊約聖經記載中的空缺。</w:t>
-      </w:r>
-    </w:p>
-    <w:p>
-      <w:pPr>
-        <w:pStyle w:val="ListBullet"/>
-        <w:spacing w:line="240" w:lineRule="auto"/>
-        <w:ind w:left="720"/>
-      </w:pPr>
-      <w:r>
-        <w:rPr>
-          <w:lang w:val="zh_TW" w:bidi="zh_TW"/>
-        </w:rPr>
-      </w:r>
-      <w:r>
-        <w:rPr>
-          <w:lang w:val="zh_TW" w:bidi="zh_TW"/>
-        </w:rPr>
-        <w:t>挪亞書</w:t>
-      </w:r>
-    </w:p>
-    <w:p>
-      <w:pPr>
-        <w:pStyle w:val="ListBullet"/>
-        <w:spacing w:line="240" w:lineRule="auto"/>
-        <w:ind w:left="720"/>
-      </w:pPr>
-      <w:r>
-        <w:rPr>
-          <w:lang w:val="zh_TW" w:bidi="zh_TW"/>
-        </w:rPr>
-      </w:r>
-      <w:r>
-        <w:rPr>
-          <w:lang w:val="zh_TW" w:bidi="zh_TW"/>
-        </w:rPr>
-        <w:t>禧年書</w:t>
-      </w:r>
-    </w:p>
-    <w:p>
-      <w:pPr>
-        <w:pStyle w:val="ListBullet"/>
-        <w:spacing w:line="240" w:lineRule="auto"/>
-        <w:ind w:left="720"/>
-      </w:pPr>
-      <w:r>
-        <w:rPr>
-          <w:lang w:val="zh_TW" w:bidi="zh_TW"/>
-        </w:rPr>
-      </w:r>
-      <w:r>
-        <w:rPr>
-          <w:lang w:val="zh_TW" w:bidi="zh_TW"/>
-        </w:rPr>
-        <w:t>次經創世記</w:t>
-      </w:r>
-    </w:p>
-    <w:p>
-      <w:pPr>
-        <w:pStyle w:val="ListBullet"/>
-        <w:spacing w:line="240" w:lineRule="auto"/>
-        <w:ind w:left="720"/>
-      </w:pPr>
-      <w:r>
-        <w:rPr>
-          <w:lang w:val="zh_TW" w:bidi="zh_TW"/>
-        </w:rPr>
-      </w:r>
-      <w:r>
-        <w:rPr>
-          <w:lang w:val="zh_TW" w:bidi="zh_TW"/>
-        </w:rPr>
-        <w:t>亞里斯提書信</w:t>
-      </w:r>
-    </w:p>
-    <w:p>
-      <w:pPr>
-        <w:pStyle w:val="ListBullet"/>
-        <w:spacing w:line="240" w:lineRule="auto"/>
-        <w:ind w:left="720"/>
-      </w:pPr>
-      <w:r>
-        <w:rPr>
-          <w:lang w:val="zh_TW" w:bidi="zh_TW"/>
-        </w:rPr>
-      </w:r>
-      <w:r>
-        <w:rPr>
-          <w:lang w:val="zh_TW" w:bidi="zh_TW"/>
-        </w:rPr>
-        <w:t>約瑟和亞西納書</w:t>
-      </w:r>
-    </w:p>
-    <w:p>
-      <w:pPr/>
-      <w:r>
-        <w:rPr>
-          <w:lang w:val="zh_TW" w:bidi="zh_TW"/>
-        </w:rPr>
-      </w:r>
-      <w:r>
-        <w:rPr>
-          <w:b/>
-          <w:lang w:val="zh_TW" w:bidi="zh_TW"/>
-        </w:rPr>
-        <w:t>先知與異象著作</w:t>
-      </w:r>
-    </w:p>
-    <w:p>
-      <w:pPr/>
-      <w:r>
-        <w:rPr>
-          <w:lang w:val="zh_TW" w:bidi="zh_TW"/>
-        </w:rPr>
-      </w:r>
-      <w:r>
-        <w:rPr>
-          <w:lang w:val="zh_TW" w:bidi="zh_TW"/>
-        </w:rPr>
-        <w:t>這些文獻宣稱記載來自神的異象或神諭，並以先知性的洞察重新詮釋以色列的歷史與命定。</w:t>
-      </w:r>
-    </w:p>
-    <w:p>
-      <w:pPr>
-        <w:pStyle w:val="ListBullet"/>
-        <w:spacing w:line="240" w:lineRule="auto"/>
-        <w:ind w:left="720"/>
-      </w:pPr>
-      <w:r>
-        <w:rPr>
-          <w:lang w:val="zh_TW" w:bidi="zh_TW"/>
-        </w:rPr>
-      </w:r>
-      <w:r>
-        <w:rPr>
-          <w:lang w:val="zh_TW" w:bidi="zh_TW"/>
-        </w:rPr>
-        <w:t>次經以西結書</w:t>
-      </w:r>
-    </w:p>
-    <w:p>
-      <w:pPr>
-        <w:pStyle w:val="ListBullet"/>
-        <w:spacing w:line="240" w:lineRule="auto"/>
-        <w:ind w:left="720"/>
-      </w:pPr>
-      <w:r>
-        <w:rPr>
-          <w:lang w:val="zh_TW" w:bidi="zh_TW"/>
-        </w:rPr>
-      </w:r>
-      <w:r>
-        <w:rPr>
-          <w:lang w:val="zh_TW" w:bidi="zh_TW"/>
-        </w:rPr>
-        <w:t>約瑟的禱告</w:t>
-      </w:r>
-    </w:p>
-    <w:p>
-      <w:pPr>
-        <w:pStyle w:val="ListBullet"/>
-        <w:spacing w:line="240" w:lineRule="auto"/>
-        <w:ind w:left="720"/>
-      </w:pPr>
-      <w:r>
-        <w:rPr>
-          <w:lang w:val="zh_TW" w:bidi="zh_TW"/>
-        </w:rPr>
-      </w:r>
-      <w:r>
-        <w:rPr>
-          <w:lang w:val="zh_TW" w:bidi="zh_TW"/>
-        </w:rPr>
-        <w:t>西比拉神諭</w:t>
-      </w:r>
-    </w:p>
-    <w:p>
-      <w:pPr>
-        <w:pStyle w:val="Heading4"/>
-      </w:pPr>
-      <w:r>
-        <w:rPr>
-          <w:lang w:val="zh_TW" w:bidi="zh_TW"/>
-        </w:rPr>
-        <w:t>新約聖經次經</w:t>
-      </w:r>
-    </w:p>
-    <w:p>
-      <w:pPr/>
-      <w:r>
-        <w:rPr>
-          <w:lang w:val="zh_TW" w:bidi="zh_TW"/>
-        </w:rPr>
-      </w:r>
-      <w:r>
-        <w:rPr>
-          <w:lang w:val="zh_TW" w:bidi="zh_TW"/>
-        </w:rPr>
-        <w:t>這些基督教著作模仿新約聖經的文體，並進一步記述耶穌與使徒的生平、教導與神蹟。</w:t>
-      </w:r>
-    </w:p>
-    <w:p>
-      <w:pPr/>
-      <w:r>
-        <w:rPr>
-          <w:lang w:val="zh_TW" w:bidi="zh_TW"/>
-        </w:rPr>
-      </w:r>
-      <w:r>
-        <w:rPr>
-          <w:b/>
-          <w:lang w:val="zh_TW" w:bidi="zh_TW"/>
-        </w:rPr>
-        <w:t>次經福音書</w:t>
-      </w:r>
-    </w:p>
-    <w:p>
-      <w:pPr/>
-      <w:r>
-        <w:rPr>
-          <w:lang w:val="zh_TW" w:bidi="zh_TW"/>
-        </w:rPr>
-      </w:r>
-      <w:r>
-        <w:rPr>
-          <w:lang w:val="zh_TW" w:bidi="zh_TW"/>
-        </w:rPr>
-        <w:t>這些是擴展闡述耶穌生命和教導的故事。</w:t>
-      </w:r>
-    </w:p>
-    <w:p>
-      <w:pPr>
-        <w:pStyle w:val="ListBullet"/>
-        <w:spacing w:line="240" w:lineRule="auto"/>
-        <w:ind w:left="720"/>
-      </w:pPr>
-      <w:r>
-        <w:rPr>
-          <w:lang w:val="zh_TW" w:bidi="zh_TW"/>
-        </w:rPr>
-      </w:r>
-      <w:r>
-        <w:rPr>
-          <w:lang w:val="zh_TW" w:bidi="zh_TW"/>
-        </w:rPr>
-        <w:t>以便尼派福音</w:t>
-      </w:r>
-    </w:p>
-    <w:p>
-      <w:pPr>
-        <w:pStyle w:val="ListBullet"/>
-        <w:spacing w:line="240" w:lineRule="auto"/>
-        <w:ind w:left="720"/>
-      </w:pPr>
-      <w:r>
-        <w:rPr>
-          <w:lang w:val="zh_TW" w:bidi="zh_TW"/>
-        </w:rPr>
-      </w:r>
-      <w:r>
-        <w:rPr>
-          <w:lang w:val="zh_TW" w:bidi="zh_TW"/>
-        </w:rPr>
-        <w:t>埃及人福音</w:t>
-      </w:r>
-    </w:p>
-    <w:p>
-      <w:pPr>
-        <w:pStyle w:val="ListBullet"/>
-        <w:spacing w:line="240" w:lineRule="auto"/>
-        <w:ind w:left="720"/>
-      </w:pPr>
-      <w:r>
-        <w:rPr>
-          <w:lang w:val="zh_TW" w:bidi="zh_TW"/>
-        </w:rPr>
-      </w:r>
-      <w:r>
-        <w:rPr>
-          <w:lang w:val="zh_TW" w:bidi="zh_TW"/>
-        </w:rPr>
-        <w:t>多馬福音</w:t>
-      </w:r>
-    </w:p>
-    <w:p>
-      <w:pPr>
-        <w:pStyle w:val="ListBullet"/>
-        <w:spacing w:line="240" w:lineRule="auto"/>
-        <w:ind w:left="720"/>
-      </w:pPr>
-      <w:r>
-        <w:rPr>
-          <w:lang w:val="zh_TW" w:bidi="zh_TW"/>
-        </w:rPr>
-      </w:r>
-      <w:r>
-        <w:rPr>
-          <w:lang w:val="zh_TW" w:bidi="zh_TW"/>
-        </w:rPr>
-        <w:t>真理福音</w:t>
-      </w:r>
-    </w:p>
-    <w:p>
-      <w:pPr>
-        <w:pStyle w:val="ListBullet"/>
-        <w:spacing w:line="240" w:lineRule="auto"/>
-        <w:ind w:left="720"/>
-      </w:pPr>
-      <w:r>
-        <w:rPr>
-          <w:lang w:val="zh_TW" w:bidi="zh_TW"/>
-        </w:rPr>
-      </w:r>
-      <w:r>
-        <w:rPr>
-          <w:lang w:val="zh_TW" w:bidi="zh_TW"/>
-        </w:rPr>
-        <w:t>夏娃福音</w:t>
-      </w:r>
-    </w:p>
-    <w:p>
-      <w:pPr>
-        <w:pStyle w:val="ListBullet"/>
-        <w:spacing w:line="240" w:lineRule="auto"/>
-        <w:ind w:left="720"/>
-      </w:pPr>
-      <w:r>
-        <w:rPr>
-          <w:lang w:val="zh_TW" w:bidi="zh_TW"/>
-        </w:rPr>
-      </w:r>
-      <w:r>
-        <w:rPr>
-          <w:lang w:val="zh_TW" w:bidi="zh_TW"/>
-        </w:rPr>
-        <w:t>巴西里德福音</w:t>
-      </w:r>
-    </w:p>
-    <w:p>
-      <w:pPr>
-        <w:pStyle w:val="ListBullet"/>
-        <w:spacing w:line="240" w:lineRule="auto"/>
-        <w:ind w:left="720"/>
-      </w:pPr>
-      <w:r>
-        <w:rPr>
-          <w:lang w:val="zh_TW" w:bidi="zh_TW"/>
-        </w:rPr>
-      </w:r>
-      <w:r>
-        <w:rPr>
-          <w:lang w:val="zh_TW" w:bidi="zh_TW"/>
-        </w:rPr>
-        <w:t>十二使徒福音</w:t>
-      </w:r>
-    </w:p>
-    <w:p>
-      <w:pPr>
-        <w:pStyle w:val="ListBullet"/>
-        <w:spacing w:line="240" w:lineRule="auto"/>
-        <w:ind w:left="720"/>
-      </w:pPr>
-      <w:r>
-        <w:rPr>
-          <w:lang w:val="zh_TW" w:bidi="zh_TW"/>
-        </w:rPr>
-      </w:r>
-      <w:r>
-        <w:rPr>
-          <w:lang w:val="zh_TW" w:bidi="zh_TW"/>
-        </w:rPr>
-        <w:t>巴拿巴福音</w:t>
-      </w:r>
-    </w:p>
-    <w:p>
-      <w:pPr>
-        <w:pStyle w:val="ListBullet"/>
-        <w:spacing w:line="240" w:lineRule="auto"/>
-        <w:ind w:left="720"/>
-      </w:pPr>
-      <w:r>
-        <w:rPr>
-          <w:lang w:val="zh_TW" w:bidi="zh_TW"/>
-        </w:rPr>
-      </w:r>
-      <w:r>
-        <w:rPr>
-          <w:lang w:val="zh_TW" w:bidi="zh_TW"/>
-        </w:rPr>
-        <w:t>巴多羅買福音</w:t>
-      </w:r>
-    </w:p>
-    <w:p>
-      <w:pPr>
-        <w:pStyle w:val="ListBullet"/>
-        <w:spacing w:line="240" w:lineRule="auto"/>
-        <w:ind w:left="720"/>
-      </w:pPr>
-      <w:r>
-        <w:rPr>
-          <w:lang w:val="zh_TW" w:bidi="zh_TW"/>
-        </w:rPr>
-      </w:r>
-      <w:r>
-        <w:rPr>
-          <w:lang w:val="zh_TW" w:bidi="zh_TW"/>
-        </w:rPr>
-        <w:t>約翰傳道者之書</w:t>
-      </w:r>
-    </w:p>
-    <w:p>
-      <w:pPr>
-        <w:pStyle w:val="ListBullet"/>
-        <w:spacing w:line="240" w:lineRule="auto"/>
-        <w:ind w:left="720"/>
-      </w:pPr>
-      <w:r>
-        <w:rPr>
-          <w:lang w:val="zh_TW" w:bidi="zh_TW"/>
-        </w:rPr>
-      </w:r>
-      <w:r>
-        <w:rPr>
-          <w:lang w:val="zh_TW" w:bidi="zh_TW"/>
-        </w:rPr>
-        <w:t>雅各原始福音</w:t>
-      </w:r>
-    </w:p>
-    <w:p>
-      <w:pPr>
-        <w:pStyle w:val="ListBullet"/>
-        <w:spacing w:line="240" w:lineRule="auto"/>
-        <w:ind w:left="720"/>
-      </w:pPr>
-      <w:r>
-        <w:rPr>
-          <w:lang w:val="zh_TW" w:bidi="zh_TW"/>
-        </w:rPr>
-      </w:r>
-      <w:r>
-        <w:rPr>
-          <w:lang w:val="zh_TW" w:bidi="zh_TW"/>
-        </w:rPr>
-        <w:t>馬利亞出生記</w:t>
-      </w:r>
-    </w:p>
-    <w:p>
-      <w:pPr>
-        <w:pStyle w:val="ListBullet"/>
-        <w:spacing w:line="240" w:lineRule="auto"/>
-        <w:ind w:left="720"/>
-      </w:pPr>
-      <w:r>
-        <w:rPr>
-          <w:lang w:val="zh_TW" w:bidi="zh_TW"/>
-        </w:rPr>
-      </w:r>
-      <w:r>
-        <w:rPr>
-          <w:lang w:val="zh_TW" w:bidi="zh_TW"/>
-        </w:rPr>
-        <w:t>馬利亞誕生福音</w:t>
-      </w:r>
-    </w:p>
-    <w:p>
-      <w:pPr>
-        <w:pStyle w:val="ListBullet"/>
-        <w:spacing w:line="240" w:lineRule="auto"/>
-        <w:ind w:left="720"/>
-      </w:pPr>
-      <w:r>
-        <w:rPr>
-          <w:lang w:val="zh_TW" w:bidi="zh_TW"/>
-        </w:rPr>
-      </w:r>
-      <w:r>
-        <w:rPr>
-          <w:lang w:val="zh_TW" w:bidi="zh_TW"/>
-        </w:rPr>
-        <w:t>阿拉伯文耶穌嬰兒時期福音</w:t>
-      </w:r>
-    </w:p>
-    <w:p>
-      <w:pPr>
-        <w:pStyle w:val="ListBullet"/>
-        <w:spacing w:line="240" w:lineRule="auto"/>
-        <w:ind w:left="720"/>
-      </w:pPr>
-      <w:r>
-        <w:rPr>
-          <w:lang w:val="zh_TW" w:bidi="zh_TW"/>
-        </w:rPr>
-      </w:r>
-      <w:r>
-        <w:rPr>
-          <w:lang w:val="zh_TW" w:bidi="zh_TW"/>
-        </w:rPr>
-        <w:t>亞美尼亞文耶穌嬰兒時期福音</w:t>
-      </w:r>
-    </w:p>
-    <w:p>
-      <w:pPr>
-        <w:pStyle w:val="ListBullet"/>
-        <w:spacing w:line="240" w:lineRule="auto"/>
-        <w:ind w:left="720"/>
-      </w:pPr>
-      <w:r>
-        <w:rPr>
-          <w:lang w:val="zh_TW" w:bidi="zh_TW"/>
-        </w:rPr>
-      </w:r>
-      <w:r>
-        <w:rPr>
-          <w:lang w:val="zh_TW" w:bidi="zh_TW"/>
-        </w:rPr>
-        <w:t>木匠約瑟史述</w:t>
-      </w:r>
-    </w:p>
-    <w:p>
-      <w:pPr>
-        <w:pStyle w:val="ListBullet"/>
-        <w:spacing w:line="240" w:lineRule="auto"/>
-        <w:ind w:left="720"/>
-      </w:pPr>
-      <w:r>
-        <w:rPr>
-          <w:lang w:val="zh_TW" w:bidi="zh_TW"/>
-        </w:rPr>
-      </w:r>
-      <w:r>
-        <w:rPr>
-          <w:lang w:val="zh_TW" w:bidi="zh_TW"/>
-        </w:rPr>
-        <w:t>阿拉伯文木匠約瑟史述</w:t>
-      </w:r>
-    </w:p>
-    <w:p>
-      <w:pPr>
-        <w:pStyle w:val="ListBullet"/>
-        <w:spacing w:line="240" w:lineRule="auto"/>
-        <w:ind w:left="720"/>
-      </w:pPr>
-      <w:r>
-        <w:rPr>
-          <w:lang w:val="zh_TW" w:bidi="zh_TW"/>
-        </w:rPr>
-      </w:r>
-      <w:r>
-        <w:rPr>
-          <w:lang w:val="zh_TW" w:bidi="zh_TW"/>
-        </w:rPr>
-        <w:t>施洗約翰生平</w:t>
-      </w:r>
-    </w:p>
-    <w:p>
-      <w:pPr>
-        <w:pStyle w:val="ListBullet"/>
-        <w:spacing w:line="240" w:lineRule="auto"/>
-        <w:ind w:left="720"/>
-      </w:pPr>
-      <w:r>
-        <w:rPr>
-          <w:lang w:val="zh_TW" w:bidi="zh_TW"/>
-        </w:rPr>
-      </w:r>
-      <w:r>
-        <w:rPr>
-          <w:lang w:val="zh_TW" w:bidi="zh_TW"/>
-        </w:rPr>
-        <w:t>公雞之書</w:t>
-      </w:r>
-    </w:p>
-    <w:p>
-      <w:pPr>
-        <w:pStyle w:val="ListBullet"/>
-        <w:spacing w:line="240" w:lineRule="auto"/>
-        <w:ind w:left="720"/>
-      </w:pPr>
-      <w:r>
-        <w:rPr>
-          <w:lang w:val="zh_TW" w:bidi="zh_TW"/>
-        </w:rPr>
-      </w:r>
-      <w:r>
-        <w:rPr>
-          <w:lang w:val="zh_TW" w:bidi="zh_TW"/>
-        </w:rPr>
-        <w:t>巴多羅買的基督復活之書</w:t>
-      </w:r>
-    </w:p>
-    <w:p>
-      <w:pPr>
-        <w:pStyle w:val="ListBullet"/>
-        <w:spacing w:line="240" w:lineRule="auto"/>
-        <w:ind w:left="720"/>
-      </w:pPr>
-      <w:r>
-        <w:rPr>
-          <w:lang w:val="zh_TW" w:bidi="zh_TW"/>
-        </w:rPr>
-      </w:r>
-      <w:r>
-        <w:rPr>
-          <w:lang w:val="zh_TW" w:bidi="zh_TW"/>
-        </w:rPr>
-        <w:t>加略人猶大福音</w:t>
-      </w:r>
-    </w:p>
-    <w:p>
-      <w:pPr>
-        <w:pStyle w:val="ListBullet"/>
-        <w:spacing w:line="240" w:lineRule="auto"/>
-        <w:ind w:left="720"/>
-      </w:pPr>
-      <w:r>
-        <w:rPr>
-          <w:lang w:val="zh_TW" w:bidi="zh_TW"/>
-        </w:rPr>
-      </w:r>
-      <w:r>
-        <w:rPr>
-          <w:lang w:val="zh_TW" w:bidi="zh_TW"/>
-        </w:rPr>
-        <w:t>聖母生平</w:t>
-      </w:r>
-    </w:p>
-    <w:p>
-      <w:pPr>
-        <w:pStyle w:val="ListBullet"/>
-        <w:spacing w:line="240" w:lineRule="auto"/>
-        <w:ind w:left="720"/>
-      </w:pPr>
-      <w:r>
-        <w:rPr>
-          <w:lang w:val="zh_TW" w:bidi="zh_TW"/>
-        </w:rPr>
-      </w:r>
-      <w:r>
-        <w:rPr>
-          <w:lang w:val="zh_TW" w:bidi="zh_TW"/>
-        </w:rPr>
-        <w:t>狄奧多西講論</w:t>
-      </w:r>
-    </w:p>
-    <w:p>
-      <w:pPr>
-        <w:pStyle w:val="ListBullet"/>
-        <w:spacing w:line="240" w:lineRule="auto"/>
-        <w:ind w:left="720"/>
-      </w:pPr>
-      <w:r>
-        <w:rPr>
-          <w:lang w:val="zh_TW" w:bidi="zh_TW"/>
-        </w:rPr>
-      </w:r>
-      <w:r>
-        <w:rPr>
-          <w:lang w:val="zh_TW" w:bidi="zh_TW"/>
-        </w:rPr>
-        <w:t>聖母升天記</w:t>
-      </w:r>
-    </w:p>
-    <w:p>
-      <w:pPr/>
-      <w:r>
-        <w:rPr>
-          <w:lang w:val="zh_TW" w:bidi="zh_TW"/>
-        </w:rPr>
-      </w:r>
-      <w:r>
-        <w:rPr>
-          <w:b/>
-          <w:lang w:val="zh_TW" w:bidi="zh_TW"/>
-        </w:rPr>
-        <w:t>次經使徒行傳</w:t>
-      </w:r>
-    </w:p>
-    <w:p>
-      <w:pPr/>
-      <w:r>
-        <w:rPr>
-          <w:lang w:val="zh_TW" w:bidi="zh_TW"/>
-        </w:rPr>
-      </w:r>
-      <w:r>
-        <w:rPr>
-          <w:lang w:val="zh_TW" w:bidi="zh_TW"/>
-        </w:rPr>
-        <w:t>這些是關於使徒的作為與宣教事工的故事，並未記載於新約聖經。</w:t>
-      </w:r>
-    </w:p>
-    <w:p>
-      <w:pPr>
-        <w:pStyle w:val="ListBullet"/>
-        <w:spacing w:line="240" w:lineRule="auto"/>
-        <w:ind w:left="720"/>
-      </w:pPr>
-      <w:r>
-        <w:rPr>
-          <w:lang w:val="zh_TW" w:bidi="zh_TW"/>
-        </w:rPr>
-      </w:r>
-      <w:r>
-        <w:rPr>
-          <w:lang w:val="zh_TW" w:bidi="zh_TW"/>
-        </w:rPr>
-        <w:t>安得烈行傳</w:t>
-      </w:r>
-    </w:p>
-    <w:p>
-      <w:pPr>
-        <w:pStyle w:val="ListBullet"/>
-        <w:spacing w:line="240" w:lineRule="auto"/>
-        <w:ind w:left="720"/>
-      </w:pPr>
-      <w:r>
-        <w:rPr>
-          <w:lang w:val="zh_TW" w:bidi="zh_TW"/>
-        </w:rPr>
-      </w:r>
-      <w:r>
-        <w:rPr>
-          <w:lang w:val="zh_TW" w:bidi="zh_TW"/>
-        </w:rPr>
-        <w:t>安得烈與馬提亞行傳</w:t>
-      </w:r>
-    </w:p>
-    <w:p>
-      <w:pPr>
-        <w:pStyle w:val="ListBullet"/>
-        <w:spacing w:line="240" w:lineRule="auto"/>
-        <w:ind w:left="720"/>
-      </w:pPr>
-      <w:r>
-        <w:rPr>
-          <w:lang w:val="zh_TW" w:bidi="zh_TW"/>
-        </w:rPr>
-      </w:r>
-      <w:r>
-        <w:rPr>
-          <w:lang w:val="zh_TW" w:bidi="zh_TW"/>
-        </w:rPr>
-        <w:t>安得烈與保羅行傳</w:t>
-      </w:r>
-    </w:p>
-    <w:p>
-      <w:pPr>
-        <w:pStyle w:val="ListBullet"/>
-        <w:spacing w:line="240" w:lineRule="auto"/>
-        <w:ind w:left="720"/>
-      </w:pPr>
-      <w:r>
-        <w:rPr>
-          <w:lang w:val="zh_TW" w:bidi="zh_TW"/>
-        </w:rPr>
-      </w:r>
-      <w:r>
-        <w:rPr>
-          <w:lang w:val="zh_TW" w:bidi="zh_TW"/>
-        </w:rPr>
-        <w:t>安得烈的故事</w:t>
-      </w:r>
-    </w:p>
-    <w:p>
-      <w:pPr>
-        <w:pStyle w:val="ListBullet"/>
-        <w:spacing w:line="240" w:lineRule="auto"/>
-        <w:ind w:left="720"/>
-      </w:pPr>
-      <w:r>
-        <w:rPr>
-          <w:lang w:val="zh_TW" w:bidi="zh_TW"/>
-        </w:rPr>
-      </w:r>
-      <w:r>
-        <w:rPr>
-          <w:lang w:val="zh_TW" w:bidi="zh_TW"/>
-        </w:rPr>
-        <w:t>巴多羅買行傳</w:t>
-      </w:r>
-    </w:p>
-    <w:p>
-      <w:pPr>
-        <w:pStyle w:val="ListBullet"/>
-        <w:spacing w:line="240" w:lineRule="auto"/>
-        <w:ind w:left="720"/>
-      </w:pPr>
-      <w:r>
-        <w:rPr>
-          <w:lang w:val="zh_TW" w:bidi="zh_TW"/>
-        </w:rPr>
-      </w:r>
-      <w:r>
-        <w:rPr>
-          <w:lang w:val="zh_TW" w:bidi="zh_TW"/>
-        </w:rPr>
-        <w:t>巴拿巴行傳</w:t>
-      </w:r>
-    </w:p>
-    <w:p>
-      <w:pPr>
-        <w:pStyle w:val="ListBullet"/>
-        <w:spacing w:line="240" w:lineRule="auto"/>
-        <w:ind w:left="720"/>
-      </w:pPr>
-      <w:r>
-        <w:rPr>
-          <w:lang w:val="zh_TW" w:bidi="zh_TW"/>
-        </w:rPr>
-      </w:r>
-      <w:r>
-        <w:rPr>
-          <w:lang w:val="zh_TW" w:bidi="zh_TW"/>
-        </w:rPr>
-        <w:t>保羅與特格拉行傳</w:t>
-      </w:r>
-    </w:p>
-    <w:p>
-      <w:pPr>
-        <w:pStyle w:val="ListBullet"/>
-        <w:spacing w:line="240" w:lineRule="auto"/>
-        <w:ind w:left="720"/>
-      </w:pPr>
-      <w:r>
-        <w:rPr>
-          <w:lang w:val="zh_TW" w:bidi="zh_TW"/>
-        </w:rPr>
-      </w:r>
-      <w:r>
-        <w:rPr>
-          <w:lang w:val="zh_TW" w:bidi="zh_TW"/>
-        </w:rPr>
-        <w:t>多馬行傳</w:t>
-      </w:r>
-    </w:p>
-    <w:p>
-      <w:pPr>
-        <w:pStyle w:val="ListBullet"/>
-        <w:spacing w:line="240" w:lineRule="auto"/>
-        <w:ind w:left="720"/>
-      </w:pPr>
-      <w:r>
-        <w:rPr>
-          <w:lang w:val="zh_TW" w:bidi="zh_TW"/>
-        </w:rPr>
-      </w:r>
-      <w:r>
-        <w:rPr>
-          <w:lang w:val="zh_TW" w:bidi="zh_TW"/>
-        </w:rPr>
-        <w:t>達太行傳</w:t>
-      </w:r>
-    </w:p>
-    <w:p>
-      <w:pPr>
-        <w:pStyle w:val="ListBullet"/>
-        <w:spacing w:line="240" w:lineRule="auto"/>
-        <w:ind w:left="720"/>
-      </w:pPr>
-      <w:r>
-        <w:rPr>
-          <w:lang w:val="zh_TW" w:bidi="zh_TW"/>
-        </w:rPr>
-      </w:r>
-      <w:r>
-        <w:rPr>
-          <w:lang w:val="zh_TW" w:bidi="zh_TW"/>
-        </w:rPr>
-        <w:t>彼得與保羅受難記</w:t>
-      </w:r>
-    </w:p>
-    <w:p>
-      <w:pPr>
-        <w:pStyle w:val="ListBullet"/>
-        <w:spacing w:line="240" w:lineRule="auto"/>
-        <w:ind w:left="720"/>
-      </w:pPr>
-      <w:r>
-        <w:rPr>
-          <w:lang w:val="zh_TW" w:bidi="zh_TW"/>
-        </w:rPr>
-      </w:r>
-      <w:r>
-        <w:rPr>
-          <w:lang w:val="zh_TW" w:bidi="zh_TW"/>
-        </w:rPr>
-        <w:t>斯拉夫文彼得行傳</w:t>
-      </w:r>
-    </w:p>
-    <w:p>
-      <w:pPr>
-        <w:pStyle w:val="ListBullet"/>
-        <w:spacing w:line="240" w:lineRule="auto"/>
-        <w:ind w:left="720"/>
-      </w:pPr>
-      <w:r>
-        <w:rPr>
-          <w:lang w:val="zh_TW" w:bidi="zh_TW"/>
-        </w:rPr>
-      </w:r>
-      <w:r>
-        <w:rPr>
-          <w:lang w:val="zh_TW" w:bidi="zh_TW"/>
-        </w:rPr>
-        <w:t>保羅受難記</w:t>
-      </w:r>
-    </w:p>
-    <w:p>
-      <w:pPr>
-        <w:pStyle w:val="ListBullet"/>
-        <w:spacing w:line="240" w:lineRule="auto"/>
-        <w:ind w:left="720"/>
-      </w:pPr>
-      <w:r>
-        <w:rPr>
-          <w:lang w:val="zh_TW" w:bidi="zh_TW"/>
-        </w:rPr>
-      </w:r>
-      <w:r>
-        <w:rPr>
-          <w:lang w:val="zh_TW" w:bidi="zh_TW"/>
-        </w:rPr>
-        <w:t>阿迪教義</w:t>
-      </w:r>
-    </w:p>
-    <w:p>
-      <w:pPr>
-        <w:pStyle w:val="ListBullet"/>
-        <w:spacing w:line="240" w:lineRule="auto"/>
-        <w:ind w:left="720"/>
-      </w:pPr>
-      <w:r>
-        <w:rPr>
-          <w:lang w:val="zh_TW" w:bidi="zh_TW"/>
-        </w:rPr>
-      </w:r>
-      <w:r>
-        <w:rPr>
-          <w:lang w:val="zh_TW" w:bidi="zh_TW"/>
-        </w:rPr>
-        <w:t>阿布迪亞斯的使徒歷史</w:t>
-      </w:r>
-    </w:p>
-    <w:p>
-      <w:pPr>
-        <w:pStyle w:val="ListBullet"/>
-        <w:spacing w:line="240" w:lineRule="auto"/>
-        <w:ind w:left="720"/>
-      </w:pPr>
-      <w:r>
-        <w:rPr>
-          <w:lang w:val="zh_TW" w:bidi="zh_TW"/>
-        </w:rPr>
-      </w:r>
-      <w:r>
-        <w:rPr>
-          <w:lang w:val="zh_TW" w:bidi="zh_TW"/>
-        </w:rPr>
-        <w:t>彼得講道集</w:t>
-      </w:r>
-    </w:p>
-    <w:p>
-      <w:pPr>
-        <w:pStyle w:val="ListBullet"/>
-        <w:spacing w:line="240" w:lineRule="auto"/>
-        <w:ind w:left="720"/>
-      </w:pPr>
-      <w:r>
-        <w:rPr>
-          <w:lang w:val="zh_TW" w:bidi="zh_TW"/>
-        </w:rPr>
-      </w:r>
-      <w:r>
-        <w:rPr>
-          <w:lang w:val="zh_TW" w:bidi="zh_TW"/>
-        </w:rPr>
-        <w:t>彼拉多行傳</w:t>
-      </w:r>
-    </w:p>
-    <w:p>
-      <w:pPr>
-        <w:pStyle w:val="ListBullet"/>
-        <w:spacing w:line="240" w:lineRule="auto"/>
-        <w:ind w:left="720"/>
-      </w:pPr>
-      <w:r>
-        <w:rPr>
-          <w:lang w:val="zh_TW" w:bidi="zh_TW"/>
-        </w:rPr>
-      </w:r>
-      <w:r>
-        <w:rPr>
-          <w:lang w:val="zh_TW" w:bidi="zh_TW"/>
-        </w:rPr>
-        <w:t>馬太殉道記</w:t>
-      </w:r>
-    </w:p>
-    <w:p>
-      <w:pPr/>
-      <w:r>
-        <w:rPr>
-          <w:lang w:val="zh_TW" w:bidi="zh_TW"/>
-        </w:rPr>
-      </w:r>
-      <w:r>
-        <w:rPr>
-          <w:b/>
-          <w:lang w:val="zh_TW" w:bidi="zh_TW"/>
-        </w:rPr>
-        <w:t>次經書信</w:t>
-      </w:r>
-    </w:p>
-    <w:p>
-      <w:pPr/>
-      <w:r>
-        <w:rPr>
-          <w:lang w:val="zh_TW" w:bidi="zh_TW"/>
-        </w:rPr>
-      </w:r>
-      <w:r>
-        <w:rPr>
-          <w:lang w:val="zh_TW" w:bidi="zh_TW"/>
-        </w:rPr>
-        <w:t>這些是以使徒或早期基督徒人物為署名的書信。</w:t>
-      </w:r>
-    </w:p>
-    <w:p>
-      <w:pPr>
-        <w:pStyle w:val="ListBullet"/>
-        <w:spacing w:line="240" w:lineRule="auto"/>
-        <w:ind w:left="720"/>
-      </w:pPr>
-      <w:r>
-        <w:rPr>
-          <w:lang w:val="zh_TW" w:bidi="zh_TW"/>
-        </w:rPr>
-      </w:r>
-      <w:r>
-        <w:rPr>
-          <w:lang w:val="zh_TW" w:bidi="zh_TW"/>
-        </w:rPr>
-        <w:t>使徒書信</w:t>
-      </w:r>
-    </w:p>
-    <w:p>
-      <w:pPr>
-        <w:pStyle w:val="ListBullet"/>
-        <w:spacing w:line="240" w:lineRule="auto"/>
-        <w:ind w:left="720"/>
-      </w:pPr>
-      <w:r>
-        <w:rPr>
-          <w:lang w:val="zh_TW" w:bidi="zh_TW"/>
-        </w:rPr>
-      </w:r>
-      <w:r>
-        <w:rPr>
-          <w:lang w:val="zh_TW" w:bidi="zh_TW"/>
-        </w:rPr>
-        <w:t>巴拿巴書信</w:t>
-      </w:r>
-    </w:p>
-    <w:p>
-      <w:pPr>
-        <w:pStyle w:val="ListBullet"/>
-        <w:spacing w:line="240" w:lineRule="auto"/>
-        <w:ind w:left="720"/>
-      </w:pPr>
-      <w:r>
-        <w:rPr>
-          <w:lang w:val="zh_TW" w:bidi="zh_TW"/>
-        </w:rPr>
-      </w:r>
-      <w:r>
-        <w:rPr>
-          <w:lang w:val="zh_TW" w:bidi="zh_TW"/>
-        </w:rPr>
-        <w:t>哥林多三書</w:t>
-      </w:r>
-    </w:p>
-    <w:p>
-      <w:pPr>
-        <w:pStyle w:val="ListBullet"/>
-        <w:spacing w:line="240" w:lineRule="auto"/>
-        <w:ind w:left="720"/>
-      </w:pPr>
-      <w:r>
-        <w:rPr>
-          <w:lang w:val="zh_TW" w:bidi="zh_TW"/>
-        </w:rPr>
-      </w:r>
-      <w:r>
-        <w:rPr>
-          <w:lang w:val="zh_TW" w:bidi="zh_TW"/>
-        </w:rPr>
-        <w:t>彼得致腓力信書</w:t>
-      </w:r>
-    </w:p>
-    <w:p>
-      <w:pPr>
-        <w:pStyle w:val="ListBullet"/>
-        <w:spacing w:line="240" w:lineRule="auto"/>
-        <w:ind w:left="720"/>
-      </w:pPr>
-      <w:r>
-        <w:rPr>
-          <w:lang w:val="zh_TW" w:bidi="zh_TW"/>
-        </w:rPr>
-      </w:r>
-      <w:r>
-        <w:rPr>
-          <w:lang w:val="zh_TW" w:bidi="zh_TW"/>
-        </w:rPr>
-        <w:t>猶諾斯托斯書信</w:t>
-      </w:r>
-    </w:p>
-    <w:p>
-      <w:pPr>
-        <w:pStyle w:val="ListBullet"/>
-        <w:spacing w:line="240" w:lineRule="auto"/>
-        <w:ind w:left="720"/>
-      </w:pPr>
-      <w:r>
-        <w:rPr>
-          <w:lang w:val="zh_TW" w:bidi="zh_TW"/>
-        </w:rPr>
-      </w:r>
-      <w:r>
-        <w:rPr>
-          <w:lang w:val="zh_TW" w:bidi="zh_TW"/>
-        </w:rPr>
-        <w:t>西拉訓言</w:t>
-      </w:r>
-    </w:p>
-    <w:p>
-      <w:pPr>
-        <w:pStyle w:val="ListBullet"/>
-        <w:spacing w:line="240" w:lineRule="auto"/>
-        <w:ind w:left="720"/>
-      </w:pPr>
-      <w:r>
-        <w:rPr>
-          <w:lang w:val="zh_TW" w:bidi="zh_TW"/>
-        </w:rPr>
-      </w:r>
-      <w:r>
-        <w:rPr>
-          <w:lang w:val="zh_TW" w:bidi="zh_TW"/>
-        </w:rPr>
-        <w:t>蘭圖拉斯書信</w:t>
-      </w:r>
-    </w:p>
-    <w:p>
-      <w:pPr>
-        <w:pStyle w:val="ListBullet"/>
-        <w:spacing w:line="240" w:lineRule="auto"/>
-        <w:ind w:left="720"/>
-      </w:pPr>
-      <w:r>
-        <w:rPr>
-          <w:lang w:val="zh_TW" w:bidi="zh_TW"/>
-        </w:rPr>
-      </w:r>
-      <w:r>
-        <w:rPr>
-          <w:lang w:val="zh_TW" w:bidi="zh_TW"/>
-        </w:rPr>
-        <w:t>基督與阿布加魯斯書信</w:t>
-      </w:r>
-    </w:p>
-    <w:p>
-      <w:pPr/>
-      <w:r>
-        <w:rPr>
-          <w:lang w:val="zh_TW" w:bidi="zh_TW"/>
-        </w:rPr>
-      </w:r>
-      <w:r>
-        <w:rPr>
-          <w:b/>
-          <w:lang w:val="zh_TW" w:bidi="zh_TW"/>
-        </w:rPr>
-        <w:t>天啟次經</w:t>
-      </w:r>
-    </w:p>
-    <w:p>
-      <w:pPr/>
-      <w:r>
-        <w:rPr>
-          <w:lang w:val="zh_TW" w:bidi="zh_TW"/>
-        </w:rPr>
-      </w:r>
-      <w:r>
-        <w:rPr>
-          <w:lang w:val="zh_TW" w:bidi="zh_TW"/>
-        </w:rPr>
-        <w:t>這些是關於天堂、審判和末世的異象與啟示。</w:t>
-      </w:r>
-    </w:p>
-    <w:p>
-      <w:pPr>
-        <w:pStyle w:val="ListBullet"/>
-        <w:spacing w:line="240" w:lineRule="auto"/>
-        <w:ind w:left="720"/>
-      </w:pPr>
-      <w:r>
-        <w:rPr>
-          <w:lang w:val="zh_TW" w:bidi="zh_TW"/>
-        </w:rPr>
-      </w:r>
-      <w:r>
-        <w:rPr>
-          <w:lang w:val="zh_TW" w:bidi="zh_TW"/>
-        </w:rPr>
-        <w:t>巴多羅買啟示錄</w:t>
-      </w:r>
-    </w:p>
-    <w:p>
-      <w:pPr>
-        <w:pStyle w:val="ListBullet"/>
-        <w:spacing w:line="240" w:lineRule="auto"/>
-        <w:ind w:left="720"/>
-      </w:pPr>
-      <w:r>
-        <w:rPr>
-          <w:lang w:val="zh_TW" w:bidi="zh_TW"/>
-        </w:rPr>
-      </w:r>
-      <w:r>
-        <w:rPr>
-          <w:lang w:val="zh_TW" w:bidi="zh_TW"/>
-        </w:rPr>
-        <w:t>亞當啟示錄</w:t>
-      </w:r>
-    </w:p>
-    <w:p>
-      <w:pPr>
-        <w:pStyle w:val="ListBullet"/>
-        <w:spacing w:line="240" w:lineRule="auto"/>
-        <w:ind w:left="720"/>
-      </w:pPr>
-      <w:r>
-        <w:rPr>
-          <w:lang w:val="zh_TW" w:bidi="zh_TW"/>
-        </w:rPr>
-      </w:r>
-      <w:r>
-        <w:rPr>
-          <w:lang w:val="zh_TW" w:bidi="zh_TW"/>
-        </w:rPr>
-        <w:t>雅各啟示錄</w:t>
-      </w:r>
-    </w:p>
-    <w:p>
-      <w:pPr>
-        <w:pStyle w:val="ListBullet"/>
-        <w:spacing w:line="240" w:lineRule="auto"/>
-        <w:ind w:left="720"/>
-      </w:pPr>
-      <w:r>
-        <w:rPr>
-          <w:lang w:val="zh_TW" w:bidi="zh_TW"/>
-        </w:rPr>
-      </w:r>
-      <w:r>
-        <w:rPr>
-          <w:lang w:val="zh_TW" w:bidi="zh_TW"/>
-        </w:rPr>
-        <w:t>保羅啟示錄</w:t>
-      </w:r>
-    </w:p>
-    <w:p>
-      <w:pPr>
-        <w:pStyle w:val="ListBullet"/>
-        <w:spacing w:line="240" w:lineRule="auto"/>
-        <w:ind w:left="720"/>
-      </w:pPr>
-      <w:r>
-        <w:rPr>
-          <w:lang w:val="zh_TW" w:bidi="zh_TW"/>
-        </w:rPr>
-      </w:r>
-      <w:r>
-        <w:rPr>
-          <w:lang w:val="zh_TW" w:bidi="zh_TW"/>
-        </w:rPr>
-        <w:t>以賽亞升天記</w:t>
-      </w:r>
-    </w:p>
-    <w:p>
-      <w:pPr>
-        <w:pStyle w:val="ListBullet"/>
-        <w:spacing w:line="240" w:lineRule="auto"/>
-        <w:ind w:left="720"/>
-      </w:pPr>
-      <w:r>
-        <w:rPr>
-          <w:lang w:val="zh_TW" w:bidi="zh_TW"/>
-        </w:rPr>
-      </w:r>
-      <w:r>
-        <w:rPr>
-          <w:lang w:val="zh_TW" w:bidi="zh_TW"/>
-        </w:rPr>
-        <w:t>雅各升天記</w:t>
-      </w:r>
-    </w:p>
-    <w:p>
-      <w:pPr>
-        <w:pStyle w:val="ListBullet"/>
-        <w:spacing w:line="240" w:lineRule="auto"/>
-        <w:ind w:left="720"/>
-      </w:pPr>
-      <w:r>
-        <w:rPr>
-          <w:lang w:val="zh_TW" w:bidi="zh_TW"/>
-        </w:rPr>
-      </w:r>
-      <w:r>
-        <w:rPr>
-          <w:lang w:val="zh_TW" w:bidi="zh_TW"/>
-        </w:rPr>
-        <w:t>至高無上的阿羅基耐</w:t>
-      </w:r>
-    </w:p>
-    <w:p>
-      <w:pPr>
-        <w:pStyle w:val="ListBullet"/>
-        <w:spacing w:line="240" w:lineRule="auto"/>
-        <w:ind w:left="720"/>
-      </w:pPr>
-      <w:r>
-        <w:rPr>
-          <w:lang w:val="zh_TW" w:bidi="zh_TW"/>
-        </w:rPr>
-      </w:r>
-      <w:r>
-        <w:rPr>
-          <w:lang w:val="zh_TW" w:bidi="zh_TW"/>
-        </w:rPr>
-        <w:t>救主對話錄</w:t>
-      </w:r>
-    </w:p>
-    <w:p>
-      <w:pPr>
-        <w:pStyle w:val="ListBullet"/>
-        <w:spacing w:line="240" w:lineRule="auto"/>
-        <w:ind w:left="720"/>
-      </w:pPr>
-      <w:r>
-        <w:rPr>
-          <w:lang w:val="zh_TW" w:bidi="zh_TW"/>
-        </w:rPr>
-      </w:r>
-      <w:r>
-        <w:rPr>
-          <w:lang w:val="zh_TW" w:bidi="zh_TW"/>
-        </w:rPr>
-        <w:t>智慧信仰</w:t>
-      </w:r>
-    </w:p>
-    <w:p>
-      <w:pPr>
-        <w:pStyle w:val="ListBullet"/>
-        <w:spacing w:line="240" w:lineRule="auto"/>
-        <w:ind w:left="720"/>
-      </w:pPr>
-      <w:r>
-        <w:rPr>
-          <w:lang w:val="zh_TW" w:bidi="zh_TW"/>
-        </w:rPr>
-      </w:r>
-      <w:r>
-        <w:rPr>
-          <w:lang w:val="zh_TW" w:bidi="zh_TW"/>
-        </w:rPr>
-        <w:t>艾赫米姆殘片</w:t>
-      </w:r>
-      <w:r>
-        <w:rPr>
-          <w:lang w:val="zh_TW" w:bidi="zh_TW"/>
-        </w:rPr>
-      </w:r>
-      <w:r>
-        <w:rPr>
-          <w:lang w:val="zh_TW" w:bidi="zh_TW"/>
-        </w:rPr>
-      </w:r>
-    </w:p>
-    <w:p>
-      <w:pPr/>
-      <w:r>
-        <w:rPr>
-          <w:lang w:val="zh_TW" w:bidi="zh_TW"/>
-        </w:rPr>
-      </w:r>
-    </w:p>
-    <w:p>
-      <w:pPr>
-        <w:pStyle w:val="Heading2"/>
-      </w:pPr>
-      <w:r>
-        <w:rPr>
-          <w:lang w:val="zh_TW" w:bidi="zh_TW"/>
-        </w:rPr>
-        <w:t>賜福、祝福</w:t>
-      </w:r>
-      <w:r>
-        <w:rPr>
-          <w:lang w:val="zh_TW" w:bidi="zh_TW"/>
-        </w:rPr>
-      </w:r>
-    </w:p>
-    <w:p>
-      <w:pPr/>
-      <w:r>
-        <w:rPr>
-          <w:lang w:val="zh_TW" w:bidi="zh_TW"/>
-        </w:rPr>
-      </w:r>
-      <w:r>
-        <w:rPr>
-          <w:lang w:val="zh_TW" w:bidi="zh_TW"/>
-        </w:rPr>
-        <w:t>宣告神對一群聚集在一起的人的恩惠。</w:t>
-      </w:r>
-    </w:p>
-    <w:p>
-      <w:pPr/>
-      <w:r>
-        <w:rPr>
-          <w:lang w:val="zh_TW" w:bidi="zh_TW"/>
-        </w:rPr>
-      </w:r>
-      <w:r>
-        <w:rPr>
-          <w:lang w:val="zh_TW" w:bidi="zh_TW"/>
-        </w:rPr>
-        <w:t>在東正教、羅馬天主教和大多數新教教會的敬拜儀式中（例如聖餐禮），通常會以神職人員的祝福作為結束。這種宣告（在羅馬天主教、東正教和聖公會教會中稱為「祝福（blessing）」，在大多數新教教會中稱為「祝禱（benediction）」）有聖經的根據（</w:t>
-      </w:r>
-      <w:hyperlink r:id="rId17">
-        <w:r>
-          <w:rPr>
-            <w:lang w:val="zh_TW" w:bidi="zh_TW"/>
-          </w:rPr>
-          <w:rPr>
-            <w:color w:val="0000EE"/>
-            <w:u w:val="single"/>
-          </w:rPr>
-          <w:t>創27:27</w:t>
-        </w:r>
-      </w:hyperlink>
-      <w:r>
-        <w:rPr>
-          <w:lang w:val="zh_TW" w:bidi="zh_TW"/>
-        </w:rPr>
-        <w:t>–</w:t>
-      </w:r>
-      <w:hyperlink r:id="rId17">
-        <w:r>
-          <w:rPr>
-            <w:lang w:val="zh_TW" w:bidi="zh_TW"/>
-          </w:rPr>
-          <w:rPr>
-            <w:color w:val="0000EE"/>
-            <w:u w:val="single"/>
-          </w:rPr>
-          <w:t>29</w:t>
-        </w:r>
-      </w:hyperlink>
-      <w:r>
-        <w:rPr>
-          <w:lang w:val="zh_TW" w:bidi="zh_TW"/>
-        </w:rPr>
-        <w:t>；</w:t>
-      </w:r>
-      <w:hyperlink r:id="rId18">
-        <w:r>
-          <w:rPr>
-            <w:lang w:val="zh_TW" w:bidi="zh_TW"/>
-          </w:rPr>
-          <w:rPr>
-            <w:color w:val="0000EE"/>
-            <w:u w:val="single"/>
-          </w:rPr>
-          <w:t>民6:22</w:t>
-        </w:r>
-      </w:hyperlink>
-      <w:r>
-        <w:rPr>
-          <w:lang w:val="zh_TW" w:bidi="zh_TW"/>
-        </w:rPr>
-        <w:t>–</w:t>
-      </w:r>
-      <w:hyperlink r:id="rId18">
-        <w:r>
-          <w:rPr>
-            <w:lang w:val="zh_TW" w:bidi="zh_TW"/>
-          </w:rPr>
-          <w:rPr>
-            <w:color w:val="0000EE"/>
-            <w:u w:val="single"/>
-          </w:rPr>
-          <w:t>27</w:t>
-        </w:r>
-      </w:hyperlink>
-      <w:r>
-        <w:rPr>
-          <w:lang w:val="zh_TW" w:bidi="zh_TW"/>
-        </w:rPr>
-        <w:t>；</w:t>
-      </w:r>
-      <w:hyperlink r:id="rId19">
-        <w:r>
-          <w:rPr>
-            <w:lang w:val="zh_TW" w:bidi="zh_TW"/>
-          </w:rPr>
-          <w:rPr>
-            <w:color w:val="0000EE"/>
-            <w:u w:val="single"/>
-          </w:rPr>
-          <w:t>路24:50</w:t>
-        </w:r>
-      </w:hyperlink>
-      <w:r>
-        <w:rPr>
-          <w:lang w:val="zh_TW" w:bidi="zh_TW"/>
-        </w:rPr>
-        <w:t>；</w:t>
-      </w:r>
-      <w:hyperlink r:id="rId20">
-        <w:r>
-          <w:rPr>
-            <w:lang w:val="zh_TW" w:bidi="zh_TW"/>
-          </w:rPr>
-          <w:rPr>
-            <w:color w:val="0000EE"/>
-            <w:u w:val="single"/>
-          </w:rPr>
-          <w:t>林後13:11、14</w:t>
-        </w:r>
-      </w:hyperlink>
-      <w:r>
-        <w:rPr>
-          <w:lang w:val="zh_TW" w:bidi="zh_TW"/>
-        </w:rPr>
-        <w:t>；</w:t>
-      </w:r>
-      <w:hyperlink r:id="rId21">
-        <w:r>
-          <w:rPr>
-            <w:lang w:val="zh_TW" w:bidi="zh_TW"/>
-          </w:rPr>
-          <w:rPr>
-            <w:color w:val="0000EE"/>
-            <w:u w:val="single"/>
-          </w:rPr>
-          <w:t>腓4:7</w:t>
-        </w:r>
-      </w:hyperlink>
-      <w:r>
-        <w:rPr>
-          <w:lang w:val="zh_TW" w:bidi="zh_TW"/>
-        </w:rPr>
-        <w:t>；</w:t>
-      </w:r>
-      <w:hyperlink r:id="rId22">
-        <w:r>
-          <w:rPr>
-            <w:lang w:val="zh_TW" w:bidi="zh_TW"/>
-          </w:rPr>
-          <w:rPr>
-            <w:color w:val="0000EE"/>
-            <w:u w:val="single"/>
-          </w:rPr>
-          <w:t>帖後2:16</w:t>
-        </w:r>
-      </w:hyperlink>
-      <w:r>
-        <w:rPr>
-          <w:lang w:val="zh_TW" w:bidi="zh_TW"/>
-        </w:rPr>
-        <w:t>–</w:t>
-      </w:r>
-      <w:hyperlink r:id="rId22">
-        <w:r>
-          <w:rPr>
-            <w:lang w:val="zh_TW" w:bidi="zh_TW"/>
-          </w:rPr>
-          <w:rPr>
-            <w:color w:val="0000EE"/>
-            <w:u w:val="single"/>
-          </w:rPr>
-          <w:t>17</w:t>
-        </w:r>
-      </w:hyperlink>
-      <w:r>
-        <w:rPr>
-          <w:lang w:val="zh_TW" w:bidi="zh_TW"/>
-        </w:rPr>
-        <w:t>；</w:t>
-      </w:r>
-      <w:hyperlink r:id="rId23">
-        <w:r>
-          <w:rPr>
-            <w:lang w:val="zh_TW" w:bidi="zh_TW"/>
-          </w:rPr>
-          <w:rPr>
-            <w:color w:val="0000EE"/>
-            <w:u w:val="single"/>
-          </w:rPr>
-          <w:t>來13:20</w:t>
-        </w:r>
-      </w:hyperlink>
-      <w:r>
-        <w:rPr>
-          <w:lang w:val="zh_TW" w:bidi="zh_TW"/>
-        </w:rPr>
-        <w:t>–</w:t>
-      </w:r>
-      <w:hyperlink r:id="rId23">
-        <w:r>
-          <w:rPr>
-            <w:lang w:val="zh_TW" w:bidi="zh_TW"/>
-          </w:rPr>
-          <w:rPr>
-            <w:color w:val="0000EE"/>
-            <w:u w:val="single"/>
-          </w:rPr>
-          <w:t>21</w:t>
-        </w:r>
-      </w:hyperlink>
-      <w:r>
-        <w:rPr>
-          <w:lang w:val="zh_TW" w:bidi="zh_TW"/>
-        </w:rPr>
-        <w:t>）。</w:t>
-      </w:r>
-    </w:p>
-    <w:p>
-      <w:pPr/>
-      <w:r>
-        <w:rPr>
-          <w:lang w:val="zh_TW" w:bidi="zh_TW"/>
-        </w:rPr>
-      </w:r>
-      <w:r>
-        <w:rPr>
-          <w:lang w:val="zh_TW" w:bidi="zh_TW"/>
-        </w:rPr>
-        <w:t>祝禱或祝福被視為儀式性地結束崇拜，但它實際上是一種重要的神恩宣告。由具有聖經權柄的神職人員賜予忠心的信徒。藉此，基督徒確信聖父的恩典、聖子的慈愛以及聖靈的交通與他們同在。</w:t>
-      </w:r>
-    </w:p>
-    <w:p>
-      <w:pPr/>
-      <w:r>
-        <w:rPr>
-          <w:lang w:val="zh_TW" w:bidi="zh_TW"/>
-        </w:rPr>
-      </w:r>
-      <w:r>
-        <w:rPr>
-          <w:lang w:val="zh_TW" w:bidi="zh_TW"/>
-        </w:rPr>
-        <w:t>「祝福」一詞也用於感謝神賜食物和飲料的行為（</w:t>
-      </w:r>
-      <w:hyperlink r:id="rId24">
-        <w:r>
-          <w:rPr>
-            <w:lang w:val="zh_TW" w:bidi="zh_TW"/>
-          </w:rPr>
-          <w:rPr>
-            <w:color w:val="0000EE"/>
-            <w:u w:val="single"/>
-          </w:rPr>
-          <w:t>太14:19</w:t>
-        </w:r>
-      </w:hyperlink>
-      <w:r>
-        <w:rPr>
-          <w:lang w:val="zh_TW" w:bidi="zh_TW"/>
-        </w:rPr>
-        <w:t>；</w:t>
-      </w:r>
-      <w:hyperlink r:id="rId25">
-        <w:r>
-          <w:rPr>
-            <w:lang w:val="zh_TW" w:bidi="zh_TW"/>
-          </w:rPr>
-          <w:rPr>
-            <w:color w:val="0000EE"/>
-            <w:u w:val="single"/>
-          </w:rPr>
-          <w:t>可8:7</w:t>
-        </w:r>
-      </w:hyperlink>
-      <w:r>
-        <w:rPr>
-          <w:lang w:val="zh_TW" w:bidi="zh_TW"/>
-        </w:rPr>
-        <w:t>；</w:t>
-      </w:r>
-      <w:hyperlink r:id="rId26">
-        <w:r>
-          <w:rPr>
-            <w:lang w:val="zh_TW" w:bidi="zh_TW"/>
-          </w:rPr>
-          <w:rPr>
-            <w:color w:val="0000EE"/>
-            <w:u w:val="single"/>
-          </w:rPr>
-          <w:t>路24:30</w:t>
-        </w:r>
-      </w:hyperlink>
-      <w:r>
-        <w:rPr>
-          <w:lang w:val="zh_TW" w:bidi="zh_TW"/>
-        </w:rPr>
-        <w:t>）。</w:t>
-      </w:r>
-    </w:p>
-    <w:p>
-      <w:pPr/>
-      <w:r>
-        <w:rPr>
-          <w:lang w:val="zh_TW" w:bidi="zh_TW"/>
-        </w:rPr>
-      </w:r>
-      <w:r>
-        <w:rPr>
-          <w:i/>
-          <w:lang w:val="zh_TW" w:bidi="zh_TW"/>
-        </w:rPr>
-        <w:t>另見</w:t>
-      </w:r>
-      <w:r>
-        <w:rPr>
-          <w:lang w:val="zh_TW" w:bidi="zh_TW"/>
-        </w:rPr>
-        <w:t xml:space="preserve"> </w:t>
-      </w:r>
-      <w:r>
-        <w:rPr>
-          <w:lang w:val="zh_TW" w:bidi="zh_TW"/>
-        </w:rPr>
-        <w:t>八福</w:t>
-      </w:r>
-      <w:r>
-        <w:rPr>
-          <w:lang w:val="zh_TW" w:bidi="zh_TW"/>
-        </w:rPr>
-        <w:t>。</w:t>
+        <w:t>在樹木稀少的地區，人們看重較大的垂絲柳樹，因為它們的木材可用於建造建築物，並製作高品質的木炭以生火。</w:t>
       </w:r>
       <w:r>
         <w:rPr>
@@ -5804,12 +2302,6 @@
   </w:num>
   <w:num w:numId="13" w16cid:durableId="592781308">
     <w:abstractNumId w:val="11"/>
-  </w:num>
-  <w:num w:numId="14">
-    <w:abstractNumId w:val="3"/>
-    <w:lvlOverride w:ilvl="0">
-      <w:startOverride w:val="1"/>
-    </w:lvlOverride>
   </w:num>
   <w:numIdMacAtCleanup w:val="10"/>
 </w:numbering>

--- a/zht/docx/020.content.docx
+++ b/zht/docx/020.content.docx
@@ -149,7 +149,7 @@
         <w:rPr>
           <w:lang w:val="zh_TW" w:bidi="zh_TW"/>
         </w:rPr>
-        <w:t>chui</w:t>
+        <w:t>chuang</w:t>
       </w:r>
       <w:r>
         <w:rPr>
@@ -212,8 +212,3980 @@
         <w:rPr>
           <w:lang w:val="zh_TW" w:bidi="zh_TW"/>
         </w:rPr>
-        <w:t>垂絲柳樹</w:t>
-      </w:r>
+        <w:t>創世記</w:t>
+      </w:r>
+      <w:r>
+        <w:rPr>
+          <w:lang w:val="zh_TW" w:bidi="zh_TW"/>
+        </w:rPr>
+      </w:r>
+    </w:p>
+    <w:p>
+      <w:pPr/>
+      <w:r>
+        <w:rPr>
+          <w:lang w:val="zh_TW" w:bidi="zh_TW"/>
+        </w:rPr>
+      </w:r>
+      <w:r>
+        <w:rPr>
+          <w:lang w:val="zh_TW" w:bidi="zh_TW"/>
+        </w:rPr>
+        <w:t>聖經的第一卷書。</w:t>
+      </w:r>
+    </w:p>
+    <w:p>
+      <w:pPr/>
+      <w:r>
+        <w:rPr>
+          <w:lang w:val="zh_TW" w:bidi="zh_TW"/>
+        </w:rPr>
+      </w:r>
+      <w:r>
+        <w:rPr>
+          <w:lang w:val="zh_TW" w:bidi="zh_TW"/>
+        </w:rPr>
+        <w:t>概述</w:t>
+      </w:r>
+    </w:p>
+    <w:p>
+      <w:pPr>
+        <w:pStyle w:val="ListBullet"/>
+        <w:spacing w:line="240" w:lineRule="auto"/>
+        <w:ind w:left="720"/>
+      </w:pPr>
+      <w:r>
+        <w:rPr>
+          <w:lang w:val="zh_TW" w:bidi="zh_TW"/>
+        </w:rPr>
+      </w:r>
+      <w:r>
+        <w:rPr>
+          <w:lang w:val="zh_TW" w:bidi="zh_TW"/>
+        </w:rPr>
+        <w:t>名稱</w:t>
+      </w:r>
+    </w:p>
+    <w:p>
+      <w:pPr>
+        <w:pStyle w:val="ListBullet"/>
+        <w:spacing w:line="240" w:lineRule="auto"/>
+        <w:ind w:left="720"/>
+      </w:pPr>
+      <w:r>
+        <w:rPr>
+          <w:lang w:val="zh_TW" w:bidi="zh_TW"/>
+        </w:rPr>
+      </w:r>
+      <w:r>
+        <w:rPr>
+          <w:lang w:val="zh_TW" w:bidi="zh_TW"/>
+        </w:rPr>
+        <w:t>作者</w:t>
+      </w:r>
+    </w:p>
+    <w:p>
+      <w:pPr>
+        <w:pStyle w:val="ListBullet"/>
+        <w:spacing w:line="240" w:lineRule="auto"/>
+        <w:ind w:left="720"/>
+      </w:pPr>
+      <w:r>
+        <w:rPr>
+          <w:lang w:val="zh_TW" w:bidi="zh_TW"/>
+        </w:rPr>
+      </w:r>
+      <w:r>
+        <w:rPr>
+          <w:lang w:val="zh_TW" w:bidi="zh_TW"/>
+        </w:rPr>
+        <w:t>寫作日期</w:t>
+      </w:r>
+    </w:p>
+    <w:p>
+      <w:pPr>
+        <w:pStyle w:val="ListBullet"/>
+        <w:spacing w:line="240" w:lineRule="auto"/>
+        <w:ind w:left="720"/>
+      </w:pPr>
+      <w:r>
+        <w:rPr>
+          <w:lang w:val="zh_TW" w:bidi="zh_TW"/>
+        </w:rPr>
+      </w:r>
+      <w:r>
+        <w:rPr>
+          <w:lang w:val="zh_TW" w:bidi="zh_TW"/>
+        </w:rPr>
+        <w:t>寫作目的</w:t>
+      </w:r>
+    </w:p>
+    <w:p>
+      <w:pPr>
+        <w:pStyle w:val="ListBullet"/>
+        <w:spacing w:line="240" w:lineRule="auto"/>
+        <w:ind w:left="720"/>
+      </w:pPr>
+      <w:r>
+        <w:rPr>
+          <w:lang w:val="zh_TW" w:bidi="zh_TW"/>
+        </w:rPr>
+      </w:r>
+      <w:r>
+        <w:rPr>
+          <w:lang w:val="zh_TW" w:bidi="zh_TW"/>
+        </w:rPr>
+        <w:t>結構</w:t>
+      </w:r>
+    </w:p>
+    <w:p>
+      <w:pPr>
+        <w:pStyle w:val="ListBullet"/>
+        <w:spacing w:line="240" w:lineRule="auto"/>
+        <w:ind w:left="720"/>
+      </w:pPr>
+      <w:r>
+        <w:rPr>
+          <w:lang w:val="zh_TW" w:bidi="zh_TW"/>
+        </w:rPr>
+      </w:r>
+      <w:r>
+        <w:rPr>
+          <w:lang w:val="zh_TW" w:bidi="zh_TW"/>
+        </w:rPr>
+        <w:t>內容</w:t>
+      </w:r>
+    </w:p>
+    <w:p>
+      <w:pPr>
+        <w:pStyle w:val="Heading3"/>
+      </w:pPr>
+      <w:r>
+        <w:rPr>
+          <w:lang w:val="zh_TW" w:bidi="zh_TW"/>
+        </w:rPr>
+        <w:t>名稱</w:t>
+      </w:r>
+    </w:p>
+    <w:p>
+      <w:pPr/>
+      <w:r>
+        <w:rPr>
+          <w:lang w:val="zh_TW" w:bidi="zh_TW"/>
+        </w:rPr>
+      </w:r>
+      <w:r>
+        <w:rPr>
+          <w:lang w:val="zh_TW" w:bidi="zh_TW"/>
+        </w:rPr>
+        <w:t>創世記這個名稱來自希臘文，意為「起源」或「開始」。這個名稱源於希伯來聖經的希臘文譯本（七十士譯本）。既反映了這卷書的內容，也對應其希伯來名稱，取自書卷的第一個詞</w:t>
+      </w:r>
+      <w:r>
+        <w:rPr>
+          <w:i/>
+          <w:lang w:val="zh_TW" w:bidi="zh_TW"/>
+        </w:rPr>
+        <w:t>bere’shith</w:t>
+      </w:r>
+      <w:r>
+        <w:rPr>
+          <w:lang w:val="zh_TW" w:bidi="zh_TW"/>
+        </w:rPr>
+        <w:t>，即「起初」。</w:t>
+      </w:r>
+    </w:p>
+    <w:p>
+      <w:pPr>
+        <w:pStyle w:val="Heading3"/>
+      </w:pPr>
+      <w:r>
+        <w:rPr>
+          <w:lang w:val="zh_TW" w:bidi="zh_TW"/>
+        </w:rPr>
+        <w:t>作者</w:t>
+      </w:r>
+    </w:p>
+    <w:p>
+      <w:pPr/>
+      <w:r>
+        <w:rPr>
+          <w:lang w:val="zh_TW" w:bidi="zh_TW"/>
+        </w:rPr>
+      </w:r>
+      <w:r>
+        <w:rPr>
+          <w:lang w:val="zh_TW" w:bidi="zh_TW"/>
+        </w:rPr>
+        <w:t>創世記的作者身份與整個摩西五經（字面意思為「五卷書」，即聖經的前五卷書，在希伯來文中稱為妥拉）的作者身份密切相關。聖經明確指出，這些書卷的作者是摩西。多次記載顯示，耶和華吩咐摩西將各樣事記錄下來：「在書上」（</w:t>
+      </w:r>
+      <w:hyperlink r:id="rId13">
+        <w:r>
+          <w:rPr>
+            <w:lang w:val="zh_TW" w:bidi="zh_TW"/>
+          </w:rPr>
+          <w:rPr>
+            <w:color w:val="0000EE"/>
+            <w:u w:val="single"/>
+          </w:rPr>
+          <w:t>出17:14</w:t>
+        </w:r>
+      </w:hyperlink>
+      <w:r>
+        <w:rPr>
+          <w:lang w:val="zh_TW" w:bidi="zh_TW"/>
+        </w:rPr>
+        <w:t>）「將這些話寫上」（</w:t>
+      </w:r>
+      <w:hyperlink r:id="rId14">
+        <w:r>
+          <w:rPr>
+            <w:lang w:val="zh_TW" w:bidi="zh_TW"/>
+          </w:rPr>
+          <w:rPr>
+            <w:color w:val="0000EE"/>
+            <w:u w:val="single"/>
+          </w:rPr>
+          <w:t>34:27</w:t>
+        </w:r>
+      </w:hyperlink>
+      <w:r>
+        <w:rPr>
+          <w:lang w:val="zh_TW" w:bidi="zh_TW"/>
+        </w:rPr>
+        <w:t>）。摩西五經記載：「摩西將耶和華的命令都寫上」（</w:t>
+      </w:r>
+      <w:hyperlink r:id="rId15">
+        <w:r>
+          <w:rPr>
+            <w:lang w:val="zh_TW" w:bidi="zh_TW"/>
+          </w:rPr>
+          <w:rPr>
+            <w:color w:val="0000EE"/>
+            <w:u w:val="single"/>
+          </w:rPr>
+          <w:t>24:4</w:t>
+        </w:r>
+      </w:hyperlink>
+      <w:r>
+        <w:rPr>
+          <w:lang w:val="zh_TW" w:bidi="zh_TW"/>
+        </w:rPr>
+        <w:t>）；他寫下出埃及在曠野漂流的路程（</w:t>
+      </w:r>
+      <w:hyperlink r:id="rId16">
+        <w:r>
+          <w:rPr>
+            <w:lang w:val="zh_TW" w:bidi="zh_TW"/>
+          </w:rPr>
+          <w:rPr>
+            <w:color w:val="0000EE"/>
+            <w:u w:val="single"/>
+          </w:rPr>
+          <w:t>民33:2</w:t>
+        </w:r>
+      </w:hyperlink>
+      <w:r>
+        <w:rPr>
+          <w:lang w:val="zh_TW" w:bidi="zh_TW"/>
+        </w:rPr>
+        <w:t>）；「摩西將這律法寫出來」（</w:t>
+      </w:r>
+      <w:hyperlink r:id="rId17">
+        <w:r>
+          <w:rPr>
+            <w:lang w:val="zh_TW" w:bidi="zh_TW"/>
+          </w:rPr>
+          <w:rPr>
+            <w:color w:val="0000EE"/>
+            <w:u w:val="single"/>
+          </w:rPr>
+          <w:t>申31:9</w:t>
+        </w:r>
+      </w:hyperlink>
+      <w:r>
+        <w:rPr>
+          <w:lang w:val="zh_TW" w:bidi="zh_TW"/>
+        </w:rPr>
+        <w:t>）。（這裡不確定是否指全部五經，但至少包括申命記大部分內容）</w:t>
+      </w:r>
+      <w:hyperlink r:id="rId18">
+        <w:r>
+          <w:rPr>
+            <w:lang w:val="zh_TW" w:bidi="zh_TW"/>
+          </w:rPr>
+          <w:rPr>
+            <w:color w:val="0000EE"/>
+            <w:u w:val="single"/>
+          </w:rPr>
+          <w:t>出埃及記二十四章7節</w:t>
+        </w:r>
+      </w:hyperlink>
+      <w:r>
+        <w:rPr>
+          <w:lang w:val="zh_TW" w:bidi="zh_TW"/>
+        </w:rPr>
+        <w:t>提到摩西讀了他剛寫下的約書。</w:t>
+      </w:r>
+    </w:p>
+    <w:p>
+      <w:pPr/>
+      <w:r>
+        <w:rPr>
+          <w:lang w:val="zh_TW" w:bidi="zh_TW"/>
+        </w:rPr>
+      </w:r>
+      <w:r>
+        <w:rPr>
+          <w:lang w:val="zh_TW" w:bidi="zh_TW"/>
+        </w:rPr>
+        <w:t>舊約其它部分也見證五經是由摩西撰寫。大衛提到「摩西律法」（</w:t>
+      </w:r>
+      <w:hyperlink r:id="rId19">
+        <w:r>
+          <w:rPr>
+            <w:lang w:val="zh_TW" w:bidi="zh_TW"/>
+          </w:rPr>
+          <w:rPr>
+            <w:color w:val="0000EE"/>
+            <w:u w:val="single"/>
+          </w:rPr>
+          <w:t>王上2:3</w:t>
+        </w:r>
+      </w:hyperlink>
+      <w:r>
+        <w:rPr>
+          <w:lang w:val="zh_TW" w:bidi="zh_TW"/>
+        </w:rPr>
+        <w:t>）。在約西亞時期，在聖殿中發現「摩西所傳耶和華的律法書」（</w:t>
+      </w:r>
+      <w:hyperlink r:id="rId20">
+        <w:r>
+          <w:rPr>
+            <w:lang w:val="zh_TW" w:bidi="zh_TW"/>
+          </w:rPr>
+          <w:rPr>
+            <w:color w:val="0000EE"/>
+            <w:u w:val="single"/>
+          </w:rPr>
+          <w:t>代下34:14</w:t>
+        </w:r>
+      </w:hyperlink>
+      <w:r>
+        <w:rPr>
+          <w:lang w:val="zh_TW" w:bidi="zh_TW"/>
+        </w:rPr>
+        <w:t>）。以斯拉每天誦讀「神的律法書」（</w:t>
+      </w:r>
+      <w:hyperlink r:id="rId21">
+        <w:r>
+          <w:rPr>
+            <w:lang w:val="zh_TW" w:bidi="zh_TW"/>
+          </w:rPr>
+          <w:rPr>
+            <w:color w:val="0000EE"/>
+            <w:u w:val="single"/>
+          </w:rPr>
+          <w:t>尼8:1</w:t>
+        </w:r>
+      </w:hyperlink>
+      <w:r>
+        <w:rPr>
+          <w:lang w:val="zh_TW" w:bidi="zh_TW"/>
+        </w:rPr>
+        <w:t>）。</w:t>
+      </w:r>
+    </w:p>
+    <w:p>
+      <w:pPr/>
+      <w:r>
+        <w:rPr>
+          <w:lang w:val="zh_TW" w:bidi="zh_TW"/>
+        </w:rPr>
+      </w:r>
+      <w:r>
+        <w:rPr>
+          <w:lang w:val="zh_TW" w:bidi="zh_TW"/>
+        </w:rPr>
+        <w:t>新約中，耶穌提到「摩西的書」（</w:t>
+      </w:r>
+      <w:hyperlink r:id="rId22">
+        <w:r>
+          <w:rPr>
+            <w:lang w:val="zh_TW" w:bidi="zh_TW"/>
+          </w:rPr>
+          <w:rPr>
+            <w:color w:val="0000EE"/>
+            <w:u w:val="single"/>
+          </w:rPr>
+          <w:t>可12:26</w:t>
+        </w:r>
+      </w:hyperlink>
+      <w:r>
+        <w:rPr>
+          <w:lang w:val="zh_TW" w:bidi="zh_TW"/>
+        </w:rPr>
+        <w:t>；</w:t>
+      </w:r>
+      <w:hyperlink r:id="rId23">
+        <w:r>
+          <w:rPr>
+            <w:lang w:val="zh_TW" w:bidi="zh_TW"/>
+          </w:rPr>
+          <w:rPr>
+            <w:color w:val="0000EE"/>
+            <w:u w:val="single"/>
+          </w:rPr>
+          <w:t>路20:37</w:t>
+        </w:r>
+      </w:hyperlink>
+      <w:r>
+        <w:rPr>
+          <w:lang w:val="zh_TW" w:bidi="zh_TW"/>
+        </w:rPr>
+        <w:t>），並且提到摩西的吩咐或說話（</w:t>
+      </w:r>
+      <w:hyperlink r:id="rId24">
+        <w:r>
+          <w:rPr>
+            <w:lang w:val="zh_TW" w:bidi="zh_TW"/>
+          </w:rPr>
+          <w:rPr>
+            <w:color w:val="0000EE"/>
+            <w:u w:val="single"/>
+          </w:rPr>
+          <w:t>太8:4，</w:t>
+        </w:r>
+      </w:hyperlink>
+      <w:hyperlink r:id="rId25">
+        <w:r>
+          <w:rPr>
+            <w:lang w:val="zh_TW" w:bidi="zh_TW"/>
+          </w:rPr>
+          <w:rPr>
+            <w:color w:val="0000EE"/>
+            <w:u w:val="single"/>
+          </w:rPr>
+          <w:t>19:8</w:t>
+        </w:r>
+      </w:hyperlink>
+      <w:r>
+        <w:rPr>
+          <w:lang w:val="zh_TW" w:bidi="zh_TW"/>
+        </w:rPr>
+        <w:t>；</w:t>
+      </w:r>
+      <w:hyperlink r:id="rId26">
+        <w:r>
+          <w:rPr>
+            <w:lang w:val="zh_TW" w:bidi="zh_TW"/>
+          </w:rPr>
+          <w:rPr>
+            <w:color w:val="0000EE"/>
+            <w:u w:val="single"/>
+          </w:rPr>
+          <w:t>可7:10</w:t>
+        </w:r>
+      </w:hyperlink>
+      <w:r>
+        <w:rPr>
+          <w:lang w:val="zh_TW" w:bidi="zh_TW"/>
+        </w:rPr>
+        <w:t>；參</w:t>
+      </w:r>
+      <w:hyperlink r:id="rId27">
+        <w:r>
+          <w:rPr>
+            <w:lang w:val="zh_TW" w:bidi="zh_TW"/>
+          </w:rPr>
+          <w:rPr>
+            <w:color w:val="0000EE"/>
+            <w:u w:val="single"/>
+          </w:rPr>
+          <w:t>路16:31，</w:t>
+        </w:r>
+      </w:hyperlink>
+      <w:hyperlink r:id="rId28">
+        <w:r>
+          <w:rPr>
+            <w:lang w:val="zh_TW" w:bidi="zh_TW"/>
+          </w:rPr>
+          <w:rPr>
+            <w:color w:val="0000EE"/>
+            <w:u w:val="single"/>
+          </w:rPr>
+          <w:t>24:44</w:t>
+        </w:r>
+      </w:hyperlink>
+      <w:r>
+        <w:rPr>
+          <w:lang w:val="zh_TW" w:bidi="zh_TW"/>
+        </w:rPr>
+        <w:t>）。猶太人引用律法書為摩西著作，耶穌並未反駁。</w:t>
+      </w:r>
+    </w:p>
+    <w:p>
+      <w:pPr/>
+      <w:r>
+        <w:rPr>
+          <w:lang w:val="zh_TW" w:bidi="zh_TW"/>
+        </w:rPr>
+      </w:r>
+      <w:r>
+        <w:rPr>
+          <w:lang w:val="zh_TW" w:bidi="zh_TW"/>
+        </w:rPr>
+        <w:t>五經之中，尤其是創世記，可以說摩西是有機會和能力寫下這卷書。他可能在埃及的歲月，或與基尼人一起流放時寫下這卷書。他是以色列人公認的領袖，可以接觸（甚至保管）雅各從迦南帶來的記錄。他「學了埃及人一切的學問」（</w:t>
+      </w:r>
+      <w:hyperlink r:id="rId29">
+        <w:r>
+          <w:rPr>
+            <w:lang w:val="zh_TW" w:bidi="zh_TW"/>
+          </w:rPr>
+          <w:rPr>
+            <w:color w:val="0000EE"/>
+            <w:u w:val="single"/>
+          </w:rPr>
+          <w:t>徒7:22</w:t>
+        </w:r>
+      </w:hyperlink>
+      <w:r>
+        <w:rPr>
+          <w:lang w:val="zh_TW" w:bidi="zh_TW"/>
+        </w:rPr>
+        <w:t>），可能懂得使用幾種語言和文字（象形文字、楔形文字、古希伯來文）寫作。雖然摩西具備完成此任務的能力，但我們卻必須記住，他不是在進行人類的創作，而是在神的感動下撰寫（</w:t>
+      </w:r>
+      <w:hyperlink r:id="rId30">
+        <w:r>
+          <w:rPr>
+            <w:lang w:val="zh_TW" w:bidi="zh_TW"/>
+          </w:rPr>
+          <w:rPr>
+            <w:color w:val="0000EE"/>
+            <w:u w:val="single"/>
+          </w:rPr>
+          <w:t>彼後1:21</w:t>
+        </w:r>
+      </w:hyperlink>
+      <w:r>
+        <w:rPr>
+          <w:lang w:val="zh_TW" w:bidi="zh_TW"/>
+        </w:rPr>
+        <w:t>）。因此我們有信心，可以認定摩西就是創世記的作者。</w:t>
+      </w:r>
+    </w:p>
+    <w:p>
+      <w:pPr/>
+      <w:r>
+        <w:rPr>
+          <w:lang w:val="zh_TW" w:bidi="zh_TW"/>
+        </w:rPr>
+      </w:r>
+      <w:r>
+        <w:rPr>
+          <w:lang w:val="zh_TW" w:bidi="zh_TW"/>
+        </w:rPr>
+        <w:t>自由派的觀點認為，創世記是由多份文獻彙編而成的。這一觀點最早由法國醫生雅思突（Jean Astruc）提出，他認為書中對神的不同稱號，表明此書來自不同的文獻或來源。德國高等鑑別學家擴展這種觀點，發展出格拉夫—</w:t>
+      </w:r>
+      <w:r>
+        <w:rPr>
+          <w:lang w:val="zh_TW" w:bidi="zh_TW"/>
+        </w:rPr>
+        <w:t>庫寧—威爾豪森</w:t>
+      </w:r>
+      <w:r>
+        <w:rPr>
+          <w:lang w:val="zh_TW" w:bidi="zh_TW"/>
+        </w:rPr>
+        <w:t>（Graf-Wellhausen-Kuenen）的文獻假說，也稱為JEDP理論。此理論認為，創世記有四個基本文獻來源：（1）J來源，使用神的名字YHWH（耶和華或雅巍），大約可追溯到公元前九世紀的猶大地區；（2）E來源，使用名字伊羅興（Elohim），約起源於公元前八世紀的北國以色列；（3）D來源，即申命記，認為起源於約西亞時期，大約公元前621年；（4）P來源，即祭司文獻，關於祭司職分與禮儀，認為起源於公元前五世紀或更晚。根據這一理論，不同文獻由多位編輯融合而成，例如JE、JED等。</w:t>
+      </w:r>
+    </w:p>
+    <w:p>
+      <w:pPr/>
+      <w:r>
+        <w:rPr>
+          <w:lang w:val="zh_TW" w:bidi="zh_TW"/>
+        </w:rPr>
+      </w:r>
+      <w:r>
+        <w:rPr>
+          <w:lang w:val="zh_TW" w:bidi="zh_TW"/>
+        </w:rPr>
+        <w:t>考古學否定了這些高等鑑別學家的極端假設，阿爾布萊特（W. F. Albright）及其追隨者的研究，使人們對創世記歷史性重拾信心。近幾十年來，關於族長記敘和約瑟記載的爭議再起，但這些觀點屬於極端看法，阿爾布萊特及早期學者如威爾遜（R. D. Wilson）、格林（W. H. Green）等人提出的證據，仍很有說服力。</w:t>
+      </w:r>
+    </w:p>
+    <w:p>
+      <w:pPr>
+        <w:pStyle w:val="Heading3"/>
+      </w:pPr>
+      <w:r>
+        <w:rPr>
+          <w:lang w:val="zh_TW" w:bidi="zh_TW"/>
+        </w:rPr>
+        <w:t>寫作日期</w:t>
+      </w:r>
+    </w:p>
+    <w:p>
+      <w:pPr/>
+      <w:r>
+        <w:rPr>
+          <w:lang w:val="zh_TW" w:bidi="zh_TW"/>
+        </w:rPr>
+      </w:r>
+      <w:r>
+        <w:rPr>
+          <w:lang w:val="zh_TW" w:bidi="zh_TW"/>
+        </w:rPr>
+        <w:t>這卷書的成書日期也備受爭議。即使是接受摩西作者身份的學者，他們對摩西存活的時間，也存在分歧。根據聖經資料，摩西應該活在公元前15世紀（參</w:t>
+      </w:r>
+      <w:hyperlink r:id="rId31">
+        <w:r>
+          <w:rPr>
+            <w:lang w:val="zh_TW" w:bidi="zh_TW"/>
+          </w:rPr>
+          <w:rPr>
+            <w:color w:val="0000EE"/>
+            <w:u w:val="single"/>
+          </w:rPr>
+          <w:t>士11:26；</w:t>
+        </w:r>
+      </w:hyperlink>
+      <w:hyperlink r:id="rId32">
+        <w:r>
+          <w:rPr>
+            <w:lang w:val="zh_TW" w:bidi="zh_TW"/>
+          </w:rPr>
+          <w:rPr>
+            <w:color w:val="0000EE"/>
+            <w:u w:val="single"/>
+          </w:rPr>
+          <w:t>王上6:1</w:t>
+        </w:r>
+      </w:hyperlink>
+      <w:r>
+        <w:rPr>
+          <w:lang w:val="zh_TW" w:bidi="zh_TW"/>
+        </w:rPr>
+        <w:t>），但許多學者傾向認為摩西活於公元前13世紀。如前所述，自由派觀點認為創世記的日期，應在公元前九世紀至公元前五世紀之間，最終編輯可能在公元前五世紀，甚至更晚。</w:t>
+      </w:r>
+    </w:p>
+    <w:p>
+      <w:pPr>
+        <w:pStyle w:val="Heading3"/>
+      </w:pPr>
+      <w:r>
+        <w:rPr>
+          <w:lang w:val="zh_TW" w:bidi="zh_TW"/>
+        </w:rPr>
+        <w:t>寫作目的</w:t>
+      </w:r>
+    </w:p>
+    <w:p>
+      <w:pPr/>
+      <w:r>
+        <w:rPr>
+          <w:lang w:val="zh_TW" w:bidi="zh_TW"/>
+        </w:rPr>
+      </w:r>
+      <w:r>
+        <w:rPr>
+          <w:lang w:val="zh_TW" w:bidi="zh_TW"/>
+        </w:rPr>
+        <w:t>創世記描繪了許多事物的起源：宇宙、地球、植物、動物和人類。它記載人類制度、職業和手工藝的起源，描述罪與死亡的來源，並展現撒但在人類生活中潛在的工作。最重要的是，創世記講述救贖歷史的開端，宣布救贖主將要來臨（</w:t>
+      </w:r>
+      <w:hyperlink r:id="rId33">
+        <w:r>
+          <w:rPr>
+            <w:lang w:val="zh_TW" w:bidi="zh_TW"/>
+          </w:rPr>
+          <w:rPr>
+            <w:color w:val="0000EE"/>
+            <w:u w:val="single"/>
+          </w:rPr>
+          <w:t>創3:15</w:t>
+        </w:r>
+      </w:hyperlink>
+      <w:r>
+        <w:rPr>
+          <w:lang w:val="zh_TW" w:bidi="zh_TW"/>
+        </w:rPr>
+        <w:t>）。它列出彌賽亞血統中的早期祖先，以及希伯來民族的起源，聖經和救主正是通過這個民族來到世上。創世記還以神的目的為視角，選擇記載一些人和事件的歷史。</w:t>
+      </w:r>
+    </w:p>
+    <w:p>
+      <w:pPr>
+        <w:pStyle w:val="Heading3"/>
+      </w:pPr>
+      <w:r>
+        <w:rPr>
+          <w:lang w:val="zh_TW" w:bidi="zh_TW"/>
+        </w:rPr>
+        <w:t>結構</w:t>
+      </w:r>
+    </w:p>
+    <w:p>
+      <w:pPr/>
+      <w:r>
+        <w:rPr>
+          <w:lang w:val="zh_TW" w:bidi="zh_TW"/>
+        </w:rPr>
+      </w:r>
+      <w:r>
+        <w:rPr>
+          <w:lang w:val="zh_TW" w:bidi="zh_TW"/>
+        </w:rPr>
+        <w:t>這卷書分為11個長度不一的部分，每部分都以「……的後代（子孫，歷史）」的表述作為分界（</w:t>
+      </w:r>
+      <w:hyperlink r:id="rId34">
+        <w:r>
+          <w:rPr>
+            <w:lang w:val="zh_TW" w:bidi="zh_TW"/>
+          </w:rPr>
+          <w:rPr>
+            <w:color w:val="0000EE"/>
+            <w:u w:val="single"/>
+          </w:rPr>
+          <w:t>2:4</w:t>
+        </w:r>
+      </w:hyperlink>
+      <w:r>
+        <w:rPr>
+          <w:lang w:val="zh_TW" w:bidi="zh_TW"/>
+        </w:rPr>
+        <w:t>，</w:t>
+      </w:r>
+      <w:hyperlink r:id="rId35">
+        <w:r>
+          <w:rPr>
+            <w:lang w:val="zh_TW" w:bidi="zh_TW"/>
+          </w:rPr>
+          <w:rPr>
+            <w:color w:val="0000EE"/>
+            <w:u w:val="single"/>
+          </w:rPr>
+          <w:t>5:1</w:t>
+        </w:r>
+      </w:hyperlink>
+      <w:r>
+        <w:rPr>
+          <w:lang w:val="zh_TW" w:bidi="zh_TW"/>
+        </w:rPr>
+        <w:t>，</w:t>
+      </w:r>
+      <w:hyperlink r:id="rId36">
+        <w:r>
+          <w:rPr>
+            <w:lang w:val="zh_TW" w:bidi="zh_TW"/>
+          </w:rPr>
+          <w:rPr>
+            <w:color w:val="0000EE"/>
+            <w:u w:val="single"/>
+          </w:rPr>
+          <w:t>6:9</w:t>
+        </w:r>
+      </w:hyperlink>
+      <w:r>
+        <w:rPr>
+          <w:lang w:val="zh_TW" w:bidi="zh_TW"/>
+        </w:rPr>
+        <w:t>，</w:t>
+      </w:r>
+      <w:hyperlink r:id="rId37">
+        <w:r>
+          <w:rPr>
+            <w:lang w:val="zh_TW" w:bidi="zh_TW"/>
+          </w:rPr>
+          <w:rPr>
+            <w:color w:val="0000EE"/>
+            <w:u w:val="single"/>
+          </w:rPr>
+          <w:t>10:1</w:t>
+        </w:r>
+      </w:hyperlink>
+      <w:r>
+        <w:rPr>
+          <w:lang w:val="zh_TW" w:bidi="zh_TW"/>
+        </w:rPr>
+        <w:t>，</w:t>
+      </w:r>
+      <w:hyperlink r:id="rId38">
+        <w:r>
+          <w:rPr>
+            <w:lang w:val="zh_TW" w:bidi="zh_TW"/>
+          </w:rPr>
+          <w:rPr>
+            <w:color w:val="0000EE"/>
+            <w:u w:val="single"/>
+          </w:rPr>
+          <w:t>11:10、27</w:t>
+        </w:r>
+      </w:hyperlink>
+      <w:r>
+        <w:rPr>
+          <w:lang w:val="zh_TW" w:bidi="zh_TW"/>
+        </w:rPr>
+        <w:t>，</w:t>
+      </w:r>
+      <w:hyperlink r:id="rId39">
+        <w:r>
+          <w:rPr>
+            <w:lang w:val="zh_TW" w:bidi="zh_TW"/>
+          </w:rPr>
+          <w:rPr>
+            <w:color w:val="0000EE"/>
+            <w:u w:val="single"/>
+          </w:rPr>
+          <w:t>25:12、19</w:t>
+        </w:r>
+      </w:hyperlink>
+      <w:r>
+        <w:rPr>
+          <w:lang w:val="zh_TW" w:bidi="zh_TW"/>
+        </w:rPr>
+        <w:t>，</w:t>
+      </w:r>
+      <w:hyperlink r:id="rId40">
+        <w:r>
+          <w:rPr>
+            <w:lang w:val="zh_TW" w:bidi="zh_TW"/>
+          </w:rPr>
+          <w:rPr>
+            <w:color w:val="0000EE"/>
+            <w:u w:val="single"/>
+          </w:rPr>
+          <w:t>36:1</w:t>
+        </w:r>
+      </w:hyperlink>
+      <w:r>
+        <w:rPr>
+          <w:lang w:val="zh_TW" w:bidi="zh_TW"/>
+        </w:rPr>
+        <w:t>，</w:t>
+      </w:r>
+      <w:hyperlink r:id="rId41">
+        <w:r>
+          <w:rPr>
+            <w:lang w:val="zh_TW" w:bidi="zh_TW"/>
+          </w:rPr>
+          <w:rPr>
+            <w:color w:val="0000EE"/>
+            <w:u w:val="single"/>
+          </w:rPr>
+          <w:t>37:2</w:t>
+        </w:r>
+      </w:hyperlink>
+      <w:r>
+        <w:rPr>
+          <w:lang w:val="zh_TW" w:bidi="zh_TW"/>
+        </w:rPr>
+        <w:t>）。這個格式只有三次出現在章節的首句。這種表述通常稱為標題或引言，帶來承先啟後的作用。</w:t>
+      </w:r>
+    </w:p>
+    <w:p>
+      <w:pPr>
+        <w:pStyle w:val="Heading3"/>
+      </w:pPr>
+      <w:r>
+        <w:rPr>
+          <w:lang w:val="zh_TW" w:bidi="zh_TW"/>
+        </w:rPr>
+        <w:t>內容</w:t>
+      </w:r>
+    </w:p>
+    <w:p>
+      <w:pPr>
+        <w:pStyle w:val="Heading4"/>
+      </w:pPr>
+      <w:r>
+        <w:rPr>
+          <w:lang w:val="zh_TW" w:bidi="zh_TW"/>
+        </w:rPr>
+        <w:t>創造（</w:t>
+      </w:r>
+      <w:hyperlink r:id="rId42">
+        <w:r>
+          <w:rPr>
+            <w:lang w:val="zh_TW" w:bidi="zh_TW"/>
+          </w:rPr>
+          <w:rPr>
+            <w:color w:val="0000EE"/>
+            <w:u w:val="single"/>
+          </w:rPr>
+          <w:t>1:1–2:25</w:t>
+        </w:r>
+      </w:hyperlink>
+      <w:r>
+        <w:rPr>
+          <w:lang w:val="zh_TW" w:bidi="zh_TW"/>
+        </w:rPr>
+        <w:t>）</w:t>
+      </w:r>
+    </w:p>
+    <w:p>
+      <w:pPr/>
+      <w:r>
+        <w:rPr>
+          <w:lang w:val="zh_TW" w:bidi="zh_TW"/>
+        </w:rPr>
+      </w:r>
+      <w:r>
+        <w:rPr>
+          <w:lang w:val="zh_TW" w:bidi="zh_TW"/>
+        </w:rPr>
+        <w:t>多年以來，這兩章都是科學與神學的論戰場域，因為研究者和學生都試圖探究宇宙與生命的起源。許多證據無法經受科學的檢驗，因為科學的定義本身，要求證據必須可以透過實驗來重複驗證。</w:t>
+      </w:r>
+    </w:p>
+    <w:p>
+      <w:pPr/>
+      <w:r>
+        <w:rPr>
+          <w:lang w:val="zh_TW" w:bidi="zh_TW"/>
+        </w:rPr>
+      </w:r>
+      <w:hyperlink r:id="rId43">
+        <w:r>
+          <w:rPr>
+            <w:lang w:val="zh_TW" w:bidi="zh_TW"/>
+          </w:rPr>
+          <w:rPr>
+            <w:color w:val="0000EE"/>
+            <w:u w:val="single"/>
+          </w:rPr>
+          <w:t>創世記一章1節</w:t>
+        </w:r>
+      </w:hyperlink>
+      <w:r>
+        <w:rPr>
+          <w:lang w:val="zh_TW" w:bidi="zh_TW"/>
+        </w:rPr>
+        <w:t>一直是最宏大、最精確、最準確，有關起源的陳述：「起初，神創造天地。」祂藉著祂的話語，以從無到有（</w:t>
+      </w:r>
+      <w:r>
+        <w:rPr>
+          <w:i/>
+          <w:lang w:val="zh_TW" w:bidi="zh_TW"/>
+        </w:rPr>
+        <w:t>ex nihilo</w:t>
+      </w:r>
+      <w:r>
+        <w:rPr>
+          <w:lang w:val="zh_TW" w:bidi="zh_TW"/>
+        </w:rPr>
+        <w:t>）的方式創造萬物（</w:t>
+      </w:r>
+      <w:hyperlink r:id="rId44">
+        <w:r>
+          <w:rPr>
+            <w:lang w:val="zh_TW" w:bidi="zh_TW"/>
+          </w:rPr>
+          <w:rPr>
+            <w:color w:val="0000EE"/>
+            <w:u w:val="single"/>
+          </w:rPr>
+          <w:t>來11:3</w:t>
+        </w:r>
+      </w:hyperlink>
+      <w:r>
+        <w:rPr>
+          <w:lang w:val="zh_TW" w:bidi="zh_TW"/>
+        </w:rPr>
+        <w:t>）；祂發出命令，事就這樣成了（</w:t>
+      </w:r>
+      <w:hyperlink r:id="rId45">
+        <w:r>
+          <w:rPr>
+            <w:lang w:val="zh_TW" w:bidi="zh_TW"/>
+          </w:rPr>
+          <w:rPr>
+            <w:color w:val="0000EE"/>
+            <w:u w:val="single"/>
+          </w:rPr>
+          <w:t>創1:3、6、9、11、14、20</w:t>
+        </w:r>
+      </w:hyperlink>
+      <w:r>
+        <w:rPr>
+          <w:lang w:val="zh_TW" w:bidi="zh_TW"/>
+        </w:rPr>
+        <w:t>；</w:t>
+      </w:r>
+      <w:hyperlink r:id="rId46">
+        <w:r>
+          <w:rPr>
+            <w:lang w:val="zh_TW" w:bidi="zh_TW"/>
+          </w:rPr>
+          <w:rPr>
+            <w:color w:val="0000EE"/>
+            <w:u w:val="single"/>
+          </w:rPr>
+          <w:t>詩33:6、9</w:t>
+        </w:r>
+      </w:hyperlink>
+      <w:r>
+        <w:rPr>
+          <w:lang w:val="zh_TW" w:bidi="zh_TW"/>
+        </w:rPr>
+        <w:t>）。</w:t>
+      </w:r>
+    </w:p>
+    <w:p>
+      <w:pPr/>
+      <w:r>
+        <w:rPr>
+          <w:lang w:val="zh_TW" w:bidi="zh_TW"/>
+        </w:rPr>
+      </w:r>
+      <w:r>
+        <w:rPr>
+          <w:lang w:val="zh_TW" w:bidi="zh_TW"/>
+        </w:rPr>
+        <w:t>起初的時間無法確定。主張均變論的宇宙來源學家（Uniformitarian cosmogonists，認為自然事件一直遵循統一模式的學者；參</w:t>
+      </w:r>
+      <w:hyperlink r:id="rId47">
+        <w:r>
+          <w:rPr>
+            <w:lang w:val="zh_TW" w:bidi="zh_TW"/>
+          </w:rPr>
+          <w:rPr>
+            <w:color w:val="0000EE"/>
+            <w:u w:val="single"/>
+          </w:rPr>
+          <w:t>彼後3:3–7</w:t>
+        </w:r>
+      </w:hyperlink>
+      <w:r>
+        <w:rPr>
+          <w:lang w:val="zh_TW" w:bidi="zh_TW"/>
+        </w:rPr>
+        <w:t>）推測，宇宙起源於數十億年前，但有些創造論者則主張世界只有數千年歷史。</w:t>
+      </w:r>
+    </w:p>
+    <w:p>
+      <w:pPr/>
+      <w:r>
+        <w:rPr>
+          <w:lang w:val="zh_TW" w:bidi="zh_TW"/>
+        </w:rPr>
+      </w:r>
+      <w:r>
+        <w:rPr>
+          <w:lang w:val="zh_TW" w:bidi="zh_TW"/>
+        </w:rPr>
+        <w:t>為了解釋地質的年代和已滅絕動物的存在，一些解經家提出在</w:t>
+      </w:r>
+      <w:hyperlink r:id="rId43">
+        <w:r>
+          <w:rPr>
+            <w:lang w:val="zh_TW" w:bidi="zh_TW"/>
+          </w:rPr>
+          <w:rPr>
+            <w:color w:val="0000EE"/>
+            <w:u w:val="single"/>
+          </w:rPr>
+          <w:t>創世記一章1節</w:t>
+        </w:r>
+      </w:hyperlink>
+      <w:r>
+        <w:rPr>
+          <w:lang w:val="zh_TW" w:bidi="zh_TW"/>
+        </w:rPr>
+        <w:t>和</w:t>
+      </w:r>
+      <w:hyperlink r:id="rId48">
+        <w:r>
+          <w:rPr>
+            <w:lang w:val="zh_TW" w:bidi="zh_TW"/>
+          </w:rPr>
+          <w:rPr>
+            <w:color w:val="0000EE"/>
+            <w:u w:val="single"/>
+          </w:rPr>
+          <w:t>一章2節</w:t>
+        </w:r>
+      </w:hyperlink>
+      <w:r>
+        <w:rPr>
+          <w:lang w:val="zh_TW" w:bidi="zh_TW"/>
+        </w:rPr>
+        <w:t>之間存在一個空隙，認為</w:t>
+      </w:r>
+      <w:hyperlink r:id="rId49">
+        <w:r>
+          <w:rPr>
+            <w:lang w:val="zh_TW" w:bidi="zh_TW"/>
+          </w:rPr>
+          <w:rPr>
+            <w:color w:val="0000EE"/>
+            <w:u w:val="single"/>
+          </w:rPr>
+          <w:t>創世記一章2節至二章3節</w:t>
+        </w:r>
+      </w:hyperlink>
+      <w:r>
+        <w:rPr>
+          <w:lang w:val="zh_TW" w:bidi="zh_TW"/>
+        </w:rPr>
+        <w:t>描述的，是第二次或全新的創造。不過這只是推測而已；同樣，認為一天代表一個地質時代的觀點也只屬推測。</w:t>
+      </w:r>
+    </w:p>
+    <w:p>
+      <w:pPr/>
+      <w:r>
+        <w:rPr>
+          <w:lang w:val="zh_TW" w:bidi="zh_TW"/>
+        </w:rPr>
+      </w:r>
+      <w:r>
+        <w:rPr>
+          <w:lang w:val="zh_TW" w:bidi="zh_TW"/>
+        </w:rPr>
+        <w:t>根據經文本身，第一組三日與第二組三日之間有對應的關係：第一日創造光；第四日創造光源。第二日創造空氣（更適宜譯作「穹蒼」），分隔上下的水；第五日創造飛鳥與水中生物。第三日神造乾地與植物；第六日創造陸地生物與人類。神按自己的形像造人（</w:t>
+      </w:r>
+      <w:hyperlink r:id="rId50">
+        <w:r>
+          <w:rPr>
+            <w:lang w:val="zh_TW" w:bidi="zh_TW"/>
+          </w:rPr>
+          <w:rPr>
+            <w:color w:val="0000EE"/>
+            <w:u w:val="single"/>
+          </w:rPr>
+          <w:t>創1:26</w:t>
+        </w:r>
+      </w:hyperlink>
+      <w:r>
+        <w:rPr>
+          <w:lang w:val="zh_TW" w:bidi="zh_TW"/>
+        </w:rPr>
+        <w:t>），使人「比天使微小一點」（</w:t>
+      </w:r>
+      <w:hyperlink r:id="rId51">
+        <w:r>
+          <w:rPr>
+            <w:lang w:val="zh_TW" w:bidi="zh_TW"/>
+          </w:rPr>
+          <w:rPr>
+            <w:color w:val="0000EE"/>
+            <w:u w:val="single"/>
+          </w:rPr>
+          <w:t>詩8:5</w:t>
+        </w:r>
+      </w:hyperlink>
+      <w:r>
+        <w:rPr>
+          <w:lang w:val="zh_TW" w:bidi="zh_TW"/>
+        </w:rPr>
+        <w:t>），並賦予他管理大地的權柄。祂所造的一切都是「各從其類」，每類都獨特且分明。經文形容祂的工作「神看著是好的」（</w:t>
+      </w:r>
+      <w:hyperlink r:id="rId52">
+        <w:r>
+          <w:rPr>
+            <w:lang w:val="zh_TW" w:bidi="zh_TW"/>
+          </w:rPr>
+          <w:rPr>
+            <w:color w:val="0000EE"/>
+            <w:u w:val="single"/>
+          </w:rPr>
+          <w:t>創1:4、10、12、18、21</w:t>
+        </w:r>
+      </w:hyperlink>
+      <w:r>
+        <w:rPr>
+          <w:lang w:val="zh_TW" w:bidi="zh_TW"/>
+        </w:rPr>
+        <w:t>；「甚好」，</w:t>
+      </w:r>
+      <w:hyperlink r:id="rId53">
+        <w:r>
+          <w:rPr>
+            <w:lang w:val="zh_TW" w:bidi="zh_TW"/>
+          </w:rPr>
+          <w:rPr>
+            <w:color w:val="0000EE"/>
+            <w:u w:val="single"/>
+          </w:rPr>
+          <w:t>31</w:t>
+        </w:r>
+      </w:hyperlink>
+      <w:r>
+        <w:rPr>
+          <w:lang w:val="zh_TW" w:bidi="zh_TW"/>
+        </w:rPr>
+        <w:t>節）。第七日，祂停止創造行動，是人類安息日的原型（</w:t>
+      </w:r>
+      <w:hyperlink r:id="rId54">
+        <w:r>
+          <w:rPr>
+            <w:lang w:val="zh_TW" w:bidi="zh_TW"/>
+          </w:rPr>
+          <w:rPr>
+            <w:color w:val="0000EE"/>
+            <w:u w:val="single"/>
+          </w:rPr>
+          <w:t>2:1–3</w:t>
+        </w:r>
+      </w:hyperlink>
+      <w:r>
+        <w:rPr>
+          <w:lang w:val="zh_TW" w:bidi="zh_TW"/>
+        </w:rPr>
+        <w:t>）。</w:t>
+      </w:r>
+    </w:p>
+    <w:p>
+      <w:pPr/>
+      <w:r>
+        <w:rPr>
+          <w:lang w:val="zh_TW" w:bidi="zh_TW"/>
+        </w:rPr>
+      </w:r>
+      <w:r>
+        <w:rPr>
+          <w:lang w:val="zh_TW" w:bidi="zh_TW"/>
+        </w:rPr>
+        <w:t>鑑別學者認為</w:t>
+      </w:r>
+      <w:hyperlink r:id="rId55">
+        <w:r>
+          <w:rPr>
+            <w:lang w:val="zh_TW" w:bidi="zh_TW"/>
+          </w:rPr>
+          <w:rPr>
+            <w:color w:val="0000EE"/>
+            <w:u w:val="single"/>
+          </w:rPr>
+          <w:t>二章4至25節</w:t>
+        </w:r>
+      </w:hyperlink>
+      <w:r>
+        <w:rPr>
+          <w:lang w:val="zh_TW" w:bidi="zh_TW"/>
+        </w:rPr>
+        <w:t>與</w:t>
+      </w:r>
+      <w:hyperlink r:id="rId56">
+        <w:r>
+          <w:rPr>
+            <w:lang w:val="zh_TW" w:bidi="zh_TW"/>
+          </w:rPr>
+          <w:rPr>
+            <w:color w:val="0000EE"/>
+            <w:u w:val="single"/>
+          </w:rPr>
+          <w:t>創世記一章1節至二章3節</w:t>
+        </w:r>
+      </w:hyperlink>
+      <w:r>
+        <w:rPr>
+          <w:lang w:val="zh_TW" w:bidi="zh_TW"/>
+        </w:rPr>
+        <w:t>是重複記述，存在矛盾。對於保守派學者而言，第二章是從不同視角展現同一事件。第</w:t>
+      </w:r>
+      <w:hyperlink r:id="rId57">
+        <w:r>
+          <w:rPr>
+            <w:lang w:val="zh_TW" w:bidi="zh_TW"/>
+          </w:rPr>
+          <w:rPr>
+            <w:color w:val="0000EE"/>
+            <w:u w:val="single"/>
+          </w:rPr>
+          <w:t>一</w:t>
+        </w:r>
+      </w:hyperlink>
+      <w:r>
+        <w:rPr>
+          <w:lang w:val="zh_TW" w:bidi="zh_TW"/>
+        </w:rPr>
+        <w:t>章描述創造的次序，第</w:t>
+      </w:r>
+      <w:hyperlink r:id="rId58">
+        <w:r>
+          <w:rPr>
+            <w:lang w:val="zh_TW" w:bidi="zh_TW"/>
+          </w:rPr>
+          <w:rPr>
+            <w:color w:val="0000EE"/>
+            <w:u w:val="single"/>
+          </w:rPr>
+          <w:t>二</w:t>
+        </w:r>
+      </w:hyperlink>
+      <w:r>
+        <w:rPr>
+          <w:lang w:val="zh_TW" w:bidi="zh_TW"/>
+        </w:rPr>
+        <w:t>章則強調人類在神創造工作中的核心地位。</w:t>
+      </w:r>
+    </w:p>
+    <w:p>
+      <w:pPr/>
+      <w:r>
+        <w:rPr>
+          <w:lang w:val="zh_TW" w:bidi="zh_TW"/>
+        </w:rPr>
+      </w:r>
+      <w:r>
+        <w:rPr>
+          <w:lang w:val="zh_TW" w:bidi="zh_TW"/>
+        </w:rPr>
+        <w:t>第</w:t>
+      </w:r>
+      <w:hyperlink r:id="rId58">
+        <w:r>
+          <w:rPr>
+            <w:lang w:val="zh_TW" w:bidi="zh_TW"/>
+          </w:rPr>
+          <w:rPr>
+            <w:color w:val="0000EE"/>
+            <w:u w:val="single"/>
+          </w:rPr>
+          <w:t>二</w:t>
+        </w:r>
+      </w:hyperlink>
+      <w:r>
+        <w:rPr>
+          <w:lang w:val="zh_TW" w:bidi="zh_TW"/>
+        </w:rPr>
+        <w:t>章詳細記載神用「地上的塵土」造人（</w:t>
+      </w:r>
+      <w:hyperlink r:id="rId59">
+        <w:r>
+          <w:rPr>
+            <w:lang w:val="zh_TW" w:bidi="zh_TW"/>
+          </w:rPr>
+          <w:rPr>
+            <w:color w:val="0000EE"/>
+            <w:u w:val="single"/>
+          </w:rPr>
+          <w:t>7</w:t>
+        </w:r>
+      </w:hyperlink>
+      <w:r>
+        <w:rPr>
+          <w:lang w:val="zh_TW" w:bidi="zh_TW"/>
+        </w:rPr>
+        <w:t>節），並用男人的肋骨造女人（</w:t>
+      </w:r>
+      <w:hyperlink r:id="rId60">
+        <w:r>
+          <w:rPr>
+            <w:lang w:val="zh_TW" w:bidi="zh_TW"/>
+          </w:rPr>
+          <w:rPr>
+            <w:color w:val="0000EE"/>
+            <w:u w:val="single"/>
+          </w:rPr>
+          <w:t>21–22</w:t>
+        </w:r>
+      </w:hyperlink>
+      <w:r>
+        <w:rPr>
+          <w:lang w:val="zh_TW" w:bidi="zh_TW"/>
+        </w:rPr>
+        <w:t>節）。她受造為「一個配偶幫助他」（</w:t>
+      </w:r>
+      <w:hyperlink r:id="rId61">
+        <w:r>
+          <w:rPr>
+            <w:lang w:val="zh_TW" w:bidi="zh_TW"/>
+          </w:rPr>
+          <w:rPr>
+            <w:color w:val="0000EE"/>
+            <w:u w:val="single"/>
+          </w:rPr>
+          <w:t>18–20</w:t>
+        </w:r>
+      </w:hyperlink>
+      <w:r>
+        <w:rPr>
+          <w:lang w:val="zh_TW" w:bidi="zh_TW"/>
+        </w:rPr>
+        <w:t>節）。他們受造為成熟的成人，擁有說話的能力和高度的智慧。亞當的想像力之豐富與詞彙之多，足以為所有動物命名（</w:t>
+      </w:r>
+      <w:hyperlink r:id="rId62">
+        <w:r>
+          <w:rPr>
+            <w:lang w:val="zh_TW" w:bidi="zh_TW"/>
+          </w:rPr>
+          <w:rPr>
+            <w:color w:val="0000EE"/>
+            <w:u w:val="single"/>
+          </w:rPr>
+          <w:t>19</w:t>
+        </w:r>
+      </w:hyperlink>
+      <w:r>
+        <w:rPr>
+          <w:lang w:val="zh_TW" w:bidi="zh_TW"/>
+        </w:rPr>
+        <w:t>節）。</w:t>
+      </w:r>
+    </w:p>
+    <w:p>
+      <w:pPr/>
+      <w:r>
+        <w:rPr>
+          <w:lang w:val="zh_TW" w:bidi="zh_TW"/>
+        </w:rPr>
+      </w:r>
+      <w:r>
+        <w:rPr>
+          <w:lang w:val="zh_TW" w:bidi="zh_TW"/>
+        </w:rPr>
+        <w:t>經文也描述伊甸園的地理位置（</w:t>
+      </w:r>
+      <w:hyperlink r:id="rId63">
+        <w:r>
+          <w:rPr>
+            <w:lang w:val="zh_TW" w:bidi="zh_TW"/>
+          </w:rPr>
+          <w:rPr>
+            <w:color w:val="0000EE"/>
+            <w:u w:val="single"/>
+          </w:rPr>
+          <w:t>10–14</w:t>
+        </w:r>
+      </w:hyperlink>
+      <w:r>
+        <w:rPr>
+          <w:lang w:val="zh_TW" w:bidi="zh_TW"/>
+        </w:rPr>
+        <w:t>節）。我們可以確定四條河流的其中兩條——底格里斯河與幼發拉底河的位置。人類生活在這美麗的園中，享受無罪的福樂。</w:t>
+      </w:r>
+    </w:p>
+    <w:p>
+      <w:pPr>
+        <w:pStyle w:val="Heading4"/>
+      </w:pPr>
+      <w:r>
+        <w:rPr>
+          <w:lang w:val="zh_TW" w:bidi="zh_TW"/>
+        </w:rPr>
+        <w:t>從伊甸到巴別的人類歷史（</w:t>
+      </w:r>
+      <w:hyperlink r:id="rId64">
+        <w:r>
+          <w:rPr>
+            <w:lang w:val="zh_TW" w:bidi="zh_TW"/>
+          </w:rPr>
+          <w:rPr>
+            <w:color w:val="0000EE"/>
+            <w:u w:val="single"/>
+          </w:rPr>
+          <w:t>3:1–11:26</w:t>
+        </w:r>
+      </w:hyperlink>
+      <w:r>
+        <w:rPr>
+          <w:lang w:val="zh_TW" w:bidi="zh_TW"/>
+        </w:rPr>
+        <w:t>）</w:t>
+      </w:r>
+    </w:p>
+    <w:p>
+      <w:pPr/>
+      <w:r>
+        <w:rPr>
+          <w:lang w:val="zh_TW" w:bidi="zh_TW"/>
+        </w:rPr>
+      </w:r>
+      <w:r>
+        <w:rPr>
+          <w:lang w:val="zh_TW" w:bidi="zh_TW"/>
+        </w:rPr>
+        <w:t>墮落</w:t>
+      </w:r>
+    </w:p>
+    <w:p>
+      <w:pPr/>
+      <w:r>
+        <w:rPr>
+          <w:lang w:val="zh_TW" w:bidi="zh_TW"/>
+        </w:rPr>
+      </w:r>
+      <w:r>
+        <w:rPr>
+          <w:lang w:val="zh_TW" w:bidi="zh_TW"/>
+        </w:rPr>
+        <w:t>失去伊甸和與神的團契破裂，是人類歷史上最悲慘的一章。蛇（即魔鬼）用牠一貫的哲學誘惑夏娃：懷疑神的話（</w:t>
+      </w:r>
+      <w:hyperlink r:id="rId65">
+        <w:r>
+          <w:rPr>
+            <w:lang w:val="zh_TW" w:bidi="zh_TW"/>
+          </w:rPr>
+          <w:rPr>
+            <w:color w:val="0000EE"/>
+            <w:u w:val="single"/>
+          </w:rPr>
+          <w:t>創3:1</w:t>
+        </w:r>
+      </w:hyperlink>
+      <w:r>
+        <w:rPr>
+          <w:lang w:val="zh_TW" w:bidi="zh_TW"/>
+        </w:rPr>
+        <w:t>）、否認死亡（</w:t>
+      </w:r>
+      <w:hyperlink r:id="rId66">
+        <w:r>
+          <w:rPr>
+            <w:lang w:val="zh_TW" w:bidi="zh_TW"/>
+          </w:rPr>
+          <w:rPr>
+            <w:color w:val="0000EE"/>
+            <w:u w:val="single"/>
+          </w:rPr>
+          <w:t>4</w:t>
+        </w:r>
+      </w:hyperlink>
+      <w:r>
+        <w:rPr>
+          <w:lang w:val="zh_TW" w:bidi="zh_TW"/>
+        </w:rPr>
+        <w:t>節），以及暗示人可與神同等（</w:t>
+      </w:r>
+      <w:hyperlink r:id="rId67">
+        <w:r>
+          <w:rPr>
+            <w:lang w:val="zh_TW" w:bidi="zh_TW"/>
+          </w:rPr>
+          <w:rPr>
+            <w:color w:val="0000EE"/>
+            <w:u w:val="single"/>
+          </w:rPr>
+          <w:t>5</w:t>
+        </w:r>
+      </w:hyperlink>
+      <w:r>
+        <w:rPr>
+          <w:lang w:val="zh_TW" w:bidi="zh_TW"/>
+        </w:rPr>
+        <w:t>節）。牠欺騙夏娃，使她相信那果子會讓她如同神一樣有智慧（</w:t>
+      </w:r>
+      <w:hyperlink r:id="rId67">
+        <w:r>
+          <w:rPr>
+            <w:lang w:val="zh_TW" w:bidi="zh_TW"/>
+          </w:rPr>
+          <w:rPr>
+            <w:color w:val="0000EE"/>
+            <w:u w:val="single"/>
+          </w:rPr>
+          <w:t>創3:5</w:t>
+        </w:r>
+      </w:hyperlink>
+      <w:r>
+        <w:rPr>
+          <w:lang w:val="zh_TW" w:bidi="zh_TW"/>
+        </w:rPr>
+        <w:t>；參</w:t>
+      </w:r>
+      <w:hyperlink r:id="rId68">
+        <w:r>
+          <w:rPr>
+            <w:lang w:val="zh_TW" w:bidi="zh_TW"/>
+          </w:rPr>
+          <w:rPr>
+            <w:color w:val="0000EE"/>
+            <w:u w:val="single"/>
+          </w:rPr>
+          <w:t>約一2:16</w:t>
+        </w:r>
+      </w:hyperlink>
+      <w:r>
+        <w:rPr>
+          <w:lang w:val="zh_TW" w:bidi="zh_TW"/>
+        </w:rPr>
+        <w:t>）。夏娃受騙，但當她將果子遞給亞當時，亞當明知故犯，甘願接受（</w:t>
+      </w:r>
+      <w:hyperlink r:id="rId69">
+        <w:r>
+          <w:rPr>
+            <w:lang w:val="zh_TW" w:bidi="zh_TW"/>
+          </w:rPr>
+          <w:rPr>
+            <w:color w:val="0000EE"/>
+            <w:u w:val="single"/>
+          </w:rPr>
+          <w:t>創3:6</w:t>
+        </w:r>
+      </w:hyperlink>
+      <w:r>
+        <w:rPr>
+          <w:lang w:val="zh_TW" w:bidi="zh_TW"/>
+        </w:rPr>
+        <w:t>；參</w:t>
+      </w:r>
+      <w:hyperlink r:id="rId70">
+        <w:r>
+          <w:rPr>
+            <w:lang w:val="zh_TW" w:bidi="zh_TW"/>
+          </w:rPr>
+          <w:rPr>
+            <w:color w:val="0000EE"/>
+            <w:u w:val="single"/>
+          </w:rPr>
+          <w:t>提前2:14</w:t>
+        </w:r>
+      </w:hyperlink>
+      <w:r>
+        <w:rPr>
+          <w:lang w:val="zh_TW" w:bidi="zh_TW"/>
+        </w:rPr>
+        <w:t>）。後來，亞當卻試圖怪責神，說是神賜了他那個女人，而她將果子給他（</w:t>
+      </w:r>
+      <w:hyperlink r:id="rId71">
+        <w:r>
+          <w:rPr>
+            <w:lang w:val="zh_TW" w:bidi="zh_TW"/>
+          </w:rPr>
+          <w:rPr>
+            <w:color w:val="0000EE"/>
+            <w:u w:val="single"/>
+          </w:rPr>
+          <w:t>創3:12</w:t>
+        </w:r>
+      </w:hyperlink>
+      <w:r>
+        <w:rPr>
+          <w:lang w:val="zh_TW" w:bidi="zh_TW"/>
+        </w:rPr>
+        <w:t>）。人與神的團契受到破壞（</w:t>
+      </w:r>
+      <w:hyperlink r:id="rId72">
+        <w:r>
+          <w:rPr>
+            <w:lang w:val="zh_TW" w:bidi="zh_TW"/>
+          </w:rPr>
+          <w:rPr>
+            <w:color w:val="0000EE"/>
+            <w:u w:val="single"/>
+          </w:rPr>
+          <w:t>8</w:t>
+        </w:r>
+      </w:hyperlink>
+      <w:r>
+        <w:rPr>
+          <w:lang w:val="zh_TW" w:bidi="zh_TW"/>
+        </w:rPr>
+        <w:t>節），神卻主動尋找亞當，並找到他。</w:t>
+      </w:r>
+    </w:p>
+    <w:p>
+      <w:pPr/>
+      <w:r>
+        <w:rPr>
+          <w:lang w:val="zh_TW" w:bidi="zh_TW"/>
+        </w:rPr>
+      </w:r>
+      <w:r>
+        <w:rPr>
+          <w:lang w:val="zh_TW" w:bidi="zh_TW"/>
+        </w:rPr>
+        <w:t>審判隨罪而來，神公義審判了蛇、女人和男人。地也「服在虛空之下」，如今正一同歎息勞苦，等待更新（</w:t>
+      </w:r>
+      <w:hyperlink r:id="rId73">
+        <w:r>
+          <w:rPr>
+            <w:lang w:val="zh_TW" w:bidi="zh_TW"/>
+          </w:rPr>
+          <w:rPr>
+            <w:color w:val="0000EE"/>
+            <w:u w:val="single"/>
+          </w:rPr>
+          <w:t>羅8:20–22</w:t>
+        </w:r>
+      </w:hyperlink>
+      <w:r>
+        <w:rPr>
+          <w:lang w:val="zh_TW" w:bidi="zh_TW"/>
+        </w:rPr>
+        <w:t>）。然而，神給人類盼望，應許將會有一位救贖主來臨，這位救贖主將要傷蛇的頭（</w:t>
+      </w:r>
+      <w:hyperlink r:id="rId33">
+        <w:r>
+          <w:rPr>
+            <w:lang w:val="zh_TW" w:bidi="zh_TW"/>
+          </w:rPr>
+          <w:rPr>
+            <w:color w:val="0000EE"/>
+            <w:u w:val="single"/>
+          </w:rPr>
+          <w:t>創3:15</w:t>
+        </w:r>
+      </w:hyperlink>
+      <w:r>
+        <w:rPr>
+          <w:lang w:val="zh_TW" w:bidi="zh_TW"/>
+        </w:rPr>
+        <w:t>）。亞當和夏娃被逐出伊甸園，且不再准再進入園子。</w:t>
+      </w:r>
+    </w:p>
+    <w:p>
+      <w:pPr/>
+      <w:r>
+        <w:rPr>
+          <w:lang w:val="zh_TW" w:bidi="zh_TW"/>
+        </w:rPr>
+      </w:r>
+      <w:r>
+        <w:rPr>
+          <w:lang w:val="zh_TW" w:bidi="zh_TW"/>
+        </w:rPr>
+        <w:t>人類的急躁可以見於夏娃身上，她以為兒子該隱就是那位應許的救贖主。然而，該隱對神態度欠佳，嫉妒他的弟弟，最終殺害了他。在被神逮捕並面對自己的罪行時，該隱卻只有自憐。他離開伊甸向東去，在那裡建造了一座城（</w:t>
+      </w:r>
+      <w:hyperlink r:id="rId74">
+        <w:r>
+          <w:rPr>
+            <w:lang w:val="zh_TW" w:bidi="zh_TW"/>
+          </w:rPr>
+          <w:rPr>
+            <w:color w:val="0000EE"/>
+            <w:u w:val="single"/>
+          </w:rPr>
+          <w:t>4:1–16</w:t>
+        </w:r>
+      </w:hyperlink>
+      <w:r>
+        <w:rPr>
+          <w:lang w:val="zh_TW" w:bidi="zh_TW"/>
+        </w:rPr>
+        <w:t>）。第</w:t>
+      </w:r>
+      <w:hyperlink r:id="rId75">
+        <w:r>
+          <w:rPr>
+            <w:lang w:val="zh_TW" w:bidi="zh_TW"/>
+          </w:rPr>
+          <w:rPr>
+            <w:color w:val="0000EE"/>
+            <w:u w:val="single"/>
+          </w:rPr>
+          <w:t>四</w:t>
+        </w:r>
+      </w:hyperlink>
+      <w:r>
+        <w:rPr>
+          <w:lang w:val="zh_TW" w:bidi="zh_TW"/>
+        </w:rPr>
+        <w:t>章結尾形成了一個鮮明對比：大膽的拉麥呼喊復仇，其他人則開始求告耶和華的名。</w:t>
+      </w:r>
+    </w:p>
+    <w:p>
+      <w:pPr/>
+      <w:r>
+        <w:rPr>
+          <w:lang w:val="zh_TW" w:bidi="zh_TW"/>
+        </w:rPr>
+      </w:r>
+      <w:r>
+        <w:rPr>
+          <w:lang w:val="zh_TW" w:bidi="zh_TW"/>
+        </w:rPr>
+        <w:t>亞當的後代</w:t>
+      </w:r>
+    </w:p>
+    <w:p>
+      <w:pPr/>
+      <w:r>
+        <w:rPr>
+          <w:lang w:val="zh_TW" w:bidi="zh_TW"/>
+        </w:rPr>
+      </w:r>
+      <w:r>
+        <w:rPr>
+          <w:lang w:val="zh_TW" w:bidi="zh_TW"/>
+        </w:rPr>
+        <w:t>第五章的家譜（</w:t>
+      </w:r>
+      <w:hyperlink r:id="rId76">
+        <w:r>
+          <w:rPr>
+            <w:lang w:val="zh_TW" w:bidi="zh_TW"/>
+          </w:rPr>
+          <w:rPr>
+            <w:color w:val="0000EE"/>
+            <w:u w:val="single"/>
+          </w:rPr>
+          <w:t>5:1–32</w:t>
+        </w:r>
+      </w:hyperlink>
+      <w:r>
+        <w:rPr>
+          <w:lang w:val="zh_TW" w:bidi="zh_TW"/>
+        </w:rPr>
+        <w:t>）將人類歷史帶到挪亞和洪水的時代。前洪水時期，族長的壽命之久，令我們非常驚訝；但我們必須記住，那時地球尚未受到污染，罪對人類的影響仍然有限。重複出現的字句「他就死了」，提醒我們人類必有一死。然而，以諾卻有更美好的結局：「以諾與神同行，神將他取去，他就不在世了。」（</w:t>
+      </w:r>
+      <w:hyperlink r:id="rId77">
+        <w:r>
+          <w:rPr>
+            <w:lang w:val="zh_TW" w:bidi="zh_TW"/>
+          </w:rPr>
+          <w:rPr>
+            <w:color w:val="0000EE"/>
+            <w:u w:val="single"/>
+          </w:rPr>
+          <w:t>5:24</w:t>
+        </w:r>
+      </w:hyperlink>
+      <w:r>
+        <w:rPr>
+          <w:lang w:val="zh_TW" w:bidi="zh_TW"/>
+        </w:rPr>
+        <w:t>）。</w:t>
+      </w:r>
+    </w:p>
+    <w:p>
+      <w:pPr/>
+      <w:r>
+        <w:rPr>
+          <w:lang w:val="zh_TW" w:bidi="zh_TW"/>
+        </w:rPr>
+      </w:r>
+      <w:r>
+        <w:rPr>
+          <w:lang w:val="zh_TW" w:bidi="zh_TW"/>
+        </w:rPr>
+        <w:t>洪水</w:t>
+      </w:r>
+    </w:p>
+    <w:p>
+      <w:pPr/>
+      <w:r>
+        <w:rPr>
+          <w:lang w:val="zh_TW" w:bidi="zh_TW"/>
+        </w:rPr>
+      </w:r>
+      <w:r>
+        <w:rPr>
+          <w:lang w:val="zh_TW" w:bidi="zh_TW"/>
+        </w:rPr>
+        <w:t>隨著人口的增加，罪惡也甚為猖狂（</w:t>
+      </w:r>
+      <w:hyperlink r:id="rId78">
+        <w:r>
+          <w:rPr>
+            <w:lang w:val="zh_TW" w:bidi="zh_TW"/>
+          </w:rPr>
+          <w:rPr>
+            <w:color w:val="0000EE"/>
+            <w:u w:val="single"/>
+          </w:rPr>
+          <w:t>6:1–5</w:t>
+        </w:r>
+      </w:hyperlink>
+      <w:r>
+        <w:rPr>
+          <w:lang w:val="zh_TW" w:bidi="zh_TW"/>
+        </w:rPr>
+        <w:t>）。人類後代繁衍的同時，敗壞也愈加明顯。第</w:t>
+      </w:r>
+      <w:hyperlink r:id="rId79">
+        <w:r>
+          <w:rPr>
+            <w:lang w:val="zh_TW" w:bidi="zh_TW"/>
+          </w:rPr>
+          <w:rPr>
+            <w:color w:val="0000EE"/>
+            <w:u w:val="single"/>
+          </w:rPr>
+          <w:t>5</w:t>
+        </w:r>
+      </w:hyperlink>
+      <w:r>
+        <w:rPr>
+          <w:lang w:val="zh_TW" w:bidi="zh_TW"/>
+        </w:rPr>
+        <w:t>節譴責普世的罪，顯示世界已到了應受審判的地步。然而，挪亞「在耶和華眼前蒙恩」，因他是個義人，且與神同行（</w:t>
+      </w:r>
+      <w:hyperlink r:id="rId80">
+        <w:r>
+          <w:rPr>
+            <w:lang w:val="zh_TW" w:bidi="zh_TW"/>
+          </w:rPr>
+          <w:rPr>
+            <w:color w:val="0000EE"/>
+            <w:u w:val="single"/>
+          </w:rPr>
+          <w:t>6:8–9</w:t>
+        </w:r>
+      </w:hyperlink>
+      <w:r>
+        <w:rPr>
+          <w:lang w:val="zh_TW" w:bidi="zh_TW"/>
+        </w:rPr>
+        <w:t>）。</w:t>
+      </w:r>
+    </w:p>
+    <w:p>
+      <w:pPr/>
+      <w:r>
+        <w:rPr>
+          <w:lang w:val="zh_TW" w:bidi="zh_TW"/>
+        </w:rPr>
+      </w:r>
+      <w:r>
+        <w:rPr>
+          <w:lang w:val="zh_TW" w:bidi="zh_TW"/>
+        </w:rPr>
+        <w:t>耶和華計劃毀滅人類，但祂決定拯救挪亞及其家人。神預備藉洪水滅絕大地，並指示挪亞建造方舟。他要求挪亞帶著動物進入方舟，每種動物要有一公一母，以保存它們的後代。一切準備就緒後，洪水來臨：「大淵的泉源都裂開了，天上的窗戶也敞開了」（</w:t>
+      </w:r>
+      <w:hyperlink r:id="rId81">
+        <w:r>
+          <w:rPr>
+            <w:lang w:val="zh_TW" w:bidi="zh_TW"/>
+          </w:rPr>
+          <w:rPr>
+            <w:color w:val="0000EE"/>
+            <w:u w:val="single"/>
+          </w:rPr>
+          <w:t>7:11</w:t>
+        </w:r>
+      </w:hyperlink>
+      <w:r>
+        <w:rPr>
+          <w:lang w:val="zh_TW" w:bidi="zh_TW"/>
+        </w:rPr>
+        <w:t>）。雨下了四十晝夜。最高的山都被淹沒，方舟以外的生命滅絕；但「神記念挪亞」，並吹風使水消退（</w:t>
+      </w:r>
+      <w:hyperlink r:id="rId82">
+        <w:r>
+          <w:rPr>
+            <w:lang w:val="zh_TW" w:bidi="zh_TW"/>
+          </w:rPr>
+          <w:rPr>
+            <w:color w:val="0000EE"/>
+            <w:u w:val="single"/>
+          </w:rPr>
+          <w:t>8:1</w:t>
+        </w:r>
+      </w:hyperlink>
+      <w:r>
+        <w:rPr>
+          <w:lang w:val="zh_TW" w:bidi="zh_TW"/>
+        </w:rPr>
+        <w:t>）。最終，方舟停在亞拉臘山（</w:t>
+      </w:r>
+      <w:hyperlink r:id="rId83">
+        <w:r>
+          <w:rPr>
+            <w:lang w:val="zh_TW" w:bidi="zh_TW"/>
+          </w:rPr>
+          <w:rPr>
+            <w:color w:val="0000EE"/>
+            <w:u w:val="single"/>
+          </w:rPr>
+          <w:t>4節</w:t>
+        </w:r>
+      </w:hyperlink>
+      <w:r>
+        <w:rPr>
+          <w:lang w:val="zh_TW" w:bidi="zh_TW"/>
+        </w:rPr>
+        <w:t>）。挪亞向耶和華獻祭，耶和華應許不再降如此的大洪水滅世。</w:t>
+      </w:r>
+    </w:p>
+    <w:p>
+      <w:pPr/>
+      <w:r>
+        <w:rPr>
+          <w:lang w:val="zh_TW" w:bidi="zh_TW"/>
+        </w:rPr>
+      </w:r>
+      <w:r>
+        <w:rPr>
+          <w:lang w:val="zh_TW" w:bidi="zh_TW"/>
+        </w:rPr>
+        <w:t>洪水是神的行動，其細節卻備受爭議。許多人主張洪水發生於局部地區，只影響美索不達米亞的一部分。有考古學家指出，在美索不達米亞城遺址的多層洪水地層中，找到洪水的證據，並引用該地區的多個洪水故事，作為創世記記載的來源。例如，</w:t>
+      </w:r>
+      <w:r>
+        <w:rPr>
+          <w:lang w:val="zh_TW" w:bidi="zh_TW"/>
+        </w:rPr>
+        <w:t>吉爾伽美什史詩</w:t>
+      </w:r>
+      <w:r>
+        <w:rPr>
+          <w:lang w:val="zh_TW" w:bidi="zh_TW"/>
+        </w:rPr>
+        <w:t>（the Epic of Gilgamesh）講述了一位英雄尋找烏納必士丁（Utnapishtim，楔形文字中的「挪亞」），以尋求永生的故事。烏納必士丁講述的洪水故事，與創世記有許多相似之處，但其更大的不同之處，表明聖經保留了真實的記載。</w:t>
+      </w:r>
+    </w:p>
+    <w:p>
+      <w:pPr/>
+      <w:r>
+        <w:rPr>
+          <w:lang w:val="zh_TW" w:bidi="zh_TW"/>
+        </w:rPr>
+      </w:r>
+      <w:r>
+        <w:rPr>
+          <w:lang w:val="zh_TW" w:bidi="zh_TW"/>
+        </w:rPr>
+        <w:t>創世記記載以及新約相關經文（參</w:t>
+      </w:r>
+      <w:hyperlink r:id="rId84">
+        <w:r>
+          <w:rPr>
+            <w:lang w:val="zh_TW" w:bidi="zh_TW"/>
+          </w:rPr>
+          <w:rPr>
+            <w:color w:val="0000EE"/>
+            <w:u w:val="single"/>
+          </w:rPr>
+          <w:t>彼後3:6</w:t>
+        </w:r>
+      </w:hyperlink>
+      <w:r>
+        <w:rPr>
+          <w:lang w:val="zh_TW" w:bidi="zh_TW"/>
+        </w:rPr>
+        <w:t>），皆支持洪水並非底格里斯—幼發拉底河地區的一次小事件，而是一場前所未有的普世災難。基督教地質學家認為，洪水對地球本身產生深遠影響。洪水故事幾乎普世皆知，進一步支持洪水覆蓋全地的結論。洪水之後，神祝福挪亞及其兒子含、閃、雅弗，並與挪亞立約，應許不再降下毀滅全地的洪水。祂以彩虹作為這立約的記號。</w:t>
+      </w:r>
+    </w:p>
+    <w:p>
+      <w:pPr/>
+      <w:r>
+        <w:rPr>
+          <w:lang w:val="zh_TW" w:bidi="zh_TW"/>
+        </w:rPr>
+      </w:r>
+      <w:r>
+        <w:rPr>
+          <w:lang w:val="zh_TW" w:bidi="zh_TW"/>
+        </w:rPr>
+        <w:t>挪亞是第一位耕種土地的人，他種植了一個葡萄園（</w:t>
+      </w:r>
+      <w:hyperlink r:id="rId85">
+        <w:r>
+          <w:rPr>
+            <w:lang w:val="zh_TW" w:bidi="zh_TW"/>
+          </w:rPr>
+          <w:rPr>
+            <w:color w:val="0000EE"/>
+            <w:u w:val="single"/>
+          </w:rPr>
+          <w:t>9:20</w:t>
+        </w:r>
+      </w:hyperlink>
+      <w:r>
+        <w:rPr>
+          <w:lang w:val="zh_TW" w:bidi="zh_TW"/>
+        </w:rPr>
+        <w:t>）。挪亞喝了自己釀的酒後醉倒，赤身露體，躺在他的帳篷裡。含看見後告訴他的兄弟，兄弟們謹慎地將父親遮蓋起來。含和他的兒子迦南受到咒詛；閃與雅弗則得到祝福。</w:t>
+      </w:r>
+    </w:p>
+    <w:p>
+      <w:pPr/>
+      <w:r>
+        <w:rPr>
+          <w:lang w:val="zh_TW" w:bidi="zh_TW"/>
+        </w:rPr>
+      </w:r>
+      <w:r>
+        <w:rPr>
+          <w:lang w:val="zh_TW" w:bidi="zh_TW"/>
+        </w:rPr>
+        <w:t>列國的歷史</w:t>
+      </w:r>
+    </w:p>
+    <w:p>
+      <w:pPr/>
+      <w:r>
+        <w:rPr>
+          <w:lang w:val="zh_TW" w:bidi="zh_TW"/>
+        </w:rPr>
+      </w:r>
+      <w:r>
+        <w:rPr>
+          <w:lang w:val="zh_TW" w:bidi="zh_TW"/>
+        </w:rPr>
+        <w:t>「挪亞的兒子閃、 含、 雅弗的後代記在下面。洪水以後，他們都生了兒子。」（</w:t>
+      </w:r>
+      <w:hyperlink r:id="rId37">
+        <w:r>
+          <w:rPr>
+            <w:lang w:val="zh_TW" w:bidi="zh_TW"/>
+          </w:rPr>
+          <w:rPr>
+            <w:color w:val="0000EE"/>
+            <w:u w:val="single"/>
+          </w:rPr>
+          <w:t>10:1</w:t>
+        </w:r>
+      </w:hyperlink>
+      <w:r>
+        <w:rPr>
+          <w:lang w:val="zh_TW" w:bidi="zh_TW"/>
+        </w:rPr>
+        <w:t>）本章記載了挪亞三個兒子的後代，順序為雅弗（</w:t>
+      </w:r>
+      <w:hyperlink r:id="rId86">
+        <w:r>
+          <w:rPr>
+            <w:lang w:val="zh_TW" w:bidi="zh_TW"/>
+          </w:rPr>
+          <w:rPr>
+            <w:color w:val="0000EE"/>
+            <w:u w:val="single"/>
+          </w:rPr>
+          <w:t>2–5節</w:t>
+        </w:r>
+      </w:hyperlink>
+      <w:r>
+        <w:rPr>
+          <w:lang w:val="zh_TW" w:bidi="zh_TW"/>
+        </w:rPr>
+        <w:t>）、含（</w:t>
+      </w:r>
+      <w:hyperlink r:id="rId87">
+        <w:r>
+          <w:rPr>
+            <w:lang w:val="zh_TW" w:bidi="zh_TW"/>
+          </w:rPr>
+          <w:rPr>
+            <w:color w:val="0000EE"/>
+            <w:u w:val="single"/>
+          </w:rPr>
+          <w:t>6–20節</w:t>
+        </w:r>
+      </w:hyperlink>
+      <w:r>
+        <w:rPr>
+          <w:lang w:val="zh_TW" w:bidi="zh_TW"/>
+        </w:rPr>
+        <w:t>）、閃（</w:t>
+      </w:r>
+      <w:hyperlink r:id="rId88">
+        <w:r>
+          <w:rPr>
+            <w:lang w:val="zh_TW" w:bidi="zh_TW"/>
+          </w:rPr>
+          <w:rPr>
+            <w:color w:val="0000EE"/>
+            <w:u w:val="single"/>
+          </w:rPr>
+          <w:t>21–31節</w:t>
+        </w:r>
+      </w:hyperlink>
+      <w:r>
+        <w:rPr>
+          <w:lang w:val="zh_TW" w:bidi="zh_TW"/>
+        </w:rPr>
+        <w:t>）。他們後代的名字，在世界各地的部落與國家流傳下來。</w:t>
+      </w:r>
+    </w:p>
+    <w:p>
+      <w:pPr/>
+      <w:r>
+        <w:rPr>
+          <w:lang w:val="zh_TW" w:bidi="zh_TW"/>
+        </w:rPr>
+      </w:r>
+      <w:r>
+        <w:rPr>
+          <w:lang w:val="zh_TW" w:bidi="zh_TW"/>
+        </w:rPr>
+        <w:t>巴別塔</w:t>
+      </w:r>
+    </w:p>
+    <w:p>
+      <w:pPr/>
+      <w:r>
+        <w:rPr>
+          <w:lang w:val="zh_TW" w:bidi="zh_TW"/>
+        </w:rPr>
+      </w:r>
+      <w:r>
+        <w:rPr>
+          <w:lang w:val="zh_TW" w:bidi="zh_TW"/>
+        </w:rPr>
+        <w:t>建造巴別塔（「神之門」）的故事，表現人類的墮落和渴望獨立於神的傾向。人類試圖取代神的欲望，延續自路西弗（Lucifer）的悲劇事例，並成為異教信眾的基本原則。神變亂人類的語言，阻止巴別塔建設的計劃，使工程中止（</w:t>
+      </w:r>
+      <w:hyperlink r:id="rId89">
+        <w:r>
+          <w:rPr>
+            <w:lang w:val="zh_TW" w:bidi="zh_TW"/>
+          </w:rPr>
+          <w:rPr>
+            <w:color w:val="0000EE"/>
+            <w:u w:val="single"/>
+          </w:rPr>
+          <w:t>11:1–9</w:t>
+        </w:r>
+      </w:hyperlink>
+      <w:r>
+        <w:rPr>
+          <w:lang w:val="zh_TW" w:bidi="zh_TW"/>
+        </w:rPr>
+        <w:t>）。巴別塔的確切遺址並不明確，一些人認為它與巴比倫城遺址附近的比爾斯·尼姆魯德（Birs Nimrud）有關。</w:t>
+      </w:r>
+      <w:hyperlink r:id="rId90">
+        <w:r>
+          <w:rPr>
+            <w:lang w:val="zh_TW" w:bidi="zh_TW"/>
+          </w:rPr>
+          <w:rPr>
+            <w:color w:val="0000EE"/>
+            <w:u w:val="single"/>
+          </w:rPr>
+          <w:t>創世記十一章10至25節</w:t>
+        </w:r>
+      </w:hyperlink>
+      <w:r>
+        <w:rPr>
+          <w:lang w:val="zh_TW" w:bidi="zh_TW"/>
+        </w:rPr>
+        <w:t>接續記錄了閃的後裔，並追溯到亞伯蘭的父親他拉。</w:t>
+      </w:r>
+    </w:p>
+    <w:p>
+      <w:pPr>
+        <w:pStyle w:val="Heading4"/>
+      </w:pPr>
+      <w:r>
+        <w:rPr>
+          <w:lang w:val="zh_TW" w:bidi="zh_TW"/>
+        </w:rPr>
+        <w:t>亞伯拉罕（</w:t>
+      </w:r>
+      <w:hyperlink r:id="rId91">
+        <w:r>
+          <w:rPr>
+            <w:lang w:val="zh_TW" w:bidi="zh_TW"/>
+          </w:rPr>
+          <w:rPr>
+            <w:color w:val="0000EE"/>
+            <w:u w:val="single"/>
+          </w:rPr>
+          <w:t>11:27–25:10</w:t>
+        </w:r>
+      </w:hyperlink>
+      <w:r>
+        <w:rPr>
+          <w:lang w:val="zh_TW" w:bidi="zh_TW"/>
+        </w:rPr>
+        <w:t>）和以撒（</w:t>
+      </w:r>
+      <w:hyperlink r:id="rId92">
+        <w:r>
+          <w:rPr>
+            <w:lang w:val="zh_TW" w:bidi="zh_TW"/>
+          </w:rPr>
+          <w:rPr>
+            <w:color w:val="0000EE"/>
+            <w:u w:val="single"/>
+          </w:rPr>
+          <w:t>21:1–28:5</w:t>
+        </w:r>
+      </w:hyperlink>
+      <w:r>
+        <w:rPr>
+          <w:lang w:val="zh_TW" w:bidi="zh_TW"/>
+        </w:rPr>
+        <w:t>）的歷史</w:t>
+      </w:r>
+    </w:p>
+    <w:p>
+      <w:pPr/>
+      <w:r>
+        <w:rPr>
+          <w:lang w:val="zh_TW" w:bidi="zh_TW"/>
+        </w:rPr>
+      </w:r>
+      <w:r>
+        <w:rPr>
+          <w:lang w:val="zh_TW" w:bidi="zh_TW"/>
+        </w:rPr>
+        <w:t>亞伯蘭來自吾珥，是一座繁榮的城，城內有一座宏偉的金字塔形廟宇（神殿塔），並有許多神廟、倉庫和住宅。亞伯蘭與他的同父異母妹妹兼妻子撒萊，隨父親遷至敘利亞的哈蘭。和吾珥一樣，哈蘭也是崇拜月神辛（Sin，或安納爾〔Annar〕）的中心。</w:t>
+      </w:r>
+    </w:p>
+    <w:p>
+      <w:pPr/>
+      <w:r>
+        <w:rPr>
+          <w:lang w:val="zh_TW" w:bidi="zh_TW"/>
+        </w:rPr>
+      </w:r>
+      <w:r>
+        <w:rPr>
+          <w:lang w:val="zh_TW" w:bidi="zh_TW"/>
+        </w:rPr>
+        <w:t>亞伯蘭的呼召</w:t>
+      </w:r>
+    </w:p>
+    <w:p>
+      <w:pPr/>
+      <w:r>
+        <w:rPr>
+          <w:lang w:val="zh_TW" w:bidi="zh_TW"/>
+        </w:rPr>
+      </w:r>
+      <w:r>
+        <w:rPr>
+          <w:lang w:val="zh_TW" w:bidi="zh_TW"/>
+        </w:rPr>
+        <w:t>神的呼召臨到亞伯蘭，指示他離開親族，前往主將要指示他的土地（</w:t>
+      </w:r>
+      <w:hyperlink r:id="rId93">
+        <w:r>
+          <w:rPr>
+            <w:lang w:val="zh_TW" w:bidi="zh_TW"/>
+          </w:rPr>
+          <w:rPr>
+            <w:color w:val="0000EE"/>
+            <w:u w:val="single"/>
+          </w:rPr>
+          <w:t>12:1</w:t>
+        </w:r>
+      </w:hyperlink>
+      <w:r>
+        <w:rPr>
+          <w:lang w:val="zh_TW" w:bidi="zh_TW"/>
+        </w:rPr>
+        <w:t>；參</w:t>
+      </w:r>
+      <w:hyperlink r:id="rId94">
+        <w:r>
+          <w:rPr>
+            <w:lang w:val="zh_TW" w:bidi="zh_TW"/>
+          </w:rPr>
+          <w:rPr>
+            <w:color w:val="0000EE"/>
+            <w:u w:val="single"/>
+          </w:rPr>
+          <w:t>徒7:2–3</w:t>
+        </w:r>
+      </w:hyperlink>
+      <w:r>
+        <w:rPr>
+          <w:lang w:val="zh_TW" w:bidi="zh_TW"/>
+        </w:rPr>
+        <w:t>）。亞伯蘭順服呼召。他在75歲時與撒萊和他的侄兒羅得離開哈蘭，前往示劍，神在那裡向他顯現，並應許將那地賜給他的後裔。</w:t>
+      </w:r>
+    </w:p>
+    <w:p>
+      <w:pPr/>
+      <w:r>
+        <w:rPr>
+          <w:lang w:val="zh_TW" w:bidi="zh_TW"/>
+        </w:rPr>
+      </w:r>
+      <w:r>
+        <w:rPr>
+          <w:lang w:val="zh_TW" w:bidi="zh_TW"/>
+        </w:rPr>
+        <w:t>饑荒迫使亞伯蘭下到埃及（</w:t>
+      </w:r>
+      <w:hyperlink r:id="rId95">
+        <w:r>
+          <w:rPr>
+            <w:lang w:val="zh_TW" w:bidi="zh_TW"/>
+          </w:rPr>
+          <w:rPr>
+            <w:color w:val="0000EE"/>
+            <w:u w:val="single"/>
+          </w:rPr>
+          <w:t>創12:10–20</w:t>
+        </w:r>
+      </w:hyperlink>
+      <w:r>
+        <w:rPr>
+          <w:lang w:val="zh_TW" w:bidi="zh_TW"/>
+        </w:rPr>
+        <w:t>）。因撒萊美貌出眾，亞伯蘭害怕有人為奪去她而殺死他，便聲稱她是他的妹妹。撒萊因此被帶入法老的後宮。後來，耶和華因這件事降災於法老，亞伯蘭的謊言被揭穿，撒萊也歸還給他。</w:t>
+      </w:r>
+    </w:p>
+    <w:p>
+      <w:pPr/>
+      <w:r>
+        <w:rPr>
+          <w:lang w:val="zh_TW" w:bidi="zh_TW"/>
+        </w:rPr>
+      </w:r>
+      <w:r>
+        <w:rPr>
+          <w:lang w:val="zh_TW" w:bidi="zh_TW"/>
+        </w:rPr>
+        <w:t>亞伯蘭和羅得</w:t>
+      </w:r>
+    </w:p>
+    <w:p>
+      <w:pPr/>
+      <w:r>
+        <w:rPr>
+          <w:lang w:val="zh_TW" w:bidi="zh_TW"/>
+        </w:rPr>
+      </w:r>
+      <w:r>
+        <w:rPr>
+          <w:lang w:val="zh_TW" w:bidi="zh_TW"/>
+        </w:rPr>
+        <w:t>亞伯蘭與羅得回到迦南，他們的牧人之間發生爭執。亞伯蘭提出分開，並讓羅得先選擇地區。羅得選擇了水源充足的約旦河谷，以及平原上的城：所多瑪和蛾摩拉（</w:t>
+      </w:r>
+      <w:hyperlink r:id="rId96">
+        <w:r>
+          <w:rPr>
+            <w:lang w:val="zh_TW" w:bidi="zh_TW"/>
+          </w:rPr>
+          <w:rPr>
+            <w:color w:val="0000EE"/>
+            <w:u w:val="single"/>
+          </w:rPr>
+          <w:t>13</w:t>
+        </w:r>
+      </w:hyperlink>
+      <w:r>
+        <w:rPr>
+          <w:lang w:val="zh_TW" w:bidi="zh_TW"/>
+        </w:rPr>
+        <w:t>章）。</w:t>
+      </w:r>
+    </w:p>
+    <w:p>
+      <w:pPr/>
+      <w:r>
+        <w:rPr>
+          <w:lang w:val="zh_TW" w:bidi="zh_TW"/>
+        </w:rPr>
+      </w:r>
+      <w:r>
+        <w:rPr>
+          <w:lang w:val="zh_TW" w:bidi="zh_TW"/>
+        </w:rPr>
+        <w:t>來自東方的四王入侵</w:t>
+      </w:r>
+    </w:p>
+    <w:p>
+      <w:pPr/>
+      <w:r>
+        <w:rPr>
+          <w:lang w:val="zh_TW" w:bidi="zh_TW"/>
+        </w:rPr>
+      </w:r>
+      <w:r>
+        <w:rPr>
+          <w:lang w:val="zh_TW" w:bidi="zh_TW"/>
+        </w:rPr>
+        <w:t>沿著外約旦王道侵略的四王，身份尚不確定。他們成功攻取平原上的五座城，並掠走大量財物與俘虜，包括羅得。亞伯蘭率領318位家裡生養的精練壯丁，狙擊這些侵略者，並突襲奪回羅得及戰利品。回程期間，他遇見耶路撒冷王麥基洗德，並將所得的十分之一獻給他（</w:t>
+      </w:r>
+      <w:hyperlink r:id="rId97">
+        <w:r>
+          <w:rPr>
+            <w:lang w:val="zh_TW" w:bidi="zh_TW"/>
+          </w:rPr>
+          <w:rPr>
+            <w:color w:val="0000EE"/>
+            <w:u w:val="single"/>
+          </w:rPr>
+          <w:t>14</w:t>
+        </w:r>
+      </w:hyperlink>
+      <w:r>
+        <w:rPr>
+          <w:lang w:val="zh_TW" w:bidi="zh_TW"/>
+        </w:rPr>
+        <w:t>章）。</w:t>
+      </w:r>
+    </w:p>
+    <w:p>
+      <w:pPr/>
+      <w:r>
+        <w:rPr>
+          <w:lang w:val="zh_TW" w:bidi="zh_TW"/>
+        </w:rPr>
+      </w:r>
+      <w:r>
+        <w:rPr>
+          <w:lang w:val="zh_TW" w:bidi="zh_TW"/>
+        </w:rPr>
+        <w:t>立約</w:t>
+      </w:r>
+    </w:p>
+    <w:p>
+      <w:pPr/>
+      <w:r>
+        <w:rPr>
+          <w:lang w:val="zh_TW" w:bidi="zh_TW"/>
+        </w:rPr>
+      </w:r>
+      <w:r>
+        <w:rPr>
+          <w:lang w:val="zh_TW" w:bidi="zh_TW"/>
+        </w:rPr>
+        <w:t>神應許亞伯蘭得一個兒子作為後嗣，並在一次莊嚴的夜間儀式中，與亞伯蘭立約，應許將從埃及河（西曷河〔Wadi el-’Arish〕）到幼發拉底河的地賜給他（</w:t>
+      </w:r>
+      <w:hyperlink r:id="rId98">
+        <w:r>
+          <w:rPr>
+            <w:lang w:val="zh_TW" w:bidi="zh_TW"/>
+          </w:rPr>
+          <w:rPr>
+            <w:color w:val="0000EE"/>
+            <w:u w:val="single"/>
+          </w:rPr>
+          <w:t>15</w:t>
+        </w:r>
+      </w:hyperlink>
+      <w:r>
+        <w:rPr>
+          <w:lang w:val="zh_TW" w:bidi="zh_TW"/>
+        </w:rPr>
+        <w:t>章）。由於撒萊不育，她將自己的埃及婢女夏甲給亞伯蘭為妻。夏甲生了以實瑪利，成為阿拉伯民族的始祖。在兩個女人之間發生衝突時，撒萊按照近東的習俗（如努西泥板所示）有權將夏甲趕走。神憐憫夏甲，應許她將有許多後裔（</w:t>
+      </w:r>
+      <w:hyperlink r:id="rId99">
+        <w:r>
+          <w:rPr>
+            <w:lang w:val="zh_TW" w:bidi="zh_TW"/>
+          </w:rPr>
+          <w:rPr>
+            <w:color w:val="0000EE"/>
+            <w:u w:val="single"/>
+          </w:rPr>
+          <w:t>16</w:t>
+        </w:r>
+      </w:hyperlink>
+      <w:r>
+        <w:rPr>
+          <w:lang w:val="zh_TW" w:bidi="zh_TW"/>
+        </w:rPr>
+        <w:t>章）。</w:t>
+      </w:r>
+    </w:p>
+    <w:p>
+      <w:pPr/>
+      <w:r>
+        <w:rPr>
+          <w:lang w:val="zh_TW" w:bidi="zh_TW"/>
+        </w:rPr>
+      </w:r>
+      <w:r>
+        <w:rPr>
+          <w:lang w:val="zh_TW" w:bidi="zh_TW"/>
+        </w:rPr>
+        <w:t>神重申祂對亞伯蘭後裔的應許，並將亞伯蘭（意為「尊貴的父」）的名字改為亞伯拉罕（意為「萬國之父」），將撒萊的名字改為撒拉（意為「公主」）。神賜下割禮作為立約的記號（</w:t>
+      </w:r>
+      <w:hyperlink r:id="rId100">
+        <w:r>
+          <w:rPr>
+            <w:lang w:val="zh_TW" w:bidi="zh_TW"/>
+          </w:rPr>
+          <w:rPr>
+            <w:color w:val="0000EE"/>
+            <w:u w:val="single"/>
+          </w:rPr>
+          <w:t>17</w:t>
+        </w:r>
+      </w:hyperlink>
+      <w:r>
+        <w:rPr>
+          <w:lang w:val="zh_TW" w:bidi="zh_TW"/>
+        </w:rPr>
+        <w:t>章）。這種手術在埃及已經實行了多個世紀。</w:t>
+      </w:r>
+    </w:p>
+    <w:p>
+      <w:pPr/>
+      <w:r>
+        <w:rPr>
+          <w:lang w:val="zh_TW" w:bidi="zh_TW"/>
+        </w:rPr>
+      </w:r>
+      <w:r>
+        <w:rPr>
+          <w:lang w:val="zh_TW" w:bidi="zh_TW"/>
+        </w:rPr>
+        <w:t>平原城的毀滅</w:t>
+      </w:r>
+    </w:p>
+    <w:p>
+      <w:pPr/>
+      <w:r>
+        <w:rPr>
+          <w:lang w:val="zh_TW" w:bidi="zh_TW"/>
+        </w:rPr>
+      </w:r>
+      <w:r>
+        <w:rPr>
+          <w:lang w:val="zh_TW" w:bidi="zh_TW"/>
+        </w:rPr>
+        <w:t>耶和華與兩位天使向亞伯拉罕顯現，宣布應許的後嗣將在一年內出生，並宣告即將毀滅所多瑪和蛾摩拉。亞伯拉罕為此向神懇求（</w:t>
+      </w:r>
+      <w:hyperlink r:id="rId101">
+        <w:r>
+          <w:rPr>
+            <w:lang w:val="zh_TW" w:bidi="zh_TW"/>
+          </w:rPr>
+          <w:rPr>
+            <w:color w:val="0000EE"/>
+            <w:u w:val="single"/>
+          </w:rPr>
+          <w:t>18:22–33</w:t>
+        </w:r>
+      </w:hyperlink>
+      <w:r>
+        <w:rPr>
+          <w:lang w:val="zh_TW" w:bidi="zh_TW"/>
+        </w:rPr>
+        <w:t>）。羅得與他的直系親屬從所多瑪獲救，隨後這些城被神以硫磺與火摧毀（</w:t>
+      </w:r>
+      <w:hyperlink r:id="rId102">
+        <w:r>
+          <w:rPr>
+            <w:lang w:val="zh_TW" w:bidi="zh_TW"/>
+          </w:rPr>
+          <w:rPr>
+            <w:color w:val="0000EE"/>
+            <w:u w:val="single"/>
+          </w:rPr>
+          <w:t>19:24–25</w:t>
+        </w:r>
+      </w:hyperlink>
+      <w:r>
+        <w:rPr>
+          <w:lang w:val="zh_TW" w:bidi="zh_TW"/>
+        </w:rPr>
+        <w:t>）。羅得的兩個女兒為延續家族後代，使父親喝醉並與他發生性關係。結果，後來摩押與亞捫成為以色列的敵人。</w:t>
+      </w:r>
+    </w:p>
+    <w:p>
+      <w:pPr/>
+      <w:r>
+        <w:rPr>
+          <w:lang w:val="zh_TW" w:bidi="zh_TW"/>
+        </w:rPr>
+      </w:r>
+      <w:r>
+        <w:rPr>
+          <w:lang w:val="zh_TW" w:bidi="zh_TW"/>
+        </w:rPr>
+        <w:t>在</w:t>
+      </w:r>
+      <w:hyperlink r:id="rId103">
+        <w:r>
+          <w:rPr>
+            <w:lang w:val="zh_TW" w:bidi="zh_TW"/>
+          </w:rPr>
+          <w:rPr>
+            <w:color w:val="0000EE"/>
+            <w:u w:val="single"/>
+          </w:rPr>
+          <w:t>創世記二十章1至18節</w:t>
+        </w:r>
+      </w:hyperlink>
+      <w:r>
+        <w:rPr>
+          <w:lang w:val="zh_TW" w:bidi="zh_TW"/>
+        </w:rPr>
+        <w:t>中，亞伯拉罕再次將撒拉稱為他的妹妹，結果與基拉耳王亞比米勒發生糾紛。</w:t>
+      </w:r>
+    </w:p>
+    <w:p>
+      <w:pPr/>
+      <w:r>
+        <w:rPr>
+          <w:lang w:val="zh_TW" w:bidi="zh_TW"/>
+        </w:rPr>
+      </w:r>
+      <w:r>
+        <w:rPr>
+          <w:lang w:val="zh_TW" w:bidi="zh_TW"/>
+        </w:rPr>
+        <w:t>以撒</w:t>
+      </w:r>
+    </w:p>
+    <w:p>
+      <w:pPr/>
+      <w:r>
+        <w:rPr>
+          <w:lang w:val="zh_TW" w:bidi="zh_TW"/>
+        </w:rPr>
+      </w:r>
+      <w:r>
+        <w:rPr>
+          <w:lang w:val="zh_TW" w:bidi="zh_TW"/>
+        </w:rPr>
+        <w:t>當以撒出生時（</w:t>
+      </w:r>
+      <w:hyperlink r:id="rId104">
+        <w:r>
+          <w:rPr>
+            <w:lang w:val="zh_TW" w:bidi="zh_TW"/>
+          </w:rPr>
+          <w:rPr>
+            <w:color w:val="0000EE"/>
+            <w:u w:val="single"/>
+          </w:rPr>
+          <w:t>21:1–3</w:t>
+        </w:r>
+      </w:hyperlink>
+      <w:r>
+        <w:rPr>
+          <w:lang w:val="zh_TW" w:bidi="zh_TW"/>
+        </w:rPr>
+        <w:t>），撒拉和夏甲之間再次爆發衝突。夏甲第二次被趕走，但耶和華再次施恩與她同在。</w:t>
+      </w:r>
+    </w:p>
+    <w:p>
+      <w:pPr/>
+      <w:r>
+        <w:rPr>
+          <w:lang w:val="zh_TW" w:bidi="zh_TW"/>
+        </w:rPr>
+      </w:r>
+      <w:r>
+        <w:rPr>
+          <w:lang w:val="zh_TW" w:bidi="zh_TW"/>
+        </w:rPr>
+        <w:t>亞伯拉罕與亞比米勒因一口井發生爭執，但最終在別是巴立約，和平解決（</w:t>
+      </w:r>
+      <w:hyperlink r:id="rId105">
+        <w:r>
+          <w:rPr>
+            <w:lang w:val="zh_TW" w:bidi="zh_TW"/>
+          </w:rPr>
+          <w:rPr>
+            <w:color w:val="0000EE"/>
+            <w:u w:val="single"/>
+          </w:rPr>
+          <w:t>21:25–34</w:t>
+        </w:r>
+      </w:hyperlink>
+      <w:r>
+        <w:rPr>
+          <w:lang w:val="zh_TW" w:bidi="zh_TW"/>
+        </w:rPr>
+        <w:t>）。</w:t>
+      </w:r>
+    </w:p>
+    <w:p>
+      <w:pPr/>
+      <w:r>
+        <w:rPr>
+          <w:lang w:val="zh_TW" w:bidi="zh_TW"/>
+        </w:rPr>
+      </w:r>
+      <w:r>
+        <w:rPr>
+          <w:lang w:val="zh_TW" w:bidi="zh_TW"/>
+        </w:rPr>
+        <w:t>神試驗亞伯拉罕的信心，要他在摩利亞山上獻以撒為祭。這可能就是後來大衛從耶布斯人亞勞拿購買禾場的地方（</w:t>
+      </w:r>
+      <w:hyperlink r:id="rId106">
+        <w:r>
+          <w:rPr>
+            <w:lang w:val="zh_TW" w:bidi="zh_TW"/>
+          </w:rPr>
+          <w:rPr>
+            <w:color w:val="0000EE"/>
+            <w:u w:val="single"/>
+          </w:rPr>
+          <w:t>撒下24:16–25</w:t>
+        </w:r>
+      </w:hyperlink>
+      <w:r>
+        <w:rPr>
+          <w:lang w:val="zh_TW" w:bidi="zh_TW"/>
+        </w:rPr>
+        <w:t>），也是將來建造聖殿之地。當亞伯拉罕正準備用刀時，神呼喚他，並讓他看見一隻被困在灌木叢的公羊。以撒得釋放，公羊代替他成為祭物。</w:t>
+      </w:r>
+    </w:p>
+    <w:p>
+      <w:pPr/>
+      <w:r>
+        <w:rPr>
+          <w:lang w:val="zh_TW" w:bidi="zh_TW"/>
+        </w:rPr>
+      </w:r>
+      <w:r>
+        <w:rPr>
+          <w:lang w:val="zh_TW" w:bidi="zh_TW"/>
+        </w:rPr>
+        <w:t>撒拉在希伯崙去世，亞伯拉罕從赫人以弗崙購買了麥比拉洞來埋葬她（</w:t>
+      </w:r>
+      <w:hyperlink r:id="rId107">
+        <w:r>
+          <w:rPr>
+            <w:lang w:val="zh_TW" w:bidi="zh_TW"/>
+          </w:rPr>
+          <w:rPr>
+            <w:color w:val="0000EE"/>
+            <w:u w:val="single"/>
+          </w:rPr>
+          <w:t>23</w:t>
+        </w:r>
+      </w:hyperlink>
+      <w:r>
+        <w:rPr>
+          <w:lang w:val="zh_TW" w:bidi="zh_TW"/>
+        </w:rPr>
+        <w:t>章）。這次交易反映了近東商業往來的典型方式。亞伯拉罕為以撒尋找妻子，派僕人以利以謝返回哈蘭一帶，神指引以利以謝找到利百加（</w:t>
+      </w:r>
+      <w:hyperlink r:id="rId108">
+        <w:r>
+          <w:rPr>
+            <w:lang w:val="zh_TW" w:bidi="zh_TW"/>
+          </w:rPr>
+          <w:rPr>
+            <w:color w:val="0000EE"/>
+            <w:u w:val="single"/>
+          </w:rPr>
+          <w:t>24</w:t>
+        </w:r>
+      </w:hyperlink>
+      <w:r>
+        <w:rPr>
+          <w:lang w:val="zh_TW" w:bidi="zh_TW"/>
+        </w:rPr>
+        <w:t>章）。</w:t>
+      </w:r>
+    </w:p>
+    <w:p>
+      <w:pPr/>
+      <w:r>
+        <w:rPr>
+          <w:lang w:val="zh_TW" w:bidi="zh_TW"/>
+        </w:rPr>
+      </w:r>
+      <w:r>
+        <w:rPr>
+          <w:lang w:val="zh_TW" w:bidi="zh_TW"/>
+        </w:rPr>
+        <w:t>第</w:t>
+      </w:r>
+      <w:hyperlink r:id="rId109">
+        <w:r>
+          <w:rPr>
+            <w:lang w:val="zh_TW" w:bidi="zh_TW"/>
+          </w:rPr>
+          <w:rPr>
+            <w:color w:val="0000EE"/>
+            <w:u w:val="single"/>
+          </w:rPr>
+          <w:t>二十五</w:t>
+        </w:r>
+      </w:hyperlink>
+      <w:r>
+        <w:rPr>
+          <w:lang w:val="zh_TW" w:bidi="zh_TW"/>
+        </w:rPr>
+        <w:t>章記錄了亞伯拉罕與基土拉的婚姻，基土拉為他生了多個孩子。亞伯拉罕活到175歲，去世後由兩個兒子（以撒與以實瑪利）埋葬在麥比拉洞。</w:t>
+      </w:r>
+    </w:p>
+    <w:p>
+      <w:pPr>
+        <w:pStyle w:val="Heading4"/>
+      </w:pPr>
+      <w:r>
+        <w:rPr>
+          <w:lang w:val="zh_TW" w:bidi="zh_TW"/>
+        </w:rPr>
+        <w:t>雅各和以掃的歷史（</w:t>
+      </w:r>
+      <w:hyperlink r:id="rId110">
+        <w:r>
+          <w:rPr>
+            <w:lang w:val="zh_TW" w:bidi="zh_TW"/>
+          </w:rPr>
+          <w:rPr>
+            <w:color w:val="0000EE"/>
+            <w:u w:val="single"/>
+          </w:rPr>
+          <w:t>25:19–37:1</w:t>
+        </w:r>
+      </w:hyperlink>
+      <w:r>
+        <w:rPr>
+          <w:lang w:val="zh_TW" w:bidi="zh_TW"/>
+        </w:rPr>
+        <w:t>）</w:t>
+      </w:r>
+    </w:p>
+    <w:p>
+      <w:pPr/>
+      <w:r>
+        <w:rPr>
+          <w:lang w:val="zh_TW" w:bidi="zh_TW"/>
+        </w:rPr>
+      </w:r>
+      <w:r>
+        <w:rPr>
+          <w:lang w:val="zh_TW" w:bidi="zh_TW"/>
+        </w:rPr>
+        <w:t>利百加生下雙胞胎兒子以掃和雅各。這兩兄弟長大後，以掃為了一碗紅豆湯，將長子的名分賣給雅各（</w:t>
+      </w:r>
+      <w:hyperlink r:id="rId111">
+        <w:r>
+          <w:rPr>
+            <w:lang w:val="zh_TW" w:bidi="zh_TW"/>
+          </w:rPr>
+          <w:rPr>
+            <w:color w:val="0000EE"/>
+            <w:u w:val="single"/>
+          </w:rPr>
+          <w:t>25:27–34</w:t>
+        </w:r>
+      </w:hyperlink>
+      <w:r>
+        <w:rPr>
+          <w:lang w:val="zh_TW" w:bidi="zh_TW"/>
+        </w:rPr>
+        <w:t>）。</w:t>
+      </w:r>
+    </w:p>
+    <w:p>
+      <w:pPr/>
+      <w:r>
+        <w:rPr>
+          <w:lang w:val="zh_TW" w:bidi="zh_TW"/>
+        </w:rPr>
+      </w:r>
+      <w:r>
+        <w:rPr>
+          <w:lang w:val="zh_TW" w:bidi="zh_TW"/>
+        </w:rPr>
+        <w:t>當饑荒在這地發生時，以撒像他的父親亞伯拉罕一樣去了基拉耳（</w:t>
+      </w:r>
+      <w:hyperlink r:id="rId103">
+        <w:r>
+          <w:rPr>
+            <w:lang w:val="zh_TW" w:bidi="zh_TW"/>
+          </w:rPr>
+          <w:rPr>
+            <w:color w:val="0000EE"/>
+            <w:u w:val="single"/>
+          </w:rPr>
+          <w:t>20</w:t>
+        </w:r>
+      </w:hyperlink>
+      <w:r>
+        <w:rPr>
+          <w:lang w:val="zh_TW" w:bidi="zh_TW"/>
+        </w:rPr>
+        <w:t>章），並重複了他父親的謊言，稱他的妻子為他的妹妹（</w:t>
+      </w:r>
+      <w:hyperlink r:id="rId112">
+        <w:r>
+          <w:rPr>
+            <w:lang w:val="zh_TW" w:bidi="zh_TW"/>
+          </w:rPr>
+          <w:rPr>
+            <w:color w:val="0000EE"/>
+            <w:u w:val="single"/>
+          </w:rPr>
+          <w:t>26:1–11</w:t>
+        </w:r>
+      </w:hyperlink>
+      <w:r>
+        <w:rPr>
+          <w:lang w:val="zh_TW" w:bidi="zh_TW"/>
+        </w:rPr>
+        <w:t>）。隨後，以撒因水井問題與非利士人發生爭執，但他是愛好和平的人，所以選擇挖掘新井，而非為舊井爭鬥（</w:t>
+      </w:r>
+      <w:hyperlink r:id="rId113">
+        <w:r>
+          <w:rPr>
+            <w:lang w:val="zh_TW" w:bidi="zh_TW"/>
+          </w:rPr>
+          <w:rPr>
+            <w:color w:val="0000EE"/>
+            <w:u w:val="single"/>
+          </w:rPr>
+          <w:t>17–33</w:t>
+        </w:r>
+      </w:hyperlink>
+      <w:r>
+        <w:rPr>
+          <w:lang w:val="zh_TW" w:bidi="zh_TW"/>
+        </w:rPr>
+        <w:t>節）。</w:t>
+      </w:r>
+    </w:p>
+    <w:p>
+      <w:pPr/>
+      <w:r>
+        <w:rPr>
+          <w:lang w:val="zh_TW" w:bidi="zh_TW"/>
+        </w:rPr>
+      </w:r>
+      <w:r>
+        <w:rPr>
+          <w:lang w:val="zh_TW" w:bidi="zh_TW"/>
+        </w:rPr>
+        <w:t>以撒年老失明，利百加與雅各聯手欺騙他，讓雅各得到原本屬於以掃的長子祝福。根據古代努西泥板的記載，這種口頭祝福具有法律效力，且不可撤銷。利百加擔心以掃會殺掉雅各，於是安排雅各前往哈蘭，尋找她的族人作妻子。雅各到伯特利時，神在一個通往天梯的夢中向他顯現，並重申對亞伯拉罕和以撒的應許（</w:t>
+      </w:r>
+      <w:hyperlink r:id="rId114">
+        <w:r>
+          <w:rPr>
+            <w:lang w:val="zh_TW" w:bidi="zh_TW"/>
+          </w:rPr>
+          <w:rPr>
+            <w:color w:val="0000EE"/>
+            <w:u w:val="single"/>
+          </w:rPr>
+          <w:t>28:10–22</w:t>
+        </w:r>
+      </w:hyperlink>
+      <w:r>
+        <w:rPr>
+          <w:lang w:val="zh_TW" w:bidi="zh_TW"/>
+        </w:rPr>
+        <w:t>）。</w:t>
+      </w:r>
+    </w:p>
+    <w:p>
+      <w:pPr/>
+      <w:r>
+        <w:rPr>
+          <w:lang w:val="zh_TW" w:bidi="zh_TW"/>
+        </w:rPr>
+      </w:r>
+      <w:r>
+        <w:rPr>
+          <w:lang w:val="zh_TW" w:bidi="zh_TW"/>
+        </w:rPr>
+        <w:t>雅各到達哈蘭，找到他的舅舅拉班，並為拉班工作（</w:t>
+      </w:r>
+      <w:hyperlink r:id="rId115">
+        <w:r>
+          <w:rPr>
+            <w:lang w:val="zh_TW" w:bidi="zh_TW"/>
+          </w:rPr>
+          <w:rPr>
+            <w:color w:val="0000EE"/>
+            <w:u w:val="single"/>
+          </w:rPr>
+          <w:t>29</w:t>
+        </w:r>
+      </w:hyperlink>
+      <w:r>
+        <w:rPr>
+          <w:lang w:val="zh_TW" w:bidi="zh_TW"/>
+        </w:rPr>
+        <w:t>章）。他以七年勞力為代價，期望娶拉班的小女兒拉結為妻，但拉班卻用利亞取代了拉結。因此，雅各又為拉結工作了七年。神使雅各亨通，但他與拉班之間的矛盾不斷。後來，神指示雅各返回迦南（</w:t>
+      </w:r>
+      <w:hyperlink r:id="rId116">
+        <w:r>
+          <w:rPr>
+            <w:lang w:val="zh_TW" w:bidi="zh_TW"/>
+          </w:rPr>
+          <w:rPr>
+            <w:color w:val="0000EE"/>
+            <w:u w:val="single"/>
+          </w:rPr>
+          <w:t>31:3</w:t>
+        </w:r>
+      </w:hyperlink>
+      <w:r>
+        <w:rPr>
+          <w:lang w:val="zh_TW" w:bidi="zh_TW"/>
+        </w:rPr>
+        <w:t>）。雅各帶著妻子、兒女和財物秘密離開，拉班追趕他們，因為他的家中神像被偷（根據努西習俗，擁有這些「神像」的人可以繼承家業）。拉結偷走神像並成功隱藏，使拉班未能找著，最終返回哈蘭。</w:t>
+      </w:r>
+    </w:p>
+    <w:p>
+      <w:pPr/>
+      <w:r>
+        <w:rPr>
+          <w:lang w:val="zh_TW" w:bidi="zh_TW"/>
+        </w:rPr>
+      </w:r>
+      <w:r>
+        <w:rPr>
+          <w:lang w:val="zh_TW" w:bidi="zh_TW"/>
+        </w:rPr>
+        <w:t>經過以東時，雅各因害怕與以掃相遇，便送禮物給哥哥，並將隨行人員分成兩隊以策安全。在回程途中，雅各與耶和華的使者摔跤，結果瘸了一條腿，並得到了新名字以色列（</w:t>
+      </w:r>
+      <w:hyperlink r:id="rId117">
+        <w:r>
+          <w:rPr>
+            <w:lang w:val="zh_TW" w:bidi="zh_TW"/>
+          </w:rPr>
+          <w:rPr>
+            <w:color w:val="0000EE"/>
+            <w:u w:val="single"/>
+          </w:rPr>
+          <w:t>32</w:t>
+        </w:r>
+      </w:hyperlink>
+      <w:r>
+        <w:rPr>
+          <w:lang w:val="zh_TW" w:bidi="zh_TW"/>
+        </w:rPr>
+        <w:t>章）。</w:t>
+      </w:r>
+    </w:p>
+    <w:p>
+      <w:pPr/>
+      <w:r>
+        <w:rPr>
+          <w:lang w:val="zh_TW" w:bidi="zh_TW"/>
+        </w:rPr>
+      </w:r>
+      <w:r>
+        <w:rPr>
+          <w:lang w:val="zh_TW" w:bidi="zh_TW"/>
+        </w:rPr>
+        <w:t>雅各與以掃相遇時氣氛融洽，之後雅各前往示劍（</w:t>
+      </w:r>
+      <w:hyperlink r:id="rId118">
+        <w:r>
+          <w:rPr>
+            <w:lang w:val="zh_TW" w:bidi="zh_TW"/>
+          </w:rPr>
+          <w:rPr>
+            <w:color w:val="0000EE"/>
+            <w:u w:val="single"/>
+          </w:rPr>
+          <w:t>33</w:t>
+        </w:r>
+      </w:hyperlink>
+      <w:r>
+        <w:rPr>
+          <w:lang w:val="zh_TW" w:bidi="zh_TW"/>
+        </w:rPr>
+        <w:t>章）。由於雅各的女兒底拿被示劍人玷污，雅各的兒子殺了所有的示劍男子（</w:t>
+      </w:r>
+      <w:hyperlink r:id="rId119">
+        <w:r>
+          <w:rPr>
+            <w:lang w:val="zh_TW" w:bidi="zh_TW"/>
+          </w:rPr>
+          <w:rPr>
+            <w:color w:val="0000EE"/>
+            <w:u w:val="single"/>
+          </w:rPr>
+          <w:t>34</w:t>
+        </w:r>
+      </w:hyperlink>
+      <w:r>
+        <w:rPr>
+          <w:lang w:val="zh_TW" w:bidi="zh_TW"/>
+        </w:rPr>
+        <w:t>章）。神吩咐雅各前往伯特利為耶和華築壇，並埋藏所有外邦神像（</w:t>
+      </w:r>
+      <w:hyperlink r:id="rId120">
+        <w:r>
+          <w:rPr>
+            <w:lang w:val="zh_TW" w:bidi="zh_TW"/>
+          </w:rPr>
+          <w:rPr>
+            <w:color w:val="0000EE"/>
+            <w:u w:val="single"/>
+          </w:rPr>
+          <w:t>35:1–4</w:t>
+        </w:r>
+      </w:hyperlink>
+      <w:r>
+        <w:rPr>
+          <w:lang w:val="zh_TW" w:bidi="zh_TW"/>
+        </w:rPr>
+        <w:t>）。在伯特利，神再次重申其後裔和土地的應許（</w:t>
+      </w:r>
+      <w:hyperlink r:id="rId121">
+        <w:r>
+          <w:rPr>
+            <w:lang w:val="zh_TW" w:bidi="zh_TW"/>
+          </w:rPr>
+          <w:rPr>
+            <w:color w:val="0000EE"/>
+            <w:u w:val="single"/>
+          </w:rPr>
+          <w:t>9–15</w:t>
+        </w:r>
+      </w:hyperlink>
+      <w:r>
+        <w:rPr>
+          <w:lang w:val="zh_TW" w:bidi="zh_TW"/>
+        </w:rPr>
+        <w:t>節）。在前往伯利恆途中，拉結生下雅各的第十二個兒子便雅憫時，因難產而死。以撒在希伯崙去世，享年180歲，並由以掃與雅各埋葬在麥比拉洞。</w:t>
+      </w:r>
+    </w:p>
+    <w:p>
+      <w:pPr/>
+      <w:r>
+        <w:rPr>
+          <w:lang w:val="zh_TW" w:bidi="zh_TW"/>
+        </w:rPr>
+      </w:r>
+      <w:hyperlink r:id="rId122">
+        <w:r>
+          <w:rPr>
+            <w:lang w:val="zh_TW" w:bidi="zh_TW"/>
+          </w:rPr>
+          <w:rPr>
+            <w:color w:val="0000EE"/>
+            <w:u w:val="single"/>
+          </w:rPr>
+          <w:t>創世記第三十六章</w:t>
+        </w:r>
+      </w:hyperlink>
+      <w:r>
+        <w:rPr>
+          <w:lang w:val="zh_TW" w:bidi="zh_TW"/>
+        </w:rPr>
+        <w:t>記錄了「以掃的後代」（</w:t>
+      </w:r>
+      <w:hyperlink r:id="rId40">
+        <w:r>
+          <w:rPr>
+            <w:lang w:val="zh_TW" w:bidi="zh_TW"/>
+          </w:rPr>
+          <w:rPr>
+            <w:color w:val="0000EE"/>
+            <w:u w:val="single"/>
+          </w:rPr>
+          <w:t>1</w:t>
+        </w:r>
+      </w:hyperlink>
+      <w:r>
+        <w:rPr>
+          <w:lang w:val="zh_TW" w:bidi="zh_TW"/>
+        </w:rPr>
+        <w:t>節），並提到以掃又名以東（意思是「紅」；參</w:t>
+      </w:r>
+      <w:hyperlink r:id="rId123">
+        <w:r>
+          <w:rPr>
+            <w:lang w:val="zh_TW" w:bidi="zh_TW"/>
+          </w:rPr>
+          <w:rPr>
+            <w:color w:val="0000EE"/>
+            <w:u w:val="single"/>
+          </w:rPr>
+          <w:t>25:30</w:t>
+        </w:r>
+      </w:hyperlink>
+      <w:r>
+        <w:rPr>
+          <w:lang w:val="zh_TW" w:bidi="zh_TW"/>
+        </w:rPr>
+        <w:t>）。</w:t>
+      </w:r>
+    </w:p>
+    <w:p>
+      <w:pPr>
+        <w:pStyle w:val="Heading4"/>
+      </w:pPr>
+      <w:r>
+        <w:rPr>
+          <w:lang w:val="zh_TW" w:bidi="zh_TW"/>
+        </w:rPr>
+        <w:t>約瑟的歷史（</w:t>
+      </w:r>
+      <w:hyperlink r:id="rId124">
+        <w:r>
+          <w:rPr>
+            <w:lang w:val="zh_TW" w:bidi="zh_TW"/>
+          </w:rPr>
+          <w:rPr>
+            <w:color w:val="0000EE"/>
+            <w:u w:val="single"/>
+          </w:rPr>
+          <w:t>37:2–50:26</w:t>
+        </w:r>
+      </w:hyperlink>
+      <w:r>
+        <w:rPr>
+          <w:lang w:val="zh_TW" w:bidi="zh_TW"/>
+        </w:rPr>
+        <w:t>）</w:t>
+      </w:r>
+    </w:p>
+    <w:p>
+      <w:pPr/>
+      <w:r>
+        <w:rPr>
+          <w:lang w:val="zh_TW" w:bidi="zh_TW"/>
+        </w:rPr>
+      </w:r>
+      <w:r>
+        <w:rPr>
+          <w:lang w:val="zh_TW" w:bidi="zh_TW"/>
+        </w:rPr>
+        <w:t>約瑟是雅各最喜愛的兒子，因此引起兄弟的嫉妒。他的夢境更使敵意加深，因為夢中約瑟預示自己將治理兄弟。當雅各向約瑟送贈彩衣後，兄弟極為怨恨，決定殺死約瑟，但最後妥協，將他賣給了一隊商隊，商隊將他帶到埃及，並將他賣給法老的護衛長波提乏為奴（</w:t>
+      </w:r>
+      <w:hyperlink r:id="rId125">
+        <w:r>
+          <w:rPr>
+            <w:lang w:val="zh_TW" w:bidi="zh_TW"/>
+          </w:rPr>
+          <w:rPr>
+            <w:color w:val="0000EE"/>
+            <w:u w:val="single"/>
+          </w:rPr>
+          <w:t>37:36，</w:t>
+        </w:r>
+      </w:hyperlink>
+      <w:hyperlink r:id="rId126">
+        <w:r>
+          <w:rPr>
+            <w:lang w:val="zh_TW" w:bidi="zh_TW"/>
+          </w:rPr>
+          <w:rPr>
+            <w:color w:val="0000EE"/>
+            <w:u w:val="single"/>
+          </w:rPr>
+          <w:t>39:1</w:t>
+        </w:r>
+      </w:hyperlink>
+      <w:r>
+        <w:rPr>
+          <w:lang w:val="zh_TW" w:bidi="zh_TW"/>
+        </w:rPr>
+        <w:t>）。</w:t>
+      </w:r>
+    </w:p>
+    <w:p>
+      <w:pPr/>
+      <w:r>
+        <w:rPr>
+          <w:lang w:val="zh_TW" w:bidi="zh_TW"/>
+        </w:rPr>
+      </w:r>
+      <w:r>
+        <w:rPr>
+          <w:lang w:val="zh_TW" w:bidi="zh_TW"/>
+        </w:rPr>
+        <w:t>第</w:t>
+      </w:r>
+      <w:hyperlink r:id="rId127">
+        <w:r>
+          <w:rPr>
+            <w:lang w:val="zh_TW" w:bidi="zh_TW"/>
+          </w:rPr>
+          <w:rPr>
+            <w:color w:val="0000EE"/>
+            <w:u w:val="single"/>
+          </w:rPr>
+          <w:t>三十八</w:t>
+        </w:r>
+      </w:hyperlink>
+      <w:r>
+        <w:rPr>
+          <w:lang w:val="zh_TW" w:bidi="zh_TW"/>
+        </w:rPr>
+        <w:t>章記載一個娶寡嫂婚的例子。猶大沒有將守寡的兒媳給他的第三個兒子，她便設計讓猶大與她同房，生下雙胞胎兒子，並迫使猶大承認自己的錯誤。路加福音的耶穌家譜中，有提及長子法勒斯（</w:t>
+      </w:r>
+      <w:hyperlink r:id="rId128">
+        <w:r>
+          <w:rPr>
+            <w:lang w:val="zh_TW" w:bidi="zh_TW"/>
+          </w:rPr>
+          <w:rPr>
+            <w:color w:val="0000EE"/>
+            <w:u w:val="single"/>
+          </w:rPr>
+          <w:t>路3:33</w:t>
+        </w:r>
+      </w:hyperlink>
+      <w:r>
+        <w:rPr>
+          <w:lang w:val="zh_TW" w:bidi="zh_TW"/>
+        </w:rPr>
+        <w:t>）。</w:t>
+      </w:r>
+    </w:p>
+    <w:p>
+      <w:pPr/>
+      <w:r>
+        <w:rPr>
+          <w:lang w:val="zh_TW" w:bidi="zh_TW"/>
+        </w:rPr>
+      </w:r>
+      <w:r>
+        <w:rPr>
+          <w:lang w:val="zh_TW" w:bidi="zh_TW"/>
+        </w:rPr>
+        <w:t>耶和華賜福約瑟，使他很快開始掌管波提乏的家業（</w:t>
+      </w:r>
+      <w:hyperlink r:id="rId129">
+        <w:r>
+          <w:rPr>
+            <w:lang w:val="zh_TW" w:bidi="zh_TW"/>
+          </w:rPr>
+          <w:rPr>
+            <w:color w:val="0000EE"/>
+            <w:u w:val="single"/>
+          </w:rPr>
+          <w:t>創39章</w:t>
+        </w:r>
+      </w:hyperlink>
+      <w:r>
+        <w:rPr>
+          <w:lang w:val="zh_TW" w:bidi="zh_TW"/>
+        </w:rPr>
+        <w:t>）。然而，年輕的約瑟吸引了波提乏妻子的注意。她多次企圖誘惑他，最終誣告他企圖強姦。約瑟因此被下獄，但在監獄中得到恩待，並為法老的兩個臣僕解夢（</w:t>
+      </w:r>
+      <w:hyperlink r:id="rId130">
+        <w:r>
+          <w:rPr>
+            <w:lang w:val="zh_TW" w:bidi="zh_TW"/>
+          </w:rPr>
+          <w:rPr>
+            <w:color w:val="0000EE"/>
+            <w:u w:val="single"/>
+          </w:rPr>
+          <w:t>40</w:t>
+        </w:r>
+      </w:hyperlink>
+      <w:r>
+        <w:rPr>
+          <w:lang w:val="zh_TW" w:bidi="zh_TW"/>
+        </w:rPr>
+        <w:t>章）。當法老的夢無人能解時，約瑟被召出監。他告訴法老，夢的意思是七年的豐年之後會有七年的饑荒。法老遂將約瑟提拔為宰相，治理全國，地位僅次於法老（</w:t>
+      </w:r>
+      <w:hyperlink r:id="rId131">
+        <w:r>
+          <w:rPr>
+            <w:lang w:val="zh_TW" w:bidi="zh_TW"/>
+          </w:rPr>
+          <w:rPr>
+            <w:color w:val="0000EE"/>
+            <w:u w:val="single"/>
+          </w:rPr>
+          <w:t>41:37–44</w:t>
+        </w:r>
+      </w:hyperlink>
+      <w:r>
+        <w:rPr>
+          <w:lang w:val="zh_TW" w:bidi="zh_TW"/>
+        </w:rPr>
+        <w:t>）。</w:t>
+      </w:r>
+    </w:p>
+    <w:p>
+      <w:pPr/>
+      <w:r>
+        <w:rPr>
+          <w:lang w:val="zh_TW" w:bidi="zh_TW"/>
+        </w:rPr>
+      </w:r>
+      <w:r>
+        <w:rPr>
+          <w:lang w:val="zh_TW" w:bidi="zh_TW"/>
+        </w:rPr>
+        <w:t>饑荒波及迦南，雅各派兒子到埃及購糧。約瑟認出了他的兄弟，但沒有表明身分。他試探他們，指控他們為奸細（</w:t>
+      </w:r>
+      <w:hyperlink r:id="rId132">
+        <w:r>
+          <w:rPr>
+            <w:lang w:val="zh_TW" w:bidi="zh_TW"/>
+          </w:rPr>
+          <w:rPr>
+            <w:color w:val="0000EE"/>
+            <w:u w:val="single"/>
+          </w:rPr>
+          <w:t>42:9</w:t>
+        </w:r>
+      </w:hyperlink>
+      <w:r>
+        <w:rPr>
+          <w:lang w:val="zh_TW" w:bidi="zh_TW"/>
+        </w:rPr>
+        <w:t>），扣留其中一位兄弟（西緬）作為人質（</w:t>
+      </w:r>
+      <w:hyperlink r:id="rId133">
+        <w:r>
+          <w:rPr>
+            <w:lang w:val="zh_TW" w:bidi="zh_TW"/>
+          </w:rPr>
+          <w:rPr>
+            <w:color w:val="0000EE"/>
+            <w:u w:val="single"/>
+          </w:rPr>
+          <w:t>19</w:t>
+        </w:r>
+      </w:hyperlink>
+      <w:r>
+        <w:rPr>
+          <w:lang w:val="zh_TW" w:bidi="zh_TW"/>
+        </w:rPr>
+        <w:t>節），要求他們下次再來埃及時，帶上他們最小的弟弟（</w:t>
+      </w:r>
+      <w:hyperlink r:id="rId134">
+        <w:r>
+          <w:rPr>
+            <w:lang w:val="zh_TW" w:bidi="zh_TW"/>
+          </w:rPr>
+          <w:rPr>
+            <w:color w:val="0000EE"/>
+            <w:u w:val="single"/>
+          </w:rPr>
+          <w:t>42:20，</w:t>
+        </w:r>
+      </w:hyperlink>
+      <w:hyperlink r:id="rId135">
+        <w:r>
+          <w:rPr>
+            <w:lang w:val="zh_TW" w:bidi="zh_TW"/>
+          </w:rPr>
+          <w:rPr>
+            <w:color w:val="0000EE"/>
+            <w:u w:val="single"/>
+          </w:rPr>
+          <w:t>43:3</w:t>
+        </w:r>
+      </w:hyperlink>
+      <w:r>
+        <w:rPr>
+          <w:lang w:val="zh_TW" w:bidi="zh_TW"/>
+        </w:rPr>
+        <w:t>）。饑荒在迦南愈發嚴重（</w:t>
+      </w:r>
+      <w:hyperlink r:id="rId136">
+        <w:r>
+          <w:rPr>
+            <w:lang w:val="zh_TW" w:bidi="zh_TW"/>
+          </w:rPr>
+          <w:rPr>
+            <w:color w:val="0000EE"/>
+            <w:u w:val="single"/>
+          </w:rPr>
+          <w:t>43:1</w:t>
+        </w:r>
+      </w:hyperlink>
+      <w:r>
+        <w:rPr>
+          <w:lang w:val="zh_TW" w:bidi="zh_TW"/>
+        </w:rPr>
+        <w:t>），雅各終於允許便雅憫隨兄弟前往埃及。約瑟再次設計，在便雅憫的糧袋中放入自己的銀杯，隨後指控他為小偷（</w:t>
+      </w:r>
+      <w:hyperlink r:id="rId137">
+        <w:r>
+          <w:rPr>
+            <w:lang w:val="zh_TW" w:bidi="zh_TW"/>
+          </w:rPr>
+          <w:rPr>
+            <w:color w:val="0000EE"/>
+            <w:u w:val="single"/>
+          </w:rPr>
+          <w:t>44</w:t>
+        </w:r>
+      </w:hyperlink>
+      <w:r>
+        <w:rPr>
+          <w:lang w:val="zh_TW" w:bidi="zh_TW"/>
+        </w:rPr>
+        <w:t>章）。</w:t>
+      </w:r>
+    </w:p>
+    <w:p>
+      <w:pPr/>
+      <w:r>
+        <w:rPr>
+          <w:lang w:val="zh_TW" w:bidi="zh_TW"/>
+        </w:rPr>
+      </w:r>
+      <w:r>
+        <w:rPr>
+          <w:lang w:val="zh_TW" w:bidi="zh_TW"/>
+        </w:rPr>
+        <w:t>最終，約瑟向兄弟表明身分（</w:t>
+      </w:r>
+      <w:hyperlink r:id="rId138">
+        <w:r>
+          <w:rPr>
+            <w:lang w:val="zh_TW" w:bidi="zh_TW"/>
+          </w:rPr>
+          <w:rPr>
+            <w:color w:val="0000EE"/>
+            <w:u w:val="single"/>
+          </w:rPr>
+          <w:t>45:4–15</w:t>
+        </w:r>
+      </w:hyperlink>
+      <w:r>
+        <w:rPr>
+          <w:lang w:val="zh_TW" w:bidi="zh_TW"/>
+        </w:rPr>
+        <w:t>），一家人喜極而泣。約瑟指出，這一切都是神的安排，使他能夠在埃及保存全家的生命（</w:t>
+      </w:r>
+      <w:hyperlink r:id="rId139">
+        <w:r>
+          <w:rPr>
+            <w:lang w:val="zh_TW" w:bidi="zh_TW"/>
+          </w:rPr>
+          <w:rPr>
+            <w:color w:val="0000EE"/>
+            <w:u w:val="single"/>
+          </w:rPr>
+          <w:t>7–8</w:t>
+        </w:r>
+      </w:hyperlink>
+      <w:r>
+        <w:rPr>
+          <w:lang w:val="zh_TW" w:bidi="zh_TW"/>
+        </w:rPr>
+        <w:t>節）。雅各被接到埃及（</w:t>
+      </w:r>
+      <w:hyperlink r:id="rId140">
+        <w:r>
+          <w:rPr>
+            <w:lang w:val="zh_TW" w:bidi="zh_TW"/>
+          </w:rPr>
+          <w:rPr>
+            <w:color w:val="0000EE"/>
+            <w:u w:val="single"/>
+          </w:rPr>
+          <w:t>46:1</w:t>
+        </w:r>
+      </w:hyperlink>
+      <w:r>
+        <w:rPr>
+          <w:lang w:val="zh_TW" w:bidi="zh_TW"/>
+        </w:rPr>
+        <w:t>），與約瑟在歌珊相見（</w:t>
+      </w:r>
+      <w:hyperlink r:id="rId141">
+        <w:r>
+          <w:rPr>
+            <w:lang w:val="zh_TW" w:bidi="zh_TW"/>
+          </w:rPr>
+          <w:rPr>
+            <w:color w:val="0000EE"/>
+            <w:u w:val="single"/>
+          </w:rPr>
+          <w:t>46:28–29</w:t>
+        </w:r>
+      </w:hyperlink>
+      <w:r>
+        <w:rPr>
+          <w:lang w:val="zh_TW" w:bidi="zh_TW"/>
+        </w:rPr>
+        <w:t>）。以色列人在歌珊地區被分配了土地，並在那裡置業生養（</w:t>
+      </w:r>
+      <w:hyperlink r:id="rId142">
+        <w:r>
+          <w:rPr>
+            <w:lang w:val="zh_TW" w:bidi="zh_TW"/>
+          </w:rPr>
+          <w:rPr>
+            <w:color w:val="0000EE"/>
+            <w:u w:val="single"/>
+          </w:rPr>
+          <w:t>47:27</w:t>
+        </w:r>
+      </w:hyperlink>
+      <w:r>
+        <w:rPr>
+          <w:lang w:val="zh_TW" w:bidi="zh_TW"/>
+        </w:rPr>
+        <w:t>）。</w:t>
+      </w:r>
+    </w:p>
+    <w:p>
+      <w:pPr/>
+      <w:r>
+        <w:rPr>
+          <w:lang w:val="zh_TW" w:bidi="zh_TW"/>
+        </w:rPr>
+      </w:r>
+      <w:r>
+        <w:rPr>
+          <w:lang w:val="zh_TW" w:bidi="zh_TW"/>
+        </w:rPr>
+        <w:t>在雅各臨終時，約瑟帶著他的兩個兒子瑪拿西與以法蓮前來接受祝福。雅各將主要的祝福給予次子以法蓮（</w:t>
+      </w:r>
+      <w:hyperlink r:id="rId143">
+        <w:r>
+          <w:rPr>
+            <w:lang w:val="zh_TW" w:bidi="zh_TW"/>
+          </w:rPr>
+          <w:rPr>
+            <w:color w:val="0000EE"/>
+            <w:u w:val="single"/>
+          </w:rPr>
+          <w:t>48:13–20</w:t>
+        </w:r>
+      </w:hyperlink>
+      <w:r>
+        <w:rPr>
+          <w:lang w:val="zh_TW" w:bidi="zh_TW"/>
+        </w:rPr>
+        <w:t>）。隨後，雅各為自己的兒子祝福，並於130多歲時離世。約瑟按照埃及的習俗處理雅各的遺體（</w:t>
+      </w:r>
+      <w:hyperlink r:id="rId144">
+        <w:r>
+          <w:rPr>
+            <w:lang w:val="zh_TW" w:bidi="zh_TW"/>
+          </w:rPr>
+          <w:rPr>
+            <w:color w:val="0000EE"/>
+            <w:u w:val="single"/>
+          </w:rPr>
+          <w:t>50:2–3</w:t>
+        </w:r>
+      </w:hyperlink>
+      <w:r>
+        <w:rPr>
+          <w:lang w:val="zh_TW" w:bidi="zh_TW"/>
+        </w:rPr>
+        <w:t>）。雅各的遺體葬於希伯崙的麥比拉洞。在父親去世後，約瑟的兄弟害怕他會報仇，但約瑟宣告：「從前你們的意思是要害我，但神的意思原是好的，要保全許多人的性命，成就今日的光景。」（</w:t>
+      </w:r>
+      <w:hyperlink r:id="rId145">
+        <w:r>
+          <w:rPr>
+            <w:lang w:val="zh_TW" w:bidi="zh_TW"/>
+          </w:rPr>
+          <w:rPr>
+            <w:color w:val="0000EE"/>
+            <w:u w:val="single"/>
+          </w:rPr>
+          <w:t>20</w:t>
+        </w:r>
+      </w:hyperlink>
+      <w:r>
+        <w:rPr>
+          <w:lang w:val="zh_TW" w:bidi="zh_TW"/>
+        </w:rPr>
+        <w:t>節）。約瑟享年110歲，臨終前預言以色列人離開埃及時，要將他的骸骨帶走（</w:t>
+      </w:r>
+      <w:hyperlink r:id="rId146">
+        <w:r>
+          <w:rPr>
+            <w:lang w:val="zh_TW" w:bidi="zh_TW"/>
+          </w:rPr>
+          <w:rPr>
+            <w:color w:val="0000EE"/>
+            <w:u w:val="single"/>
+          </w:rPr>
+          <w:t>50:25</w:t>
+        </w:r>
+      </w:hyperlink>
+      <w:r>
+        <w:rPr>
+          <w:lang w:val="zh_TW" w:bidi="zh_TW"/>
+        </w:rPr>
+        <w:t>；參</w:t>
+      </w:r>
+      <w:hyperlink r:id="rId147">
+        <w:r>
+          <w:rPr>
+            <w:lang w:val="zh_TW" w:bidi="zh_TW"/>
+          </w:rPr>
+          <w:rPr>
+            <w:color w:val="0000EE"/>
+            <w:u w:val="single"/>
+          </w:rPr>
+          <w:t>出13:19</w:t>
+        </w:r>
+      </w:hyperlink>
+      <w:r>
+        <w:rPr>
+          <w:lang w:val="zh_TW" w:bidi="zh_TW"/>
+        </w:rPr>
+        <w:t>；</w:t>
+      </w:r>
+      <w:hyperlink r:id="rId148">
+        <w:r>
+          <w:rPr>
+            <w:lang w:val="zh_TW" w:bidi="zh_TW"/>
+          </w:rPr>
+          <w:rPr>
+            <w:color w:val="0000EE"/>
+            <w:u w:val="single"/>
+          </w:rPr>
+          <w:t>書24:32</w:t>
+        </w:r>
+      </w:hyperlink>
+      <w:r>
+        <w:rPr>
+          <w:lang w:val="zh_TW" w:bidi="zh_TW"/>
+        </w:rPr>
+        <w:t>）。</w:t>
+      </w:r>
+    </w:p>
+    <w:p>
+      <w:pPr/>
+      <w:r>
+        <w:rPr>
+          <w:lang w:val="zh_TW" w:bidi="zh_TW"/>
+        </w:rPr>
+      </w:r>
+      <w:r>
+        <w:rPr>
+          <w:i/>
+          <w:lang w:val="zh_TW" w:bidi="zh_TW"/>
+        </w:rPr>
+        <w:t>另見</w:t>
+      </w:r>
+      <w:r>
+        <w:rPr>
+          <w:lang w:val="zh_TW" w:bidi="zh_TW"/>
+        </w:rPr>
+        <w:t xml:space="preserve"> </w:t>
+      </w:r>
+      <w:r>
+        <w:rPr>
+          <w:lang w:val="zh_TW" w:bidi="zh_TW"/>
+        </w:rPr>
+        <w:t>亞伯拉罕</w:t>
+      </w:r>
+      <w:r>
+        <w:rPr>
+          <w:lang w:val="zh_TW" w:bidi="zh_TW"/>
+        </w:rPr>
+        <w:t>；</w:t>
+      </w:r>
+      <w:r>
+        <w:rPr>
+          <w:lang w:val="zh_TW" w:bidi="zh_TW"/>
+        </w:rPr>
+        <w:t>亞當（人物）</w:t>
+      </w:r>
+      <w:r>
+        <w:rPr>
+          <w:lang w:val="zh_TW" w:bidi="zh_TW"/>
+        </w:rPr>
+        <w:t>；</w:t>
+      </w:r>
+      <w:r>
+        <w:rPr>
+          <w:lang w:val="zh_TW" w:bidi="zh_TW"/>
+        </w:rPr>
+        <w:t>約</w:t>
+      </w:r>
+      <w:r>
+        <w:rPr>
+          <w:lang w:val="zh_TW" w:bidi="zh_TW"/>
+        </w:rPr>
+        <w:t>；</w:t>
+      </w:r>
+      <w:r>
+        <w:rPr>
+          <w:lang w:val="zh_TW" w:bidi="zh_TW"/>
+        </w:rPr>
+        <w:t>創造</w:t>
+      </w:r>
+      <w:r>
+        <w:rPr>
+          <w:lang w:val="zh_TW" w:bidi="zh_TW"/>
+        </w:rPr>
+        <w:t>；</w:t>
+      </w:r>
+      <w:r>
+        <w:rPr>
+          <w:lang w:val="zh_TW" w:bidi="zh_TW"/>
+        </w:rPr>
+        <w:t>夏娃</w:t>
+      </w:r>
+      <w:r>
+        <w:rPr>
+          <w:lang w:val="zh_TW" w:bidi="zh_TW"/>
+        </w:rPr>
+        <w:t>；</w:t>
+      </w:r>
+      <w:r>
+        <w:rPr>
+          <w:lang w:val="zh_TW" w:bidi="zh_TW"/>
+        </w:rPr>
+        <w:t>人類的墮落</w:t>
+      </w:r>
+      <w:r>
+        <w:rPr>
+          <w:lang w:val="zh_TW" w:bidi="zh_TW"/>
+        </w:rPr>
+        <w:t>；</w:t>
+      </w:r>
+      <w:r>
+        <w:rPr>
+          <w:lang w:val="zh_TW" w:bidi="zh_TW"/>
+        </w:rPr>
+        <w:t>洪水</w:t>
+      </w:r>
+      <w:r>
+        <w:rPr>
+          <w:lang w:val="zh_TW" w:bidi="zh_TW"/>
+        </w:rPr>
+        <w:t>；</w:t>
+      </w:r>
+      <w:r>
+        <w:rPr>
+          <w:lang w:val="zh_TW" w:bidi="zh_TW"/>
+        </w:rPr>
+        <w:t>以撒</w:t>
+      </w:r>
+      <w:r>
+        <w:rPr>
+          <w:lang w:val="zh_TW" w:bidi="zh_TW"/>
+        </w:rPr>
+        <w:t>；</w:t>
+      </w:r>
+      <w:r>
+        <w:rPr>
+          <w:lang w:val="zh_TW" w:bidi="zh_TW"/>
+        </w:rPr>
+        <w:t>雅各 #1</w:t>
+      </w:r>
+      <w:r>
+        <w:rPr>
+          <w:lang w:val="zh_TW" w:bidi="zh_TW"/>
+        </w:rPr>
+        <w:t>；</w:t>
+      </w:r>
+      <w:r>
+        <w:rPr>
+          <w:lang w:val="zh_TW" w:bidi="zh_TW"/>
+        </w:rPr>
+        <w:t>約瑟 #1</w:t>
+      </w:r>
+      <w:r>
+        <w:rPr>
+          <w:lang w:val="zh_TW" w:bidi="zh_TW"/>
+        </w:rPr>
+        <w:t>；</w:t>
+      </w:r>
+      <w:r>
+        <w:rPr>
+          <w:lang w:val="zh_TW" w:bidi="zh_TW"/>
+        </w:rPr>
+        <w:t>列國</w:t>
+      </w:r>
+      <w:r>
+        <w:rPr>
+          <w:lang w:val="zh_TW" w:bidi="zh_TW"/>
+        </w:rPr>
+        <w:t>；</w:t>
+      </w:r>
+      <w:r>
+        <w:rPr>
+          <w:lang w:val="zh_TW" w:bidi="zh_TW"/>
+        </w:rPr>
+        <w:t>挪亞 #1</w:t>
+      </w:r>
+      <w:r>
+        <w:rPr>
+          <w:lang w:val="zh_TW" w:bidi="zh_TW"/>
+        </w:rPr>
+        <w:t>；</w:t>
+      </w:r>
+      <w:r>
+        <w:rPr>
+          <w:lang w:val="zh_TW" w:bidi="zh_TW"/>
+        </w:rPr>
+        <w:t>族長時期</w:t>
+      </w:r>
+      <w:r>
+        <w:rPr>
+          <w:lang w:val="zh_TW" w:bidi="zh_TW"/>
+        </w:rPr>
+        <w:t>。</w:t>
+      </w:r>
+      <w:r>
+        <w:rPr>
+          <w:lang w:val="zh_TW" w:bidi="zh_TW"/>
+        </w:rPr>
+      </w:r>
+      <w:r>
+        <w:rPr>
+          <w:lang w:val="zh_TW" w:bidi="zh_TW"/>
+        </w:rPr>
+      </w:r>
+    </w:p>
+    <w:p>
+      <w:pPr/>
       <w:r>
         <w:rPr>
           <w:lang w:val="zh_TW" w:bidi="zh_TW"/>
@@ -228,87 +4200,831 @@
         <w:rPr>
           <w:lang w:val="zh_TW" w:bidi="zh_TW"/>
         </w:rPr>
-        <w:t>垂絲柳樹</w:t>
-      </w:r>
-    </w:p>
-    <w:p>
-      <w:pPr/>
-      <w:r>
-        <w:rPr>
-          <w:lang w:val="zh_TW" w:bidi="zh_TW"/>
-        </w:rPr>
-      </w:r>
-      <w:r>
-        <w:rPr>
-          <w:lang w:val="zh_TW" w:bidi="zh_TW"/>
-        </w:rPr>
-        <w:t>垂絲柳樹</w:t>
-      </w:r>
-      <w:r>
-        <w:rPr>
-          <w:lang w:val="zh_TW" w:bidi="zh_TW"/>
-        </w:rPr>
-        <w:t>是一種小型、快速生長的樹木或灌木，其木材堅固耐用。這些植物在沙漠、沙丘和鹽鹼地等惡劣環境中生長良好。在</w:t>
-      </w:r>
-      <w:hyperlink r:id="rId13">
-        <w:r>
-          <w:rPr>
-            <w:lang w:val="zh_TW" w:bidi="zh_TW"/>
-          </w:rPr>
-          <w:rPr>
-            <w:color w:val="0000EE"/>
-            <w:u w:val="single"/>
-          </w:rPr>
-          <w:t>創世記二十一章33節</w:t>
-        </w:r>
-      </w:hyperlink>
-      <w:r>
-        <w:rPr>
-          <w:lang w:val="zh_TW" w:bidi="zh_TW"/>
-        </w:rPr>
-        <w:t>，</w:t>
-      </w:r>
-      <w:hyperlink r:id="rId14">
-        <w:r>
-          <w:rPr>
-            <w:lang w:val="zh_TW" w:bidi="zh_TW"/>
-          </w:rPr>
-          <w:rPr>
-            <w:color w:val="0000EE"/>
-            <w:u w:val="single"/>
-          </w:rPr>
-          <w:t>撒母耳記上二十二章6節</w:t>
-        </w:r>
-      </w:hyperlink>
-      <w:r>
-        <w:rPr>
-          <w:lang w:val="zh_TW" w:bidi="zh_TW"/>
-        </w:rPr>
-        <w:t>及</w:t>
-      </w:r>
-      <w:hyperlink r:id="rId15">
-        <w:r>
-          <w:rPr>
-            <w:lang w:val="zh_TW" w:bidi="zh_TW"/>
-          </w:rPr>
-          <w:rPr>
-            <w:color w:val="0000EE"/>
-            <w:u w:val="single"/>
-          </w:rPr>
-          <w:t>三十一章13節</w:t>
-        </w:r>
-      </w:hyperlink>
-      <w:r>
-        <w:rPr>
-          <w:lang w:val="zh_TW" w:bidi="zh_TW"/>
-        </w:rPr>
-        <w:t>中都提到</w:t>
-      </w:r>
-      <w:r>
-        <w:rPr>
-          <w:lang w:val="zh_TW" w:bidi="zh_TW"/>
-        </w:rPr>
-        <w:t>垂絲柳樹</w:t>
+        <w:t>創世神話</w:t>
+      </w:r>
+      <w:r>
+        <w:rPr>
+          <w:lang w:val="zh_TW" w:bidi="zh_TW"/>
+        </w:rPr>
+      </w:r>
+    </w:p>
+    <w:p>
+      <w:pPr/>
+      <w:r>
+        <w:rPr>
+          <w:lang w:val="zh_TW" w:bidi="zh_TW"/>
+        </w:rPr>
+      </w:r>
+      <w:r>
+        <w:rPr>
+          <w:lang w:val="zh_TW" w:bidi="zh_TW"/>
+        </w:rPr>
+        <w:t>用來解釋宇宙的起源與秩序的宗教故事。一些美索不達米亞創世神話的部分內容，與聖經關於創世與最初時代的記述有相當相似之處。</w:t>
+      </w:r>
+    </w:p>
+    <w:p>
+      <w:pPr/>
+      <w:r>
+        <w:rPr>
+          <w:lang w:val="zh_TW" w:bidi="zh_TW"/>
+        </w:rPr>
+      </w:r>
+      <w:r>
+        <w:rPr>
+          <w:lang w:val="zh_TW" w:bidi="zh_TW"/>
+        </w:rPr>
+        <w:t>解釋創世的故事在古代近東廣為人知，其中許多源自蘇美（Sumer），蘇美美索不達米亞最早的文明之一。雖然如今這些故事多被視為奇幻、甚至有趣的解釋，能說明事物為何成為那樣，但它們在當時似乎確實承擔著重要的社會功能。人們在宗教節期中反覆誦讀這些神話，相信它們具有神奇力量，可以使自然與社會重新獲得活力。創世故事讓敬拜者確信，諸神所創造的原初秩序會持續戰勝混亂的勢力，而這些混亂的勢力會帶來疾病、毀壞、不孕與死亡。</w:t>
+      </w:r>
+    </w:p>
+    <w:p>
+      <w:pPr/>
+      <w:r>
+        <w:rPr>
+          <w:lang w:val="zh_TW" w:bidi="zh_TW"/>
+        </w:rPr>
+      </w:r>
+      <w:r>
+        <w:rPr>
+          <w:lang w:val="zh_TW" w:bidi="zh_TW"/>
+        </w:rPr>
+        <w:t>概述</w:t>
+      </w:r>
+    </w:p>
+    <w:p>
+      <w:pPr>
+        <w:pStyle w:val="ListBullet"/>
+        <w:spacing w:line="240" w:lineRule="auto"/>
+        <w:ind w:left="720"/>
+      </w:pPr>
+      <w:r>
+        <w:rPr>
+          <w:lang w:val="zh_TW" w:bidi="zh_TW"/>
+        </w:rPr>
+      </w:r>
+      <w:r>
+        <w:rPr>
+          <w:lang w:val="zh_TW" w:bidi="zh_TW"/>
+        </w:rPr>
+        <w:t>蘇美人的創世神話</w:t>
+      </w:r>
+    </w:p>
+    <w:p>
+      <w:pPr>
+        <w:pStyle w:val="ListBullet"/>
+        <w:spacing w:line="240" w:lineRule="auto"/>
+        <w:ind w:left="720"/>
+      </w:pPr>
+      <w:r>
+        <w:rPr>
+          <w:lang w:val="zh_TW" w:bidi="zh_TW"/>
+        </w:rPr>
+      </w:r>
+      <w:r>
+        <w:rPr>
+          <w:lang w:val="zh_TW" w:bidi="zh_TW"/>
+        </w:rPr>
+        <w:t>亞喀得人的創世神話</w:t>
+      </w:r>
+    </w:p>
+    <w:p>
+      <w:pPr>
+        <w:pStyle w:val="ListBullet"/>
+        <w:spacing w:line="240" w:lineRule="auto"/>
+        <w:ind w:left="720"/>
+      </w:pPr>
+      <w:r>
+        <w:rPr>
+          <w:lang w:val="zh_TW" w:bidi="zh_TW"/>
+        </w:rPr>
+      </w:r>
+      <w:r>
+        <w:rPr>
+          <w:lang w:val="zh_TW" w:bidi="zh_TW"/>
+        </w:rPr>
+        <w:t>埃及人的創世神話</w:t>
+      </w:r>
+    </w:p>
+    <w:p>
+      <w:pPr>
+        <w:pStyle w:val="ListBullet"/>
+        <w:spacing w:line="240" w:lineRule="auto"/>
+        <w:ind w:left="720"/>
+      </w:pPr>
+      <w:r>
+        <w:rPr>
+          <w:lang w:val="zh_TW" w:bidi="zh_TW"/>
+        </w:rPr>
+      </w:r>
+      <w:r>
+        <w:rPr>
+          <w:lang w:val="zh_TW" w:bidi="zh_TW"/>
+        </w:rPr>
+        <w:t>創世神話與創世記</w:t>
+      </w:r>
+    </w:p>
+    <w:p>
+      <w:pPr>
+        <w:pStyle w:val="Heading3"/>
+      </w:pPr>
+      <w:r>
+        <w:rPr>
+          <w:lang w:val="zh_TW" w:bidi="zh_TW"/>
+        </w:rPr>
+        <w:t>蘇美人的創世神話</w:t>
+      </w:r>
+    </w:p>
+    <w:p>
+      <w:pPr/>
+      <w:r>
+        <w:rPr>
+          <w:lang w:val="zh_TW" w:bidi="zh_TW"/>
+        </w:rPr>
+      </w:r>
+      <w:r>
+        <w:rPr>
+          <w:lang w:val="zh_TW" w:bidi="zh_TW"/>
+        </w:rPr>
+        <w:t>蘇美人（Sumerians）在公元前4000年至3000年間，在美索不達米亞南部繁榮發展。他們不是閃族人（Semites），但他們的宇宙觀卻影響了閃族人（包括住在巴勒斯坦、腓尼基、亞述和阿拉伯的諸民族），後來這些閃族人逐漸採納了蘇美主要的神。考古已發現約5000塊泥版與殘片，上面刻有各式各樣的蘇美文學作品。雖然大多數泥版是在蘇美時代（約公元前1750年）之後不久刻寫的，但其內容至少可追溯到公元前三千年的下半期（公元前2500–2000年）。目前尚未出土任何直接處理宇宙起源的蘇美記載。我們對他們創世觀念的了解，部分來自散見於其文學中的簡短段落，特別是詩歌的引言，因為蘇美的文士慣常在詩篇開頭寫上幾行有關創世的內容。此外，還有九個神話流傳下來，描述諸神如何組織宇宙、造人，以及建立文明。</w:t>
+      </w:r>
+    </w:p>
+    <w:p>
+      <w:pPr/>
+      <w:r>
+        <w:rPr>
+          <w:lang w:val="zh_TW" w:bidi="zh_TW"/>
+        </w:rPr>
+      </w:r>
+      <w:r>
+        <w:rPr>
+          <w:lang w:val="zh_TW" w:bidi="zh_TW"/>
+        </w:rPr>
+        <w:t>蘇美人的宗教，如同除以色列人之外所有古代近東民族的宗教一樣，是一種自然主義的多神信仰：他們把掌管生育的自然力量（雨、風、雲、日、月、河、海等等）當作神來敬拜。因此，人們把宇宙的起源（宇宙起源論〔cosmogony〕）理解為與眾神的起源（諸神起源論〔theogony〕，或譯神譜）相伴而生。</w:t>
+      </w:r>
+    </w:p>
+    <w:p>
+      <w:pPr>
+        <w:pStyle w:val="Heading4"/>
+      </w:pPr>
+      <w:r>
+        <w:rPr>
+          <w:lang w:val="zh_TW" w:bidi="zh_TW"/>
+        </w:rPr>
+        <w:t>天地</w:t>
+      </w:r>
+    </w:p>
+    <w:p>
+      <w:pPr/>
+      <w:r>
+        <w:rPr>
+          <w:lang w:val="zh_TW" w:bidi="zh_TW"/>
+        </w:rPr>
+      </w:r>
+      <w:r>
+        <w:rPr>
+          <w:lang w:val="zh_TW" w:bidi="zh_TW"/>
+        </w:rPr>
+        <w:t>在一塊記錄蘇美眾神的泥版上，把海之女神納姆（Nammu）稱為「生了天和地的母親」。另一份文獻則把她描述為「生了所有的神的母親、先祖之母」。蘇美人把原初之海看作萬物的第一因與最初推動者，他們相信「天地」在那片海中誕生。此外，他們把天地視為宇宙的主要組成；他們指宇宙的詞語是一個複合詞，意思就是「天地」（正如創世記開篇所說，「天地」指的是整個有秩序的宇宙）。在空氣之神</w:t>
+      </w:r>
+      <w:r>
+        <w:rPr>
+          <w:lang w:val="zh_TW" w:bidi="zh_TW"/>
+        </w:rPr>
+        <w:t>恩利爾</w:t>
+      </w:r>
+      <w:r>
+        <w:rPr>
+          <w:lang w:val="zh_TW" w:bidi="zh_TW"/>
+        </w:rPr>
+        <w:t>（Enlil）分開天地之前，蘇美人想像天地是一座山，其中地是根基，天是山頂。</w:t>
+      </w:r>
+    </w:p>
+    <w:p>
+      <w:pPr/>
+      <w:r>
+        <w:rPr>
+          <w:lang w:val="zh_TW" w:bidi="zh_TW"/>
+        </w:rPr>
+      </w:r>
+      <w:r>
+        <w:rPr>
+          <w:lang w:val="zh_TW" w:bidi="zh_TW"/>
+        </w:rPr>
+        <w:t>恩利爾被稱為「天地之王」或「萬地之王」，是蘇美眾神中最重要的一位。「鋤頭的創造（The Creation of the Pickax）」這首詩頌揚他整理大地的創造工作，並描述他如何製作並獻上那件寶貴的農具。部分內容如下：</w:t>
+      </w:r>
+    </w:p>
+    <w:p>
+      <w:pPr/>
+      <w:r>
+        <w:rPr>
+          <w:lang w:val="zh_TW" w:bidi="zh_TW"/>
+        </w:rPr>
+      </w:r>
+      <w:r>
+        <w:rPr>
+          <w:lang w:val="zh_TW" w:bidi="zh_TW"/>
+        </w:rPr>
+        <w:t>恩利爾使大地的種子自土壤萌發，</w:t>
+      </w:r>
+    </w:p>
+    <w:p>
+      <w:pPr/>
+      <w:r>
+        <w:rPr>
+          <w:lang w:val="zh_TW" w:bidi="zh_TW"/>
+        </w:rPr>
+      </w:r>
+      <w:r>
+        <w:rPr>
+          <w:lang w:val="zh_TW" w:bidi="zh_TW"/>
+        </w:rPr>
+        <w:t>細心將天移離地，</w:t>
+      </w:r>
+    </w:p>
+    <w:p>
+      <w:pPr/>
+      <w:r>
+        <w:rPr>
+          <w:lang w:val="zh_TW" w:bidi="zh_TW"/>
+        </w:rPr>
+      </w:r>
+      <w:r>
+        <w:rPr>
+          <w:lang w:val="zh_TW" w:bidi="zh_TW"/>
+        </w:rPr>
+        <w:t>細心將地移離天。</w:t>
+      </w:r>
+    </w:p>
+    <w:p>
+      <w:pPr/>
+      <w:r>
+        <w:rPr>
+          <w:lang w:val="zh_TW" w:bidi="zh_TW"/>
+        </w:rPr>
+      </w:r>
+      <w:r>
+        <w:rPr>
+          <w:lang w:val="zh_TW" w:bidi="zh_TW"/>
+        </w:rPr>
+        <w:t>……他使鋤頭出現，「日子」因此而來。</w:t>
+      </w:r>
+    </w:p>
+    <w:p>
+      <w:pPr/>
+      <w:r>
+        <w:rPr>
+          <w:lang w:val="zh_TW" w:bidi="zh_TW"/>
+        </w:rPr>
+      </w:r>
+      <w:r>
+        <w:rPr>
+          <w:lang w:val="zh_TW" w:bidi="zh_TW"/>
+        </w:rPr>
+        <w:t>他引入勞作，並宣告定命。</w:t>
+      </w:r>
+    </w:p>
+    <w:p>
+      <w:pPr/>
+      <w:r>
+        <w:rPr>
+          <w:lang w:val="zh_TW" w:bidi="zh_TW"/>
+        </w:rPr>
+      </w:r>
+      <w:r>
+        <w:rPr>
+          <w:lang w:val="zh_TW" w:bidi="zh_TW"/>
+        </w:rPr>
+        <w:t>在鋤頭和簍上，他施行「大能」。</w:t>
+      </w:r>
+    </w:p>
+    <w:p>
+      <w:pPr/>
+      <w:r>
+        <w:rPr>
+          <w:lang w:val="zh_TW" w:bidi="zh_TW"/>
+        </w:rPr>
+      </w:r>
+      <w:r>
+        <w:rPr>
+          <w:lang w:val="zh_TW" w:bidi="zh_TW"/>
+        </w:rPr>
+        <w:t>因此，恩利爾分開天地，使種子結果，並為農業製造了鋤頭。</w:t>
+      </w:r>
+    </w:p>
+    <w:p>
+      <w:pPr>
+        <w:pStyle w:val="Heading4"/>
+      </w:pPr>
+      <w:r>
+        <w:rPr>
+          <w:lang w:val="zh_TW" w:bidi="zh_TW"/>
+        </w:rPr>
+        <w:t>文明</w:t>
+      </w:r>
+    </w:p>
+    <w:p>
+      <w:pPr/>
+      <w:r>
+        <w:rPr>
+          <w:lang w:val="zh_TW" w:bidi="zh_TW"/>
+        </w:rPr>
+      </w:r>
+      <w:r>
+        <w:rPr>
+          <w:lang w:val="zh_TW" w:bidi="zh_TW"/>
+        </w:rPr>
+        <w:t>水神恩基（Enki）同時也是深淵與智慧之神。雖然恩利爾為宇宙擬定了「藍圖」，但大部分的實際工作卻由恩基完成。他的工作不僅塑造了自然世界，還開啟了文化與文明中最重要的層面。「恩基與世界秩序（Enki and the World Order）」這個神話，提到這位水神來到底格里斯河與幼發拉底河的河岸，這兩條河流灌溉著美索不達米亞的沙質山谷，他為它們注入賜生命的雨水與風。接著，他預備土地以供耕種，他「把丘陵地變為田野，……指引犁與……軛，……開啟神聖的犁溝，使五穀在耕作過的田裡生長。」然後，這位神奠立房屋、馬廄和羊圈的根基，並將它們建造起來。他設置「疆界」，立起界石。最後，他發明了被稱為「婦人的工作」的織布。在整理好大地之後，恩基把各個地方與元素交託給專屬的神。</w:t>
+      </w:r>
+    </w:p>
+    <w:p>
+      <w:pPr>
+        <w:pStyle w:val="Heading4"/>
+      </w:pPr>
+      <w:r>
+        <w:rPr>
+          <w:lang w:val="zh_TW" w:bidi="zh_TW"/>
+        </w:rPr>
+        <w:t>蘇美的伊甸園</w:t>
+      </w:r>
+    </w:p>
+    <w:p>
+      <w:pPr/>
+      <w:r>
+        <w:rPr>
+          <w:lang w:val="zh_TW" w:bidi="zh_TW"/>
+        </w:rPr>
+      </w:r>
+      <w:r>
+        <w:rPr>
+          <w:lang w:val="zh_TW" w:bidi="zh_TW"/>
+        </w:rPr>
+        <w:t>另一個神話「恩基與寧胡爾薩格：樂園的神話（Enki and Ninhursag: A Paradise Myth）」，與聖經中的伊甸園故事隱約相似。這個神話似乎發生在動物或人類尚未被造以前，地點是在迪爾蒙（Dilmun），那是一片位於東方、諸神居住的土地——「純淨」、「潔白」、「最明亮」，而且大概沒有疾病或死亡。恩基使那地充滿繁盛的田野之後，先後使三位女神受孕：寧胡爾薩格（Ninhursag，「大地之母」）、寧姆（Nimmu，她是恩基與寧胡爾薩格所生的女兒）、以及寧庫拉（Ninkurra，寧姆所生的孫女）。</w:t>
+      </w:r>
+    </w:p>
+    <w:p>
+      <w:pPr/>
+      <w:r>
+        <w:rPr>
+          <w:lang w:val="zh_TW" w:bidi="zh_TW"/>
+        </w:rPr>
+      </w:r>
+      <w:r>
+        <w:rPr>
+          <w:lang w:val="zh_TW" w:bidi="zh_TW"/>
+        </w:rPr>
+        <w:t>寧胡爾薩格似乎用恩基的精液造出八種新植物。顯然這些植物是「禁果」，因為當恩基吃下它們時，寧胡爾薩格就咒詛他並離開樂園，還說：「直到他死，我都不會以生命之眼看他。」樂園受到咒詛而衰敗，眾神哀傷。眾神之王恩利爾似乎無法解決這個局面，恩基亦瀕臨死亡。狐狸（牠似乎早已存在於迪爾蒙）扭轉了情勢，把寧胡爾薩格引回迪爾蒙，她為恩基施行醫治，使他復活，並讓樂園恢復生機。</w:t>
+      </w:r>
+    </w:p>
+    <w:p>
+      <w:pPr>
+        <w:pStyle w:val="Heading4"/>
+      </w:pPr>
+      <w:r>
+        <w:rPr>
+          <w:lang w:val="zh_TW" w:bidi="zh_TW"/>
+        </w:rPr>
+        <w:t>人類的創造</w:t>
+      </w:r>
+    </w:p>
+    <w:p>
+      <w:pPr/>
+      <w:r>
+        <w:rPr>
+          <w:lang w:val="zh_TW" w:bidi="zh_TW"/>
+        </w:rPr>
+      </w:r>
+      <w:r>
+        <w:rPr>
+          <w:lang w:val="zh_TW" w:bidi="zh_TW"/>
+        </w:rPr>
+        <w:t>寧胡爾薩格被視為眾神之母，也許象徵著大地。在「人的創造（The Creation of Man）」這個神話裡，她與恩基一同扮演重要角色。</w:t>
+      </w:r>
+    </w:p>
+    <w:p>
+      <w:pPr/>
+      <w:r>
+        <w:rPr>
+          <w:lang w:val="zh_TW" w:bidi="zh_TW"/>
+        </w:rPr>
+      </w:r>
+      <w:r>
+        <w:rPr>
+          <w:lang w:val="zh_TW" w:bidi="zh_TW"/>
+        </w:rPr>
+        <w:t>在肉與餅尚未存在以前，眾神已經出現，他們面對一個困境：</w:t>
+      </w:r>
+    </w:p>
+    <w:p>
+      <w:pPr/>
+      <w:r>
+        <w:rPr>
+          <w:lang w:val="zh_TW" w:bidi="zh_TW"/>
+        </w:rPr>
+      </w:r>
+      <w:r>
+        <w:rPr>
+          <w:lang w:val="zh_TW" w:bidi="zh_TW"/>
+        </w:rPr>
+        <w:t>他們不懂得吃餅，</w:t>
+        <w:br/>
+        <w:br/>
+      </w:r>
+      <w:r>
+        <w:rPr>
+          <w:lang w:val="zh_TW" w:bidi="zh_TW"/>
+        </w:rPr>
+        <w:t>不懂得穿衣，</w:t>
+        <w:br/>
+        <w:br/>
+      </w:r>
+      <w:r>
+        <w:rPr>
+          <w:lang w:val="zh_TW" w:bidi="zh_TW"/>
+        </w:rPr>
+        <w:t>像羊一樣用口吃草，</w:t>
+        <w:br/>
+        <w:br/>
+      </w:r>
+      <w:r>
+        <w:rPr>
+          <w:lang w:val="zh_TW" w:bidi="zh_TW"/>
+        </w:rPr>
+        <w:t>從水溝裡喝水。</w:t>
+      </w:r>
+    </w:p>
+    <w:p>
+      <w:pPr/>
+      <w:r>
+        <w:rPr>
+          <w:lang w:val="zh_TW" w:bidi="zh_TW"/>
+        </w:rPr>
+      </w:r>
+      <w:r>
+        <w:rPr>
+          <w:lang w:val="zh_TW" w:bidi="zh_TW"/>
+        </w:rPr>
+        <w:t>為了化解這種情況，恩利爾與恩基造出一位牛神和一位穀物女神。牛群與穀物突然豐盛起來，但眾神卻無法運用它們。仍然需要有人照料牲畜，把穀物製成餅。於是眾神向恩基抱怨，並吩咐他造出僕人來滿足他們的需要。</w:t>
+      </w:r>
+    </w:p>
+    <w:p>
+      <w:pPr/>
+      <w:r>
+        <w:rPr>
+          <w:lang w:val="zh_TW" w:bidi="zh_TW"/>
+        </w:rPr>
+      </w:r>
+      <w:r>
+        <w:rPr>
+          <w:lang w:val="zh_TW" w:bidi="zh_TW"/>
+        </w:rPr>
+        <w:t>為了幫助眾神，恩基取了「深淵之上的泥土」，並與寧胡爾薩格一同監督，把它塑造成為人類，讓他們服事諸神，特別是為他們製作餅。隨後，在一次筵席上，恩基與寧胡爾薩格喝醉了，笨拙地造出一些異常的人類類型，其中包括不能生育的女子與閹人。然而，無論健全或有缺陷，男人與女人都是那深淵之泥所造，本性與混沌相關聯。</w:t>
+      </w:r>
+    </w:p>
+    <w:p>
+      <w:pPr>
+        <w:pStyle w:val="Heading3"/>
+      </w:pPr>
+      <w:r>
+        <w:rPr>
+          <w:lang w:val="zh_TW" w:bidi="zh_TW"/>
+        </w:rPr>
+        <w:t>亞喀得人的創世神話</w:t>
+      </w:r>
+    </w:p>
+    <w:p>
+      <w:pPr/>
+      <w:r>
+        <w:rPr>
+          <w:lang w:val="zh_TW" w:bidi="zh_TW"/>
+        </w:rPr>
+      </w:r>
+      <w:r>
+        <w:rPr>
+          <w:lang w:val="zh_TW" w:bidi="zh_TW"/>
+        </w:rPr>
+        <w:t>巴比倫和亞述文化同屬閃族，他們共用亞喀得文（Akkadian），因此他們與非閃族、語言迥異的蘇美人有所區別。迄今為止，古代近東最廣為人知的創世神話，就是巴比倫的創世史詩「天之高兮（</w:t>
+      </w:r>
+      <w:r>
+        <w:rPr>
+          <w:i/>
+          <w:lang w:val="zh_TW" w:bidi="zh_TW"/>
+        </w:rPr>
+        <w:t>Enuma Elish</w:t>
+      </w:r>
+      <w:r>
+        <w:rPr>
+          <w:lang w:val="zh_TW" w:bidi="zh_TW"/>
+        </w:rPr>
+        <w:t>）」（取自開篇的詞句）。這部史詩明確提到宇宙的創造，並包含一些與聖經創世記平行的內容。後來的亞述版本，把巴比倫的主神馬爾杜克（Marduk）改換為亞述的民族之神亞述（Asshur），以符合他們的民族身分。</w:t>
+      </w:r>
+    </w:p>
+    <w:p>
+      <w:pPr/>
+      <w:r>
+        <w:rPr>
+          <w:lang w:val="zh_TW" w:bidi="zh_TW"/>
+        </w:rPr>
+      </w:r>
+      <w:r>
+        <w:rPr>
+          <w:lang w:val="zh_TW" w:bidi="zh_TW"/>
+        </w:rPr>
+        <w:t>天之高兮提到，人類是由金谷（Kingu）的血所造，他是反叛創造神馬爾杜克的首領。因此，在巴比倫神話中，男人和女人再次與混沌有關聯。另一個記錄在古巴比倫時期殘片上的神話，則說人類是由被殺的一位神的血所造：</w:t>
+      </w:r>
+    </w:p>
+    <w:p>
+      <w:pPr/>
+      <w:r>
+        <w:rPr>
+          <w:lang w:val="zh_TW" w:bidi="zh_TW"/>
+        </w:rPr>
+      </w:r>
+      <w:r>
+        <w:rPr>
+          <w:lang w:val="zh_TW" w:bidi="zh_TW"/>
+        </w:rPr>
+        <w:t>讓（人）出現吧！</w:t>
+      </w:r>
+    </w:p>
+    <w:p>
+      <w:pPr/>
+      <w:r>
+        <w:rPr>
+          <w:lang w:val="zh_TW" w:bidi="zh_TW"/>
+        </w:rPr>
+      </w:r>
+      <w:r>
+        <w:rPr>
+          <w:lang w:val="zh_TW" w:bidi="zh_TW"/>
+        </w:rPr>
+        <w:t>他要服事眾神，</w:t>
+        <w:br/>
+        <w:br/>
+      </w:r>
+      <w:r>
+        <w:rPr>
+          <w:lang w:val="zh_TW" w:bidi="zh_TW"/>
+        </w:rPr>
+        <w:t>讓他由泥土塑成，</w:t>
+        <w:br/>
+        <w:br/>
+      </w:r>
+      <w:r>
+        <w:rPr>
+          <w:lang w:val="zh_TW" w:bidi="zh_TW"/>
+        </w:rPr>
+        <w:t>讓血賦予他生命！</w:t>
+      </w:r>
+    </w:p>
+    <w:p>
+      <w:pPr/>
+      <w:r>
+        <w:rPr>
+          <w:lang w:val="zh_TW" w:bidi="zh_TW"/>
+        </w:rPr>
+      </w:r>
+      <w:r>
+        <w:rPr>
+          <w:lang w:val="zh_TW" w:bidi="zh_TW"/>
+        </w:rPr>
+        <w:t>恩基開口，</w:t>
+        <w:br/>
+        <w:br/>
+      </w:r>
+      <w:r>
+        <w:rPr>
+          <w:lang w:val="zh_TW" w:bidi="zh_TW"/>
+        </w:rPr>
+        <w:t>對眾大神說：……</w:t>
+      </w:r>
+    </w:p>
+    <w:p>
+      <w:pPr/>
+      <w:r>
+        <w:rPr>
+          <w:lang w:val="zh_TW" w:bidi="zh_TW"/>
+        </w:rPr>
+      </w:r>
+      <w:r>
+        <w:rPr>
+          <w:lang w:val="zh_TW" w:bidi="zh_TW"/>
+        </w:rPr>
+        <w:t>讓他們殺一位神。</w:t>
+        <w:br/>
+        <w:br/>
+      </w:r>
+      <w:r>
+        <w:rPr>
+          <w:lang w:val="zh_TW" w:bidi="zh_TW"/>
+        </w:rPr>
+        <w:t>用他的肉和血……</w:t>
+        <w:br/>
+        <w:br/>
+      </w:r>
+      <w:r>
+        <w:rPr>
+          <w:lang w:val="zh_TW" w:bidi="zh_TW"/>
+        </w:rPr>
+        <w:t>讓寧胡爾薩格把泥與之混合。</w:t>
+      </w:r>
+    </w:p>
+    <w:p>
+      <w:pPr/>
+      <w:r>
+        <w:rPr>
+          <w:lang w:val="zh_TW" w:bidi="zh_TW"/>
+        </w:rPr>
+      </w:r>
+      <w:r>
+        <w:rPr>
+          <w:lang w:val="zh_TW" w:bidi="zh_TW"/>
+        </w:rPr>
+        <w:t>根據另一個亞喀得神話，眾神造人時，將人設計成一個乖僻的存在，給予他扭曲的言語、謊言與不真實。</w:t>
+      </w:r>
+    </w:p>
+    <w:p>
+      <w:pPr>
+        <w:pStyle w:val="Heading3"/>
+      </w:pPr>
+      <w:r>
+        <w:rPr>
+          <w:lang w:val="zh_TW" w:bidi="zh_TW"/>
+        </w:rPr>
+        <w:t>埃及人的創世神話</w:t>
+      </w:r>
+    </w:p>
+    <w:p>
+      <w:pPr/>
+      <w:r>
+        <w:rPr>
+          <w:lang w:val="zh_TW" w:bidi="zh_TW"/>
+        </w:rPr>
+      </w:r>
+      <w:r>
+        <w:rPr>
+          <w:lang w:val="zh_TW" w:bidi="zh_TW"/>
+        </w:rPr>
+        <w:t>傳統的埃及創世神話（例如可見於皇家金字塔的獻祭儀式或在亡靈書〔</w:t>
+      </w:r>
+      <w:r>
+        <w:rPr>
+          <w:i/>
+          <w:lang w:val="zh_TW" w:bidi="zh_TW"/>
+        </w:rPr>
+        <w:t>Book of the Dead</w:t>
+      </w:r>
+      <w:r>
+        <w:rPr>
+          <w:lang w:val="zh_TW" w:bidi="zh_TW"/>
+        </w:rPr>
+        <w:t>〕）敘述，在創造之前，存在一片水的虛空，伴隨著黑暗、無形與不可見。這片水的混沌被稱為「努恩」（Nun），即「自生的大神……眾神之父」。當虛空退去時，出現一個原初的土丘，創造神阿圖姆（Atum，「全體」之意）立於其上。阿圖姆隨後使宇宙其餘部分存在，並為各部分指定位置與功能。</w:t>
+      </w:r>
+    </w:p>
+    <w:p>
+      <w:pPr/>
+      <w:r>
+        <w:rPr>
+          <w:lang w:val="zh_TW" w:bidi="zh_TW"/>
+        </w:rPr>
+      </w:r>
+      <w:r>
+        <w:rPr>
+          <w:lang w:val="zh_TW" w:bidi="zh_TW"/>
+        </w:rPr>
+        <w:t>與美索不達米亞神話相似的細節是：空氣之神舒（Shu）將天空女神努特（Nut）自大地之神蓋布（Geb）身上舉起，並立於兩者之間，把天地分開。</w:t>
+      </w:r>
+    </w:p>
+    <w:p>
+      <w:pPr/>
+      <w:r>
+        <w:rPr>
+          <w:lang w:val="zh_TW" w:bidi="zh_TW"/>
+        </w:rPr>
+      </w:r>
+      <w:r>
+        <w:rPr>
+          <w:lang w:val="zh_TW" w:bidi="zh_TW"/>
+        </w:rPr>
+        <w:t>埃及最重要的創世神話是所謂的「孟菲斯神學（Memphite Theology）」（約公元前2700年），它宣稱孟菲斯（Memphis）就是原初創造土丘所在之地，藉以確立該城作為首都的地位。這個神話不是單純以物質層面描述創世，而是認為宇宙透過創造神的思想（「心」）與命令的言語（「舌」）而誕生。根據此神話，宇宙是由一個智慧的意志所掌管的。</w:t>
+      </w:r>
+    </w:p>
+    <w:p>
+      <w:pPr>
+        <w:pStyle w:val="Heading3"/>
+      </w:pPr>
+      <w:r>
+        <w:rPr>
+          <w:lang w:val="zh_TW" w:bidi="zh_TW"/>
+        </w:rPr>
+        <w:t>創世神話與創世記</w:t>
+      </w:r>
+    </w:p>
+    <w:p>
+      <w:pPr/>
+      <w:r>
+        <w:rPr>
+          <w:lang w:val="zh_TW" w:bidi="zh_TW"/>
+        </w:rPr>
+      </w:r>
+      <w:r>
+        <w:rPr>
+          <w:lang w:val="zh_TW" w:bidi="zh_TW"/>
+        </w:rPr>
+        <w:t>創世記的創世記載至少在兩方面不同於異教神話。首先，這些記載的目的不同。異教神話主要透過帶有魔力的誦讀來維繫生命與社會。雖然聖經的記載也涉及生命與社會，但它的主要目的在於教導約的百姓認識神，而且完全沒有任何玄秘的宣稱或能力。</w:t>
+      </w:r>
+    </w:p>
+    <w:p>
+      <w:pPr/>
+      <w:r>
+        <w:rPr>
+          <w:lang w:val="zh_TW" w:bidi="zh_TW"/>
+        </w:rPr>
+      </w:r>
+      <w:r>
+        <w:rPr>
+          <w:lang w:val="zh_TW" w:bidi="zh_TW"/>
+        </w:rPr>
+        <w:t>其次，這些記載在質素上也有所不同。創世記的創世敘事以簡明的神學呈現，幾乎沒有修飾。它以故事方式陳述，即便在科學發現的時代，人們習慣以機械式的方式探究自然現象，它聽來依然真實可信。一個聰慧且知識淵博的人能夠接受創世記，視之為一份有關自然之意義與目的的權威宣告，並以此為基礎，過一個敬虔奉獻於神的生活。相比之下，各種創世神話展現的是墮落的神學和更墮落的道德。那些最古老的神話，也許因著各種原因能吸引今日實踐「神秘學（occult sciences）」的人，但它們作為宗教真理卻根本無法令人相信。古代神話中的諸神，不是埋沒在早已滅亡文明的廢墟裡，就是轉化成現代多神宗教裡的神；然而聖經中的神至今仍然活著。</w:t>
+      </w:r>
+    </w:p>
+    <w:p>
+      <w:pPr/>
+      <w:r>
+        <w:rPr>
+          <w:lang w:val="zh_TW" w:bidi="zh_TW"/>
+        </w:rPr>
+      </w:r>
+      <w:hyperlink r:id="rId149">
+        <w:r>
+          <w:rPr>
+            <w:lang w:val="zh_TW" w:bidi="zh_TW"/>
+          </w:rPr>
+          <w:rPr>
+            <w:color w:val="0000EE"/>
+            <w:u w:val="single"/>
+          </w:rPr>
+          <w:t>創世記一至三章</w:t>
+        </w:r>
+      </w:hyperlink>
+      <w:r>
+        <w:rPr>
+          <w:lang w:val="zh_TW" w:bidi="zh_TW"/>
+        </w:rPr>
+        <w:t>的文學形式顯示它不是神學著作；也就是說，它並沒有對神作出分析性的陳述。然而，它所展現的神觀與異教神話中的諸神截然不同。神「起初」就已同在；祂是獨一的，祂的創造帶著單一的目的，沒有人能挑戰祂。相反，異教神話把起初描繪成無主宰且混亂的狀態。混沌演變成宇宙，諸神則偶然從其中出現。隨後天地的發展，被視為彼此爭鬥的眾神之間的一場宇宙權力鬥爭。再一次，而創世記中的創造主，與祂所造的天地不同，且「大於」天地本身。異教神話中的諸神則是物質性的，由與世界相同的宇宙元素構成；世界反而比他們更大。</w:t>
+      </w:r>
+    </w:p>
+    <w:p>
+      <w:pPr/>
+      <w:r>
+        <w:rPr>
+          <w:lang w:val="zh_TW" w:bidi="zh_TW"/>
+        </w:rPr>
+      </w:r>
+      <w:r>
+        <w:rPr>
+          <w:lang w:val="zh_TW" w:bidi="zh_TW"/>
+        </w:rPr>
+        <w:t>聖經與異教的人觀也有顯著差異。在創世記裡，男人與女人是與創造主有別的受造物，雖然他們有祂的「形像」。神造他們，是要他們作為祂在地上的代理人來治理大地，因此祂給了他們清楚的職責。異教神話則認為，人類與諸神是由相同的元素構成，但人比起造他們的神更貼近混沌。異教的神造人，是要人作奴隸，照料神在物質上的需要，所以神對人不是輕視就是冷漠。近東的世界觀不僅悲觀，而且宿命論色彩濃厚。人類遠非有責任或有價值，他們自出生就被定下無法更改的命運。</w:t>
+      </w:r>
+    </w:p>
+    <w:p>
+      <w:pPr/>
+      <w:r>
+        <w:rPr>
+          <w:lang w:val="zh_TW" w:bidi="zh_TW"/>
+        </w:rPr>
+      </w:r>
+      <w:r>
+        <w:rPr>
+          <w:lang w:val="zh_TW" w:bidi="zh_TW"/>
+        </w:rPr>
+        <w:t>大多數近東居民所能盼望的最好情況，不過是在注定的結局到來之前，能過相對富足而安定的生活。為此，他們認為必須透過誦讀和重演古老的神話來操縱他們的神。與此相對，創世記作為舊約聖經整體教導的一部分，旨在引導人類群體進入一種活潑、個人化、並且立約的關係，與神相交。</w:t>
+      </w:r>
+    </w:p>
+    <w:p>
+      <w:pPr/>
+      <w:r>
+        <w:rPr>
+          <w:lang w:val="zh_TW" w:bidi="zh_TW"/>
+        </w:rPr>
+      </w:r>
+      <w:r>
+        <w:rPr>
+          <w:i/>
+          <w:lang w:val="zh_TW" w:bidi="zh_TW"/>
+        </w:rPr>
+        <w:t>另見</w:t>
+      </w:r>
+      <w:r>
+        <w:rPr>
+          <w:lang w:val="zh_TW" w:bidi="zh_TW"/>
+        </w:rPr>
+        <w:t xml:space="preserve"> </w:t>
+      </w:r>
+      <w:r>
+        <w:rPr>
+          <w:lang w:val="zh_TW" w:bidi="zh_TW"/>
+        </w:rPr>
+        <w:t>創造</w:t>
       </w:r>
       <w:r>
         <w:rPr>
@@ -316,91 +5032,1422 @@
         </w:rPr>
         <w:t>。</w:t>
       </w:r>
-    </w:p>
-    <w:p>
-      <w:pPr/>
-      <w:r>
-        <w:rPr>
-          <w:lang w:val="zh_TW" w:bidi="zh_TW"/>
-        </w:rPr>
-      </w:r>
-      <w:r>
-        <w:rPr>
-          <w:lang w:val="zh_TW" w:bidi="zh_TW"/>
-        </w:rPr>
-        <w:t>這種植物經常為炎熱乾燥地區的旅行者提供宜人的綠葉和涼爽的陰影。有一種垂絲柳樹——無葉檉柳（</w:t>
+      <w:r>
+        <w:rPr>
+          <w:lang w:val="zh_TW" w:bidi="zh_TW"/>
+        </w:rPr>
+      </w:r>
+      <w:r>
+        <w:rPr>
+          <w:lang w:val="zh_TW" w:bidi="zh_TW"/>
+        </w:rPr>
+      </w:r>
+    </w:p>
+    <w:p>
+      <w:pPr/>
+      <w:r>
+        <w:rPr>
+          <w:lang w:val="zh_TW" w:bidi="zh_TW"/>
+        </w:rPr>
+      </w:r>
+    </w:p>
+    <w:p>
+      <w:pPr>
+        <w:pStyle w:val="Heading2"/>
+      </w:pPr>
+      <w:r>
+        <w:rPr>
+          <w:lang w:val="zh_TW" w:bidi="zh_TW"/>
+        </w:rPr>
+        <w:t>創造</w:t>
+      </w:r>
+      <w:r>
+        <w:rPr>
+          <w:lang w:val="zh_TW" w:bidi="zh_TW"/>
+        </w:rPr>
+      </w:r>
+    </w:p>
+    <w:p>
+      <w:pPr/>
+      <w:r>
+        <w:rPr>
+          <w:lang w:val="zh_TW" w:bidi="zh_TW"/>
+        </w:rPr>
+      </w:r>
+      <w:r>
+        <w:rPr>
+          <w:lang w:val="zh_TW" w:bidi="zh_TW"/>
+        </w:rPr>
+        <w:t>神從無到有的創造行動；將世界帶入有序存在的神的作為。沒有神的啟示，人類無法僅依靠神學、哲學或科學的推測得出聖經的創造教義。根據聖經，對創造的知識必須通過神的啟示而來（參</w:t>
+      </w:r>
+      <w:hyperlink r:id="rId44">
+        <w:r>
+          <w:rPr>
+            <w:lang w:val="zh_TW" w:bidi="zh_TW"/>
+          </w:rPr>
+          <w:rPr>
+            <w:color w:val="0000EE"/>
+            <w:u w:val="single"/>
+          </w:rPr>
+          <w:t>來11:3</w:t>
+        </w:r>
+      </w:hyperlink>
+      <w:r>
+        <w:rPr>
+          <w:lang w:val="zh_TW" w:bidi="zh_TW"/>
+        </w:rPr>
+        <w:t>）。</w:t>
+      </w:r>
+    </w:p>
+    <w:p>
+      <w:pPr/>
+      <w:r>
+        <w:rPr>
+          <w:lang w:val="zh_TW" w:bidi="zh_TW"/>
+        </w:rPr>
+      </w:r>
+      <w:r>
+        <w:rPr>
+          <w:lang w:val="zh_TW" w:bidi="zh_TW"/>
+        </w:rPr>
+        <w:t>概述</w:t>
+      </w:r>
+    </w:p>
+    <w:p>
+      <w:pPr>
+        <w:pStyle w:val="ListBullet"/>
+        <w:spacing w:line="240" w:lineRule="auto"/>
+        <w:ind w:left="720"/>
+      </w:pPr>
+      <w:r>
+        <w:rPr>
+          <w:lang w:val="zh_TW" w:bidi="zh_TW"/>
+        </w:rPr>
+      </w:r>
+      <w:r>
+        <w:rPr>
+          <w:lang w:val="zh_TW" w:bidi="zh_TW"/>
+        </w:rPr>
+        <w:t>理解創造</w:t>
+      </w:r>
+    </w:p>
+    <w:p>
+      <w:pPr>
+        <w:pStyle w:val="ListBullet"/>
+        <w:spacing w:line="240" w:lineRule="auto"/>
+        <w:ind w:left="720"/>
+      </w:pPr>
+      <w:r>
+        <w:rPr>
+          <w:lang w:val="zh_TW" w:bidi="zh_TW"/>
+        </w:rPr>
+      </w:r>
+      <w:r>
+        <w:rPr>
+          <w:lang w:val="zh_TW" w:bidi="zh_TW"/>
+        </w:rPr>
+        <w:t>創造與神學</w:t>
+      </w:r>
+    </w:p>
+    <w:p>
+      <w:pPr>
+        <w:pStyle w:val="ListBullet"/>
+        <w:spacing w:line="240" w:lineRule="auto"/>
+        <w:ind w:left="720"/>
+      </w:pPr>
+      <w:r>
+        <w:rPr>
+          <w:lang w:val="zh_TW" w:bidi="zh_TW"/>
+        </w:rPr>
+      </w:r>
+      <w:r>
+        <w:rPr>
+          <w:lang w:val="zh_TW" w:bidi="zh_TW"/>
+        </w:rPr>
+        <w:t>創造與科學</w:t>
+      </w:r>
+    </w:p>
+    <w:p>
+      <w:pPr>
+        <w:pStyle w:val="ListBullet"/>
+        <w:spacing w:line="240" w:lineRule="auto"/>
+        <w:ind w:left="720"/>
+      </w:pPr>
+      <w:r>
+        <w:rPr>
+          <w:lang w:val="zh_TW" w:bidi="zh_TW"/>
+        </w:rPr>
+      </w:r>
+      <w:r>
+        <w:rPr>
+          <w:lang w:val="zh_TW" w:bidi="zh_TW"/>
+        </w:rPr>
+        <w:t>圍繞進化的議題</w:t>
+      </w:r>
+    </w:p>
+    <w:p>
+      <w:pPr>
+        <w:pStyle w:val="ListBullet"/>
+        <w:spacing w:line="240" w:lineRule="auto"/>
+        <w:ind w:left="720"/>
+      </w:pPr>
+      <w:r>
+        <w:rPr>
+          <w:lang w:val="zh_TW" w:bidi="zh_TW"/>
+        </w:rPr>
+      </w:r>
+      <w:r>
+        <w:rPr>
+          <w:lang w:val="zh_TW" w:bidi="zh_TW"/>
+        </w:rPr>
+        <w:t>創造、科學和道德</w:t>
+      </w:r>
+    </w:p>
+    <w:p>
+      <w:pPr>
+        <w:pStyle w:val="Heading3"/>
+      </w:pPr>
+      <w:r>
+        <w:rPr>
+          <w:lang w:val="zh_TW" w:bidi="zh_TW"/>
+        </w:rPr>
+        <w:t>理解創造</w:t>
+      </w:r>
+    </w:p>
+    <w:p>
+      <w:pPr/>
+      <w:r>
+        <w:rPr>
+          <w:lang w:val="zh_TW" w:bidi="zh_TW"/>
+        </w:rPr>
+      </w:r>
+      <w:r>
+        <w:rPr>
+          <w:lang w:val="zh_TW" w:bidi="zh_TW"/>
+        </w:rPr>
+        <w:t>若比較創世記的記載與現代科學，作為創造的討論起點，就已偏離方向。首先應該問：創造的敘述對聖經時代的希伯來人意味著什麼？然後探討以色列的先知如何利用創造教義。以下是幾個需要注意的重點：</w:t>
+      </w:r>
+    </w:p>
+    <w:p>
+      <w:pPr>
+        <w:pStyle w:val="ListNumber"/>
+        <w:numPr>
+          <w:ilvl w:val="0"/>
+          <w:numId w:val="14"/>
+        </w:numPr>
+        <w:spacing w:line="240" w:lineRule="auto"/>
+        <w:ind w:left="720"/>
+      </w:pPr>
+      <w:r>
+        <w:rPr>
+          <w:lang w:val="zh_TW" w:bidi="zh_TW"/>
+        </w:rPr>
+      </w:r>
+      <w:r>
+        <w:rPr>
+          <w:lang w:val="zh_TW" w:bidi="zh_TW"/>
+        </w:rPr>
+        <w:t>創世（或創造）的核心是對混沌的征服。在許多古代創世神話中，世界起初來自混沌，混沌往往被描繪成一位神，而最強大的神則擊敗混沌而獲勝。然後，這神就成為最重要的神。</w:t>
+      </w:r>
+      <w:hyperlink r:id="rId57">
+        <w:r>
+          <w:rPr>
+            <w:lang w:val="zh_TW" w:bidi="zh_TW"/>
+          </w:rPr>
+          <w:rPr>
+            <w:color w:val="0000EE"/>
+            <w:u w:val="single"/>
+          </w:rPr>
+          <w:t>創世記第一章</w:t>
+        </w:r>
+      </w:hyperlink>
+      <w:r>
+        <w:rPr>
+          <w:lang w:val="zh_TW" w:bidi="zh_TW"/>
+        </w:rPr>
+        <w:t>的描述卻截然不同。它描述以色列的神如何把</w:t>
+      </w:r>
+      <w:hyperlink r:id="rId48">
+        <w:r>
+          <w:rPr>
+            <w:lang w:val="zh_TW" w:bidi="zh_TW"/>
+          </w:rPr>
+          <w:rPr>
+            <w:color w:val="0000EE"/>
+            <w:u w:val="single"/>
+          </w:rPr>
+          <w:t>創世記一章2節</w:t>
+        </w:r>
+      </w:hyperlink>
+      <w:r>
+        <w:rPr>
+          <w:lang w:val="zh_TW" w:bidi="zh_TW"/>
+        </w:rPr>
+        <w:t>中的混沌，轉變成一個井然有序的世界。與異教故事不同，聖經教導我們，宇宙間只有獨一的真神。創造之前的混沌並不是另一位神，而只是神尚未分開元素、充滿萬物之前世界的狀態。</w:t>
+      </w:r>
+    </w:p>
+    <w:p>
+      <w:pPr>
+        <w:pStyle w:val="ListNumber"/>
+        <w:spacing w:line="240" w:lineRule="auto"/>
+        <w:ind w:left="720"/>
+      </w:pPr>
+      <w:r>
+        <w:rPr>
+          <w:lang w:val="zh_TW" w:bidi="zh_TW"/>
+        </w:rPr>
+      </w:r>
+      <w:r>
+        <w:rPr>
+          <w:lang w:val="zh_TW" w:bidi="zh_TW"/>
+        </w:rPr>
+        <w:t>創造出於神的美意。這是神的自由行動，是好的（</w:t>
+      </w:r>
+      <w:hyperlink r:id="rId150">
+        <w:r>
+          <w:rPr>
+            <w:lang w:val="zh_TW" w:bidi="zh_TW"/>
+          </w:rPr>
+          <w:rPr>
+            <w:color w:val="0000EE"/>
+            <w:u w:val="single"/>
+          </w:rPr>
+          <w:t>創1:4、10、12、18、21、25、31</w:t>
+        </w:r>
+      </w:hyperlink>
+      <w:r>
+        <w:rPr>
+          <w:lang w:val="zh_TW" w:bidi="zh_TW"/>
+        </w:rPr>
+        <w:t>）。基於這一事實，基督徒主張生命是神的禮物。基督教對此的肯定立場，是以反對宗教和哲學歷史中的所有虛無主義和悲觀主義。</w:t>
+      </w:r>
+    </w:p>
+    <w:p>
+      <w:pPr>
+        <w:pStyle w:val="ListNumber"/>
+        <w:spacing w:line="240" w:lineRule="auto"/>
+        <w:ind w:left="720"/>
+      </w:pPr>
+      <w:r>
+        <w:rPr>
+          <w:lang w:val="zh_TW" w:bidi="zh_TW"/>
+        </w:rPr>
+      </w:r>
+      <w:r>
+        <w:rPr>
+          <w:lang w:val="zh_TW" w:bidi="zh_TW"/>
+        </w:rPr>
+        <w:t>創造在罪的陰影之下（</w:t>
+      </w:r>
+      <w:hyperlink r:id="rId151">
+        <w:r>
+          <w:rPr>
+            <w:lang w:val="zh_TW" w:bidi="zh_TW"/>
+          </w:rPr>
+          <w:rPr>
+            <w:color w:val="0000EE"/>
+            <w:u w:val="single"/>
+          </w:rPr>
+          <w:t>羅8:18–25</w:t>
+        </w:r>
+      </w:hyperlink>
+      <w:r>
+        <w:rPr>
+          <w:lang w:val="zh_TW" w:bidi="zh_TW"/>
+        </w:rPr>
+        <w:t>）。聖經教導我們，當前的創造並非處於其最初的純潔狀態，而是一個充滿混亂的世界。</w:t>
+      </w:r>
+    </w:p>
+    <w:p>
+      <w:pPr>
+        <w:pStyle w:val="ListNumber"/>
+        <w:spacing w:line="240" w:lineRule="auto"/>
+        <w:ind w:left="720"/>
+      </w:pPr>
+      <w:r>
+        <w:rPr>
+          <w:lang w:val="zh_TW" w:bidi="zh_TW"/>
+        </w:rPr>
+      </w:r>
+      <w:r>
+        <w:rPr>
+          <w:lang w:val="zh_TW" w:bidi="zh_TW"/>
+        </w:rPr>
+        <w:t>創造依賴於神。神與祂創造物的關係在</w:t>
+      </w:r>
+      <w:hyperlink r:id="rId152">
+        <w:r>
+          <w:rPr>
+            <w:lang w:val="zh_TW" w:bidi="zh_TW"/>
+          </w:rPr>
+          <w:rPr>
+            <w:color w:val="0000EE"/>
+            <w:u w:val="single"/>
+          </w:rPr>
+          <w:t>以弗所書四章6節</w:t>
+        </w:r>
+      </w:hyperlink>
+      <w:r>
+        <w:rPr>
+          <w:lang w:val="zh_TW" w:bidi="zh_TW"/>
+        </w:rPr>
+        <w:t>中有所描述：神超越萬有，也就是說，祂具超越性。神在萬有之中；也就是說，祂在萬事中運行。神在萬有之內；也就是說，祂在整個受造物中神性地存在或臨現（</w:t>
+      </w:r>
+      <w:hyperlink r:id="rId153">
+        <w:r>
+          <w:rPr>
+            <w:lang w:val="zh_TW" w:bidi="zh_TW"/>
+          </w:rPr>
+          <w:rPr>
+            <w:color w:val="0000EE"/>
+            <w:u w:val="single"/>
+          </w:rPr>
+          <w:t>詩90:1–4</w:t>
+        </w:r>
+      </w:hyperlink>
+      <w:r>
+        <w:rPr>
+          <w:lang w:val="zh_TW" w:bidi="zh_TW"/>
+        </w:rPr>
+        <w:t>；參</w:t>
+      </w:r>
+      <w:hyperlink r:id="rId154">
+        <w:r>
+          <w:rPr>
+            <w:lang w:val="zh_TW" w:bidi="zh_TW"/>
+          </w:rPr>
+          <w:rPr>
+            <w:color w:val="0000EE"/>
+            <w:u w:val="single"/>
+          </w:rPr>
+          <w:t>約1:3；</w:t>
+        </w:r>
+      </w:hyperlink>
+      <w:hyperlink r:id="rId155">
+        <w:r>
+          <w:rPr>
+            <w:lang w:val="zh_TW" w:bidi="zh_TW"/>
+          </w:rPr>
+          <w:rPr>
+            <w:color w:val="0000EE"/>
+            <w:u w:val="single"/>
+          </w:rPr>
+          <w:t>林前8:6；</w:t>
+        </w:r>
+      </w:hyperlink>
+      <w:hyperlink r:id="rId156">
+        <w:r>
+          <w:rPr>
+            <w:lang w:val="zh_TW" w:bidi="zh_TW"/>
+          </w:rPr>
+          <w:rPr>
+            <w:color w:val="0000EE"/>
+            <w:u w:val="single"/>
+          </w:rPr>
+          <w:t>西1:16–17</w:t>
+        </w:r>
+      </w:hyperlink>
+      <w:r>
+        <w:rPr>
+          <w:lang w:val="zh_TW" w:bidi="zh_TW"/>
+        </w:rPr>
+        <w:t>）。</w:t>
+      </w:r>
+    </w:p>
+    <w:p>
+      <w:pPr>
+        <w:pStyle w:val="ListNumber"/>
+        <w:spacing w:line="240" w:lineRule="auto"/>
+        <w:ind w:left="720"/>
+      </w:pPr>
+      <w:r>
+        <w:rPr>
+          <w:lang w:val="zh_TW" w:bidi="zh_TW"/>
+        </w:rPr>
+      </w:r>
+      <w:r>
+        <w:rPr>
+          <w:lang w:val="zh_TW" w:bidi="zh_TW"/>
+        </w:rPr>
+        <w:t>創造出於神的話語（</w:t>
+      </w:r>
+      <w:hyperlink r:id="rId57">
+        <w:r>
+          <w:rPr>
+            <w:lang w:val="zh_TW" w:bidi="zh_TW"/>
+          </w:rPr>
+          <w:rPr>
+            <w:color w:val="0000EE"/>
+            <w:u w:val="single"/>
+          </w:rPr>
+          <w:t>創1章</w:t>
+        </w:r>
+      </w:hyperlink>
+      <w:r>
+        <w:rPr>
+          <w:lang w:val="zh_TW" w:bidi="zh_TW"/>
+        </w:rPr>
+        <w:t>；</w:t>
+      </w:r>
+      <w:hyperlink r:id="rId44">
+        <w:r>
+          <w:rPr>
+            <w:lang w:val="zh_TW" w:bidi="zh_TW"/>
+          </w:rPr>
+          <w:rPr>
+            <w:color w:val="0000EE"/>
+            <w:u w:val="single"/>
+          </w:rPr>
+          <w:t>來11:3</w:t>
+        </w:r>
+      </w:hyperlink>
+      <w:r>
+        <w:rPr>
+          <w:lang w:val="zh_TW" w:bidi="zh_TW"/>
+        </w:rPr>
+        <w:t>）。世界由「神的話語」所創造的觀念，是人類思想中最崇高的理念之一。這意味著創造出於一位有位格的神。宇宙的廣大無垠，以及無數的星辰和星系，可能會使思想敏銳的人感到茫然和無意義。然而，當人知道這一切是由神的話語創造的時候，便知道在這些遙遠、冰冷的星辰背後，有一位神（</w:t>
+      </w:r>
+      <w:hyperlink r:id="rId157">
+        <w:r>
+          <w:rPr>
+            <w:lang w:val="zh_TW" w:bidi="zh_TW"/>
+          </w:rPr>
+          <w:rPr>
+            <w:color w:val="0000EE"/>
+            <w:u w:val="single"/>
+          </w:rPr>
+          <w:t>詩8，</w:t>
+        </w:r>
+      </w:hyperlink>
+      <w:hyperlink r:id="rId158">
+        <w:r>
+          <w:rPr>
+            <w:lang w:val="zh_TW" w:bidi="zh_TW"/>
+          </w:rPr>
+          <w:rPr>
+            <w:color w:val="0000EE"/>
+            <w:u w:val="single"/>
+          </w:rPr>
+          <w:t>19篇</w:t>
+        </w:r>
+      </w:hyperlink>
+      <w:r>
+        <w:rPr>
+          <w:lang w:val="zh_TW" w:bidi="zh_TW"/>
+        </w:rPr>
+        <w:t>；</w:t>
+      </w:r>
+      <w:hyperlink r:id="rId159">
+        <w:r>
+          <w:rPr>
+            <w:lang w:val="zh_TW" w:bidi="zh_TW"/>
+          </w:rPr>
+          <w:rPr>
+            <w:color w:val="0000EE"/>
+            <w:u w:val="single"/>
+          </w:rPr>
+          <w:t>羅1:20</w:t>
+        </w:r>
+      </w:hyperlink>
+      <w:r>
+        <w:rPr>
+          <w:lang w:val="zh_TW" w:bidi="zh_TW"/>
+        </w:rPr>
+        <w:t>）。</w:t>
+      </w:r>
+    </w:p>
+    <w:p>
+      <w:pPr>
+        <w:pStyle w:val="ListNumber"/>
+        <w:spacing w:line="240" w:lineRule="auto"/>
+        <w:ind w:left="720"/>
+      </w:pPr>
+      <w:r>
+        <w:rPr>
+          <w:lang w:val="zh_TW" w:bidi="zh_TW"/>
+        </w:rPr>
+      </w:r>
+      <w:r>
+        <w:rPr>
+          <w:lang w:val="zh_TW" w:bidi="zh_TW"/>
+        </w:rPr>
+        <w:t>聖經中所描述的創造經得起嚴格的檢驗。學者研究了聖經時代其他民族的平行記載，發現沒有任何記載具有創世記的莊嚴與神學的純淨性。</w:t>
+      </w:r>
+    </w:p>
+    <w:p>
+      <w:pPr>
+        <w:pStyle w:val="Heading3"/>
+      </w:pPr>
+      <w:r>
+        <w:rPr>
+          <w:lang w:val="zh_TW" w:bidi="zh_TW"/>
+        </w:rPr>
+        <w:t>創造與神學</w:t>
+      </w:r>
+    </w:p>
+    <w:p>
+      <w:pPr/>
+      <w:r>
+        <w:rPr>
+          <w:lang w:val="zh_TW" w:bidi="zh_TW"/>
+        </w:rPr>
+      </w:r>
+      <w:r>
+        <w:rPr>
+          <w:lang w:val="zh_TW" w:bidi="zh_TW"/>
+        </w:rPr>
+        <w:t>創造的教義是基於聖經中所有關於創造的教導，對這些內容的研究得出以下結論：</w:t>
+      </w:r>
+    </w:p>
+    <w:p>
+      <w:pPr>
+        <w:pStyle w:val="ListNumber"/>
+        <w:numPr>
+          <w:ilvl w:val="0"/>
+          <w:numId w:val="15"/>
+        </w:numPr>
+        <w:spacing w:line="240" w:lineRule="auto"/>
+        <w:ind w:left="720"/>
+      </w:pPr>
+      <w:r>
+        <w:rPr>
+          <w:lang w:val="zh_TW" w:bidi="zh_TW"/>
+        </w:rPr>
+      </w:r>
+      <w:r>
+        <w:rPr>
+          <w:lang w:val="zh_TW" w:bidi="zh_TW"/>
+        </w:rPr>
+        <w:t>創造的教義賦予我們對人性的基本理解。男人和女人是按照神的形象創造的（</w:t>
+      </w:r>
+      <w:hyperlink r:id="rId160">
+        <w:r>
+          <w:rPr>
+            <w:lang w:val="zh_TW" w:bidi="zh_TW"/>
+          </w:rPr>
+          <w:rPr>
+            <w:color w:val="0000EE"/>
+            <w:u w:val="single"/>
+          </w:rPr>
+          <w:t>創1:26–27</w:t>
+        </w:r>
+      </w:hyperlink>
+      <w:r>
+        <w:rPr>
+          <w:lang w:val="zh_TW" w:bidi="zh_TW"/>
+        </w:rPr>
+        <w:t>）。這至少意味著人類的本質超越動物，即使人和動物都來自於地上的塵土，並有許多相似之處。關於「神的形象」這一表達的積極意義存在著許多的推測。如果有共同點，那就是人類在與神的特殊關係中找到自己的意義、命運和價值。</w:t>
+      </w:r>
+    </w:p>
+    <w:p>
+      <w:pPr>
+        <w:pStyle w:val="ListNumber"/>
+        <w:spacing w:line="240" w:lineRule="auto"/>
+        <w:ind w:left="720"/>
+      </w:pPr>
+      <w:r>
+        <w:rPr>
+          <w:lang w:val="zh_TW" w:bidi="zh_TW"/>
+        </w:rPr>
+      </w:r>
+      <w:r>
+        <w:rPr>
+          <w:lang w:val="zh_TW" w:bidi="zh_TW"/>
+        </w:rPr>
+        <w:t>在人類與神的關係陳述之外，聖經也肯定人類是神創造界的主宰。人類被分別出來，不同於動物界，他們在神面前的責任被明確指出（</w:t>
+      </w:r>
+      <w:hyperlink r:id="rId161">
+        <w:r>
+          <w:rPr>
+            <w:lang w:val="zh_TW" w:bidi="zh_TW"/>
+          </w:rPr>
+          <w:rPr>
+            <w:color w:val="0000EE"/>
+            <w:u w:val="single"/>
+          </w:rPr>
+          <w:t>創1:28，</w:t>
+        </w:r>
+      </w:hyperlink>
+      <w:hyperlink r:id="rId162">
+        <w:r>
+          <w:rPr>
+            <w:lang w:val="zh_TW" w:bidi="zh_TW"/>
+          </w:rPr>
+          <w:rPr>
+            <w:color w:val="0000EE"/>
+            <w:u w:val="single"/>
+          </w:rPr>
+          <w:t>2:15</w:t>
+        </w:r>
+      </w:hyperlink>
+      <w:r>
+        <w:rPr>
+          <w:lang w:val="zh_TW" w:bidi="zh_TW"/>
+        </w:rPr>
+        <w:t>；</w:t>
+      </w:r>
+      <w:hyperlink r:id="rId157">
+        <w:r>
+          <w:rPr>
+            <w:lang w:val="zh_TW" w:bidi="zh_TW"/>
+          </w:rPr>
+          <w:rPr>
+            <w:color w:val="0000EE"/>
+            <w:u w:val="single"/>
+          </w:rPr>
+          <w:t>詩8篇</w:t>
+        </w:r>
+      </w:hyperlink>
+      <w:r>
+        <w:rPr>
+          <w:lang w:val="zh_TW" w:bidi="zh_TW"/>
+        </w:rPr>
+        <w:t>）。</w:t>
+      </w:r>
+    </w:p>
+    <w:p>
+      <w:pPr>
+        <w:pStyle w:val="ListNumber"/>
+        <w:spacing w:line="240" w:lineRule="auto"/>
+        <w:ind w:left="720"/>
+      </w:pPr>
+      <w:r>
+        <w:rPr>
+          <w:lang w:val="zh_TW" w:bidi="zh_TW"/>
+        </w:rPr>
+      </w:r>
+      <w:r>
+        <w:rPr>
+          <w:lang w:val="zh_TW" w:bidi="zh_TW"/>
+        </w:rPr>
+        <w:t>男性與女性都具有神的形象。這意味著神的形象在兩性之間平等呈現。同時也意味著，人類的性別特質具有比動物更深遠的多樣性。因此，人類的性生活比動物更加豐富，也更容易受到更深的腐化（</w:t>
+      </w:r>
+      <w:hyperlink r:id="rId163">
+        <w:r>
+          <w:rPr>
+            <w:lang w:val="zh_TW" w:bidi="zh_TW"/>
+          </w:rPr>
+          <w:rPr>
+            <w:color w:val="0000EE"/>
+            <w:u w:val="single"/>
+          </w:rPr>
+          <w:t>可10:2–9</w:t>
+        </w:r>
+      </w:hyperlink>
+      <w:r>
+        <w:rPr>
+          <w:lang w:val="zh_TW" w:bidi="zh_TW"/>
+        </w:rPr>
+        <w:t>；</w:t>
+      </w:r>
+      <w:hyperlink r:id="rId164">
+        <w:r>
+          <w:rPr>
+            <w:lang w:val="zh_TW" w:bidi="zh_TW"/>
+          </w:rPr>
+          <w:rPr>
+            <w:color w:val="0000EE"/>
+            <w:u w:val="single"/>
+          </w:rPr>
+          <w:t>林前7:1–5</w:t>
+        </w:r>
+      </w:hyperlink>
+      <w:r>
+        <w:rPr>
+          <w:lang w:val="zh_TW" w:bidi="zh_TW"/>
+        </w:rPr>
+        <w:t>；</w:t>
+      </w:r>
+      <w:hyperlink r:id="rId165">
+        <w:r>
+          <w:rPr>
+            <w:lang w:val="zh_TW" w:bidi="zh_TW"/>
+          </w:rPr>
+          <w:rPr>
+            <w:color w:val="0000EE"/>
+            <w:u w:val="single"/>
+          </w:rPr>
+          <w:t>弗5:25–31</w:t>
+        </w:r>
+      </w:hyperlink>
+      <w:r>
+        <w:rPr>
+          <w:lang w:val="zh_TW" w:bidi="zh_TW"/>
+        </w:rPr>
+        <w:t>；參</w:t>
+      </w:r>
+      <w:hyperlink r:id="rId166">
+        <w:r>
+          <w:rPr>
+            <w:lang w:val="zh_TW" w:bidi="zh_TW"/>
+          </w:rPr>
+          <w:rPr>
+            <w:color w:val="0000EE"/>
+            <w:u w:val="single"/>
+          </w:rPr>
+          <w:t>來13:4</w:t>
+        </w:r>
+      </w:hyperlink>
+      <w:r>
+        <w:rPr>
+          <w:lang w:val="zh_TW" w:bidi="zh_TW"/>
+        </w:rPr>
+        <w:t>）。</w:t>
+      </w:r>
+    </w:p>
+    <w:p>
+      <w:pPr>
+        <w:pStyle w:val="ListNumber"/>
+        <w:spacing w:line="240" w:lineRule="auto"/>
+        <w:ind w:left="720"/>
+      </w:pPr>
+      <w:r>
+        <w:rPr>
+          <w:lang w:val="zh_TW" w:bidi="zh_TW"/>
+        </w:rPr>
+      </w:r>
+      <w:r>
+        <w:rPr>
+          <w:lang w:val="zh_TW" w:bidi="zh_TW"/>
+        </w:rPr>
+        <w:t>禱告作為「祈求與得著」的教義是基於神的護理，而護理又是基於創造。只有在有一位主權的創造者能夠回應祂所造之物的祈求時，懇求的禱告才有意義（</w:t>
+      </w:r>
+      <w:hyperlink r:id="rId167">
+        <w:r>
+          <w:rPr>
+            <w:lang w:val="zh_TW" w:bidi="zh_TW"/>
+          </w:rPr>
+          <w:rPr>
+            <w:color w:val="0000EE"/>
+            <w:u w:val="single"/>
+          </w:rPr>
+          <w:t>太6:5–13</w:t>
+        </w:r>
+      </w:hyperlink>
+      <w:r>
+        <w:rPr>
+          <w:lang w:val="zh_TW" w:bidi="zh_TW"/>
+        </w:rPr>
+        <w:t>；</w:t>
+      </w:r>
+      <w:hyperlink r:id="rId168">
+        <w:r>
+          <w:rPr>
+            <w:lang w:val="zh_TW" w:bidi="zh_TW"/>
+          </w:rPr>
+          <w:rPr>
+            <w:color w:val="0000EE"/>
+            <w:u w:val="single"/>
+          </w:rPr>
+          <w:t>西4:2</w:t>
+        </w:r>
+      </w:hyperlink>
+      <w:r>
+        <w:rPr>
+          <w:lang w:val="zh_TW" w:bidi="zh_TW"/>
+        </w:rPr>
+        <w:t>；</w:t>
+      </w:r>
+      <w:hyperlink r:id="rId169">
+        <w:r>
+          <w:rPr>
+            <w:lang w:val="zh_TW" w:bidi="zh_TW"/>
+          </w:rPr>
+          <w:rPr>
+            <w:color w:val="0000EE"/>
+            <w:u w:val="single"/>
+          </w:rPr>
+          <w:t>彼前5:6–7</w:t>
+        </w:r>
+      </w:hyperlink>
+      <w:r>
+        <w:rPr>
+          <w:lang w:val="zh_TW" w:bidi="zh_TW"/>
+        </w:rPr>
+        <w:t>；</w:t>
+      </w:r>
+      <w:hyperlink r:id="rId170">
+        <w:r>
+          <w:rPr>
+            <w:lang w:val="zh_TW" w:bidi="zh_TW"/>
+          </w:rPr>
+          <w:rPr>
+            <w:color w:val="0000EE"/>
+            <w:u w:val="single"/>
+          </w:rPr>
+          <w:t>啟8:3</w:t>
+        </w:r>
+      </w:hyperlink>
+      <w:r>
+        <w:rPr>
+          <w:lang w:val="zh_TW" w:bidi="zh_TW"/>
+        </w:rPr>
+        <w:t>）。</w:t>
+      </w:r>
+    </w:p>
+    <w:p>
+      <w:pPr>
+        <w:pStyle w:val="ListNumber"/>
+        <w:spacing w:line="240" w:lineRule="auto"/>
+        <w:ind w:left="720"/>
+      </w:pPr>
+      <w:r>
+        <w:rPr>
+          <w:lang w:val="zh_TW" w:bidi="zh_TW"/>
+        </w:rPr>
+      </w:r>
+      <w:r>
+        <w:rPr>
+          <w:lang w:val="zh_TW" w:bidi="zh_TW"/>
+        </w:rPr>
+        <w:t>人類和以色列的歷史始於</w:t>
+      </w:r>
+      <w:hyperlink r:id="rId57">
+        <w:r>
+          <w:rPr>
+            <w:lang w:val="zh_TW" w:bidi="zh_TW"/>
+          </w:rPr>
+          <w:rPr>
+            <w:color w:val="0000EE"/>
+            <w:u w:val="single"/>
+          </w:rPr>
+          <w:t>創世記第一章</w:t>
+        </w:r>
+      </w:hyperlink>
+      <w:r>
+        <w:rPr>
+          <w:lang w:val="zh_TW" w:bidi="zh_TW"/>
+        </w:rPr>
+        <w:t>。創造開啟了歷史；它不僅僅是歷史的前提。創造的神同時是亞伯拉罕、摩西、先知和耶穌基督的神。</w:t>
+      </w:r>
+    </w:p>
+    <w:p>
+      <w:pPr>
+        <w:pStyle w:val="ListNumber"/>
+        <w:spacing w:line="240" w:lineRule="auto"/>
+        <w:ind w:left="720"/>
+      </w:pPr>
+      <w:r>
+        <w:rPr>
+          <w:lang w:val="zh_TW" w:bidi="zh_TW"/>
+        </w:rPr>
+      </w:r>
+      <w:r>
+        <w:rPr>
+          <w:lang w:val="zh_TW" w:bidi="zh_TW"/>
+        </w:rPr>
+        <w:t>創造見證了神的存在和本性（</w:t>
+      </w:r>
+      <w:hyperlink r:id="rId158">
+        <w:r>
+          <w:rPr>
+            <w:lang w:val="zh_TW" w:bidi="zh_TW"/>
+          </w:rPr>
+          <w:rPr>
+            <w:color w:val="0000EE"/>
+            <w:u w:val="single"/>
+          </w:rPr>
+          <w:t>詩19篇</w:t>
+        </w:r>
+      </w:hyperlink>
+      <w:r>
+        <w:rPr>
+          <w:lang w:val="zh_TW" w:bidi="zh_TW"/>
+        </w:rPr>
+        <w:t>；</w:t>
+      </w:r>
+      <w:hyperlink r:id="rId171">
+        <w:r>
+          <w:rPr>
+            <w:lang w:val="zh_TW" w:bidi="zh_TW"/>
+          </w:rPr>
+          <w:rPr>
+            <w:color w:val="0000EE"/>
+            <w:u w:val="single"/>
+          </w:rPr>
+          <w:t>羅1:18–19</w:t>
+        </w:r>
+      </w:hyperlink>
+      <w:r>
+        <w:rPr>
+          <w:lang w:val="zh_TW" w:bidi="zh_TW"/>
+        </w:rPr>
+        <w:t>）。在神學中，這稱為「普遍啟示」。所謂「普遍」，意指這是一種所有人都能見證的啟示。</w:t>
+      </w:r>
+    </w:p>
+    <w:p>
+      <w:pPr>
+        <w:pStyle w:val="ListNumber"/>
+        <w:spacing w:line="240" w:lineRule="auto"/>
+        <w:ind w:left="720"/>
+      </w:pPr>
+      <w:r>
+        <w:rPr>
+          <w:lang w:val="zh_TW" w:bidi="zh_TW"/>
+        </w:rPr>
+      </w:r>
+      <w:r>
+        <w:rPr>
+          <w:lang w:val="zh_TW" w:bidi="zh_TW"/>
+        </w:rPr>
+        <w:t>創造是一個完整的創造。創世記提到天上的某些天體、海中的某些生物、地上的某些植物與動物。物種的數量多達數百萬，創世記並未試圖列舉它們，而只是暗示這樣的列表。神造了一切存在之物（參</w:t>
+      </w:r>
+      <w:hyperlink r:id="rId172">
+        <w:r>
+          <w:rPr>
+            <w:lang w:val="zh_TW" w:bidi="zh_TW"/>
+          </w:rPr>
+          <w:rPr>
+            <w:color w:val="0000EE"/>
+            <w:u w:val="single"/>
+          </w:rPr>
+          <w:t>約1:1–2</w:t>
+        </w:r>
+      </w:hyperlink>
+      <w:r>
+        <w:rPr>
+          <w:lang w:val="zh_TW" w:bidi="zh_TW"/>
+        </w:rPr>
+        <w:t>）。因此，信靠主的人永不會受到宇宙任何部分的威脅。宇宙中只有一位主，而非許多神或主，我們都被呼召順服於祂。個人的意義體現在</w:t>
+      </w:r>
+      <w:hyperlink r:id="rId173">
+        <w:r>
+          <w:rPr>
+            <w:lang w:val="zh_TW" w:bidi="zh_TW"/>
+          </w:rPr>
+          <w:rPr>
+            <w:color w:val="0000EE"/>
+            <w:u w:val="single"/>
+          </w:rPr>
+          <w:t>羅馬書八章38至39節</w:t>
+        </w:r>
+      </w:hyperlink>
+      <w:r>
+        <w:rPr>
+          <w:lang w:val="zh_TW" w:bidi="zh_TW"/>
+        </w:rPr>
+        <w:t>中，使徒保羅遍尋整個宇宙，卻找不到任何事物能夠使信徒與神在基督裡的愛隔絕。</w:t>
+      </w:r>
+    </w:p>
+    <w:p>
+      <w:pPr>
+        <w:pStyle w:val="ListNumber"/>
+        <w:spacing w:line="240" w:lineRule="auto"/>
+        <w:ind w:left="720"/>
+      </w:pPr>
+      <w:r>
+        <w:rPr>
+          <w:lang w:val="zh_TW" w:bidi="zh_TW"/>
+        </w:rPr>
+      </w:r>
+      <w:r>
+        <w:rPr>
+          <w:lang w:val="zh_TW" w:bidi="zh_TW"/>
+        </w:rPr>
+        <w:t>舊約中創造教義的主要神學用途是揭露偶像崇拜的罪。偶像崇拜是原初的謊言，它導致道德敗壞，使人的生命成為謊言。</w:t>
+      </w:r>
+    </w:p>
+    <w:p>
+      <w:pPr>
+        <w:pStyle w:val="ListNumber"/>
+        <w:spacing w:line="240" w:lineRule="auto"/>
+        <w:ind w:left="720"/>
+      </w:pPr>
+      <w:r>
+        <w:rPr>
+          <w:lang w:val="zh_TW" w:bidi="zh_TW"/>
+        </w:rPr>
+      </w:r>
+      <w:r>
+        <w:rPr>
+          <w:lang w:val="zh_TW" w:bidi="zh_TW"/>
+        </w:rPr>
+        <w:t>新約一值得注意的教義是「宇宙中的基督」——這意味著基督是宇宙的創造者和維持者（</w:t>
+      </w:r>
+      <w:hyperlink r:id="rId172">
+        <w:r>
+          <w:rPr>
+            <w:lang w:val="zh_TW" w:bidi="zh_TW"/>
+          </w:rPr>
+          <w:rPr>
+            <w:color w:val="0000EE"/>
+            <w:u w:val="single"/>
+          </w:rPr>
+          <w:t>約1:1–2</w:t>
+        </w:r>
+      </w:hyperlink>
+      <w:r>
+        <w:rPr>
+          <w:lang w:val="zh_TW" w:bidi="zh_TW"/>
+        </w:rPr>
+        <w:t>；</w:t>
+      </w:r>
+      <w:hyperlink r:id="rId156">
+        <w:r>
+          <w:rPr>
+            <w:lang w:val="zh_TW" w:bidi="zh_TW"/>
+          </w:rPr>
+          <w:rPr>
+            <w:color w:val="0000EE"/>
+            <w:u w:val="single"/>
+          </w:rPr>
+          <w:t>西1:16–17</w:t>
+        </w:r>
+      </w:hyperlink>
+      <w:r>
+        <w:rPr>
+          <w:lang w:val="zh_TW" w:bidi="zh_TW"/>
+        </w:rPr>
+        <w:t>；</w:t>
+      </w:r>
+      <w:hyperlink r:id="rId174">
+        <w:r>
+          <w:rPr>
+            <w:lang w:val="zh_TW" w:bidi="zh_TW"/>
+          </w:rPr>
+          <w:rPr>
+            <w:color w:val="0000EE"/>
+            <w:u w:val="single"/>
+          </w:rPr>
+          <w:t>來1:3</w:t>
+        </w:r>
+      </w:hyperlink>
+      <w:r>
+        <w:rPr>
+          <w:lang w:val="zh_TW" w:bidi="zh_TW"/>
+        </w:rPr>
+        <w:t>）。將基督與創造聯繫的目的是表明祂不僅僅是公元一世紀的巴勒斯坦猶太人，而是超越時空的主宰。</w:t>
+      </w:r>
+    </w:p>
+    <w:p>
+      <w:pPr>
+        <w:pStyle w:val="Heading3"/>
+      </w:pPr>
+      <w:r>
+        <w:rPr>
+          <w:lang w:val="zh_TW" w:bidi="zh_TW"/>
+        </w:rPr>
+        <w:t>創造與科學</w:t>
+      </w:r>
+    </w:p>
+    <w:p>
+      <w:pPr/>
+      <w:r>
+        <w:rPr>
+          <w:lang w:val="zh_TW" w:bidi="zh_TW"/>
+        </w:rPr>
+      </w:r>
+      <w:r>
+        <w:rPr>
+          <w:lang w:val="zh_TW" w:bidi="zh_TW"/>
+        </w:rPr>
+        <w:t>科學是否證明了創造？一些科學家認為，地球上存在著無數條件使生命成為可能，這本身就是創造的證據。這種論點被稱為「宇宙神學」（cosmic theology）。</w:t>
+      </w:r>
+    </w:p>
+    <w:p>
+      <w:pPr/>
+      <w:r>
+        <w:rPr>
+          <w:lang w:val="zh_TW" w:bidi="zh_TW"/>
+        </w:rPr>
+      </w:r>
+      <w:r>
+        <w:rPr>
+          <w:lang w:val="zh_TW" w:bidi="zh_TW"/>
+        </w:rPr>
+        <w:t>另一個被認為來自科學的創造證據是宇宙起源的「大爆炸」理論。儘管該理論在眾多競爭理論中佔據主導地位，但它僅僅是一個關於「最初狀態」的理論，而非萬物絕對起源的解釋。基督教的「從無到有的創造」（拉丁文</w:t>
       </w:r>
       <w:r>
         <w:rPr>
           <w:i/>
           <w:lang w:val="zh_TW" w:bidi="zh_TW"/>
         </w:rPr>
-        <w:t>Tamarix aphylla</w:t>
-      </w:r>
-      <w:r>
-        <w:rPr>
-          <w:lang w:val="zh_TW" w:bidi="zh_TW"/>
-        </w:rPr>
-        <w:t>）——有小型鱗片狀的葉子並會開小白花。這些細小的葉子幫助樹木在乾燥的氣候中保存水分。無葉檉柳能在惡劣的環境中生存，並在水資源稀缺的地區生長良好。</w:t>
-      </w:r>
-    </w:p>
-    <w:p>
-      <w:pPr/>
-      <w:r>
-        <w:rPr>
-          <w:lang w:val="zh_TW" w:bidi="zh_TW"/>
-        </w:rPr>
-      </w:r>
-      <w:r>
-        <w:rPr>
-          <w:lang w:val="zh_TW" w:bidi="zh_TW"/>
-        </w:rPr>
-        <w:t>嗎哪檉柳（</w:t>
+        <w:t>ex nihilo</w:t>
+      </w:r>
+      <w:r>
+        <w:rPr>
+          <w:lang w:val="zh_TW" w:bidi="zh_TW"/>
+        </w:rPr>
+        <w:t>）教義比這更深刻，主張所有事物的絕對起源、維持和意義都源於以色列與教會的永活主。</w:t>
+      </w:r>
+    </w:p>
+    <w:p>
+      <w:pPr/>
+      <w:r>
+        <w:rPr>
+          <w:lang w:val="zh_TW" w:bidi="zh_TW"/>
+        </w:rPr>
+      </w:r>
+      <w:r>
+        <w:rPr>
+          <w:lang w:val="zh_TW" w:bidi="zh_TW"/>
+        </w:rPr>
+        <w:t>另一個支持創造的論點來自熱力學第二定律和熵（Entropy）的概念（熵指能量或溫度趨於平衡的一種狀態，在此狀態下不再有可用能量）。熱系統會逐漸冷卻。如果宇宙是無限古老的，現在應該早已冷卻。但由於宇宙中仍有恆星和太陽，因此宇宙必定是在有限的時間內被創造出來的。一個相關的論點是，必須創造一個會逐漸消耗能量的宇宙，因為在這個過程中，它為地球提供熱能，使得神與人之間的歷史得以展開。</w:t>
+      </w:r>
+    </w:p>
+    <w:p>
+      <w:pPr>
+        <w:pStyle w:val="Heading3"/>
+      </w:pPr>
+      <w:r>
+        <w:rPr>
+          <w:lang w:val="zh_TW" w:bidi="zh_TW"/>
+        </w:rPr>
+        <w:t>圍繞進化的議題</w:t>
+      </w:r>
+    </w:p>
+    <w:p>
+      <w:pPr/>
+      <w:r>
+        <w:rPr>
+          <w:lang w:val="zh_TW" w:bidi="zh_TW"/>
+        </w:rPr>
+      </w:r>
+      <w:r>
+        <w:rPr>
+          <w:lang w:val="zh_TW" w:bidi="zh_TW"/>
+        </w:rPr>
+        <w:t>公元19世紀中期，查爾斯·達爾文（Charles Darwin）提出生物進化論，許多福音派基督徒對此持反對態度。當進化論進一步被應用於人類時，反對聲音更為激烈。這爭議引發了兩場著名的辯論：在公元1860年的英國牛津，英國科學促進會（</w:t>
+      </w:r>
+      <w:r>
+        <w:rPr>
+          <w:lang w:val="zh_TW" w:bidi="zh_TW"/>
+        </w:rPr>
+        <w:t>British Association for the Advancement of Science at Oxford</w:t>
+      </w:r>
+      <w:r>
+        <w:rPr>
+          <w:lang w:val="zh_TW" w:bidi="zh_TW"/>
+        </w:rPr>
+        <w:t>）就此議題展開辯論。主教薩繆爾·威伯福斯（Samuel Wilberforce，反對進化論）與赫胥黎（T. H. Huxley，支持進化論）展開交鋒。雖無正式結論，但輿論傾向赫胥黎。第二場辯論是公元1925年在美國田納西州代頓舉行的著名斯科普斯案（Scopes trial）。威廉·詹寧斯·布賴恩（William Jennings Bryan）為法律辯護，該法律指控約翰·斯科普斯（John T. Scopes）因在課堂上教授進化論而被判有罪。克拉倫斯·達羅（Clarence Darrow）為斯科普斯辯護。同樣，輿論傾向於進化論的支持者達羅（儘管布萊恩對其信仰的辯護比一般所承認的更為有力）。</w:t>
+      </w:r>
+    </w:p>
+    <w:p>
+      <w:pPr/>
+      <w:r>
+        <w:rPr>
+          <w:lang w:val="zh_TW" w:bidi="zh_TW"/>
+        </w:rPr>
+      </w:r>
+      <w:r>
+        <w:rPr>
+          <w:lang w:val="zh_TW" w:bidi="zh_TW"/>
+        </w:rPr>
+        <w:t>正統羅馬天主教徒和福音派新教徒對此爭議持有不同觀點，其中包括：</w:t>
+      </w:r>
+    </w:p>
+    <w:p>
+      <w:pPr>
+        <w:pStyle w:val="ListNumber"/>
+        <w:numPr>
+          <w:ilvl w:val="0"/>
+          <w:numId w:val="16"/>
+        </w:numPr>
+        <w:spacing w:line="240" w:lineRule="auto"/>
+        <w:ind w:left="720"/>
+      </w:pPr>
+      <w:r>
+        <w:rPr>
+          <w:lang w:val="zh_TW" w:bidi="zh_TW"/>
+        </w:rPr>
+      </w:r>
+      <w:r>
+        <w:rPr>
+          <w:lang w:val="zh_TW" w:bidi="zh_TW"/>
+        </w:rPr>
+        <w:t>有人認為進化論與聖經的教導相違背，並且是以科學之名對聖經權威的最高挑戰，因此必須全力抵抗。</w:t>
+      </w:r>
+    </w:p>
+    <w:p>
+      <w:pPr>
+        <w:pStyle w:val="ListNumber"/>
+        <w:spacing w:line="240" w:lineRule="auto"/>
+        <w:ind w:left="720"/>
+      </w:pPr>
+      <w:r>
+        <w:rPr>
+          <w:lang w:val="zh_TW" w:bidi="zh_TW"/>
+        </w:rPr>
+      </w:r>
+      <w:r>
+        <w:rPr>
+          <w:lang w:val="zh_TW" w:bidi="zh_TW"/>
+        </w:rPr>
+        <w:t>有些人認為「有神進化論」（theistic evolution，即神啟動了進化的過程）是令人滿意的解釋。</w:t>
+      </w:r>
+    </w:p>
+    <w:p>
+      <w:pPr>
+        <w:pStyle w:val="ListNumber"/>
+        <w:spacing w:line="240" w:lineRule="auto"/>
+        <w:ind w:left="720"/>
+      </w:pPr>
+      <w:r>
+        <w:rPr>
+          <w:lang w:val="zh_TW" w:bidi="zh_TW"/>
+        </w:rPr>
+      </w:r>
+      <w:r>
+        <w:rPr>
+          <w:lang w:val="zh_TW" w:bidi="zh_TW"/>
+        </w:rPr>
+        <w:t>許多人認為所謂「地質柱（geological column）」中化石分層的順序與創世六日的次序之間的相似性並非偶然，因而認為「創世記與地質學」本質上是相融的。</w:t>
+      </w:r>
+    </w:p>
+    <w:p>
+      <w:pPr>
+        <w:pStyle w:val="ListNumber"/>
+        <w:spacing w:line="240" w:lineRule="auto"/>
+        <w:ind w:left="720"/>
+      </w:pPr>
+      <w:r>
+        <w:rPr>
+          <w:lang w:val="zh_TW" w:bidi="zh_TW"/>
+        </w:rPr>
+      </w:r>
+      <w:r>
+        <w:rPr>
+          <w:lang w:val="zh_TW" w:bidi="zh_TW"/>
+        </w:rPr>
+        <w:t>有些人將進化論視為與其它科學理論一樣，需在實驗室或田野研究中檢驗。他們認為創造教義既不支持也不反對進化論，兩者處於不同層次的解釋：「科學解釋事物的運作方式；聖經解釋事物的意義。」</w:t>
+      </w:r>
+    </w:p>
+    <w:p>
+      <w:pPr>
+        <w:pStyle w:val="ListNumber"/>
+        <w:spacing w:line="240" w:lineRule="auto"/>
+        <w:ind w:left="720"/>
+      </w:pPr>
+      <w:r>
+        <w:rPr>
+          <w:lang w:val="zh_TW" w:bidi="zh_TW"/>
+        </w:rPr>
+      </w:r>
+      <w:r>
+        <w:rPr>
+          <w:lang w:val="zh_TW" w:bidi="zh_TW"/>
+        </w:rPr>
+        <w:t>耶穌會古生物學家德日進（Teilhard de Chardin）試圖通過「基督化（christifying）」整個進化過程來挽救基督教免受進化論的影響。</w:t>
+      </w:r>
+    </w:p>
+    <w:p>
+      <w:pPr>
+        <w:pStyle w:val="ListNumber"/>
+        <w:spacing w:line="240" w:lineRule="auto"/>
+        <w:ind w:left="720"/>
+      </w:pPr>
+      <w:r>
+        <w:rPr>
+          <w:lang w:val="zh_TW" w:bidi="zh_TW"/>
+        </w:rPr>
+      </w:r>
+      <w:r>
+        <w:rPr>
+          <w:lang w:val="zh_TW" w:bidi="zh_TW"/>
+        </w:rPr>
+        <w:t>英國作家路易斯（C. S. Lewis）等人區分了進化與所謂的「進化主義（evolutionism）」。路易斯認為，進化論作為一個狹義的科學命題，其有效性應由科學家來決定。但是，作為人類偽造的創造教義，認為會有一個完整、包羅萬有的進化觀點，此見解本身顯然是不科學的。</w:t>
+      </w:r>
+    </w:p>
+    <w:p>
+      <w:pPr>
+        <w:pStyle w:val="Heading3"/>
+      </w:pPr>
+      <w:r>
+        <w:rPr>
+          <w:lang w:val="zh_TW" w:bidi="zh_TW"/>
+        </w:rPr>
+        <w:t>創造、科學與道德</w:t>
+      </w:r>
+    </w:p>
+    <w:p>
+      <w:pPr/>
+      <w:r>
+        <w:rPr>
+          <w:lang w:val="zh_TW" w:bidi="zh_TW"/>
+        </w:rPr>
+      </w:r>
+      <w:r>
+        <w:rPr>
+          <w:lang w:val="zh_TW" w:bidi="zh_TW"/>
+        </w:rPr>
+        <w:t>世界人口的增長和工業化的擴展，導致了地方性及全球性的污染問題。一些學者認為，這場生態危機的責任應歸咎於基督教信仰，因其將人類視為「創造的主」，從而啟發人類剝削自然。然而，這絕非</w:t>
+      </w:r>
+      <w:hyperlink r:id="rId161">
+        <w:r>
+          <w:rPr>
+            <w:lang w:val="zh_TW" w:bidi="zh_TW"/>
+          </w:rPr>
+          <w:rPr>
+            <w:color w:val="0000EE"/>
+            <w:u w:val="single"/>
+          </w:rPr>
+          <w:t>創世記一章28節</w:t>
+        </w:r>
+      </w:hyperlink>
+      <w:r>
+        <w:rPr>
+          <w:lang w:val="zh_TW" w:bidi="zh_TW"/>
+        </w:rPr>
+        <w:t>的真正含義，該節經文是一項有關責任的訓示。許多舊約經文清楚表明，聖經關注的是人類在神的世界中應盡的責任；因此，聖經的教導與現代的生態關懷相呼應。</w:t>
+      </w:r>
+    </w:p>
+    <w:p>
+      <w:pPr/>
+      <w:r>
+        <w:rPr>
+          <w:lang w:val="zh_TW" w:bidi="zh_TW"/>
+        </w:rPr>
+      </w:r>
+      <w:r>
+        <w:rPr>
+          <w:lang w:val="zh_TW" w:bidi="zh_TW"/>
+        </w:rPr>
+        <w:t>科學通過不斷修正我們對宇宙的知識來拓展神學理解，但聖經的創造教義並未隨著科學的進步而後退。對基督徒而言，科學家研究的世界和哲學家思索的世界，始終是神所創造的世界。</w:t>
+      </w:r>
+    </w:p>
+    <w:p>
+      <w:pPr/>
+      <w:r>
+        <w:rPr>
+          <w:lang w:val="zh_TW" w:bidi="zh_TW"/>
+        </w:rPr>
       </w:r>
       <w:r>
         <w:rPr>
           <w:i/>
           <w:lang w:val="zh_TW" w:bidi="zh_TW"/>
         </w:rPr>
-        <w:t>Tamarix mannifera</w:t>
-      </w:r>
-      <w:r>
-        <w:rPr>
-          <w:lang w:val="zh_TW" w:bidi="zh_TW"/>
-        </w:rPr>
-        <w:t>）是一種灌木或小樹，高約2.7到4.6公尺（9到15英尺），開有細小的粉紅色花朵。其分布在以色列及周邊地區、阿拉伯和西奈的沙漠中。在炎熱的日子裡，寄生在這種植物上的微小昆蟲會在枝條上製造出甜而黏的物質。這種物質乾燥後會形成小白塊，可以採集並食用。有些人認為這可能就是以色列人在曠野中吃的「嗎哪」（</w:t>
-      </w:r>
-      <w:hyperlink r:id="rId16">
-        <w:r>
-          <w:rPr>
-            <w:lang w:val="zh_TW" w:bidi="zh_TW"/>
-          </w:rPr>
-          <w:rPr>
-            <w:color w:val="0000EE"/>
-            <w:u w:val="single"/>
-          </w:rPr>
-          <w:t>出16章</w:t>
-        </w:r>
-      </w:hyperlink>
-      <w:r>
-        <w:rPr>
-          <w:lang w:val="zh_TW" w:bidi="zh_TW"/>
-        </w:rPr>
-        <w:t>），但它並不符合聖經中對嗎哪的所有描述。</w:t>
-      </w:r>
-    </w:p>
-    <w:p>
-      <w:pPr/>
-      <w:r>
-        <w:rPr>
-          <w:lang w:val="zh_TW" w:bidi="zh_TW"/>
-        </w:rPr>
-      </w:r>
-      <w:r>
-        <w:rPr>
-          <w:lang w:val="zh_TW" w:bidi="zh_TW"/>
-        </w:rPr>
-        <w:t>在樹木稀少的地區，人們看重較大的垂絲柳樹，因為它們的木材可用於建造建築物，並製作高品質的木炭以生火。</w:t>
+        <w:t>另見</w:t>
+      </w:r>
+      <w:r>
+        <w:rPr>
+          <w:lang w:val="zh_TW" w:bidi="zh_TW"/>
+        </w:rPr>
+        <w:t xml:space="preserve"> </w:t>
+      </w:r>
+      <w:r>
+        <w:rPr>
+          <w:lang w:val="zh_TW" w:bidi="zh_TW"/>
+        </w:rPr>
+        <w:t>創造神話</w:t>
+      </w:r>
+      <w:r>
+        <w:rPr>
+          <w:lang w:val="zh_TW" w:bidi="zh_TW"/>
+        </w:rPr>
+        <w:t>；</w:t>
+      </w:r>
+      <w:r>
+        <w:rPr>
+          <w:lang w:val="zh_TW" w:bidi="zh_TW"/>
+        </w:rPr>
+        <w:t>神的存在與屬性</w:t>
+      </w:r>
+      <w:r>
+        <w:rPr>
+          <w:lang w:val="zh_TW" w:bidi="zh_TW"/>
+        </w:rPr>
+        <w:t>。</w:t>
       </w:r>
       <w:r>
         <w:rPr>
@@ -2303,6 +8350,24 @@
   <w:num w:numId="13" w16cid:durableId="592781308">
     <w:abstractNumId w:val="11"/>
   </w:num>
+  <w:num w:numId="14">
+    <w:abstractNumId w:val="3"/>
+    <w:lvlOverride w:ilvl="0">
+      <w:startOverride w:val="1"/>
+    </w:lvlOverride>
+  </w:num>
+  <w:num w:numId="15">
+    <w:abstractNumId w:val="3"/>
+    <w:lvlOverride w:ilvl="0">
+      <w:startOverride w:val="1"/>
+    </w:lvlOverride>
+  </w:num>
+  <w:num w:numId="16">
+    <w:abstractNumId w:val="3"/>
+    <w:lvlOverride w:ilvl="0">
+      <w:startOverride w:val="1"/>
+    </w:lvlOverride>
+  </w:num>
   <w:numIdMacAtCleanup w:val="10"/>
 </w:numbering>
 </file>

--- a/zht/docx/020.content.docx
+++ b/zht/docx/020.content.docx
@@ -19,7 +19,7 @@
         <w:rPr>
           <w:lang w:val="zh_TW" w:bidi="zh_TW"/>
         </w:rPr>
-        <w:t>Resource: Tyndale Open Bible Dictionary</w:t>
+        <w:t>Resource: Aquifer Open Bible Dictionary</w:t>
       </w:r>
       <w:r>
         <w:rPr>
@@ -112,7 +112,7 @@
         <w:rPr>
           <w:lang w:val="zh_TW" w:bidi="zh_TW"/>
         </w:rPr>
-        <w:t>Tyndale Open Bible Dictionary</w:t>
+        <w:t>Aquifer Open Bible Dictionary</w:t>
       </w:r>
     </w:p>
     <w:p>

--- a/zht/docx/020.content.docx
+++ b/zht/docx/020.content.docx
@@ -284,36 +284,24 @@
         </w:rPr>
         <w:t>」這個表達（</w:t>
       </w:r>
-      <w:hyperlink r:id="rId13">
-        <w:r>
-          <w:rPr>
-            <w:lang w:val="zh_TW" w:bidi="zh_TW"/>
-          </w:rPr>
-          <w:rPr>
-            <w:color w:val="0000EE"/>
-            <w:u w:val="single"/>
-          </w:rPr>
-          <w:t>馬太福音15:2</w:t>
-        </w:r>
-      </w:hyperlink>
+      <w:r>
+        <w:rPr>
+          <w:lang w:val="zh_TW" w:bidi="zh_TW"/>
+        </w:rPr>
+        <w:t>馬太福音15:2</w:t>
+      </w:r>
       <w:r>
         <w:rPr>
           <w:lang w:val="zh_TW" w:bidi="zh_TW"/>
         </w:rPr>
         <w:t>；</w:t>
       </w:r>
-      <w:hyperlink r:id="rId14">
-        <w:r>
-          <w:rPr>
-            <w:lang w:val="zh_TW" w:bidi="zh_TW"/>
-          </w:rPr>
-          <w:rPr>
-            <w:color w:val="0000EE"/>
-            <w:u w:val="single"/>
-          </w:rPr>
-          <w:t>馬可福音7:5</w:t>
-        </w:r>
-      </w:hyperlink>
+      <w:r>
+        <w:rPr>
+          <w:lang w:val="zh_TW" w:bidi="zh_TW"/>
+        </w:rPr>
+        <w:t>馬可福音7:5</w:t>
+      </w:r>
       <w:r>
         <w:rPr>
           <w:lang w:val="zh_TW" w:bidi="zh_TW"/>
@@ -334,36 +322,24 @@
         </w:rPr>
         <w:t>在</w:t>
       </w:r>
-      <w:hyperlink r:id="rId15">
-        <w:r>
-          <w:rPr>
-            <w:lang w:val="zh_TW" w:bidi="zh_TW"/>
-          </w:rPr>
-          <w:rPr>
-            <w:color w:val="0000EE"/>
-            <w:u w:val="single"/>
-          </w:rPr>
-          <w:t>馬可福音七章8節</w:t>
-        </w:r>
-      </w:hyperlink>
+      <w:r>
+        <w:rPr>
+          <w:lang w:val="zh_TW" w:bidi="zh_TW"/>
+        </w:rPr>
+        <w:t>馬可福音七章8節</w:t>
+      </w:r>
       <w:r>
         <w:rPr>
           <w:lang w:val="zh_TW" w:bidi="zh_TW"/>
         </w:rPr>
         <w:t>，祂明確地將神的誡命置於這些傳統之上。耶穌談到傳統如何成為人的重擔。耶穌批評文士和法利賽人將傳統當作律法來執行的做法（</w:t>
       </w:r>
-      <w:hyperlink r:id="rId16">
-        <w:r>
-          <w:rPr>
-            <w:lang w:val="zh_TW" w:bidi="zh_TW"/>
-          </w:rPr>
-          <w:rPr>
-            <w:color w:val="0000EE"/>
-            <w:u w:val="single"/>
-          </w:rPr>
-          <w:t>馬太福音23</w:t>
-        </w:r>
-      </w:hyperlink>
+      <w:r>
+        <w:rPr>
+          <w:lang w:val="zh_TW" w:bidi="zh_TW"/>
+        </w:rPr>
+        <w:t>馬太福音23</w:t>
+      </w:r>
       <w:r>
         <w:rPr>
           <w:lang w:val="zh_TW" w:bidi="zh_TW"/>
